--- a/docs/maintenance/AI开发项目_项目说明文档.docx
+++ b/docs/maintenance/AI开发项目_项目说明文档.docx
@@ -637,6 +637,107 @@
         <w:t>统一缓存版本已升级为 v789；app.js 与 ai-account.js 语法检查通过，页面、脚本和 Service Worker 版本一致，120/120 项自动测试全部通过。本轮按约定只做一次提交和一次推送。</w:t>
       </w:r>
     </w:p>
+    <w:p>
+      <w:pPr>
+        <w:pStyle w:val="Heading1"/>
+      </w:pPr>
+      <w:r>
+        <w:t>网页小手机维护更新（2026-08-05，v790 · 屏保铃声与音乐同步修复）</w:t>
+      </w:r>
+    </w:p>
+    <w:p>
+      <w:pPr>
+        <w:pStyle w:val="Heading2"/>
+      </w:pPr>
+      <w:r>
+        <w:t>问题复核与根因</w:t>
+      </w:r>
+    </w:p>
+    <w:p>
+      <w:pPr>
+        <w:pStyle w:val="ListBullet"/>
+      </w:pPr>
+      <w:r>
+        <w:t>屏保：v789 把每次 visibilitychange/pagehide 都直接写成 locked=true，浏览器的短暂隐藏也被误判为真正退出后台，所以内部软件切换或系统瞬时打断后会再次出现屏保。</w:t>
+      </w:r>
+    </w:p>
+    <w:p>
+      <w:pPr>
+        <w:pStyle w:val="ListBullet"/>
+      </w:pPr>
+      <w:r>
+        <w:t>电话声音：上次只降低了音量并改用三角波，来电仍持续交替播放 520/660Hz 长音，拨号仍使用连续上行音阶；警报式频率和节奏没有改变，因此听感没有实质改善。</w:t>
+      </w:r>
+    </w:p>
+    <w:p>
+      <w:pPr>
+        <w:pStyle w:val="ListBullet"/>
+      </w:pPr>
+      <w:r>
+        <w:t>歌词：时间解析和 currentTime 边界测试虽然通过，但真实播放器在 metadata、playing、seeking/seeked 以及页面 DOM 重建后没有统一重新同步当前句，静态 repaint 测试未覆盖这条生命周期。</w:t>
+      </w:r>
+    </w:p>
+    <w:p>
+      <w:pPr>
+        <w:pStyle w:val="ListBullet"/>
+      </w:pPr>
+      <w:r>
+        <w:t>后台音乐：页面 pageshow/visibility 恢复时无条件执行 audioHardWake，短暂播放 UI 提示和通话两个 HTMLAudio 媒体通道以做静音预热，会抢占手机的媒体会话并打断正在播放的音乐。</w:t>
+      </w:r>
+    </w:p>
+    <w:p>
+      <w:pPr>
+        <w:pStyle w:val="Heading2"/>
+      </w:pPr>
+      <w:r>
+        <w:t>本轮修改与决策</w:t>
+      </w:r>
+    </w:p>
+    <w:p>
+      <w:pPr>
+        <w:pStyle w:val="ListBullet"/>
+      </w:pPr>
+      <w:r>
+        <w:t>屏保改为两阶段判定：隐藏时只记录离开时间并保存待写数据；恢复时仅在连续离开达到 2.5 秒后锁屏。beforeunload 仍立即持久化锁定，首次完整启动仍强制显示一次屏保。</w:t>
+      </w:r>
+    </w:p>
+    <w:p>
+      <w:pPr>
+        <w:pStyle w:val="ListBullet"/>
+      </w:pPr>
+      <w:r>
+        <w:t>来电、角色主动拨号和电话软件拨号统一改为 880/1174Hz 的短促正弦衰减提示，降低音量并拉开循环间隔；不回退 v788 的 iOS HTMLAudio 安全播放通道。</w:t>
+      </w:r>
+    </w:p>
+    <w:p>
+      <w:pPr>
+        <w:pStyle w:val="ListBullet"/>
+      </w:pPr>
+      <w:r>
+        <w:t>歌词仍严格使用真实 Audio.currentTime，不增加固定提前量；在 loadedmetadata、durationchange、play/playing、seeking/seeked 和音乐页重新渲染后强制刷新当前句并恢复高亮循环。</w:t>
+      </w:r>
+    </w:p>
+    <w:p>
+      <w:pPr>
+        <w:pStyle w:val="ListBullet"/>
+      </w:pPr>
+      <w:r>
+        <w:t>普通进入、切回和内部导航只恢复 WebAudio，不再启动 HTMLAudio 静音预热；只有用户明确点电话麦克风时才走媒体通道硬唤醒，保留首按话筒的专用修复路径。</w:t>
+      </w:r>
+    </w:p>
+    <w:p>
+      <w:pPr>
+        <w:pStyle w:val="Heading2"/>
+      </w:pPr>
+      <w:r>
+        <w:t>影响范围与验证</w:t>
+      </w:r>
+    </w:p>
+    <w:p>
+      <w:r>
+        <w:t>影响 app.js 的锁屏生命周期、音乐播放器、电话提示音和 iOS 音频恢复，以及页面/Service Worker 缓存版本；未重构聊天、存档、通话识别或其他业务模块。新增/加强锁屏时长、普通触摸不抢媒体、麦克风专用唤醒、警报频率禁回归和播放器生命周期歌词同步测试。app.js 语法、v790 页面与缓存一致性、本地页面启动及 120/120 自动测试均通过；铃声听感、外部后台音乐混音和电话首按仍需 iPhone/Android 真机最终确认。</w:t>
+      </w:r>
+    </w:p>
     <w:sectPr>
       <w:pgSz w:w="12240" w:h="15840"/>
       <w:pgMar w:top="1440" w:right="1800" w:bottom="1440" w:left="1800" w:header="720" w:footer="720" w:gutter="0"/>

--- a/docs/maintenance/AI开发项目_项目说明文档.docx
+++ b/docs/maintenance/AI开发项目_项目说明文档.docx
@@ -738,6 +738,83 @@
         <w:t>影响 app.js 的锁屏生命周期、音乐播放器、电话提示音和 iOS 音频恢复，以及页面/Service Worker 缓存版本；未重构聊天、存档、通话识别或其他业务模块。新增/加强锁屏时长、普通触摸不抢媒体、麦克风专用唤醒、警报频率禁回归和播放器生命周期歌词同步测试。app.js 语法、v790 页面与缓存一致性、本地页面启动及 120/120 自动测试均通过；铃声听感、外部后台音乐混音和电话首按仍需 iPhone/Android 真机最终确认。</w:t>
       </w:r>
     </w:p>
+    <w:p>
+      <w:pPr>
+        <w:pStyle w:val="Heading1"/>
+      </w:pPr>
+      <w:r>
+        <w:t>网页小手机维护更新（2026-08-05，v791 · 约会实时状态同步）</w:t>
+      </w:r>
+    </w:p>
+    <w:p>
+      <w:pPr>
+        <w:pStyle w:val="Heading2"/>
+      </w:pPr>
+      <w:r>
+        <w:t>需求与根因</w:t>
+      </w:r>
+    </w:p>
+    <w:p>
+      <w:pPr>
+        <w:pStyle w:val="ListBullet"/>
+      </w:pPr>
+      <w:r>
+        <w:t>线下约会允许中途进入同一角色的线上聊天；分段总结会把已发生内容写入长期记忆，但线上提示词此前没有读取约会的 started 实时状态，因此模型只能看到“已归档历史”，容易把本场误判为已经结束。</w:t>
+      </w:r>
+    </w:p>
+    <w:p>
+      <w:pPr>
+        <w:pStyle w:val="ListBullet"/>
+      </w:pPr>
+      <w:r>
+        <w:t>线上提示词原有三处聊天间隔/久未回复提醒，会明确写入“你们没在聊”“已经很久没回”等结论；即使只增加一条约会进行中提示，也会与这些旧提示互相冲突。</w:t>
+      </w:r>
+    </w:p>
+    <w:p>
+      <w:pPr>
+        <w:pStyle w:val="Heading2"/>
+      </w:pPr>
+      <w:r>
+        <w:t>本轮修改与产品决策</w:t>
+      </w:r>
+    </w:p>
+    <w:p>
+      <w:pPr>
+        <w:pStyle w:val="ListBullet"/>
+      </w:pPr>
+      <w:r>
+        <w:t>新增“约会中同步到线上”全局开关，位于线下约会的“约会设定”中，默认开启。开启时，仅对正在约会的同一角色注入实时状态；关闭时，线上与线下按平行独立世界处理。</w:t>
+      </w:r>
+    </w:p>
+    <w:p>
+      <w:pPr>
+        <w:pStyle w:val="ListBullet"/>
+      </w:pPr>
+      <w:r>
+        <w:t>实时状态明确说明：约会尚未结束，玩家仍在现场，只是在约会间隙拿出手机；手动分段总结只是归档本场进度，不代表约会结束。约会手动结束后 started 变为 false，提示自动消失，不新增重复生命周期状态。</w:t>
+      </w:r>
+    </w:p>
+    <w:p>
+      <w:pPr>
+        <w:pStyle w:val="ListBullet"/>
+      </w:pPr>
+      <w:r>
+        <w:t>实时状态生效期间，线上不再注入聊天间隔、长时间未聊天和久未回复追问，避免模型同时接收到互斥事实。其他角色、已结束约会和关闭开关后的原行为保持不变。</w:t>
+      </w:r>
+    </w:p>
+    <w:p>
+      <w:pPr>
+        <w:pStyle w:val="Heading2"/>
+      </w:pPr>
+      <w:r>
+        <w:t>影响范围与验证</w:t>
+      </w:r>
+    </w:p>
+    <w:p>
+      <w:r>
+        <w:t>代码影响 app.js 的线上系统提示、线下约会设置和版本缓存；未改动分段总结、约会存档、继续约会或结束约会的数据结构。新增自动测试覆盖旧用户缺少设置字段时默认开启、同角色命中、其他角色隔离、结束后清除、关闭开关以及提示内容；app.js 语法、缓存完整性/版本一致性和 240/240 项自动测试均通过。</w:t>
+      </w:r>
+    </w:p>
     <w:sectPr>
       <w:pgSz w:w="12240" w:h="15840"/>
       <w:pgMar w:top="1440" w:right="1800" w:bottom="1440" w:left="1800" w:header="720" w:footer="720" w:gutter="0"/>

--- a/docs/maintenance/AI开发项目_项目说明文档.docx
+++ b/docs/maintenance/AI开发项目_项目说明文档.docx
@@ -815,6 +815,92 @@
         <w:t>代码影响 app.js 的线上系统提示、线下约会设置和版本缓存；未改动分段总结、约会存档、继续约会或结束约会的数据结构。新增自动测试覆盖旧用户缺少设置字段时默认开启、同角色命中、其他角色隔离、结束后清除、关闭开关以及提示内容；app.js 语法、缓存完整性/版本一致性和 240/240 项自动测试均通过。</w:t>
       </w:r>
     </w:p>
+    <w:p>
+      <w:pPr>
+        <w:pStyle w:val="Heading1"/>
+      </w:pPr>
+      <w:r>
+        <w:t>网页小手机维护更新（2026-08-05，v792 · 电话声音、首句与歌词修复）</w:t>
+      </w:r>
+    </w:p>
+    <w:p>
+      <w:pPr>
+        <w:pStyle w:val="Heading2"/>
+      </w:pPr>
+      <w:r>
+        <w:t>需求复核与真实根因</w:t>
+      </w:r>
+    </w:p>
+    <w:p>
+      <w:pPr>
+        <w:pStyle w:val="ListBullet"/>
+      </w:pPr>
+      <w:r>
+        <w:t>v790 把旧的 520/660Hz 警报旋律换成 880/1174Hz，但仍保留了循环双音上行结构；现场听感继续像救护车，说明问题是音高交替和循环密度，不是只替换某两个频率即可。</w:t>
+      </w:r>
+    </w:p>
+    <w:p>
+      <w:pPr>
+        <w:pStyle w:val="ListBullet"/>
+      </w:pPr>
+      <w:r>
+        <w:t>歌词事件监听本身没有解决重复切歌：本地歌曲从 IndexedDB 异步读取，较早的请求可能较晚返回，随后覆盖新歌的 audio.src，并撤销新歌 Blob URL；界面当前歌曲与实际播放歌曲错位后，歌词会不亮或按另一首歌的时间滚动。点击某句会强制改写 currentTime，因此才会暂时恢复。</w:t>
+      </w:r>
+    </w:p>
+    <w:p>
+      <w:pPr>
+        <w:pStyle w:val="ListBullet"/>
+      </w:pPr>
+      <w:r>
+        <w:t>通话首句此前与第二句并行发起语音合成；两条请求会竞争同一语音服务和网络资源，且字幕要等音频真正开始才显示，接通后的首句等待被放大。</w:t>
+      </w:r>
+    </w:p>
+    <w:p>
+      <w:pPr>
+        <w:pStyle w:val="Heading2"/>
+      </w:pPr>
+      <w:r>
+        <w:t>本轮修改与边界</w:t>
+      </w:r>
+    </w:p>
+    <w:p>
+      <w:pPr>
+        <w:pStyle w:val="ListBullet"/>
+      </w:pPr>
+      <w:r>
+        <w:t>来电、角色主动拨号和电话软件拨号统一为与消息提示同族的单个 880Hz 短衰减音；来电每次响声后保留 1.43 秒静默，不再使用任何双音交替。继续沿用 v788 的 iOS HTMLAudio 安全播放通道，并升级音频缓存键，避免复用旧合成铃声。</w:t>
+      </w:r>
+    </w:p>
+    <w:p>
+      <w:pPr>
+        <w:pStyle w:val="ListBullet"/>
+      </w:pPr>
+      <w:r>
+        <w:t>音乐播放增加切歌令牌和音频所属歌曲 ID。旧异步请求返回时直接丢弃，不能再赋值 audio.src、撤销当前 Blob URL或重绘歌词；歌词、进度、打轴和点击跳转都先确认当前界面歌曲与实际音频一致。</w:t>
+      </w:r>
+    </w:p>
+    <w:p>
+      <w:pPr>
+        <w:pStyle w:val="ListBullet"/>
+      </w:pPr>
+      <w:r>
+        <w:t>电话语音预取改为单个有序 worker：先生成第一句，第一句准备完成后才在其播放期间继续预取后续句子。没有改动 chatAPI、麦克风、听筒、iOS 通话媒体元素或语音识别流程。</w:t>
+      </w:r>
+    </w:p>
+    <w:p>
+      <w:pPr>
+        <w:pStyle w:val="Heading2"/>
+      </w:pPr>
+      <w:r>
+        <w:t>影响范围与验证</w:t>
+      </w:r>
+    </w:p>
+    <w:p>
+      <w:pPr/>
+      <w:r>
+        <w:t>代码影响 app.js 的电话提示音、音乐播放器异步载入/歌词同步、通话语音预取，以及 v792 页面与 Service Worker 缓存版本；未重构聊天、存档、AI 账户、麦克风或电话播放底层。新增快速反序切歌测试，验证旧请求不能覆盖新歌或撤销新歌 URL；声音测试禁止任意双音警报结构并固定长静默；通话测试固定首句单请求优先。app.js 语法、专项测试和全量 240/240 项自动测试通过。本地页面无控制台错误，但浏览器测试受邀请码门禁限制；铃声听感、真实歌曲和电话首句速度仍需已授权手机实测。</w:t>
+      </w:r>
+    </w:p>
     <w:sectPr>
       <w:pgSz w:w="12240" w:h="15840"/>
       <w:pgMar w:top="1440" w:right="1800" w:bottom="1440" w:left="1800" w:header="720" w:footer="720" w:gutter="0"/>

--- a/docs/maintenance/AI开发项目_项目说明文档.docx
+++ b/docs/maintenance/AI开发项目_项目说明文档.docx
@@ -901,6 +901,75 @@
         <w:t>代码影响 app.js 的电话提示音、音乐播放器异步载入/歌词同步、通话语音预取，以及 v792 页面与 Service Worker 缓存版本；未重构聊天、存档、AI 账户、麦克风或电话播放底层。新增快速反序切歌测试，验证旧请求不能覆盖新歌或撤销新歌 URL；声音测试禁止任意双音警报结构并固定长静默；通话测试固定首句单请求优先。app.js 语法、专项测试和全量 240/240 项自动测试通过。本地页面无控制台错误，但浏览器测试受邀请码门禁限制；铃声听感、真实歌曲和电话首句速度仍需已授权手机实测。</w:t>
       </w:r>
     </w:p>
+    <w:p>
+      <w:pPr>
+        <w:pStyle w:val="Heading1"/>
+      </w:pPr>
+      <w:r>
+        <w:t>网页小手机维护更新（2026-08-05，v793 · 线下入口与歌词绑定修复）</w:t>
+      </w:r>
+    </w:p>
+    <w:p>
+      <w:pPr>
+        <w:pStyle w:val="Heading2"/>
+      </w:pPr>
+      <w:r>
+        <w:t>现场复核与真实根因</w:t>
+      </w:r>
+    </w:p>
+    <w:p>
+      <w:pPr>
+        <w:pStyle w:val="ListBullet"/>
+      </w:pPr>
+      <w:r>
+        <w:t>线下约会入口：桌面图标为兼容触屏，会在 pointerup 阶段直接启动应用；线下约会又在该阶段同步挂载弹窗。同一次触摸随后生成的兼容 click 可能命中新出现的弹窗遮罩并立即关闭弹窗，因此用户看到第一次或连续几次点击没有打开。问题位于桌面点按与弹窗挂载的事件边界，不在线下约会角色、存档、总结或继续约会逻辑。</w:t>
+      </w:r>
+    </w:p>
+    <w:p>
+      <w:pPr>
+        <w:pStyle w:val="ListBullet"/>
+      </w:pPr>
+      <w:r>
+        <w:t>歌词：v792 已增加切歌令牌和音频所属歌曲 ID，但 musicOpenPlayer 仍只依据界面当前歌曲 _mCur 判断是否需要加载，musicExpandPlayer 也没有修复真实音频身份。界面歌曲与 _mAudioSongId 错位时，v792 新增的安全校验会让进度和歌词刷新全部提前返回；点击某句歌词会主动重绑当前歌曲，所以点击后才恢复，说明时间轴数据和 Audio.currentTime 本身可用。</w:t>
+      </w:r>
+    </w:p>
+    <w:p>
+      <w:pPr>
+        <w:pStyle w:val="Heading2"/>
+      </w:pPr>
+      <w:r>
+        <w:t>本轮修改与边界</w:t>
+      </w:r>
+    </w:p>
+    <w:p>
+      <w:pPr>
+        <w:pStyle w:val="ListBullet"/>
+      </w:pPr>
+      <w:r>
+        <w:t>线下约会弹窗改为在当前 pointerup/兼容 click 事件链结束后的下一任务挂载，避免尾随点击落到遮罩。没有删除 v789 的触屏 pointerup 启动方案，也没有改通用弹窗关闭、锁屏、线下角色选择或约会数据。</w:t>
+      </w:r>
+    </w:p>
+    <w:p>
+      <w:pPr>
+        <w:pStyle w:val="ListBullet"/>
+      </w:pPr>
+      <w:r>
+        <w:t>进入指定歌曲时同时核对 audio 元素、src 与 _mAudioSongId；只要真实播放实例不属于选中歌曲，就重新执行受令牌保护的 musicPlay。展开播放器同样修复错位；已经正确绑定且正在播放的歌曲只重绘界面，不会重新起播。歌词仍以保存的打轴时间和真实 Audio.currentTime 为唯一依据。</w:t>
+      </w:r>
+    </w:p>
+    <w:p>
+      <w:pPr>
+        <w:pStyle w:val="Heading2"/>
+      </w:pPr>
+      <w:r>
+        <w:t>影响范围与验证</w:t>
+      </w:r>
+    </w:p>
+    <w:p>
+      <w:r>
+        <w:t>代码影响 app.js 的线下约会应用入口、音乐播放器进入/展开绑定，以及 v793 页面与 Service Worker 缓存版本；未改动线下约会业务、歌词文本、打轴保存、滚动算法、电话或音频底层。新增测试覆盖错位时自动重绑、展开时自动修复、正确绑定时不重启，以及线下弹窗延后挂载；缓存一致性、专项测试和全量 120/120 个测试文件均通过。</w:t>
+      </w:r>
+    </w:p>
     <w:sectPr>
       <w:pgSz w:w="12240" w:h="15840"/>
       <w:pgMar w:top="1440" w:right="1800" w:bottom="1440" w:left="1800" w:header="720" w:footer="720" w:gutter="0"/>

--- a/docs/maintenance/AI开发项目_项目说明文档.docx
+++ b/docs/maintenance/AI开发项目_项目说明文档.docx
@@ -968,6 +968,172 @@
     <w:p>
       <w:r>
         <w:t>代码影响 app.js 的线下约会应用入口、音乐播放器进入/展开绑定，以及 v793 页面与 Service Worker 缓存版本；未改动线下约会业务、歌词文本、打轴保存、滚动算法、电话或音频底层。新增测试覆盖错位时自动重绑、展开时自动修复、正确绑定时不重启，以及线下弹窗延后挂载；缓存一致性、专项测试和全量 120/120 个测试文件均通过。</w:t>
+      </w:r>
+    </w:p>
+    <w:p>
+      <w:pPr>
+        <w:pStyle w:val="Heading1"/>
+      </w:pPr>
+      <w:r>
+        <w:rPr>
+          <w:rFonts w:ascii="Microsoft YaHei" w:hAnsi="Microsoft YaHei" w:eastAsia="微软雅黑"/>
+          <w:b/>
+          <w:sz w:val="30"/>
+        </w:rPr>
+        <w:t>v794 · 歌词手动浏览与跟唱修复（2026-08-05）</w:t>
+      </w:r>
+    </w:p>
+    <w:p>
+      <w:r>
+        <w:rPr>
+          <w:rFonts w:ascii="Microsoft YaHei" w:hAnsi="Microsoft YaHei" w:eastAsia="微软雅黑"/>
+          <w:sz w:val="21"/>
+        </w:rPr>
+        <w:t>背景：v790、v792、v793 连续三次没有解决歌词不跟唱的问题；用户进一步确认歌词区域连手动上下滑动也不可用。</w:t>
+      </w:r>
+    </w:p>
+    <w:p>
+      <w:pPr>
+        <w:pStyle w:val="Heading2"/>
+      </w:pPr>
+      <w:r>
+        <w:rPr>
+          <w:rFonts w:ascii="Microsoft YaHei" w:hAnsi="Microsoft YaHei" w:eastAsia="微软雅黑"/>
+          <w:sz w:val="21"/>
+        </w:rPr>
+        <w:t>根因确认</w:t>
+      </w:r>
+    </w:p>
+    <w:p>
+      <w:pPr>
+        <w:pStyle w:val="ListBullet"/>
+      </w:pPr>
+      <w:r>
+        <w:rPr>
+          <w:rFonts w:ascii="Microsoft YaHei" w:hAnsi="Microsoft YaHei" w:eastAsia="微软雅黑"/>
+          <w:sz w:val="21"/>
+        </w:rPr>
+        <w:t>歌词容器长期使用 overflow:hidden，界面层从根本上禁止了手动上下滑动。</w:t>
+      </w:r>
+    </w:p>
+    <w:p>
+      <w:pPr>
+        <w:pStyle w:val="ListBullet"/>
+      </w:pPr>
+      <w:r>
+        <w:rPr>
+          <w:rFonts w:ascii="Microsoft YaHei" w:hAnsi="Microsoft YaHei" w:eastAsia="微软雅黑"/>
+          <w:sz w:val="21"/>
+        </w:rPr>
+        <w:t>播放刷新循环约每 80ms 重写一次 scrollTop，同时容器启用平滑滚动；同一句歌词的滚动动画会被反复重启，造成不滚、延迟或与歌曲不同步。</w:t>
+      </w:r>
+    </w:p>
+    <w:p>
+      <w:pPr>
+        <w:pStyle w:val="ListBullet"/>
+      </w:pPr>
+      <w:r>
+        <w:rPr>
+          <w:rFonts w:ascii="Microsoft YaHei" w:hAnsi="Microsoft YaHei" w:eastAsia="微软雅黑"/>
+          <w:sz w:val="21"/>
+        </w:rPr>
+        <w:t>v790–v793 只处理页面生命周期、异步歌曲加载和音频/歌曲身份绑定，没有覆盖歌词容器与滚动控制权，因此旧方案不能继续重复。</w:t>
+      </w:r>
+    </w:p>
+    <w:p>
+      <w:pPr>
+        <w:pStyle w:val="Heading2"/>
+      </w:pPr>
+      <w:r>
+        <w:rPr>
+          <w:rFonts w:ascii="Microsoft YaHei" w:hAnsi="Microsoft YaHei" w:eastAsia="微软雅黑"/>
+          <w:sz w:val="21"/>
+        </w:rPr>
+        <w:t>修改方案</w:t>
+      </w:r>
+    </w:p>
+    <w:p>
+      <w:pPr>
+        <w:pStyle w:val="ListBullet"/>
+      </w:pPr>
+      <w:r>
+        <w:rPr>
+          <w:rFonts w:ascii="Microsoft YaHei" w:hAnsi="Microsoft YaHei" w:eastAsia="微软雅黑"/>
+          <w:sz w:val="21"/>
+        </w:rPr>
+        <w:t>歌词容器开放纵向触摸滚动，并隐藏滚动条；不改歌词导入、打轴格式和音频播放链。</w:t>
+      </w:r>
+    </w:p>
+    <w:p>
+      <w:pPr>
+        <w:pStyle w:val="ListBullet"/>
+      </w:pPr>
+      <w:r>
+        <w:rPr>
+          <w:rFonts w:ascii="Microsoft YaHei" w:hAnsi="Microsoft YaHei" w:eastAsia="微软雅黑"/>
+          <w:sz w:val="21"/>
+        </w:rPr>
+        <w:t>带时间轴歌词只在当前句发生变化时执行一次居中，高亮仍按真实 audio.currentTime 持续刷新。</w:t>
+      </w:r>
+    </w:p>
+    <w:p>
+      <w:pPr>
+        <w:pStyle w:val="ListBullet"/>
+      </w:pPr>
+      <w:r>
+        <w:rPr>
+          <w:rFonts w:ascii="Microsoft YaHei" w:hAnsi="Microsoft YaHei" w:eastAsia="微软雅黑"/>
+          <w:sz w:val="21"/>
+        </w:rPr>
+        <w:t>用户开始触摸、拖动或滚轮浏览后，自动居中暂停 4 秒；停止操作后恢复跟唱。点击某句跳转时立即恢复自动跟随。</w:t>
+      </w:r>
+    </w:p>
+    <w:p>
+      <w:pPr>
+        <w:pStyle w:val="Heading2"/>
+      </w:pPr>
+      <w:r>
+        <w:rPr>
+          <w:rFonts w:ascii="Microsoft YaHei" w:hAnsi="Microsoft YaHei" w:eastAsia="微软雅黑"/>
+          <w:sz w:val="21"/>
+        </w:rPr>
+        <w:t>版本与验证</w:t>
+      </w:r>
+    </w:p>
+    <w:p>
+      <w:pPr>
+        <w:pStyle w:val="ListBullet"/>
+      </w:pPr>
+      <w:r>
+        <w:rPr>
+          <w:rFonts w:ascii="Microsoft YaHei" w:hAnsi="Microsoft YaHei" w:eastAsia="微软雅黑"/>
+          <w:sz w:val="21"/>
+        </w:rPr>
+        <w:t>前端、入口页、修复页和 Service Worker 统一升级为 v794。</w:t>
+      </w:r>
+    </w:p>
+    <w:p>
+      <w:pPr>
+        <w:pStyle w:val="ListBullet"/>
+      </w:pPr>
+      <w:r>
+        <w:rPr>
+          <w:rFonts w:ascii="Microsoft YaHei" w:hAnsi="Microsoft YaHei" w:eastAsia="微软雅黑"/>
+          <w:sz w:val="21"/>
+        </w:rPr>
+        <w:t>新增交互回归：同一句不重复启动平滑滚动、手动浏览不被抢回、停止浏览后恢复跟唱、歌词区域允许纵向触摸滚动。</w:t>
+      </w:r>
+    </w:p>
+    <w:p>
+      <w:pPr>
+        <w:pStyle w:val="ListBullet"/>
+      </w:pPr>
+      <w:r>
+        <w:rPr>
+          <w:rFonts w:ascii="Microsoft YaHei" w:hAnsi="Microsoft YaHei" w:eastAsia="微软雅黑"/>
+          <w:sz w:val="21"/>
+        </w:rPr>
+        <w:t>全量 120 个测试文件通过。验收时先确认设置中显示 v794；旧 Service Worker 的当前页面不会被强制刷新，以免中断聊天或通话。</w:t>
       </w:r>
     </w:p>
     <w:sectPr>

--- a/docs/maintenance/AI开发项目_项目说明文档.docx
+++ b/docs/maintenance/AI开发项目_项目说明文档.docx
@@ -1134,6 +1134,114 @@
           <w:sz w:val="21"/>
         </w:rPr>
         <w:t>全量 120 个测试文件通过。验收时先确认设置中显示 v794；旧 Service Worker 的当前页面不会被强制刷新，以免中断聊天或通话。</w:t>
+      </w:r>
+    </w:p>
+    <w:p>
+      <w:pPr>
+        <w:pStyle w:val="Heading1"/>
+      </w:pPr>
+      <w:r>
+        <w:rPr>
+          <w:rFonts w:ascii="Microsoft YaHei" w:hAnsi="Microsoft YaHei" w:eastAsia="微软雅黑"/>
+          <w:b/>
+          <w:sz w:val="30"/>
+        </w:rPr>
+        <w:t>v795 · 歌词居中坐标修复（2026-08-05）</w:t>
+      </w:r>
+    </w:p>
+    <w:p>
+      <w:r>
+        <w:rPr>
+          <w:rFonts w:ascii="Microsoft YaHei" w:hAnsi="Microsoft YaHei" w:eastAsia="微软雅黑"/>
+          <w:sz w:val="21"/>
+        </w:rPr>
+        <w:t>现场结论：v794 已恢复手动滑动，当前高亮句与歌曲时间轴一致；但歌词窗口自动跟随会固定跳向下半段，手动拨正后在 4 秒跟随等待结束时再次跳错。</w:t>
+      </w:r>
+    </w:p>
+    <w:p>
+      <w:pPr>
+        <w:pStyle w:val="Heading2"/>
+      </w:pPr>
+      <w:r>
+        <w:rPr>
+          <w:rFonts w:ascii="Microsoft YaHei" w:hAnsi="Microsoft YaHei" w:eastAsia="微软雅黑"/>
+          <w:b/>
+          <w:sz w:val="24"/>
+        </w:rPr>
+        <w:t>根因与方案</w:t>
+      </w:r>
+    </w:p>
+    <w:p>
+      <w:pPr>
+        <w:pStyle w:val="ListBullet"/>
+      </w:pPr>
+      <w:r>
+        <w:rPr>
+          <w:rFonts w:ascii="Microsoft YaHei" w:hAnsi="Microsoft YaHei" w:eastAsia="微软雅黑"/>
+          <w:sz w:val="21"/>
+        </w:rPr>
+        <w:t>高亮和滚动使用同一个歌词 index，因此正确高亮已证明时间轴、音频时钟和 index 没有问题。</w:t>
+      </w:r>
+    </w:p>
+    <w:p>
+      <w:pPr>
+        <w:pStyle w:val="ListBullet"/>
+      </w:pPr>
+      <w:r>
+        <w:rPr>
+          <w:rFonts w:ascii="Microsoft YaHei" w:hAnsi="Microsoft YaHei" w:eastAsia="微软雅黑"/>
+          <w:sz w:val="21"/>
+        </w:rPr>
+        <w:t>自动居中直接使用歌词行 offsetTop；歌词框本身没有建立定位坐标系，offsetTop 属于上层播放器坐标，包含唱片、标题等固定高度。把该值写入歌词框 scrollTop 会稳定产生固定向下偏移。</w:t>
+      </w:r>
+    </w:p>
+    <w:p>
+      <w:pPr>
+        <w:pStyle w:val="ListBullet"/>
+      </w:pPr>
+      <w:r>
+        <w:rPr>
+          <w:rFonts w:ascii="Microsoft YaHei" w:hAnsi="Microsoft YaHei" w:eastAsia="微软雅黑"/>
+          <w:sz w:val="21"/>
+        </w:rPr>
+        <w:t>新增 mLyricTarget，以歌词行和歌词框 getBoundingClientRect 的差值加当前 scrollTop，计算真正的歌词框内容坐标。保留 v794 的手动滑动、4 秒控制权和按 cue 变化滚动。</w:t>
+      </w:r>
+    </w:p>
+    <w:p>
+      <w:pPr>
+        <w:pStyle w:val="Heading2"/>
+      </w:pPr>
+      <w:r>
+        <w:rPr>
+          <w:rFonts w:ascii="Microsoft YaHei" w:hAnsi="Microsoft YaHei" w:eastAsia="微软雅黑"/>
+          <w:b/>
+          <w:sz w:val="24"/>
+        </w:rPr>
+        <w:t>范围与验证</w:t>
+      </w:r>
+    </w:p>
+    <w:p>
+      <w:pPr>
+        <w:pStyle w:val="ListBullet"/>
+      </w:pPr>
+      <w:r>
+        <w:rPr>
+          <w:rFonts w:ascii="Microsoft YaHei" w:hAnsi="Microsoft YaHei" w:eastAsia="微软雅黑"/>
+          <w:sz w:val="21"/>
+        </w:rPr>
+        <w:t>只修改 app.js 的歌词自动居中目标和音乐歌词测试；未修改打轴、歌词 index、Audio.currentTime、导入、切歌、电话或其他音频功能。</w:t>
+      </w:r>
+    </w:p>
+    <w:p>
+      <w:pPr>
+        <w:pStyle w:val="ListBullet"/>
+      </w:pPr>
+      <w:r>
+        <w:rPr>
+          <w:rFonts w:ascii="Microsoft YaHei" w:hAnsi="Microsoft YaHei" w:eastAsia="微软雅黑"/>
+          <w:sz w:val="21"/>
+        </w:rPr>
+        <w:t>测试把歌词框放在页面 400px 下方，证明旧 offsetTop 会带入父级偏移，新算法在首次跟随和手动浏览恢复后都居中到正确行；全量 120 个测试文件通过。版本统一升级为 v795。</w:t>
       </w:r>
     </w:p>
     <w:sectPr>

--- a/docs/maintenance/AI开发项目_项目说明文档.docx
+++ b/docs/maintenance/AI开发项目_项目说明文档.docx
@@ -1242,6 +1242,115 @@
           <w:sz w:val="21"/>
         </w:rPr>
         <w:t>测试把歌词框放在页面 400px 下方，证明旧 offsetTop 会带入父级偏移，新算法在首次跟随和手动浏览恢复后都居中到正确行；全量 120 个测试文件通过。版本统一升级为 v795。</w:t>
+      </w:r>
+    </w:p>
+    <w:p>
+      <w:pPr>
+        <w:pStyle w:val="Heading1"/>
+      </w:pPr>
+      <w:r>
+        <w:t>v796 · 音乐歌词布局优化（2026-08-05）</w:t>
+      </w:r>
+    </w:p>
+    <w:p>
+      <w:r>
+        <w:t>用户反馈：音乐播放页的歌词区域被压得过小，通常只能看到三句；唱片与歌词之间留白过大，希望歌词整体上移、显示更多行并适当增大字号。</w:t>
+      </w:r>
+    </w:p>
+    <w:p>
+      <w:pPr>
+        <w:pStyle w:val="Heading2"/>
+      </w:pPr>
+      <w:r>
+        <w:t>原因与影响范围</w:t>
+      </w:r>
+    </w:p>
+    <w:p>
+      <w:pPr>
+        <w:pStyle w:val="ListBullet"/>
+      </w:pPr>
+      <w:r>
+        <w:t>普通屏歌词容器固定为 64px，矮屏固定为 48px；结合原来的 11px 字号和 2.05 行高，只能显示约 2–3 行。</w:t>
+      </w:r>
+    </w:p>
+    <w:p>
+      <w:pPr>
+        <w:pStyle w:val="ListBullet"/>
+      </w:pPr>
+      <w:r>
+        <w:t>唱片舞台使用 flex:1 并垂直居中，会持续吞掉页面剩余高度；屏幕越高，唱片下方到歌曲信息/歌词之间的空白越明显。</w:t>
+      </w:r>
+    </w:p>
+    <w:p>
+      <w:pPr>
+        <w:pStyle w:val="ListBullet"/>
+      </w:pPr>
+      <w:r>
+        <w:t>影响仅限音乐播放页的 CSS 纵向排版，不涉及歌词时间轴、高亮索引、手动滚动、音频播放或后台播放逻辑。</w:t>
+      </w:r>
+    </w:p>
+    <w:p>
+      <w:pPr>
+        <w:pStyle w:val="Heading2"/>
+      </w:pPr>
+      <w:r>
+        <w:t>修改方案</w:t>
+      </w:r>
+    </w:p>
+    <w:p>
+      <w:pPr>
+        <w:pStyle w:val="ListBullet"/>
+      </w:pPr>
+      <w:r>
+        <w:t>唱片舞台与唱片尺寸改为 clamp(190px, 28vh, 240px)，取消舞台对剩余高度的无限扩张，让唱片和歌词区域更靠近。</w:t>
+      </w:r>
+    </w:p>
+    <w:p>
+      <w:pPr>
+        <w:pStyle w:val="ListBullet"/>
+      </w:pPr>
+      <w:r>
+        <w:t>歌词容器改为 clamp(92px, 14vh, 120px)，普通屏歌词字号提升到 13px、行高 1.8，预计可同时看到约 5 行。</w:t>
+      </w:r>
+    </w:p>
+    <w:p>
+      <w:pPr>
+        <w:pStyle w:val="ListBullet"/>
+      </w:pPr>
+      <w:r>
+        <w:t>高度不超过 720px 的矮屏使用 12px、行高 1.75，并压缩歌曲信息区，预计仍可看到约 4 行。</w:t>
+      </w:r>
+    </w:p>
+    <w:p>
+      <w:pPr>
+        <w:pStyle w:val="ListBullet"/>
+      </w:pPr>
+      <w:r>
+        <w:t>保留 v795 的正确滚动坐标、高亮定位与用户手动滚动保护，不改 JavaScript。</w:t>
+      </w:r>
+    </w:p>
+    <w:p>
+      <w:pPr>
+        <w:pStyle w:val="Heading2"/>
+      </w:pPr>
+      <w:r>
+        <w:t>验证</w:t>
+      </w:r>
+    </w:p>
+    <w:p>
+      <w:pPr>
+        <w:pStyle w:val="ListBullet"/>
+      </w:pPr>
+      <w:r>
+        <w:t>新增音乐视觉样式断言，锁定唱片舞台高度、歌词容器高度和普通屏/矮屏字号行高。</w:t>
+      </w:r>
+    </w:p>
+    <w:p>
+      <w:pPr>
+        <w:pStyle w:val="ListBullet"/>
+      </w:pPr>
+      <w:r>
+        <w:t>音乐视觉测试、歌词时间轴测试及全量 120 个测试文件全部通过。</w:t>
       </w:r>
     </w:p>
     <w:sectPr>

--- a/docs/maintenance/AI开发项目_项目说明文档.docx
+++ b/docs/maintenance/AI开发项目_项目说明文档.docx
@@ -1351,6 +1351,123 @@
       </w:pPr>
       <w:r>
         <w:t>音乐视觉测试、歌词时间轴测试及全量 120 个测试文件全部通过。</w:t>
+      </w:r>
+    </w:p>
+    <w:p>
+      <w:pPr>
+        <w:pStyle w:val="Heading1"/>
+      </w:pPr>
+      <w:r>
+        <w:t>v797 · 播放页纵向布局微调（2026-08-05）</w:t>
+      </w:r>
+    </w:p>
+    <w:p>
+      <w:r>
+        <w:t>用户基于 v796 真机截图继续校准播放器：唱片与歌名之间需要保留一行空白；歌名、作词作曲与滚动歌词整体下移；进度条、播放按钮和聊天区应固定保持在底部；聊天开关字号需与预览歌词一致。</w:t>
+      </w:r>
+    </w:p>
+    <w:p>
+      <w:pPr>
+        <w:pStyle w:val="Heading2"/>
+      </w:pPr>
+      <w:r>
+        <w:t>根因与范围</w:t>
+      </w:r>
+    </w:p>
+    <w:p>
+      <w:pPr>
+        <w:pStyle w:val="ListBullet"/>
+      </w:pPr>
+      <w:r>
+        <w:t>v796 将唱片舞台收紧到接近唱片本身高度，虽然消除了旧的大块空白，但歌曲信息紧接唱片，缺少视觉缓冲。</w:t>
+      </w:r>
+    </w:p>
+    <w:p>
+      <w:pPr>
+        <w:pStyle w:val="ListBullet"/>
+      </w:pPr>
+      <w:r>
+        <w:t>歌曲信息、歌词和控制区都按普通纵向文档流排列；中部间距变化会继续推移控制区，无法稳定保留底部位置。</w:t>
+      </w:r>
+    </w:p>
+    <w:p>
+      <w:pPr>
+        <w:pStyle w:val="ListBullet"/>
+      </w:pPr>
+      <w:r>
+        <w:t>聊天开关仍为 8px，明显小于 v796 已提升到 13px/矮屏 12px 的歌词文本。</w:t>
+      </w:r>
+    </w:p>
+    <w:p>
+      <w:pPr>
+        <w:pStyle w:val="ListBullet"/>
+      </w:pPr>
+      <w:r>
+        <w:t>影响仅限音乐播放页 CSS；不修改歌词索引、滚动坐标、打轴、Audio 事件、后台音乐或电话模块。</w:t>
+      </w:r>
+    </w:p>
+    <w:p>
+      <w:pPr>
+        <w:pStyle w:val="Heading2"/>
+      </w:pPr>
+      <w:r>
+        <w:t>修改方案</w:t>
+      </w:r>
+    </w:p>
+    <w:p>
+      <w:pPr>
+        <w:pStyle w:val="ListBullet"/>
+      </w:pPr>
+      <w:r>
+        <w:t>歌曲信息顶部使用 clamp(18px, 2.4vh, 24px) 留出约一行空白；矮屏固定为 14px。由于作词作曲和滚动歌词位于其后，整个预览歌词模块同步下移。</w:t>
+      </w:r>
+    </w:p>
+    <w:p>
+      <w:pPr>
+        <w:pStyle w:val="ListBullet"/>
+      </w:pPr>
+      <w:r>
+        <w:t>控制容器使用 margin-top:auto 吸收剩余高度，使进度条、播放按钮、聊天开关和输入框作为一个整体独立锚定底部。</w:t>
+      </w:r>
+    </w:p>
+    <w:p>
+      <w:pPr>
+        <w:pStyle w:val="ListBullet"/>
+      </w:pPr>
+      <w:r>
+        <w:t>控制区底部留白调整为普通屏 16px、矮屏 12px，为聊天开关和输入框保留空间。</w:t>
+      </w:r>
+    </w:p>
+    <w:p>
+      <w:pPr>
+        <w:pStyle w:val="ListBullet"/>
+      </w:pPr>
+      <w:r>
+        <w:t>聊天开关字号改为普通屏 13px、矮屏 12px，与对应预览歌词字号一致。</w:t>
+      </w:r>
+    </w:p>
+    <w:p>
+      <w:pPr>
+        <w:pStyle w:val="Heading2"/>
+      </w:pPr>
+      <w:r>
+        <w:t>验证</w:t>
+      </w:r>
+    </w:p>
+    <w:p>
+      <w:pPr>
+        <w:pStyle w:val="ListBullet"/>
+      </w:pPr>
+      <w:r>
+        <w:t>视觉测试新增唱片/歌曲信息间距、底部控制区锚定、底部留白和聊天字号断言。</w:t>
+      </w:r>
+    </w:p>
+    <w:p>
+      <w:pPr>
+        <w:pStyle w:val="ListBullet"/>
+      </w:pPr>
+      <w:r>
+        <w:t>音乐视觉、歌词、聊天记录专项测试及全量 120 个测试文件全部通过。</w:t>
       </w:r>
     </w:p>
     <w:sectPr>

--- a/docs/maintenance/AI开发项目_项目说明文档.docx
+++ b/docs/maintenance/AI开发项目_项目说明文档.docx
@@ -1468,6 +1468,34 @@
       </w:pPr>
       <w:r>
         <w:t>音乐视觉、歌词、聊天记录专项测试及全量 120 个测试文件全部通过。</w:t>
+      </w:r>
+    </w:p>
+    <w:p>
+      <w:pPr>
+        <w:pStyle w:val="Heading1"/>
+      </w:pPr>
+      <w:r>
+        <w:t>v798 · 伴生设备控制页原型（2026-08-05）</w:t>
+      </w:r>
+    </w:p>
+    <w:p>
+      <w:r>
+        <w:t>情侣空间新增第三页“伴生设备”，集中展示伴生设备状态、外置 iPhone 总屏幕使用时长、逐 App 使用时长接入状态、App 锁定/解锁、每日限额、定位、足迹、角色权限和操作审计。页面提供明确标注的原型测试数据，不会把原型数据冒充成真实 iPhone 数据。</w:t>
+      </w:r>
+    </w:p>
+    <w:p>
+      <w:r>
+        <w:t>管控指令默认 scope = both（内外同时），同时保留“仅内置、仅外置、内外同时”三个选项。内置 App 与外置 DeviceActivity App 通过不同稳定 ID 绑定；双端指令分别生成内置规则和外置规则，内外使用时间分别计算、分别触发锁定，禁止相加为共享时长。</w:t>
+      </w:r>
+    </w:p>
+    <w:p>
+      <w:r>
+        <w:t>角色读取来源固定为外置 iPhone。总屏幕使用时长、逐 App 使用时长、位置和足迹不会混入小手机内置数据或剧情位置。当前真实 iPhone 端仅有总屏幕使用时长，逐 App 使用时长在页面中如实显示“待 iPhone 端接入”，下一阶段需要在原生伴生 App 增加 DeviceActivityReport 数据输出与安全同步。</w:t>
+      </w:r>
+    </w:p>
+    <w:p>
+      <w:r>
+        <w:t>本轮完成 v798 缓存与外壳版本对齐，并新增伴生设备控制测试。2026-08-05 执行全部 246 项自动测试，246 通过、0 失败；本地浏览器可正常加载 North v798 且无控制台错误，但因现有邀请码授权页未绕过，第三页仍需在已授权的小手机环境进行一次实际点击验收。</w:t>
       </w:r>
     </w:p>
     <w:sectPr>

--- a/docs/maintenance/AI开发项目_项目说明文档.docx
+++ b/docs/maintenance/AI开发项目_项目说明文档.docx
@@ -1496,6 +1496,131 @@
     <w:p>
       <w:r>
         <w:t>本轮完成 v798 缓存与外壳版本对齐，并新增伴生设备控制测试。2026-08-05 执行全部 246 项自动测试，246 通过、0 失败；本地浏览器可正常加载 North v798 且无控制台错误，但因现有邀请码授权页未绕过，第三页仍需在已授权的小手机环境进行一次实际点击验收。</w:t>
+      </w:r>
+    </w:p>
+    <w:p>
+      <w:pPr>
+        <w:pStyle w:val="Heading1"/>
+      </w:pPr>
+      <w:r>
+        <w:t>v799 · 音乐导出防退出修复（2026-08-05）</w:t>
+      </w:r>
+    </w:p>
+    <w:p>
+      <w:r>
+        <w:t>用户反馈：点击导出音乐文件时，小手机有时会突然退出。该现象不是普通 JavaScript 报错，而是导出链在部分手机浏览器中触发内存峰值或把异步下载当成页面导航。</w:t>
+      </w:r>
+    </w:p>
+    <w:p>
+      <w:pPr>
+        <w:pStyle w:val="Heading2"/>
+      </w:pPr>
+      <w:r>
+        <w:t>根因与影响范围</w:t>
+      </w:r>
+    </w:p>
+    <w:p>
+      <w:pPr>
+        <w:pStyle w:val="ListBullet"/>
+      </w:pPr>
+      <w:r>
+        <w:t>旧整包导出将所有 IndexedDB 音频逐首转成 Base64 并长期保存在 pack 对象中，随后再对整个 pack 执行 JSON.stringify，最后又复制为 Blob；峰值内存可达到原音频体积的数倍。浏览器进程被系统终止时无法进入 catch，因此表现为整个小手机突然退出。</w:t>
+      </w:r>
+    </w:p>
+    <w:p>
+      <w:pPr>
+        <w:pStyle w:val="ListBullet"/>
+      </w:pPr>
+      <w:r>
+        <w:t>真正的隐藏下载链接点击发生在异步读取、Base64 转换和打包全部完成以后，已经脱离最初用户手势；部分 WebView/PWA 会阻止下载或导航离开当前应用。</w:t>
+      </w:r>
+    </w:p>
+    <w:p>
+      <w:pPr>
+        <w:pStyle w:val="ListBullet"/>
+      </w:pPr>
+      <w:r>
+        <w:t>旧导出没有忙碌锁，重复点击可能并行启动多个完整打包任务，进一步放大内存使用。</w:t>
+      </w:r>
+    </w:p>
+    <w:p>
+      <w:pPr>
+        <w:pStyle w:val="ListBullet"/>
+      </w:pPr>
+      <w:r>
+        <w:t>影响仅限音乐整包导出、分首导出和文件保存触发；不修改音乐播放、歌词、IndexedDB 原文件、导入字段或 v798 伴生设备功能。</w:t>
+      </w:r>
+    </w:p>
+    <w:p>
+      <w:pPr>
+        <w:pStyle w:val="Heading2"/>
+      </w:pPr>
+      <w:r>
+        <w:t>修改方案</w:t>
+      </w:r>
+    </w:p>
+    <w:p>
+      <w:pPr>
+        <w:pStyle w:val="ListBullet"/>
+      </w:pPr>
+      <w:r>
+        <w:t>保持 yibei-music-pack ver:1 和原有 JSON 字段不变，但改为逐首生成 JSON/音频分片并直接构建 Blob，不再创建包含全部 Base64 的 pack 对象后又整包复制。</w:t>
+      </w:r>
+    </w:p>
+    <w:p>
+      <w:pPr>
+        <w:pStyle w:val="ListBullet"/>
+      </w:pPr>
+      <w:r>
+        <w:t>打包前先读取 Blob.size 和配置文本估算体积：整包安全上限 20MB，超过后不做 Base64 编码，直接打开分首导出；单曲安全上限 32MB，超过后停止并提示保留原音频。</w:t>
+      </w:r>
+    </w:p>
+    <w:p>
+      <w:pPr>
+        <w:pStyle w:val="ListBullet"/>
+      </w:pPr>
+      <w:r>
+        <w:t>新增全局导出忙碌锁，整包或单曲打包期间的重复点击只提示等待，不启动第二个任务。</w:t>
+      </w:r>
+    </w:p>
+    <w:p>
+      <w:pPr>
+        <w:pStyle w:val="ListBullet"/>
+      </w:pPr>
+      <w:r>
+        <w:t>文件准备完成后展示二次确认框；用户亲自点击“保存文件”后才调用系统分享或下载，确保保存动作处于真实用户手势中。准备好的 Blob 两分钟后自动释放。</w:t>
+      </w:r>
+    </w:p>
+    <w:p>
+      <w:pPr>
+        <w:pStyle w:val="Heading2"/>
+      </w:pPr>
+      <w:r>
+        <w:t>验证</w:t>
+      </w:r>
+    </w:p>
+    <w:p>
+      <w:pPr>
+        <w:pStyle w:val="ListBullet"/>
+      </w:pPr>
+      <w:r>
+        <w:t>新增音乐导出安全测试，实际解析分片生成的 JSON，确认本地音频 file 字段、直链歌曲、循环设置和背景字段与旧导入格式兼容。</w:t>
+      </w:r>
+    </w:p>
+    <w:p>
+      <w:pPr>
+        <w:pStyle w:val="ListBullet"/>
+      </w:pPr>
+      <w:r>
+        <w:t>新增体积上限、并发锁、两阶段保存与旧式整包 JSON 复制禁用断言。</w:t>
+      </w:r>
+    </w:p>
+    <w:p>
+      <w:pPr>
+        <w:pStyle w:val="ListBullet"/>
+      </w:pPr>
+      <w:r>
+        <w:t>全量 122 个测试文件全部通过，包括 v798 伴生设备、存储兼容、音乐歌词和平台稳定性测试。</w:t>
       </w:r>
     </w:p>
     <w:sectPr>

--- a/docs/maintenance/AI开发项目_项目说明文档.docx
+++ b/docs/maintenance/AI开发项目_项目说明文档.docx
@@ -1621,6 +1621,44 @@
       </w:pPr>
       <w:r>
         <w:t>全量 122 个测试文件全部通过，包括 v798 伴生设备、存储兼容、音乐歌词和平台稳定性测试。</w:t>
+      </w:r>
+    </w:p>
+    <w:p>
+      <w:r>
+        <w:br w:type="page"/>
+      </w:r>
+    </w:p>
+    <w:p>
+      <w:pPr>
+        <w:pStyle w:val="Heading1"/>
+      </w:pPr>
+      <w:r>
+        <w:t>v800 · 苹果伴生真实同步接入（2026-08-05）</w:t>
+      </w:r>
+    </w:p>
+    <w:p>
+      <w:r>
+        <w:t>本轮不是重做苹果伴生 App。真机已有的授权、总屏幕使用时间、多个 App 选择、逐个和批量锁定/解锁、每日限额、定位与每日足迹继续保留；本轮是在这些基础上补齐真实逐 App 数据到小手机角色页的安全同步链路。</w:t>
+      </w:r>
+    </w:p>
+    <w:p>
+      <w:r>
+        <w:t>真机结果：DeviceActivityReport 已能输出今日总屏幕时长以及用户所选 App 的独立使用时长，外置 App 以不透明稳定 ID 表示。用户已在真机界面确认真实逐 App 数据成功出现。</w:t>
+      </w:r>
+    </w:p>
+    <w:p>
+      <w:r>
+        <w:t>服务器结果：新增 phone_companion_links、phone_companion_commands 以及配对、快照、命令、回执 RPC。角色端与设备端使用不同秘密；一次性 8 位配对码 10 分钟失效；表启用 RLS 并撤销匿名直接读写权限。用户已在 Supabase 执行迁移，返回 Success. No rows returned；随后只读 RPC 探针返回 HTTP 200。</w:t>
+      </w:r>
+    </w:p>
+    <w:p>
+      <w:r>
+        <w:t>小手机结果：情侣空间第三页新增“连接真实 iPhone”和“立即同步”。页面只读取外置 iPhone 快照，不再用内置或原型数据补位；总时长、逐 App 时长、位置、足迹均以外置载荷为准。内置与外置 App 必须通过不同稳定 ID 手动绑定，默认 scope=both，但两端分别计时。</w:t>
+      </w:r>
+    </w:p>
+    <w:p>
+      <w:r>
+        <w:t>下一步：先在已发布 v800 中确认连接入口出现，再把 iPhone 端的配对、快照上传、命令拉取与回执接入现有 PhoneCompanionTest 工程；不重新创建工程，也不重复已成功的基础测试。</w:t>
       </w:r>
     </w:p>
     <w:sectPr>

--- a/docs/maintenance/AI开发项目_项目说明文档.docx
+++ b/docs/maintenance/AI开发项目_项目说明文档.docx
@@ -1659,6 +1659,67 @@
     <w:p>
       <w:r>
         <w:t>下一步：先在已发布 v800 中确认连接入口出现，再把 iPhone 端的配对、快照上传、命令拉取与回执接入现有 PhoneCompanionTest 工程；不重新创建工程，也不重复已成功的基础测试。</w:t>
+      </w:r>
+    </w:p>
+    <w:p>
+      <w:r>
+        <w:br w:type="page"/>
+      </w:r>
+    </w:p>
+    <w:p>
+      <w:pPr>
+        <w:pStyle w:val="Heading1"/>
+      </w:pPr>
+      <w:r>
+        <w:t>v801 · 真实同步与足迹稳定修复（2026-08-05）</w:t>
+      </w:r>
+    </w:p>
+    <w:p>
+      <w:pPr>
+        <w:pStyle w:val="ListBullet"/>
+      </w:pPr>
+      <w:r>
+        <w:t>真实 iPhone 的 DeviceActivityReport 现在由“真实同步”页主动展示并生成快照，避免已授权但总时长和逐 App 时长仍为 0。</w:t>
+      </w:r>
+    </w:p>
+    <w:p>
+      <w:pPr>
+        <w:pStyle w:val="ListBullet"/>
+      </w:pPr>
+      <w:r>
+        <w:t>网页“立即同步”现在会向伴生 App 排队发送 view 指令、显示明确反馈，并在设备回传窗口内自动轮询。</w:t>
+      </w:r>
+    </w:p>
+    <w:p>
+      <w:pPr>
+        <w:pStyle w:val="ListBullet"/>
+      </w:pPr>
+      <w:r>
+        <w:t>未绑定内置 App 的外置 App 允许由用户直接执行仅外置锁定、解锁和限额；默认 both 与角色双端指令仍要求稳定 ID 绑定，禁止按名称猜测。</w:t>
+      </w:r>
+    </w:p>
+    <w:p>
+      <w:pPr>
+        <w:pStyle w:val="ListBullet"/>
+      </w:pPr>
+      <w:r>
+        <w:t>足迹采用约 200—350 米动态有效移动阈值并压缩旧点；同步上传前从持久化存储重新读取，清空后不会被另一页面的旧内存重新上传。</w:t>
+      </w:r>
+    </w:p>
+    <w:p>
+      <w:pPr>
+        <w:pStyle w:val="ListBullet"/>
+      </w:pPr>
+      <w:r>
+        <w:t>Apple 隐私规则不允许主 App 直接读取第三方 App 名称，因此新增可对照系统 Label 填写的显示别名；网页端也可编辑显示名称，稳定 ID 不变。</w:t>
+      </w:r>
+    </w:p>
+    <w:p>
+      <w:pPr>
+        <w:pStyle w:val="ListBullet"/>
+      </w:pPr>
+      <w:r>
+        <w:t>网页自动化回归：255/255 通过。</w:t>
       </w:r>
     </w:p>
     <w:sectPr>

--- a/docs/maintenance/AI开发项目_项目说明文档.docx
+++ b/docs/maintenance/AI开发项目_项目说明文档.docx
@@ -1720,6 +1720,26 @@
       </w:pPr>
       <w:r>
         <w:t>网页自动化回归：255/255 通过。</w:t>
+      </w:r>
+    </w:p>
+    <w:p>
+      <w:r>
+        <w:t>2026-08-05 · v802 逐 App 时长与外置控制修复</w:t>
+      </w:r>
+    </w:p>
+    <w:p>
+      <w:r>
+        <w:t>真实 iPhone 同步现在以 DeviceActivityReport 扩展生成的新鲜快照为唯一成功依据：同时上传今日总时长和每个已选 App 的独立使用秒数；小手机和角色端继续只读取外置数据，不与内置计时合并。</w:t>
+      </w:r>
+    </w:p>
+    <w:p>
+      <w:r>
+        <w:t>外置锁定、解锁、限额命令通过 stable externalAppID 对应的持久 ApplicationToken 注册表执行，前台命令轮询缩短为 5 秒。伴生设备操作记录仅保留最近 3 天，超过 72 小时自动从本地界面清理，服务端新命令入队时同步清理过期记录。</w:t>
+      </w:r>
+    </w:p>
+    <w:p>
+      <w:r>
+        <w:t>v802补充（2026-08-05）：角色端读取桥已统一为外置真实iPhone来源。角色查看定位、总屏幕时长和逐App时长时不再读取小手机内置数据；默认“内外同时”在外置未连接或稳定ID未绑定时整条拒绝，不再静默退化为仅内置。伴生端新增DeviceActivity报告可用标记，报告尚未生成时页面显示“待同步”，不得把0分钟当作真实结果。伴生设备操作记录仅保留三天。</w:t>
       </w:r>
     </w:p>
     <w:sectPr>

--- a/docs/maintenance/AI开发项目_项目说明文档.docx
+++ b/docs/maintenance/AI开发项目_项目说明文档.docx
@@ -1740,6 +1740,94 @@
     <w:p>
       <w:r>
         <w:t>v802补充（2026-08-05）：角色端读取桥已统一为外置真实iPhone来源。角色查看定位、总屏幕时长和逐App时长时不再读取小手机内置数据；默认“内外同时”在外置未连接或稳定ID未绑定时整条拒绝，不再静默退化为仅内置。伴生端新增DeviceActivity报告可用标记，报告尚未生成时页面显示“待同步”，不得把0分钟当作真实结果。伴生设备操作记录仅保留三天。</w:t>
+      </w:r>
+    </w:p>
+    <w:p>
+      <w:pPr>
+        <w:pStyle w:val="Heading1"/>
+      </w:pPr>
+      <w:r>
+        <w:t>v803 · 线下旁白格式修复（2026-08-05）</w:t>
+      </w:r>
+    </w:p>
+    <w:p>
+      <w:pPr>
+        <w:pStyle w:val="Heading2"/>
+      </w:pPr>
+      <w:r>
+        <w:t>问题与根因</w:t>
+      </w:r>
+    </w:p>
+    <w:p>
+      <w:pPr>
+        <w:pStyle w:val="ListBullet"/>
+      </w:pPr>
+      <w:r>
+        <w:t>线下约会的回复解析器此前只把完整包在【】或圆括号中的片段识别为旁白。模型输出“旁白：……”或“[旁白|……]”时，该片段会落入角色台词分支，以角色气泡显示，并以 who=ta 写入约会记录。</w:t>
+      </w:r>
+    </w:p>
+    <w:p>
+      <w:pPr>
+        <w:pStyle w:val="ListBullet"/>
+      </w:pPr>
+      <w:r>
+        <w:t>线下角色漂移检查只过滤跳出角色、拒绝模板和提示词泄漏，没有验证回复中是否至少存在一段可识别旁白，因此错误格式不会触发纠错重写。</w:t>
+      </w:r>
+    </w:p>
+    <w:p>
+      <w:pPr>
+        <w:pStyle w:val="Heading2"/>
+      </w:pPr>
+      <w:r>
+        <w:t>修改方案与边界</w:t>
+      </w:r>
+    </w:p>
+    <w:p>
+      <w:pPr>
+        <w:pStyle w:val="ListBullet"/>
+      </w:pPr>
+      <w:r>
+        <w:t>新增统一的线下旁白解析入口，兼容既有【旁白】、圆括号旁白，以及明确的“旁白：”“动作旁白：”“[旁白|内容]”等标签；识别后先去掉格式标签，再以 who=旁白、source=ta 写入。</w:t>
+      </w:r>
+    </w:p>
+    <w:p>
+      <w:pPr>
+        <w:pStyle w:val="ListBullet"/>
+      </w:pPr>
+      <w:r>
+        <w:t>角色漂移检查新增旁白结构要求：回复中没有任何可识别旁白时先请求重写，连续失败才使用原有安全兜底。普通台词不会因为以“他/她”开头而被猜测为旁白。</w:t>
+      </w:r>
+    </w:p>
+    <w:p>
+      <w:pPr>
+        <w:pStyle w:val="ListBullet"/>
+      </w:pPr>
+      <w:r>
+        <w:t>修改仅涉及线下约会 AI 回复的格式识别、去重分类与发布缓存；没有改动玩家旁白按钮、约会历史结构、分段总结、结束约会、线上状态同步或普通台词渲染。</w:t>
+      </w:r>
+    </w:p>
+    <w:p>
+      <w:pPr>
+        <w:pStyle w:val="Heading2"/>
+      </w:pPr>
+      <w:r>
+        <w:t>验证</w:t>
+      </w:r>
+    </w:p>
+    <w:p>
+      <w:pPr>
+        <w:pStyle w:val="ListBullet"/>
+      </w:pPr>
+      <w:r>
+        <w:t>新增线下旁白格式专项测试，覆盖【】、圆括号、旁白冒号、方括号标签、动作旁白、旁白与台词混排，以及普通“他是谁？”台词不误判。</w:t>
+      </w:r>
+    </w:p>
+    <w:p>
+      <w:pPr>
+        <w:pStyle w:val="ListBullet"/>
+      </w:pPr>
+      <w:r>
+        <w:t>app.js 语法、线下约会、启动缓存和紧急恢复专项测试通过；完整回归 124/124 个测试文件全部通过。</w:t>
       </w:r>
     </w:p>
     <w:sectPr>

--- a/docs/maintenance/AI开发项目_项目说明文档.docx
+++ b/docs/maintenance/AI开发项目_项目说明文档.docx
@@ -1828,6 +1828,94 @@
       </w:pPr>
       <w:r>
         <w:t>app.js 语法、线下约会、启动缓存和紧急恢复专项测试通过；完整回归 124/124 个测试文件全部通过。</w:t>
+      </w:r>
+    </w:p>
+    <w:p>
+      <w:pPr>
+        <w:pStyle w:val="Heading1"/>
+      </w:pPr>
+      <w:r>
+        <w:t>v804 · 音乐键盘布局恢复（2026-08-05）</w:t>
+      </w:r>
+    </w:p>
+    <w:p>
+      <w:pPr>
+        <w:pStyle w:val="Heading2"/>
+      </w:pPr>
+      <w:r>
+        <w:t>问题与根因</w:t>
+      </w:r>
+    </w:p>
+    <w:p>
+      <w:pPr>
+        <w:pStyle w:val="ListBullet"/>
+      </w:pPr>
+      <w:r>
+        <w:t>现象：在音乐播放器点开底部聊天输入框后退出键盘，唱片、歌名和歌词等整个播放器内容会一起向上偏移，顶部头像甚至被裁切。</w:t>
+      </w:r>
+    </w:p>
+    <w:p>
+      <w:pPr>
+        <w:pStyle w:val="ListBullet"/>
+      </w:pPr>
+      <w:r>
+        <w:t>根因：移动浏览器为露出底部输入框会自动平移或滚动页面；键盘关闭后，部分浏览器不会及时把文档滚动偏移恢复到 0。该问题是播放器页面的键盘残留位移，不是唱片尺寸、歌词索引或歌词时间轴计算错误。</w:t>
+      </w:r>
+    </w:p>
+    <w:p>
+      <w:pPr>
+        <w:pStyle w:val="Heading2"/>
+      </w:pPr>
+      <w:r>
+        <w:t>修改方案与边界</w:t>
+      </w:r>
+    </w:p>
+    <w:p>
+      <w:pPr>
+        <w:pStyle w:val="ListBullet"/>
+      </w:pPr>
+      <w:r>
+        <w:t>只在音乐播放器聊天输入框建立局部恢复：记录聚焦前高度，在输入框失焦、收起聊天、退出播放器以及窗口高度恢复时清除文档残留滚动；并在 80、240、500 毫秒执行有限的收尾恢复，以兼容键盘关闭动画。</w:t>
+      </w:r>
+    </w:p>
+    <w:p>
+      <w:pPr>
+        <w:pStyle w:val="ListBullet"/>
+      </w:pPr>
+      <w:r>
+        <w:t>恢复函数必须同时满足当前仍为 player 视图且播放器节点存在，避免影响首页、微信、线下约会等其他页面的独立滚动。</w:t>
+      </w:r>
+    </w:p>
+    <w:p>
+      <w:pPr>
+        <w:pStyle w:val="ListBullet"/>
+      </w:pPr>
+      <w:r>
+        <w:t>没有重新引入历史失败的全局可视高度变量、visualViewport 监听或全局 phone 高度改写；没有修改音乐 CSS、唱片位置参数、歌词滚动索引、音频播放与切歌逻辑。</w:t>
+      </w:r>
+    </w:p>
+    <w:p>
+      <w:pPr>
+        <w:pStyle w:val="Heading2"/>
+      </w:pPr>
+      <w:r>
+        <w:t>验证</w:t>
+      </w:r>
+    </w:p>
+    <w:p>
+      <w:pPr>
+        <w:pStyle w:val="ListBullet"/>
+      </w:pPr>
+      <w:r>
+        <w:t>新增音乐键盘视口专项测试，覆盖播放器内清零、非播放器不清零、键盘展开时不抢滚动、可视高度恢复后清零、失焦后的延迟收尾，以及不存在全局视口改写。</w:t>
+      </w:r>
+    </w:p>
+    <w:p>
+      <w:pPr>
+        <w:pStyle w:val="ListBullet"/>
+      </w:pPr>
+      <w:r>
+        <w:t>app.js 语法检查、歌词同步、音乐布局、移动端启动稳定性和紧急恢复专项测试通过；完整回归 125/125 个测试文件、262/262 项断言通过。</w:t>
       </w:r>
     </w:p>
     <w:sectPr>

--- a/docs/maintenance/AI开发项目_项目说明文档.docx
+++ b/docs/maintenance/AI开发项目_项目说明文档.docx
@@ -1916,6 +1916,110 @@
       </w:pPr>
       <w:r>
         <w:t>app.js 语法检查、歌词同步、音乐布局、移动端启动稳定性和紧急恢复专项测试通过；完整回归 125/125 个测试文件、262/262 项断言通过。</w:t>
+      </w:r>
+    </w:p>
+    <w:p>
+      <w:pPr>
+        <w:pStyle w:val="Heading1"/>
+      </w:pPr>
+      <w:r>
+        <w:t>v805 · 主屏入口与外观修复（2026-08-05）</w:t>
+      </w:r>
+    </w:p>
+    <w:p>
+      <w:pPr>
+        <w:pStyle w:val="Heading2"/>
+      </w:pPr>
+      <w:r>
+        <w:t>问题与根因</w:t>
+      </w:r>
+    </w:p>
+    <w:p>
+      <w:pPr>
+        <w:pStyle w:val="ListBullet"/>
+      </w:pPr>
+      <w:r>
+        <w:t>抖音仍有部分设备点不开：v789 虽增加 pointerup 启动，但 pointercancel 会无条件屏蔽随后可能产生的兼容 click，部分触屏浏览器因此同时失去直接启动和备用点击；抖音数据结构也只在脚本启动时修复，运行中恢复旧备份后可能再次变成不完整结构。</w:t>
+      </w:r>
+    </w:p>
+    <w:p>
+      <w:pPr>
+        <w:pStyle w:val="ListBullet"/>
+      </w:pPr>
+      <w:r>
+        <w:t>微信偶尔从桌面直接进入某个对话：pointerup 立即把主屏替换成微信列表，同一次触摸随后产生的兼容 click 可能落到新出现的第一条会话，属于跨页面穿透点击，不是微信列表路由或聊天记录错误。</w:t>
+      </w:r>
+    </w:p>
+    <w:p>
+      <w:pPr>
+        <w:pStyle w:val="ListBullet"/>
+      </w:pPr>
+      <w:r>
+        <w:t>底部四个 App 与分页点位于主屏整体纵向滚动流末尾；组件和应用较多时必须滑到底才能看到，现有结构并非固定 Dock。</w:t>
+      </w:r>
+    </w:p>
+    <w:p>
+      <w:pPr>
+        <w:pStyle w:val="Heading2"/>
+      </w:pPr>
+      <w:r>
+        <w:t>修改方案与边界</w:t>
+      </w:r>
+    </w:p>
+    <w:p>
+      <w:pPr>
+        <w:pStyle w:val="ListBullet"/>
+      </w:pPr>
+      <w:r>
+        <w:t>桌面 pointerup 启动统一延迟到下一任务，保留不依赖 click 的触屏兼容，同时让兼容 click 在旧主屏 DOM 上结束，避免穿透到微信或其他新页面。pointercancel 仅在真实拖拽时屏蔽后续 click；普通取消继续保留浏览器 click 兜底。</w:t>
+      </w:r>
+    </w:p>
+    <w:p>
+      <w:pPr>
+        <w:pStyle w:val="ListBullet"/>
+      </w:pPr>
+      <w:r>
+        <w:t>新增可重复调用的 dyInit：每次打开和渲染抖音都检查 profile、users 及 feed/liked/following/dms/history/mine 数组，修复运行中恢复的旧存档，不改抖音内容、点赞、私信或生成逻辑。</w:t>
+      </w:r>
+    </w:p>
+    <w:p>
+      <w:pPr>
+        <w:pStyle w:val="ListBullet"/>
+      </w:pPr>
+      <w:r>
+        <w:t>主屏拆成内部 home-scroll 与外部固定层：组件和应用页仍可纵向滚动、应用页仍可左右翻页；分页点和微信/通讯录/我/设置四个 Dock 图标留在主屏底部，不跟随内容滚动，也不使用相对整个浏览器窗口的 position:fixed。</w:t>
+      </w:r>
+    </w:p>
+    <w:p>
+      <w:pPr>
+        <w:pStyle w:val="ListBullet"/>
+      </w:pPr>
+      <w:r>
+        <w:t>偏好设置新增 App 图标颜色深浅与 App 名称文字深浅两个全局滑杆及恢复默认按钮；图标调节覆盖普通应用和底部四个固定图标，参数随美化备份、完整数据重建和导入导出保留。</w:t>
+      </w:r>
+    </w:p>
+    <w:p>
+      <w:pPr>
+        <w:pStyle w:val="Heading2"/>
+      </w:pPr>
+      <w:r>
+        <w:t>验证</w:t>
+      </w:r>
+    </w:p>
+    <w:p>
+      <w:pPr>
+        <w:pStyle w:val="ListBullet"/>
+      </w:pPr>
+      <w:r>
+        <w:t>新增主屏入口稳定性测试，功能级覆盖 pointercancel click 兜底、真实拖拽抑制、pointerup 延迟启动、微信列表防穿透、抖音旧数据修复、固定 Dock、内部滚动、深浅滑杆和配置携带。</w:t>
+      </w:r>
+    </w:p>
+    <w:p>
+      <w:pPr>
+        <w:pStyle w:val="ListBullet"/>
+      </w:pPr>
+      <w:r>
+        <w:t>app.js 语法、安卓桌面启动、设置分页、移动端启动、美化导入导出、缓存版本与紧急恢复专项测试通过；完整回归 126/126 个测试文件、267/267 项断言通过。</w:t>
       </w:r>
     </w:p>
     <w:sectPr>

--- a/docs/maintenance/AI开发项目_项目说明文档.docx
+++ b/docs/maintenance/AI开发项目_项目说明文档.docx
@@ -2020,6 +2020,102 @@
       </w:pPr>
       <w:r>
         <w:t>app.js 语法、安卓桌面启动、设置分页、移动端启动、美化导入导出、缓存版本与紧急恢复专项测试通过；完整回归 126/126 个测试文件、267/267 项断言通过。</w:t>
+      </w:r>
+    </w:p>
+    <w:p>
+      <w:pPr>
+        <w:pStyle w:val="Heading1"/>
+      </w:pPr>
+      <w:r>
+        <w:t>v806 · 连续来电铃声修复（2026-08-05）</w:t>
+      </w:r>
+    </w:p>
+    <w:p>
+      <w:pPr>
+        <w:pStyle w:val="Heading2"/>
+      </w:pPr>
+      <w:r>
+        <w:t>问题与根因</w:t>
+      </w:r>
+    </w:p>
+    <w:p>
+      <w:pPr>
+        <w:pStyle w:val="ListBullet"/>
+      </w:pPr>
+      <w:r>
+        <w:t>现象：角色来电时只响一个很短的提示音，随后静默约一秒再响一次；用户需要的是从来电开始到接听或挂断前持续存在的柔和铃声。</w:t>
+      </w:r>
+    </w:p>
+    <w:p>
+      <w:pPr>
+        <w:pStyle w:val="ListBullet"/>
+      </w:pPr>
+      <w:r>
+        <w:t>根因：v792 为消除双音警报感，把来电改成 0.22 秒的 880Hz 单音，同时加入 1.43 秒静默，并按 1.65 秒周期循环。长静默直接形成了本次报告的间歇式响铃；不是扬声器、浏览器或通话语音通道故障。</w:t>
+      </w:r>
+    </w:p>
+    <w:p>
+      <w:pPr>
+        <w:pStyle w:val="ListBullet"/>
+      </w:pPr>
+      <w:r>
+        <w:t>影响范围：仅角色语音/视频来电的响铃阶段。主动拨号提示、微信消息提示、电话软件按键音、通话 TTS、麦克风、听筒及接通/挂断逻辑不在本次修改范围。</w:t>
+      </w:r>
+    </w:p>
+    <w:p>
+      <w:pPr>
+        <w:pStyle w:val="Heading2"/>
+      </w:pPr>
+      <w:r>
+        <w:t>修改方案与边界</w:t>
+      </w:r>
+    </w:p>
+    <w:p>
+      <w:pPr>
+        <w:pStyle w:val="ListBullet"/>
+      </w:pPr>
+      <w:r>
+        <w:t>主 HTMLAudio 路径改为 1.2 秒低音量 880Hz 正弦持续音，无长静默并循环播放；保留循环交界处的短淡入淡出，避免爆音，同时把音量降至 0.07。</w:t>
+      </w:r>
+    </w:p>
+    <w:p>
+      <w:pPr>
+        <w:pStyle w:val="ListBullet"/>
+      </w:pPr>
+      <w:r>
+        <w:t>WebAudio 备用路径新增 sustain 包络：音量在大部分时长内保持，末尾才淡出；1.2 秒音段按 1.16 秒启动下一段，使用 40 毫秒重叠消除每秒一次的空档。</w:t>
+      </w:r>
+    </w:p>
+    <w:p>
+      <w:pPr>
+        <w:pStyle w:val="ListBullet"/>
+      </w:pPr>
+      <w:r>
+        <w:t>铃声缓存键升级为 incoming-ring-continuous-soft-v4，外壳与 Service Worker 升级为 v806，避免设备继续复用 v792/v805 的旧 WAV。</w:t>
+      </w:r>
+    </w:p>
+    <w:p>
+      <w:pPr>
+        <w:pStyle w:val="Heading2"/>
+      </w:pPr>
+      <w:r>
+        <w:t>验证</w:t>
+      </w:r>
+    </w:p>
+    <w:p>
+      <w:pPr>
+        <w:pStyle w:val="ListBullet"/>
+      </w:pPr>
+      <w:r>
+        <w:t>新增连续来电铃声功能测试，验证主路径无静默循环、备用路径即时启动与 40 毫秒重叠、持续包络、关闭声音不误启备用播放、停止和振动契约；iOS 音频专项继续禁止双音警报频率回归。</w:t>
+      </w:r>
+    </w:p>
+    <w:p>
+      <w:pPr>
+        <w:pStyle w:val="ListBullet"/>
+      </w:pPr>
+      <w:r>
+        <w:t>app.js 语法检查及完整回归通过：127/127 个测试文件、270/270 项断言通过。声音属于感知结果，仍需在原问题手机上完成一次来电、接听、拒接和未接超时实测。</w:t>
       </w:r>
     </w:p>
     <w:sectPr>

--- a/docs/maintenance/AI开发项目_项目说明文档.docx
+++ b/docs/maintenance/AI开发项目_项目说明文档.docx
@@ -2116,6 +2116,102 @@
       </w:pPr>
       <w:r>
         <w:t>app.js 语法检查及完整回归通过：127/127 个测试文件、270/270 项断言通过。声音属于感知结果，仍需在原问题手机上完成一次来电、接听、拒接和未接超时实测。</w:t>
+      </w:r>
+    </w:p>
+    <w:p>
+      <w:pPr>
+        <w:pStyle w:val="Heading1"/>
+      </w:pPr>
+      <w:r>
+        <w:t>v807 · 角色外置管控与伴生界面升级（2026-08-05）</w:t>
+      </w:r>
+    </w:p>
+    <w:p>
+      <w:pPr>
+        <w:pStyle w:val="Heading2"/>
+      </w:pPr>
+      <w:r>
+        <w:t>目标与根因</w:t>
+      </w:r>
+    </w:p>
+    <w:p>
+      <w:pPr>
+        <w:pStyle w:val="ListBullet"/>
+      </w:pPr>
+      <w:r>
+        <w:t>目标：让绑定角色能通过自然语言真实锁定、解锁和设置 iPhone 外置 App 的每日限额，并把小手机里的伴生设备页与 iOS 系统受限页升级为可辨认、可审计的高级界面。</w:t>
+      </w:r>
+    </w:p>
+    <w:p>
+      <w:pPr>
+        <w:pStyle w:val="ListBullet"/>
+      </w:pPr>
+      <w:r>
+        <w:t>根因：角色指令在进入外置命令分发前先被旧的小手机内置 App 授权过滤；自然语言解析又直接沿用默认“内外同时”，当外置 App 没有对应内置授权或绑定时整条命令被拒绝。用户手动按钮走外置稳定 ID，因此手动可锁而角色不能锁。</w:t>
+      </w:r>
+    </w:p>
+    <w:p>
+      <w:pPr>
+        <w:pStyle w:val="Heading2"/>
+      </w:pPr>
+      <w:r>
+        <w:t>修改方案与边界</w:t>
+      </w:r>
+    </w:p>
+    <w:p>
+      <w:pPr>
+        <w:pStyle w:val="ListBullet"/>
+      </w:pPr>
+      <w:r>
+        <w:t>新增外置显示名称到稳定 externalAppID 的精确解析和角色专用外置分发。外置专属 App 不再要求旧内置授权；同名 App 已有内置授权时仍保持默认双端规则，缺少任一双端授权时继续整条拒绝，禁止静默降级。标签指令和自然语言解析共用同一分发器。</w:t>
+      </w:r>
+    </w:p>
+    <w:p>
+      <w:pPr>
+        <w:pStyle w:val="ListBullet"/>
+      </w:pPr>
+      <w:r>
+        <w:t>网页命令继续携带 actor。v807 CompanionSyncView.swift 读取 actor，并把最近一次锁定/限额执行角色写入既有 App Group；新增 Shield Configuration Extension，用深色模糊、红色锁定标题和角色名显示“App 已被角色名锁定”。扩展只读 App Group、不联网，不要求重新授权或重选 App。</w:t>
+      </w:r>
+    </w:p>
+    <w:p>
+      <w:pPr>
+        <w:pStyle w:val="ListBullet"/>
+      </w:pPr>
+      <w:r>
+        <w:t>小手机“伴生设备”页升级为暗色玻璃控制台：连接状态、今日概览、App 卡片、限额进度、定位、角色权限和三日审计统一视觉层级；被锁 App 使用红色状态并显示最近执行角色。展示装饰与命令行为分离。</w:t>
+      </w:r>
+    </w:p>
+    <w:p>
+      <w:pPr>
+        <w:pStyle w:val="ListBullet"/>
+      </w:pPr>
+      <w:r>
+        <w:t>新增系统受限页必须在 Xcode 新建一次 Shield Configuration Extension target，并只给该新 target 勾选现有 App Group。这不是重新配置主 App、Report 或 Monitor。Windows 侧只能完成源码与静态检查，最终编译和真机视觉需在 Xcode 验证。</w:t>
+      </w:r>
+    </w:p>
+    <w:p>
+      <w:pPr>
+        <w:pStyle w:val="Heading2"/>
+      </w:pPr>
+      <w:r>
+        <w:t>验证</w:t>
+      </w:r>
+    </w:p>
+    <w:p>
+      <w:pPr>
+        <w:pStyle w:val="ListBullet"/>
+      </w:pPr>
+      <w:r>
+        <w:t>新增角色外置稳定 ID、无内置授权直达、权限拒绝、自然语言外置作用域、双端不降级、界面锁定态与执行角色等测试；伴生专项 16/16、相关专项 27/27 通过。</w:t>
+      </w:r>
+    </w:p>
+    <w:p>
+      <w:pPr>
+        <w:pStyle w:val="ListBullet"/>
+      </w:pPr>
+      <w:r>
+        <w:t>修复既有 phone-spoof 测试提取器无法识别 return 后正则字面量及缺失依赖的问题；app.js 语法检查和完整回归 275/275 项通过。iOS 包已生成，仍待 Xcode 编译和真实 iPhone 锁定页验收。</w:t>
       </w:r>
     </w:p>
     <w:sectPr>

--- a/docs/maintenance/AI开发项目_项目说明文档.docx
+++ b/docs/maintenance/AI开发项目_项目说明文档.docx
@@ -2212,6 +2212,34 @@
       </w:pPr>
       <w:r>
         <w:t>修复既有 phone-spoof 测试提取器无法识别 return 后正则字面量及缺失依赖的问题；app.js 语法检查和完整回归 275/275 项通过。iOS 包已生成，仍待 Xcode 编译和真实 iPhone 锁定页验收。</w:t>
+      </w:r>
+    </w:p>
+    <w:p>
+      <w:pPr>
+        <w:pStyle w:val="Heading1"/>
+      </w:pPr>
+      <w:r>
+        <w:t>v808 · 伴生页面横向固定（2026-08-06）</w:t>
+      </w:r>
+    </w:p>
+    <w:p>
+      <w:r>
+        <w:t>发布结果：情侣空间 → 伴生设备页面固定为纵向滚动，卡片、输入框和锁定/解锁按钮均被约束在屏幕宽度内；不再因横向溢出而左右摇晃。</w:t>
+      </w:r>
+    </w:p>
+    <w:p>
+      <w:r>
+        <w:t>变更范围：仅调整 #couplescroll、#coupage3 与 #cou_companion_apps 的 CSS 尺寸、溢出和触摸方向；未修改真实 iPhone 同步、稳定 App ID、角色命令、锁定、解锁、限额和真实时长逻辑。</w:t>
+      </w:r>
+    </w:p>
+    <w:p>
+      <w:r>
+        <w:t>验证结果：伴生控制、缓存版本、紧急恢复定向测试 23/23 通过；全量 Node 回归 276/276 通过。仓库没有 package.json，npm test 不适用，正式回归命令继续使用 node --test 加载 tests 目录下全部 *.test.mjs。</w:t>
+      </w:r>
+    </w:p>
+    <w:p>
+      <w:r>
+        <w:t>后续能力边界（尚未实现）：iPhone/Apple Watch 电量和经用户逐项授权的 HealthKit 数据可作为下一批能力；FinanceKit 受国家/地区、Apple 组织开发者账号和受管 entitlement 限制；系统电话 App 的历史通话记录没有公开读取接口，不列为可承诺功能。</w:t>
       </w:r>
     </w:p>
     <w:sectPr>

--- a/docs/maintenance/AI开发项目_项目说明文档.docx
+++ b/docs/maintenance/AI开发项目_项目说明文档.docx
@@ -2240,6 +2240,102 @@
     <w:p>
       <w:r>
         <w:t>后续能力边界（尚未实现）：iPhone/Apple Watch 电量和经用户逐项授权的 HealthKit 数据可作为下一批能力；FinanceKit 受国家/地区、Apple 组织开发者账号和受管 entitlement 限制；系统电话 App 的历史通话记录没有公开读取接口，不列为可承诺功能。</w:t>
+      </w:r>
+    </w:p>
+    <w:p>
+      <w:pPr>
+        <w:pStyle w:val="Heading1"/>
+      </w:pPr>
+      <w:r>
+        <w:t>v809 热修 · 独立舒缓来电铃声（2026-08-06）</w:t>
+      </w:r>
+    </w:p>
+    <w:p>
+      <w:pPr>
+        <w:pStyle w:val="Heading2"/>
+      </w:pPr>
+      <w:r>
+        <w:t>问题与根因</w:t>
+      </w:r>
+    </w:p>
+    <w:p>
+      <w:pPr>
+        <w:pStyle w:val="ListBullet"/>
+      </w:pPr>
+      <w:r>
+        <w:t>现场反馈：v806 的连续来电声比上一版更刺耳。上一轮虽然消除了每隔约一秒的静默，但把 880Hz 正弦纯音延长到 1.2 秒并持续保持音量；高频纯音长期维持本身就是新的刺耳根因。</w:t>
+      </w:r>
+    </w:p>
+    <w:p>
+      <w:pPr>
+        <w:pStyle w:val="ListBullet"/>
+      </w:pPr>
+      <w:r>
+        <w:t>历史方案结论：继续调整单频、音量、衰减或间隔，仍然是在同一组合成纯音上打补丁，不能同时满足连续、舒缓和有铃声辨识度三个目标。</w:t>
+      </w:r>
+    </w:p>
+    <w:p>
+      <w:pPr>
+        <w:pStyle w:val="ListBullet"/>
+      </w:pPr>
+      <w:r>
+        <w:t>影响范围仅为角色语音/视频来电的响铃阶段；主动拨号提示、微信消息声、电话软件音效、通话 TTS、麦克风、听筒和媒体路由不修改。</w:t>
+      </w:r>
+    </w:p>
+    <w:p>
+      <w:pPr>
+        <w:pStyle w:val="Heading2"/>
+      </w:pPr>
+      <w:r>
+        <w:t>修改方案与边界</w:t>
+      </w:r>
+    </w:p>
+    <w:p>
+      <w:pPr>
+        <w:pStyle w:val="ListBullet"/>
+      </w:pPr>
+      <w:r>
+        <w:t>新增独立文件 assets/incoming-soft-ring-v1.wav：8 秒、44.1kHz、16 位单声道，由低中频和弦底音和四个缓慢交叠音符组成；没有双音升降频、尖锐起音或持续高频纯音，并按完整素材无缝循环。</w:t>
+      </w:r>
+    </w:p>
+    <w:p>
+      <w:pPr>
+        <w:pStyle w:val="ListBullet"/>
+      </w:pPr>
+      <w:r>
+        <w:t>角色来电新增独立的持久 Audio 元素。主元素播放失败时，兼容回退仍使用同一份舒缓 WAV 通过既有 iOS UI 媒体元素播放；两条路径均禁止回退到 playMediaTone、WebAudio oscillator 或 880Hz 合成声。</w:t>
+      </w:r>
+    </w:p>
+    <w:p>
+      <w:pPr>
+        <w:pStyle w:val="ListBullet"/>
+      </w:pPr>
+      <w:r>
+        <w:t>铃声加入 Service Worker 离线缓存。为避免夹带当前工作区中尚未提交的伴生主动关怀修改，本次作为 v809 独立热修，只更换 Service Worker 缓存名 north-shell-v809-ring-v1，不改动或提交 v810 的功能文件。</w:t>
+      </w:r>
+    </w:p>
+    <w:p>
+      <w:pPr>
+        <w:pStyle w:val="Heading2"/>
+      </w:pPr>
+      <w:r>
+        <w:t>验证</w:t>
+      </w:r>
+    </w:p>
+    <w:p>
+      <w:pPr>
+        <w:pStyle w:val="ListBullet"/>
+      </w:pPr>
+      <w:r>
+        <w:t>音频结构测试验证：时长 8 秒、44.1kHz/16 位、峰值约 -13.15dBFS、整体 RMS 约 -22.75dBFS、任意 50 毫秒窗口无静默洞、循环接缝低于点击阈值。</w:t>
+      </w:r>
+    </w:p>
+    <w:p>
+      <w:pPr>
+        <w:pStyle w:val="ListBullet"/>
+      </w:pPr>
+      <w:r>
+        <w:t>功能测试执行独立元素、同素材 iOS 回退、接听/拒接停止、关闭声音不创建音频、离线缓存和旧纯音禁止规则；隔离提交环境完整回归 128/128 个测试文件、282/282 项断言通过。实际听感仍需原问题手机验收。</w:t>
       </w:r>
     </w:p>
     <w:sectPr>

--- a/docs/maintenance/AI开发项目_项目说明文档.docx
+++ b/docs/maintenance/AI开发项目_项目说明文档.docx
@@ -2336,6 +2336,39 @@
       </w:pPr>
       <w:r>
         <w:t>功能测试执行独立元素、同素材 iOS 回退、接听/拒接停止、关闭声音不创建音频、离线缓存和旧纯音禁止规则；隔离提交环境完整回归 128/128 个测试文件、282/282 项断言通过。实际听感仍需原问题手机验收。</w:t>
+      </w:r>
+    </w:p>
+    <w:p>
+      <w:pPr>
+        <w:pStyle w:val="Heading1"/>
+      </w:pPr>
+      <w:r>
+        <w:t>2026-08-06 v814 外置 App 稳定编号与可选绑定</w:t>
+      </w:r>
+    </w:p>
+    <w:p>
+      <w:r>
+        <w:t>版本：v814 · 外置 App 稳定编号与可选绑定（2026-08-06）。</w:t>
+      </w:r>
+    </w:p>
+    <w:p>
+      <w:r>
+        <w:t>真实 iPhone App 现在按稳定外置 ID 排序并显示“外置 01、外置 02……”编号；同一编号随安全快照上传到小手机，用于在苹果隐私 token 无法导出真实名称时可靠对应多款 App。</w:t>
+      </w:r>
+    </w:p>
+    <w:p>
+      <w:r>
+        <w:t>绑定小手机同名 App 改为可选。未绑定的外置 App 仍可独立锁定、解锁和设置每日限额；只有需要内外双端联动时才绑定。</w:t>
+      </w:r>
+    </w:p>
+    <w:p>
+      <w:r>
+        <w:t>v813 的低电量规则随 v814 一并发布：真实电量快照不超过 10 分钟、电量不高于 5% 且未充电时，角色按人设提醒一次；恢复到 10% 以上或开始充电后重新待命。</w:t>
+      </w:r>
+    </w:p>
+    <w:p>
+      <w:r>
+        <w:t>范围控制：未修改屏幕使用时间授权、已选择 App、App Groups、TotalActivityReport、Report/Monitor/Shield target、锁定与限额核心。网页完整回归 291/291 通过；Swift 需在 Mac Xcode 完成一次编译。</w:t>
       </w:r>
     </w:p>
     <w:sectPr>

--- a/docs/maintenance/AI开发项目_项目说明文档.docx
+++ b/docs/maintenance/AI开发项目_项目说明文档.docx
@@ -2369,6 +2369,19 @@
     <w:p>
       <w:r>
         <w:t>范围控制：未修改屏幕使用时间授权、已选择 App、App Groups、TotalActivityReport、Report/Monitor/Shield target、锁定与限额核心。网页完整回归 291/291 通过；Swift 需在 Mac Xcode 完成一次编译。</w:t>
+      </w:r>
+    </w:p>
+    <w:p>
+      <w:pPr>
+        <w:pStyle w:val="Heading1"/>
+      </w:pPr>
+      <w:r>
+        <w:t>2026-08-06 v814 Xcode 26 泛型推断热修</w:t>
+      </w:r>
+    </w:p>
+    <w:p>
+      <w:r>
+        <w:t>v814 首次 Mac Xcode 编译发现编号逻辑存在两条泛型推断错误；已改为显式数组、Set、字典类型和普通循环。修订后的单文件包继续使用原 v814 路径，网页功能与线上版本不受影响。</w:t>
       </w:r>
     </w:p>
     <w:sectPr>

--- a/docs/maintenance/AI开发项目_项目说明文档.docx
+++ b/docs/maintenance/AI开发项目_项目说明文档.docx
@@ -2382,6 +2382,51 @@
     <w:p>
       <w:r>
         <w:t>v814 首次 Mac Xcode 编译发现编号逻辑存在两条泛型推断错误；已改为显式数组、Set、字典类型和普通循环。修订后的单文件包继续使用原 v814 路径，网页功能与线上版本不受影响。</w:t>
+      </w:r>
+    </w:p>
+    <w:p>
+      <w:r>
+        <w:br w:type="page"/>
+      </w:r>
+    </w:p>
+    <w:p>
+      <w:pPr>
+        <w:pStyle w:val="Heading1"/>
+      </w:pPr>
+      <w:r>
+        <w:rPr>
+          <w:rFonts w:ascii="Microsoft YaHei" w:hAnsi="Microsoft YaHei" w:eastAsia="Microsoft YaHei"/>
+        </w:rPr>
+        <w:t>v815 伴生设备统一限额设计（2026-08-06）</w:t>
+      </w:r>
+    </w:p>
+    <w:p>
+      <w:r>
+        <w:rPr>
+          <w:rFonts w:ascii="Microsoft YaHei" w:hAnsi="Microsoft YaHei" w:eastAsia="Microsoft YaHei"/>
+        </w:rPr>
+        <w:t>伴生设备现在把“限额配置”与“执行计数”明确分开：用户只维护一份绑定 App 的每日分钟数，系统同时写入小手机内置规则和真实 iPhone DeviceActivity 命令；两端继续按照各自真实使用时长独立计数和触发锁定。</w:t>
+      </w:r>
+    </w:p>
+    <w:p>
+      <w:r>
+        <w:t>交互规则：未绑定外置 App 可锁定或解锁；完成稳定 ID 绑定后，卡片出现唯一的“内外统一每日限额”输入。没有明确设置分钟数时保持不限额。绑定选择会立即保存，页面只局部刷新并保持滚动位置。锁定/解锁范围开关不再影响限额。</w:t>
+      </w:r>
+    </w:p>
+    <w:p>
+      <w:r>
+        <w:rPr>
+          <w:rFonts w:ascii="Microsoft YaHei" w:hAnsi="Microsoft YaHei" w:eastAsia="Microsoft YaHei"/>
+        </w:rPr>
+        <w:t>角色规则：角色可按授权锁定或解锁仅内置、仅外置或两端；角色设置限额时必须命中已绑定 App，系统忽略“仅内置/仅外置”措辞并强制两端使用相同分钟数。</w:t>
+      </w:r>
+    </w:p>
+    <w:p>
+      <w:r>
+        <w:rPr>
+          <w:rFonts w:ascii="Microsoft YaHei" w:hAnsi="Microsoft YaHei" w:eastAsia="Microsoft YaHei"/>
+        </w:rPr>
+        <w:t>版本：Web shell、Service Worker、入口页和缓存防护统一提升为 v815。</w:t>
       </w:r>
     </w:p>
     <w:sectPr>

--- a/docs/maintenance/AI开发项目_项目说明文档.docx
+++ b/docs/maintenance/AI开发项目_项目说明文档.docx
@@ -2427,6 +2427,45 @@
           <w:rFonts w:ascii="Microsoft YaHei" w:hAnsi="Microsoft YaHei" w:eastAsia="Microsoft YaHei"/>
         </w:rPr>
         <w:t>版本：Web shell、Service Worker、入口页和缓存防护统一提升为 v815。</w:t>
+      </w:r>
+    </w:p>
+    <w:p/>
+    <w:p>
+      <w:pPr>
+        <w:pStyle w:val="Heading1"/>
+      </w:pPr>
+      <w:r>
+        <w:t>v816 · 电子宠物与微信自主模式（2026-08-06）</w:t>
+      </w:r>
+    </w:p>
+    <w:p>
+      <w:pPr/>
+      <w:r>
+        <w:t>发布基线：本次以远端 main 的 v815 为唯一基线，移植旧功能分支中的电子宠物与微信自主模式；没有用旧 v812 分支覆盖 v815，因此保留内外统一限额、绑定立即持久化及现有软件锁链路。</w:t>
+      </w:r>
+    </w:p>
+    <w:p>
+      <w:pPr/>
+      <w:r>
+        <w:t>电子宠物：游戏大厅新增直接入口，支持猫/狗品种、最多两只宠物、五种可视成长阶段、年龄与喂养体态变化、拖动与双宠互动。房间中的食盆、窝和玩具均为可交互区域；支持喂食、洗澡、玩耍、睡觉、捡球、换毛色、服装、发卡、蝴蝶结及多款项圈，照顾日记可手动删除，并保留邀请角色共同照顾及角色知晓宠物名字/状态的记录能力。</w:t>
+      </w:r>
+    </w:p>
+    <w:p>
+      <w:pPr/>
+      <w:r>
+        <w:t>微信自主模式：在偏好设置中作为测试开关提供，默认关闭。开启后，系统不再用心情值、亲密度、怀疑升级、久未回复、固定跟进或强制回拨替角色决定反应；电话与主动联系只注入事实和选择机会，角色可发消息、来电或保持安静。英文名、外文名和双方已经建立的昵称仍可自然使用。</w:t>
+      </w:r>
+    </w:p>
+    <w:p>
+      <w:pPr/>
+      <w:r>
+        <w:t>稳定边界：自主模式只减少系统对角色情绪和行动的强制干预，不删除角色主动来电，也不改变锁定/解锁/限额、权限、稳定 ID 绑定、伴生设备命令与软件锁执行函数；聊到对应功能时仍按原授权与安全规则执行。</w:t>
+      </w:r>
+    </w:p>
+    <w:p>
+      <w:pPr/>
+      <w:r>
+        <w:t>发布与验证：Web shell、Service Worker、入口页、修复页、电子宠物脚本/样式缓存统一为 v816；app.js 与 pet-game.js 语法检查通过，完整 Node 回归 307/307 通过。</w:t>
       </w:r>
     </w:p>
     <w:sectPr>

--- a/docs/maintenance/AI开发项目_项目说明文档.docx
+++ b/docs/maintenance/AI开发项目_项目说明文档.docx
@@ -2466,6 +2466,94 @@
       <w:pPr/>
       <w:r>
         <w:t>发布与验证：Web shell、Service Worker、入口页、修复页、电子宠物脚本/样式缓存统一为 v816；app.js 与 pet-game.js 语法检查通过，完整 Node 回归 307/307 通过。</w:t>
+      </w:r>
+    </w:p>
+    <w:p>
+      <w:pPr>
+        <w:pStyle w:val="Heading2"/>
+      </w:pPr>
+      <w:r>
+        <w:t>v817 · 手机宠物触摸修复（2026-08-06）</w:t>
+      </w:r>
+    </w:p>
+    <w:p>
+      <w:pPr>
+        <w:pStyle w:val="ListBullet"/>
+      </w:pPr>
+      <w:r>
+        <w:t>现象：电脑浏览器点击宠物正常，手机端轻点无反应、没有猫叫或狗叫，长按还会出现蓝色选区。</w:t>
+      </w:r>
+    </w:p>
+    <w:p>
+      <w:pPr>
+        <w:pStyle w:val="ListBullet"/>
+      </w:pPr>
+      <w:r>
+        <w:t>根因：宠物拖动在 pointerdown/pointerup 阶段阻止默认事件，并在抬手时立即重绘；手机浏览器随后合成的 click 因目标被替换而丢失。宠物模块也缺少局部的长按选择保护。</w:t>
+      </w:r>
+    </w:p>
+    <w:p>
+      <w:pPr>
+        <w:pStyle w:val="ListBullet"/>
+      </w:pPr>
+      <w:r>
+        <w:t>修复：在无位移的 pointerup 内直接执行宠物互动；拖动仍走原放置逻辑；加入短时重复 click 防护，避免同一次操作触发两遍。每次有效轻点都会播放对应猫叫或狗叫，视觉动作继续随机变化。</w:t>
+      </w:r>
+    </w:p>
+    <w:p>
+      <w:pPr>
+        <w:pStyle w:val="ListBullet"/>
+      </w:pPr>
+      <w:r>
+        <w:t>样式：仅在电子宠物世界范围关闭文字选择、触摸呼出菜单和点击高亮，宠物 SVG 与名字不抢占指针事件；没有全局禁用选择，不影响输入框和其他软件。</w:t>
+      </w:r>
+    </w:p>
+    <w:p>
+      <w:pPr>
+        <w:pStyle w:val="ListBullet"/>
+      </w:pPr>
+      <w:r>
+        <w:t>边界：宠物触摸修复未改微信、软件锁、角色逻辑和宠物存档结构；同版本另行增加独立来电声选择。版本升级为 v817，完整自动化回归 309/309 通过。</w:t>
+      </w:r>
+    </w:p>
+    <w:p>
+      <w:pPr>
+        <w:pStyle w:val="Heading2"/>
+      </w:pPr>
+      <w:r>
+        <w:t>v817 补充：三款来电声试听与选择（2026-08-06）</w:t>
+      </w:r>
+    </w:p>
+    <w:p>
+      <w:pPr>
+        <w:pStyle w:val="ListBullet"/>
+      </w:pPr>
+      <w:r>
+        <w:t>偏好设置新增独立的“来电铃声”区域，提供柔和轻响、晨光风铃、暖夜和弦三种连续铃声；点击即试听并自动保存，另有停止试听按钮。</w:t>
+      </w:r>
+    </w:p>
+    <w:p>
+      <w:pPr>
+        <w:pStyle w:val="ListBullet"/>
+      </w:pPr>
+      <w:r>
+        <w:t>选择仅作用于角色来电；消息提示音、主动拨号声、通话语音和总音量保持原逻辑。关闭“提示音”后真实来电仍静音，但设置页允许主动试听。</w:t>
+      </w:r>
+    </w:p>
+    <w:p>
+      <w:pPr>
+        <w:pStyle w:val="ListBullet"/>
+      </w:pPr>
+      <w:r>
+        <w:t>三条铃声均为本地 8 秒单声道 WAV，支持离线缓存与无缝循环，不再使用刺耳的双音交替或每秒停顿式合成音。</w:t>
+      </w:r>
+    </w:p>
+    <w:p>
+      <w:pPr>
+        <w:pStyle w:val="ListBullet"/>
+      </w:pPr>
+      <w:r>
+        <w:t>v817 正式名称调整为“手机宠物触摸与来电声选择”，完整自动化回归 309/309 通过。</w:t>
       </w:r>
     </w:p>
     <w:sectPr>

--- a/docs/maintenance/AI开发项目_项目说明文档.docx
+++ b/docs/maintenance/AI开发项目_项目说明文档.docx
@@ -2554,6 +2554,54 @@
       </w:pPr>
       <w:r>
         <w:t>v817 正式名称调整为“手机宠物触摸与来电声选择”，完整自动化回归 309/309 通过。</w:t>
+      </w:r>
+    </w:p>
+    <w:p>
+      <w:pPr>
+        <w:pStyle w:val="Heading2"/>
+      </w:pPr>
+      <w:r>
+        <w:t>v818 · 角色上下文精准批量锁定（2026-08-06）</w:t>
+      </w:r>
+    </w:p>
+    <w:p>
+      <w:pPr>
+        <w:pStyle w:val="ListBullet"/>
+      </w:pPr>
+      <w:r>
+        <w:t>发布基线：以远端 main 的 v817 为唯一基线追加修复，完整保留手机宠物触摸与三款来电声选择，不使用旧 v816 工作树覆盖新版本。</w:t>
+      </w:r>
+    </w:p>
+    <w:p>
+      <w:pPr>
+        <w:pStyle w:val="ListBullet"/>
+      </w:pPr>
+      <w:r>
+        <w:t>精准指代：角色在对话中先明确提到 Gemini、豆包、ChatGPT、DeepSeek 等多个 App，随后说“这几个”“它们”“这四个”或“全锁”时，只解析为最近明确提到的同一组 App；不会退化成全部已选 App。</w:t>
+      </w:r>
+    </w:p>
+    <w:p>
+      <w:pPr>
+        <w:pStyle w:val="ListBullet"/>
+      </w:pPr>
+      <w:r>
+        <w:t>全量边界：只有明确说“全部已选 App”“所有软件”等全量对象时，才允许生成全量锁定；对象含糊、上下文不足或数量对不上时不执行外置锁定，避免误锁。</w:t>
+      </w:r>
+    </w:p>
+    <w:p>
+      <w:pPr>
+        <w:pStyle w:val="ListBullet"/>
+      </w:pPr>
+      <w:r>
+        <w:t>稳定执行：命中对象后按伴生设备真实稳定 ID 去重并下发；重名采用最长名称优先，例如 QQ音乐不会被拆成 QQ。角色可自然表达，隐藏动作标记不会显示在聊天正文。</w:t>
+      </w:r>
+    </w:p>
+    <w:p>
+      <w:pPr>
+        <w:pStyle w:val="ListBullet"/>
+      </w:pPr>
+      <w:r>
+        <w:t>验证：入口页、Web shell、Service Worker 与离线缓存统一为 v818；app.js 语法检查、精准指代定向测试及完整 Node 回归 312/312 通过。</w:t>
       </w:r>
     </w:p>
     <w:sectPr>

--- a/docs/maintenance/AI开发项目_项目说明文档.docx
+++ b/docs/maintenance/AI开发项目_项目说明文档.docx
@@ -2602,6 +2602,62 @@
       </w:pPr>
       <w:r>
         <w:t>验证：入口页、Web shell、Service Worker 与离线缓存统一为 v818；app.js 语法检查、精准指代定向测试及完整 Node 回归 312/312 通过。</w:t>
+      </w:r>
+    </w:p>
+    <w:p>
+      <w:pPr>
+        <w:pStyle w:val="Heading2"/>
+      </w:pPr>
+      <w:r>
+        <w:t>v819 · 内外精准锁定与局部刷新修复（2026-08-06）</w:t>
+      </w:r>
+    </w:p>
+    <w:p>
+      <w:pPr>
+        <w:pStyle w:val="ListBullet"/>
+      </w:pPr>
+      <w:r>
+        <w:t>版本基线：远端 main 已确认是 v818；本轮在其基础上修复锁定范围回归，升级为 v819。</w:t>
+      </w:r>
+    </w:p>
+    <w:p>
+      <w:pPr>
+        <w:pStyle w:val="ListBullet"/>
+      </w:pPr>
+      <w:r>
+        <w:t>根因：v818 的精准指代解析把命中的外置 App 默认强制为 external，导致角色说“锁这四个”时只向真实 iPhone 下发，已绑定的小手机内置 App 被绕过。</w:t>
+      </w:r>
+    </w:p>
+    <w:p>
+      <w:pPr>
+        <w:pStyle w:val="ListBullet"/>
+      </w:pPr>
+      <w:r>
+        <w:t>执行规则：角色未明确说“仅内置”或“仅外置”时，稳定绑定的 App 默认内外同时锁定；未绑定 App 只锁真实 iPhone，禁止按同名猜测绑定。</w:t>
+      </w:r>
+    </w:p>
+    <w:p>
+      <w:pPr>
+        <w:pStyle w:val="ListBullet"/>
+      </w:pPr>
+      <w:r>
+        <w:t>交互修复：绑定、单个锁定和批量锁定改为局部刷新对应卡片，保留当前滚动位置，不再整页重绘造成闪屏。</w:t>
+      </w:r>
+    </w:p>
+    <w:p>
+      <w:pPr>
+        <w:pStyle w:val="ListBullet"/>
+      </w:pPr>
+      <w:r>
+        <w:t>兼容边界：页面里的手动管控范围仍只影响手动按钮；角色命令不会继承曾经选择的“仅外置”。真实时长、授权、App Groups、健康、电量和同步协议均未改动。</w:t>
+      </w:r>
+    </w:p>
+    <w:p>
+      <w:pPr>
+        <w:pStyle w:val="ListBullet"/>
+      </w:pPr>
+      <w:r>
+        <w:t>验证：JavaScript 语法检查通过；针对性测试 44/44、全项目测试 313/313 通过。</w:t>
       </w:r>
     </w:p>
     <w:sectPr>

--- a/docs/maintenance/AI开发项目_项目说明文档.docx
+++ b/docs/maintenance/AI开发项目_项目说明文档.docx
@@ -2658,6 +2658,115 @@
       </w:pPr>
       <w:r>
         <w:t>验证：JavaScript 语法检查通过；针对性测试 44/44、全项目测试 313/313 通过。</w:t>
+      </w:r>
+    </w:p>
+    <w:p>
+      <w:r>
+        <w:rPr>
+          <w:b/>
+        </w:rPr>
+        <w:t>v821 · 伴生命令回执恢复（并入 v822 发布，2026-08-06）</w:t>
+      </w:r>
+    </w:p>
+    <w:p>
+      <w:r>
+        <w:t>伴生设备命令现在区分服务器入队、设备回执、回执后的新快照与过期状态；返回前台会主动补拉真实快照。旧命令自动过期，过期或陈旧快照不能继续显示成真实锁定成功。</w:t>
+      </w:r>
+    </w:p>
+    <w:p>
+      <w:r>
+        <w:t>该修复保留稳定外置 App ID、内外绑定、统一限额和软件锁执行链；新增服务器命令生命周期迁移，不重新要求用户授权或重选 App。</w:t>
+      </w:r>
+    </w:p>
+    <w:p>
+      <w:r>
+        <w:rPr>
+          <w:b/>
+        </w:rPr>
+        <w:t>v822 · 伴生命令回执与内置图片下线（2026-08-06）</w:t>
+      </w:r>
+    </w:p>
+    <w:p>
+      <w:r>
+        <w:t>AI账户中的内置图片开关、生成按钮、图片套餐、购买与扣费说明全部删除；phone-ai 后台不再暴露图片能力、图片价格和图片路线，旧客户端请求 image 会在计费前返回 410 image-feature-retired。历史 pending 图片账单的安全退款恢复逻辑继续保留。</w:t>
+      </w:r>
+    </w:p>
+    <w:p>
+      <w:r>
+        <w:t>设置 → AI真图仍保留为用户自行配置的外置图片平台；角色真图和画室只调用外置接口并由外置平台计费。AI账户充值、付款截图上传、内置语音、影院字幕及软件锁没有被图片下线修改。</w:t>
+      </w:r>
+    </w:p>
+    <w:p>
+      <w:r>
+        <w:t>版本壳、Service Worker、入口页和脚本缓存统一为 v822。JavaScript 语法及完整 Node 回归 318/318 通过。</w:t>
+      </w:r>
+    </w:p>
+    <w:p>
+      <w:r>
+        <w:br w:type="page"/>
+      </w:r>
+    </w:p>
+    <w:p>
+      <w:pPr>
+        <w:pStyle w:val="Heading1"/>
+      </w:pPr>
+      <w:r>
+        <w:t>版本说明：v822 · 伴生命令回执与前台恢复</w:t>
+      </w:r>
+    </w:p>
+    <w:p>
+      <w:r>
+        <w:rPr>
+          <w:b/>
+        </w:rPr>
+        <w:t>版本：</w:t>
+      </w:r>
+      <w:r>
+        <w:t>网页当前统一为 v822；本节记录伴生命令回执恢复，和同版本的内置图片下线改动并存，不能回退覆盖。</w:t>
+      </w:r>
+    </w:p>
+    <w:p>
+      <w:r>
+        <w:rPr>
+          <w:b/>
+        </w:rPr>
+        <w:t>网页：</w:t>
+      </w:r>
+      <w:r>
+        <w:t>区分 pending、expired、stale、awaitSnapshot、conflict 和 confirmed；只有新鲜快照与设备回执一致才显示真实锁定。</w:t>
+      </w:r>
+    </w:p>
+    <w:p>
+      <w:r>
+        <w:rPr>
+          <w:b/>
+        </w:rPr>
+        <w:t>服务器：</w:t>
+      </w:r>
+      <w:r>
+        <w:t>新增伴生命令生命周期迁移，自动替代同目标旧命令并清理过期命令。迁移文件为 supabase/migrations/202608060001_phone_companion_command_lifecycle.sql。</w:t>
+      </w:r>
+    </w:p>
+    <w:p>
+      <w:r>
+        <w:rPr>
+          <w:b/>
+        </w:rPr>
+        <w:t>iPhone：</w:t>
+      </w:r>
+      <w:r>
+        <w:t>CompanionSync v815 在页面启动及 scenePhase 回到 active 时先同步再进入 5 秒轮询，不要求重新授权、重选 App 或重新添加 App Groups。</w:t>
+      </w:r>
+    </w:p>
+    <w:p>
+      <w:r>
+        <w:rPr>
+          <w:b/>
+        </w:rPr>
+        <w:t>分发边界：</w:t>
+      </w:r>
+      <w:r>
+        <w:t>网页关闭后的角色消息通知可采用 Web Push；真实 iPhone 伴生 App 完全挂起后的控制唤醒需采用 APNs。两者需要服务器端事件源，不能只改前端。</w:t>
       </w:r>
     </w:p>
     <w:sectPr>

--- a/docs/maintenance/AI开发项目_项目说明文档.docx
+++ b/docs/maintenance/AI开发项目_项目说明文档.docx
@@ -2767,6 +2767,44 @@
       </w:r>
       <w:r>
         <w:t>网页关闭后的角色消息通知可采用 Web Push；真实 iPhone 伴生 App 完全挂起后的控制唤醒需采用 APNs。两者需要服务器端事件源，不能只改前端。</w:t>
+      </w:r>
+    </w:p>
+    <w:p>
+      <w:pPr>
+        <w:pStyle w:val="Heading1"/>
+      </w:pPr>
+      <w:r>
+        <w:t>v823 · 微信账号记忆完全隔离（2026-08-06）</w:t>
+      </w:r>
+    </w:p>
+    <w:p>
+      <w:pPr/>
+      <w:r>
+        <w:t>微信大号与每个小号现在拥有四层一致的独立作用域：可见消息、手写长期记忆、自动对话总结、总结进度游标。大号继续使用原 c.summaries 兼容旧存档；小号使用 _accountSummaries[账号ID]，不会读取或写入大号总结。</w:t>
+      </w:r>
+    </w:p>
+    <w:p>
+      <w:pPr/>
+      <w:r>
+        <w:t>自动总结和电话总结在任务开始时固定账号 ID。即使 AI 总结尚未返回就切换账号，结果也只会写回发起账号；总结文字使用该账号自己的姓名，小号不会继承大号专属昵称。</w:t>
+      </w:r>
+    </w:p>
+    <w:p>
+      <w:pPr/>
+      <w:r>
+        <w:t>角色提示词、相关记忆检索、禁用称呼来源和陌生电话身份线索均只读取当前账号的记忆与总结。小号可以连续记住自己聊过的内容，但不能知道大号的恋爱关系、共同回忆、昵称或其他账号记录。</w:t>
+      </w:r>
+    </w:p>
+    <w:p>
+      <w:pPr/>
+      <w:r>
+        <w:t>对话总结管理页显示、添加、编辑、改星级、删除和自动清理均作用于当前微信账号。删除小号时同步清理该账号的记忆、总结、总结游标和相关元数据。</w:t>
+      </w:r>
+    </w:p>
+    <w:p>
+      <w:pPr/>
+      <w:r>
+        <w:t>本轮未修改 accountMessageKey 消息键格式、好友拉黑隔离、稳定软件锁、外置 App ID、内外绑定或伴生命令链路。版本壳、入口页和 Service Worker 统一为 v823；JavaScript 语法检查与完整 Node 回归 318/318 通过。</w:t>
       </w:r>
     </w:p>
     <w:sectPr>

--- a/docs/maintenance/AI开发项目_项目说明文档.docx
+++ b/docs/maintenance/AI开发项目_项目说明文档.docx
@@ -2767,6 +2767,44 @@
       </w:r>
       <w:r>
         <w:t>网页关闭后的角色消息通知可采用 Web Push；真实 iPhone 伴生 App 完全挂起后的控制唤醒需采用 APNs。两者需要服务器端事件源，不能只改前端。</w:t>
+      </w:r>
+    </w:p>
+    <w:p>
+      <w:pPr>
+        <w:pStyle w:val="Heading1"/>
+      </w:pPr>
+      <w:r>
+        <w:t>v824 · 伴生后台唤醒与自然解锁（2026-08-06）</w:t>
+      </w:r>
+    </w:p>
+    <w:p>
+      <w:r>
+        <w:t>网页、入口页、Service Worker 与缓存号统一为 v824。完整 Node 回归 324/324 通过；伴生专项与安全专项 48/48 通过。</w:t>
+      </w:r>
+    </w:p>
+    <w:p>
+      <w:r>
+        <w:t>自然控制新增唯一别名与上下文解析：ChatGPT 可由 GPT/Chat GPT 精确指代；“GPT给你开了”“这个先放你用”等暗示性解锁只有在最近上下文唯一明确一个真实外置 App 时才执行。若最近讨论的是多个 App，系统拒绝扩大成全部，角色可继续自然追问。</w:t>
+      </w:r>
+    </w:p>
+    <w:p>
+      <w:r>
+        <w:t>命令发送后网页调用 phone-companion-push 请求 APNs 唤醒真实 iPhone 伴生 App，同时持续拉取服务器回执，并在 pageshow、focus 和恢复可见时立即补拉。APNs 只负责唤醒，不作为执行成功；必须收到设备回执并看到命令后的新鲜快照，才能显示已锁定或已解锁。</w:t>
+      </w:r>
+    </w:p>
+    <w:p>
+      <w:r>
+        <w:t>服务器新增 202608060002_phone_companion_apns.sql、设备密钥保护的推送 token 注册 RPC、服务角色专用推送上下文 RPC，以及 Supabase Edge Function phone-companion-push。APNs 私钥仅通过函数 Secrets 注入，不进入网页、Swift、Git 或分享包。</w:t>
+      </w:r>
+    </w:p>
+    <w:p>
+      <w:r>
+        <w:t>iPhone 包 CompanionSync_v816后台通知与即时唤醒包含 CompanionSyncView.swift 与 PhoneCompanionTestApp.swift。主 App 需开启 Push Notifications 与 Background Modes → Remote notifications；普通退到后台可被唤醒，用户从多任务界面强制划掉后 iOS 仍可能拒绝后台唤醒。</w:t>
+      </w:r>
+    </w:p>
+    <w:p>
+      <w:r>
+        <w:t>本版本不重做屏幕使用时间授权、不重选 App、不改 App Groups。第一次启用后台通知只会新增一次 iOS 通知授权。</w:t>
       </w:r>
     </w:p>
     <w:sectPr>

--- a/docs/maintenance/AI开发项目_项目说明文档.docx
+++ b/docs/maintenance/AI开发项目_项目说明文档.docx
@@ -2843,6 +2843,34 @@
     <w:p>
       <w:r>
         <w:t>本版本不重做屏幕使用时间授权、不重选 App、不改 App Groups。第一次启用后台通知只会新增一次 iOS 通知授权。</w:t>
+      </w:r>
+    </w:p>
+    <w:p>
+      <w:pPr>
+        <w:pStyle w:val="Heading1"/>
+      </w:pPr>
+      <w:r>
+        <w:t>v825 · 三款非音乐型来电短铃（2026-08-06）</w:t>
+      </w:r>
+    </w:p>
+    <w:p>
+      <w:r>
+        <w:t>本版以远端 v824 伴生后台唤醒与自然解锁为基线，只替换设置 → 偏好设置 → 来电铃声的三段独立 WAV 和选择文案。三段旧长旋律/和弦素材全部下线，当前选项为叮咚轻铃、清脆双响、木质叮咚。</w:t>
+      </w:r>
+    </w:p>
+    <w:p>
+      <w:r>
+        <w:t>三款分别使用高低双音、明亮同音双响和偏低木质双音，保留原 key 与文件路径兼容已有选择。真实来电继续由独立 Audio 元素循环播放，没有改消息提示、主动拨号、电话状态、角色行为、伴生后台唤醒或稳定软件锁。</w:t>
+      </w:r>
+    </w:p>
+    <w:p>
+      <w:r>
+        <w:t>素材保持 8 秒、44.1 kHz、单声道 16-bit 和舒适峰值，首尾淡化避免循环爆音；入口壳、Service Worker 与资源查询统一升级为 v825，确保手机刷新后不再使用旧铃声缓存。</w:t>
+      </w:r>
+    </w:p>
+    <w:p>
+      <w:r>
+        <w:t>验证：铃声格式、响度、循环接缝、最长静默段、三款波形差异、离线缓存和独立电话播放测试通过；合并远端 v824 后完整 Node 回归 324/324 通过。</w:t>
       </w:r>
     </w:p>
     <w:sectPr>

--- a/docs/maintenance/AI开发项目_项目说明文档.docx
+++ b/docs/maintenance/AI开发项目_项目说明文档.docx
@@ -2871,6 +2871,34 @@
     <w:p>
       <w:r>
         <w:t>验证：铃声格式、响度、循环接缝、最长静默段、三款波形差异、离线缓存和独立电话播放测试通过；合并远端 v824 后完整 Node 回归 324/324 通过。</w:t>
+      </w:r>
+    </w:p>
+    <w:p>
+      <w:pPr>
+        <w:pStyle w:val="Heading1"/>
+      </w:pPr>
+      <w:r>
+        <w:t>v826 · 微信消息音来电铃（2026-08-06）</w:t>
+      </w:r>
+    </w:p>
+    <w:p>
+      <w:r>
+        <w:t>设置 → 偏好设置 → 来电铃声的默认第一款改为“微信消息轻响”。每一声严格复用现有微信消息提示音的 880Hz、0.28 秒和柔和指数衰减，仅在独立 WAV 内按来电需要连续重复。</w:t>
+      </w:r>
+    </w:p>
+    <w:p>
+      <w:r>
+        <w:t>来电没有直接调用消息提示音播放器：真实来电仍使用独立 Audio 元素和本地 WAV，因此不会让来电、微信消息、后台音乐或通话媒体互相抢占。清脆双响和木质叮咚两款备选保持不变。</w:t>
+      </w:r>
+    </w:p>
+    <w:p>
+      <w:r>
+        <w:t>第一款继续使用 soft 选择键，兼容已有用户设置；音频路径改为新文件 incoming-wechat-ding-v1.wav，版本壳与 Service Worker 升级为 v826，避免手机命中 v825 的旧同名音频缓存。</w:t>
+      </w:r>
+    </w:p>
+    <w:p>
+      <w:r>
+        <w:t>本轮没有修改来电触发、接通、挂断、主动拨号、角色自主行为、微信账号记忆、APNs 伴生唤醒或稳定软件锁。</w:t>
       </w:r>
     </w:p>
     <w:sectPr>

--- a/docs/maintenance/AI开发项目_项目说明文档.docx
+++ b/docs/maintenance/AI开发项目_项目说明文档.docx
@@ -2899,6 +2899,39 @@
     <w:p>
       <w:r>
         <w:t>本轮没有修改来电触发、接通、挂断、主动拨号、角色自主行为、微信账号记忆、APNs 伴生唤醒或稳定软件锁。</w:t>
+      </w:r>
+    </w:p>
+    <w:p>
+      <w:r>
+        <w:rPr>
+          <w:b/>
+        </w:rPr>
+        <w:t>v827 · 服务器定时触发与角色消息推送（2026-08-06）</w:t>
+      </w:r>
+    </w:p>
+    <w:p>
+      <w:r>
+        <w:t>v827 在 v826 全部功能之上增加独立的服务器定时触发与角色消息推送，不重构真实 iPhone 锁定、解锁、统一限额、健康或屏幕使用时间。网页、入口壳与 Service Worker 统一为 v827。</w:t>
+      </w:r>
+    </w:p>
+    <w:p>
+      <w:r>
+        <w:t>用户可在角色设置中打开“关闭小手机后仍可主动联系”，并配置允许时段和每日次数。服务器 cron 每分钟领取到期角色，先把生成的自然消息写入 phone_role_push_outbox，再调用 APNs 提醒真实 iPhone。</w:t>
+      </w:r>
+    </w:p>
+    <w:p>
+      <w:r>
+        <w:t>小手机关闭或被系统挂起时，APNs 可显示通知；iOS 不保证每次即时唤醒，用户强制划掉 App 后限制更明显。消息不会只依赖推送：重新打开小手机时会从 outbox 拉取并写入对应角色聊天，按 outbox ID 去重后确认。页面保持打开时每 60 秒拉取，pageshow、focus 和回到可见状态会立即补拉。</w:t>
+      </w:r>
+    </w:p>
+    <w:p>
+      <w:r>
+        <w:t>服务器只保存角色 ID、显示名、关系、允许时段、时区、每日次数、简短风格摘要和待投递消息，不上传完整聊天、健康、位置或屏幕使用明细。角色消息生成可使用服务器 OPENAI_API_KEY；未配置时使用自然中文备用文案。</w:t>
+      </w:r>
+    </w:p>
+    <w:p>
+      <w:r>
+        <w:t>部署包含 202608060003_phone_role_scheduled_push.sql 和 phone-role-push Edge Function。函数按 --no-verify-jwt 部署，由数据库 cron 调用；继续复用现有 APNs Secrets。完整 Node 回归 330/330 通过，真实 iPhone 已确认后台通知开启且设备登记成功。</w:t>
       </w:r>
     </w:p>
     <w:sectPr>

--- a/docs/maintenance/AI开发项目_项目说明文档.docx
+++ b/docs/maintenance/AI开发项目_项目说明文档.docx
@@ -2932,6 +2932,34 @@
     <w:p>
       <w:r>
         <w:t>部署包含 202608060003_phone_role_scheduled_push.sql 和 phone-role-push Edge Function。函数按 --no-verify-jwt 部署，由数据库 cron 调用；继续复用现有 APNs Secrets。完整 Node 回归 330/330 通过，真实 iPhone 已确认后台通知开启且设备登记成功。</w:t>
+      </w:r>
+    </w:p>
+    <w:p>
+      <w:pPr>
+        <w:pStyle w:val="Heading1"/>
+      </w:pPr>
+      <w:r>
+        <w:t>v828 · 微信高低音来电铃（2026-08-06）</w:t>
+      </w:r>
+    </w:p>
+    <w:p>
+      <w:r>
+        <w:t>本版建立在 v827 服务器主动消息推送之上，只调整默认 soft 来电铃声的第二个音节。第一声继续保持微信消息提示音的 880Hz、0.28 秒和原衰减；第二声使用相同音色、时长、音量与衰减，仅降到 659.25Hz，形成自然的高—低节奏。</w:t>
+      </w:r>
+    </w:p>
+    <w:p>
+      <w:r>
+        <w:t>来电铃继续使用独立本地 WAV 和独立 Audio 元素。微信消息提示音本体、后台音乐恢复、主动拨号、通话媒体、服务器主动消息推送、APNs 伴生唤醒和稳定软件锁均未修改。</w:t>
+      </w:r>
+    </w:p>
+    <w:p>
+      <w:r>
+        <w:t>默认选择键仍为 soft，兼容旧设置；新路径为 assets/incoming-wechat-ding-low-v1.wav，版本壳、入口与 Service Worker 统一升级为 v828，避免复用 v826 音频缓存。</w:t>
+      </w:r>
+    </w:p>
+    <w:p>
+      <w:r>
+        <w:t>验证：首声与原微信消息音理论波形相关度大于 0.999，次声与 659.25Hz 同包络理论波形相关度大于 0.999；循环、静默间隔、离线缓存及完整 Node 回归 330/330 通过。</w:t>
       </w:r>
     </w:p>
     <w:sectPr>

--- a/docs/maintenance/AI开发项目_项目说明文档.docx
+++ b/docs/maintenance/AI开发项目_项目说明文档.docx
@@ -2960,6 +2960,67 @@
     <w:p>
       <w:r>
         <w:t>验证：首声与原微信消息音理论波形相关度大于 0.999，次声与 659.25Hz 同包络理论波形相关度大于 0.999；循环、静默间隔、离线缓存及完整 Node 回归 330/330 通过。</w:t>
+      </w:r>
+    </w:p>
+    <w:p>
+      <w:pPr>
+        <w:pStyle w:val="Heading1"/>
+      </w:pPr>
+      <w:r>
+        <w:t>本地预览 · 随机花束粒子礼物特效（2026-08-06，未发布）</w:t>
+      </w:r>
+    </w:p>
+    <w:p>
+      <w:r>
+        <w:t>产品目标：当角色送出的礼物名称包含花束、鲜花、玫瑰、百合、郁金香、向日葵、满天星等明确花礼词时，聊天礼物卡和信箱签收入口可打开全屏花束粒子特效。独立预览页封面已按用户反馈收束为仅显示“一束鲜花”的暗色发光线稿礼盒；盒体使用透视方盒、独立盒盖、顶部闭合蝴蝶结和双缎带尾分层绘制，避免线条穿模。其他非花礼物暂不启用本特效。</w:t>
+      </w:r>
+    </w:p>
+    <w:p>
+      <w:r>
+        <w:t>随机生成规则：花束不依赖固定图片。Canvas 2D 每次按种子重新选择花头、配色、枝叶、包装和花瓣轨迹，并通过固定锚点约束成一束完整花。当前花礼配方包含红玫瑰、蓝色满天星、香槟玫瑰、紫色桔梗和白色雏菊；每份配方同时固化花名、花语、配色、日期和随机种子，特效下方显示花名、花语、赠送角色与年月日。</w:t>
+      </w:r>
+    </w:p>
+    <w:p>
+      <w:r>
+        <w:t>稳定边界：新增 giftRecipe 只写入花礼消息、角色寄出的包裹和对应信箱记录，包裹到达后仍沿用原签收、通知与回复流程。已生成的花名、花语、日期和种子会随礼物保存，聊天历史与签收后的系统事实会把准确花种提供给角色，避免后续说成另一种花。渲染分辨率最高限制为 1.75 倍设备像素比；支持系统减少动态效果；页面隐藏、关闭、动画结束和重复播放都会清理动画帧与遮罩。</w:t>
+      </w:r>
+    </w:p>
+    <w:p>
+      <w:r>
+        <w:t>预览与验证：gift-flower-preview.html 仅用于本地效果确认，不含邀请码门槛。390×844 手机视口已检查发光线稿礼盒、精细蝴蝶结分层和拆礼物交互；花束说明区保持在底部安全区，花束主体由 0.73 屏高上移到 0.685 屏高，包装与花束下半部完整可见。玩偶入口改为真实外形随机，内置焦糖拥抱熊、奶油垂耳兔、可可守护犬和月光软绒猫四种独立骨架，分别绘制圆耳、长耳、垂耳或三角猫耳，并补充眼鼻口、肚皮、领结、脚掌、缝线与猫须等细节。订婚戒指内置圆钻、光环钻、心形钻和梨形钻四种宝石结构，使用更小的双层戒圈、细戒托和对应切面；连续播放会避开上一款，避免视觉上误以为没有随机。玩偶与戒指均显示随机款式名、角色赠言、赠送角色和年月日，当前仍只用于视觉方案确认，尚未接入正式角色送礼触发和持久化流程。专项测试覆盖四类玩偶、四类戒指、连续不重复、文字安全区、花束位置、花礼配方持久化和移动端清理。当前只存在于 codex/gift-bouquet-preview 本地预览分支，未提交、未推送、未升级正式版本。</w:t>
+      </w:r>
+    </w:p>
+    <w:p>
+      <w:pPr>
+        <w:pStyle w:val="Heading2"/>
+      </w:pPr>
+      <w:r>
+        <w:t>v829 · 月光礼盒与节日自主赠礼（2026-08-06）</w:t>
+      </w:r>
+    </w:p>
+    <w:p>
+      <w:r>
+        <w:t>正式礼物卡已在本地分支接入一束鲜花、玩偶礼物和订婚戒指三类粒子特效。花束在五套花材与配色中受控随机；玩偶在小熊、小兔、小狗、小猫中受控随机；戒指在圆钻、光环、心形、梨形中受控随机，并避免连续预览立即重复。戒圈主体使用圆形比例，礼物对象保持小巧、居中，说明文字固定在对象下方。</w:t>
+      </w:r>
+    </w:p>
+    <w:p>
+      <w:r>
+        <w:t>每张礼物卡会保存具体花名与花语、玩偶品种或戒指款式、中英文名、赠送日期、礼盒颜色和角色附言。角色后续读取历史或签收反馈时会看到同一份事实，不能把礼物说成另一种。送礼指令兼容 [送礼|礼物名|价格|角色附言]，旧三段格式继续可用。</w:t>
+      </w:r>
+    </w:p>
+    <w:p>
+      <w:r>
+        <w:t>角色发来的可展示礼物卡只保留简约线条礼盒和中英文礼物名，不显示礼物类型、颜色或预览控制。点击后礼盒先摇晃并发光 0.88 秒，再打开粒子特效。中文使用宋体类衬线字体，下方使用 Bodoni／Didot 风格英文名。</w:t>
+      </w:r>
+    </w:p>
+    <w:p>
+      <w:r>
+        <w:t>礼盒采用用户选定的“月光”正面线条结构，删除蝴蝶结下方会与盒盖穿插的两片飘带，只保留顶部两条轮廓和中央结点。礼盒有蓝、粉、白、红四种受控颜色，周围星光、标题光晕和线条同步跟随主色。预览页底部的礼物类型和四色按钮仅用于开发核对，正式角色礼物卡不显示这些按钮。</w:t>
+      </w:r>
+    </w:p>
+    <w:p>
+      <w:r>
+        <w:t>每天 09:00 后，登记的节日或纪念日只触发一次情侣礼物机会。系统只提供日期事实，角色结合人设、关系阶段、最近聊天和用户偏好，在花束、玩偶、订婚戒指中必须且只能自主选择一类。戒指仅在关系与承诺程度合适时可选；删除、拉黑和离线专注等既有拦截仍优先。正式发布版本为 v829，并使用新 Service Worker 缓存名避免旧端继续读取 v828 资源。</w:t>
       </w:r>
     </w:p>
     <w:sectPr>

--- a/docs/maintenance/AI开发项目_项目说明文档.docx
+++ b/docs/maintenance/AI开发项目_项目说明文档.docx
@@ -3021,6 +3021,38 @@
     <w:p>
       <w:r>
         <w:t>每天 09:00 后，登记的节日或纪念日只触发一次情侣礼物机会。系统只提供日期事实，角色结合人设、关系阶段、最近聊天和用户偏好，在花束、玩偶、订婚戒指中必须且只能自主选择一类。戒指仅在关系与承诺程度合适时可选；删除、拉黑和离线专注等既有拦截仍优先。正式发布版本为 v829，并使用新 Service Worker 缓存名避免旧端继续读取 v828 资源。</w:t>
+      </w:r>
+    </w:p>
+    <w:p>
+      <w:pPr>
+        <w:pStyle w:val="Heading1"/>
+      </w:pPr>
+      <w:r>
+        <w:t>v830 · 三段式拆礼与自然送礼触发（2026-08-06）</w:t>
+      </w:r>
+    </w:p>
+    <w:p>
+      <w:pPr/>
+      <w:r>
+        <w:t>角色发来的粒子礼物卡恢复为接近原送礼模板的紧凑尺寸：聊天中只显示小型月光线稿礼盒、中文礼物名和英文副标题，不再用大幅礼物海报占据对话。正式流程固定为三次点击：第一次点击聊天礼物卡进入全屏礼盒；第二次点击全屏礼盒时只摇晃、发光并进入待开启状态；第三次再次点击礼盒才打开花束、玩偶或戒指粒子特效。正式卡片不显示开发预览按钮。</w:t>
+      </w:r>
+    </w:p>
+    <w:p>
+      <w:pPr/>
+      <w:r>
+        <w:t>花束粒子主体的基准位置由 0.685 屏高上移到 0.59 屏高，花头、枝叶、包装、蝴蝶结和下垂丝带作为同一组整体移动。包装渐变填充、边线与粒子对比度同步增强，390×844 手机视口中完整包装位于底部花名与花语说明之上，不再被文字遮住或只剩上半束花。</w:t>
+      </w:r>
+    </w:p>
+    <w:p>
+      <w:pPr/>
+      <w:r>
+        <w:t>送礼意图识别新增自然短句规则。用户不再需要准确说出“一束鲜花”；“想要花花”“送我花”“想收个礼物”“有没有小惊喜”“今天没有礼物吗”等都会进入本轮送礼决策。用户点名花或玩偶时优先按指定类别送出；只说礼物或惊喜时由角色结合人设与关系自主选择花、玩偶或合适阶段的订婚戒指。若模型只追问、口头答应或漏掉送礼标签，系统会执行一次纠正生成，并保留安全兜底，确保真实礼物卡落地。</w:t>
+      </w:r>
+    </w:p>
+    <w:p>
+      <w:pPr/>
+      <w:r>
+        <w:t>版本壳、入口页、资源查询和 Service Worker 缓存统一升级为 v830。专项验证覆盖紧凑礼物卡、全屏礼盒两段状态、三次点击后才打开粒子、花束与包装上移、四种礼盒颜色以及自然送礼触发和漏标纠正；完整回归结果以本次发布记录为准。</w:t>
       </w:r>
     </w:p>
     <w:sectPr>

--- a/docs/maintenance/AI开发项目_项目说明文档.docx
+++ b/docs/maintenance/AI开发项目_项目说明文档.docx
@@ -3028,13 +3028,13 @@
         <w:pStyle w:val="Heading1"/>
       </w:pPr>
       <w:r>
-        <w:t>v830 · 三段式拆礼与自然送礼触发（2026-08-06）</w:t>
+        <w:t>v831 · 居中月光礼盒与自然送礼触发（2026-08-06）</w:t>
       </w:r>
     </w:p>
     <w:p>
       <w:pPr/>
       <w:r>
-        <w:t>角色发来的粒子礼物卡恢复为接近原送礼模板的紧凑尺寸：聊天中只显示小型月光线稿礼盒、中文礼物名和英文副标题，不再用大幅礼物海报占据对话。正式流程固定为三次点击：第一次点击聊天礼物卡进入全屏礼盒；第二次点击全屏礼盒时只摇晃、发光并进入待开启状态；第三次再次点击礼盒才打开花束、玩偶或戒指粒子特效。正式卡片不显示开发预览按钮。</w:t>
+        <w:t>角色发来的粒子礼物卡恢复为接近原送礼模板的紧凑尺寸：聊天中只显示小型月光线稿礼盒、中文礼物名和英文副标题，不再用大幅礼物海报占据对话。正式流程固定为三次点击：第一次点击聊天礼物卡进入无边框全屏场景，中央显示尺寸适中的月光礼盒；第二次点击全屏礼盒时只摇晃、发光并进入待开启状态；第三次再次点击礼盒才打开花束、玩偶或戒指粒子特效。正式卡片不显示开发预览按钮。</w:t>
       </w:r>
     </w:p>
     <w:p>
@@ -3052,7 +3052,7 @@
     <w:p>
       <w:pPr/>
       <w:r>
-        <w:t>版本壳、入口页、资源查询和 Service Worker 缓存统一升级为 v830。专项验证覆盖紧凑礼物卡、全屏礼盒两段状态、三次点击后才打开粒子、花束与包装上移、四种礼盒颜色以及自然送礼触发和漏标纠正；完整回归结果以本次发布记录为准。</w:t>
+        <w:t>版本壳、入口页、资源查询和 Service Worker 缓存统一升级为 v831。专项验证覆盖紧凑礼物卡、无边框全屏场景、居中中等尺寸礼盒、三次点击后才打开粒子、花束与包装上移、四种礼盒颜色以及自然送礼触发和漏标纠正；完整回归结果以本次发布记录为准。</w:t>
       </w:r>
     </w:p>
     <w:sectPr>

--- a/docs/maintenance/AI开发项目_项目说明文档.docx
+++ b/docs/maintenance/AI开发项目_项目说明文档.docx
@@ -3053,6 +3053,40 @@
       <w:pPr/>
       <w:r>
         <w:t>版本壳、入口页、资源查询和 Service Worker 缓存统一升级为 v831。专项验证覆盖紧凑礼物卡、无边框全屏场景、居中中等尺寸礼盒、三次点击后才打开粒子、花束与包装上移、四种礼盒颜色以及自然送礼触发和漏标纠正；完整回归结果以本次发布记录为准。</w:t>
+      </w:r>
+    </w:p>
+    <w:p>
+      <w:r>
+        <w:rPr>
+          <w:b/>
+          <w:sz w:val="28"/>
+        </w:rPr>
+        <w:t>v832 · 高级简约主题与原图标保护（2026-08-07）</w:t>
+      </w:r>
+    </w:p>
+    <w:p>
+      <w:r>
+        <w:t>基线：从远端最新 v831 居中月光礼盒版本继续开发，完整保留礼物粒子与自然送礼修复。</w:t>
+      </w:r>
+    </w:p>
+    <w:p>
+      <w:r>
+        <w:t>新增：主屏高级简约主题正式接入，保留暗黑、淡粉、白色三套原主题；优化玻璃卡片、应用图标、Dock 层次与双头像显示。</w:t>
+      </w:r>
+    </w:p>
+    <w:p>
+      <w:r>
+        <w:t>新增：音乐组件使用已上传歌曲封面生成旋转唱片；天气组件在没有自定义小图时，按晴天、多云/阴天、雨天显示可爱线条图。</w:t>
+      </w:r>
+    </w:p>
+    <w:p>
+      <w:r>
+        <w:t>保护：主时间戳、双头像、圆形心情、正式 App 线条、微信黑白主题、气泡、朋友圈、话筒、底部四导航、角色内心动态线条与软件锁均保持原结构。</w:t>
+      </w:r>
+    </w:p>
+    <w:p>
+      <w:r>
+        <w:t>验证：完整 Node 回归 344/344 通过。</w:t>
       </w:r>
     </w:p>
     <w:sectPr>

--- a/docs/maintenance/AI开发项目_项目说明文档.docx
+++ b/docs/maintenance/AI开发项目_项目说明文档.docx
@@ -3087,6 +3087,99 @@
     <w:p>
       <w:r>
         <w:t>验证：完整 Node 回归 344/344 通过。</w:t>
+      </w:r>
+    </w:p>
+    <w:p>
+      <w:pPr>
+        <w:pStyle w:val="Heading1"/>
+        <w:spacing w:before="200" w:after="80"/>
+      </w:pPr>
+      <w:r>
+        <w:t>2026-08-07｜v833 · 自然内心想法与电子宠物扩展</w:t>
+      </w:r>
+    </w:p>
+    <w:p>
+      <w:pPr>
+        <w:spacing w:after="60"/>
+      </w:pPr>
+      <w:r>
+        <w:rPr>
+          <w:b/>
+        </w:rPr>
+        <w:t>版本：</w:t>
+      </w:r>
+      <w:r>
+        <w:t>v833。</w:t>
+      </w:r>
+    </w:p>
+    <w:p>
+      <w:pPr>
+        <w:spacing w:after="60"/>
+      </w:pPr>
+      <w:r>
+        <w:rPr>
+          <w:b/>
+        </w:rPr>
+        <w:t>微信自然模式：</w:t>
+      </w:r>
+      <w:r>
+        <w:t>恢复聊天顶部“角色内心想法”，但与旧心情值系统彻底分离。自然模式要求角色用 [内心|…] 输出自己的私下想法，只保存 innerThought 文本并展示；不读取或修改 moodVal，不改变亲密度、心情控制、久未回复判断、来电/回拨、主动联系或其他自主决策。稳定模式继续使用原 c.mood 与 showMood，不改变既有行为。</w:t>
+      </w:r>
+    </w:p>
+    <w:p>
+      <w:pPr>
+        <w:spacing w:after="60"/>
+      </w:pPr>
+      <w:r>
+        <w:rPr>
+          <w:b/>
+        </w:rPr>
+        <w:t>显示规则：</w:t>
+      </w:r>
+      <w:r>
+        <w:t>自然模式顶部点击后只打开“内心想法”说明，不展示心情值；设置项改为“聊天顶部心情 / 内心标签”，关闭仅隐藏标签。</w:t>
+      </w:r>
+    </w:p>
+    <w:p>
+      <w:pPr>
+        <w:spacing w:after="60"/>
+      </w:pPr>
+      <w:r>
+        <w:rPr>
+          <w:b/>
+        </w:rPr>
+        <w:t>电子宠物：</w:t>
+      </w:r>
+      <w:r>
+        <w:t>保留原猫狗与最多两只宠物规则，新增缅因猫；新增金丝熊、布丁仓鼠、银狐仓鼠；新增纯白侏儒兔、纯白垂耳兔、纯白狮子兔。仓鼠和兔子使用独立的小体型线稿 SVG、睡姿、耳朵/尾巴结构、声音文案，并接入首次领养、第二只领养、衣帽间换品种、五阶段成长、互动与存档归一化。总品种数为 15。</w:t>
+      </w:r>
+    </w:p>
+    <w:p>
+      <w:pPr>
+        <w:spacing w:after="60"/>
+      </w:pPr>
+      <w:r>
+        <w:rPr>
+          <w:b/>
+        </w:rPr>
+        <w:t>兼容性：</w:t>
+      </w:r>
+      <w:r>
+        <w:t>旧电子宠物存档字段不迁移、不重置；新增 species 通过枚举归一化，旧 cat/dog 数据保持原样。软件锁与角色控制指令链未修改。</w:t>
+      </w:r>
+    </w:p>
+    <w:p>
+      <w:pPr>
+        <w:spacing w:after="60"/>
+      </w:pPr>
+      <w:r>
+        <w:rPr>
+          <w:b/>
+        </w:rPr>
+        <w:t>验证：</w:t>
+      </w:r>
+      <w:r>
+        <w:t>app.js 与 pet-game.js 语法检查通过；完整 Node 测试 345/345 通过；本地浏览器实际核对四物种入口、缅因猫/三仓鼠/三兔子品种面板，并完成纯白侏儒兔领养、开箱和房间睡姿显示。</w:t>
       </w:r>
     </w:p>
     <w:sectPr>

--- a/docs/maintenance/AI开发项目_项目说明文档.docx
+++ b/docs/maintenance/AI开发项目_项目说明文档.docx
@@ -3180,6 +3180,39 @@
       </w:r>
       <w:r>
         <w:t>app.js 与 pet-game.js 语法检查通过；完整 Node 测试 345/345 通过；本地浏览器实际核对四物种入口、缅因猫/三仓鼠/三兔子品种面板，并完成纯白侏儒兔领养、开箱和房间睡姿显示。</w:t>
+      </w:r>
+    </w:p>
+    <w:p>
+      <w:pPr>
+        <w:pStyle w:val="Heading1"/>
+      </w:pPr>
+      <w:r>
+        <w:t>v834 · 主动消息自主决策与防重复（2026-08-07）</w:t>
+      </w:r>
+    </w:p>
+    <w:p>
+      <w:r>
+        <w:t>本版修复服务器后台主动联系和微信自然模式主动消息的两类重复：完全相同 outbox 内容重复，以及换少量词语但语义和句式相同的近期复述。版本壳、入口资源和 Service Worker 缓存统一升级为 v834。</w:t>
+      </w:r>
+    </w:p>
+    <w:p>
+      <w:r>
+        <w:t>服务器主动联系不再存在固定早中晚兜底句。生成时传入角色时区的准确日期、小时和分钟以及最近 6 条服务器主动消息；角色可自主联系或保持安静。OPENAI_API_KEY 未配置、接口错误、空响应或异常时不显示任何角色台词、不写 outbox、不增加每日计数。</w:t>
+      </w:r>
+    </w:p>
+    <w:p>
+      <w:r>
+        <w:t>服务器生成后使用规范化、包含关系和最长公共子序列检查近期语义重复；客户端拉取 outbox 时继续按稳定 ID 幂等，并增加 24 小时同角色同正文保护。自然模式本地主动生成在真正送达前合并同轮气泡，检查近 12 小时同角色文本的完全相同、包含、LCS 和双字相似度；重复则取消本次发送且不补模板话术。</w:t>
+      </w:r>
+    </w:p>
+    <w:p>
+      <w:r>
+        <w:t>长期产品规则：系统只能提供时间、上下文和安全边界，不能用固定句摆弄角色。所有角色可见主动消息与 AI 回复必须来自角色自由生成；角色不想联系或模型不可用时保持安静。隐藏 [保持安静] 仅作为控制标记，不能出现在聊天、通知或记忆中。</w:t>
+      </w:r>
+    </w:p>
+    <w:p>
+      <w:r>
+        <w:t>稳定边界：未修改软件锁、伴生命令回执、账号记忆隔离、电话状态、内心想法字段、音乐、朋友圈或电子宠物。完整 Node 回归 345/345。服务器部分需部署更新后的 phone-role-push Edge Function 后才会在线生效。</w:t>
       </w:r>
     </w:p>
     <w:sectPr>

--- a/docs/maintenance/AI开发项目_项目说明文档.docx
+++ b/docs/maintenance/AI开发项目_项目说明文档.docx
@@ -3213,6 +3213,47 @@
     <w:p>
       <w:r>
         <w:t>稳定边界：未修改软件锁、伴生命令回执、账号记忆隔离、电话状态、内心想法字段、音乐、朋友圈或电子宠物。完整 Node 回归 345/345。服务器部分需部署更新后的 phone-role-push Edge Function 后才会在线生效。</w:t>
+      </w:r>
+    </w:p>
+    <w:p/>
+    <w:p>
+      <w:r>
+        <w:rPr>
+          <w:b/>
+        </w:rPr>
+        <w:t>v835 · 角色头像通信通知正式接入（2026-08-07）</w:t>
+      </w:r>
+    </w:p>
+    <w:p>
+      <w:r>
+        <w:rPr>
+          <w:b w:val="0"/>
+        </w:rPr>
+        <w:t>当前正式基线由 v834 升级为 v835。此次以远端 main 的 v834 为底座定向接入角色头像通知，没有用旧功能分支覆盖现有版本；v832 主题、v833 宠物以及 v834 角色自主沉默与消息语义防重复均继续保留。</w:t>
+      </w:r>
+    </w:p>
+    <w:p>
+      <w:r>
+        <w:rPr>
+          <w:b w:val="0"/>
+        </w:rPr>
+        <w:t>网页端会把角色头像压缩为 96×96 JPEG 缩略图并同步到服务器，启用服务器推送的角色每 6 小时进行一次低频资料补同步；数据库保存受限头像数据与随机访问令牌。Edge Function 通过带 outbox ID 和随机令牌的临时地址提供头像，限定七天、图片类型与 40KB 上限，并在 APNs 消息中加入 mutable-content、thread-id、roleId、roleName 与 avatarURL。</w:t>
+      </w:r>
+    </w:p>
+    <w:p>
+      <w:r>
+        <w:rPr>
+          <w:b w:val="0"/>
+        </w:rPr>
+        <w:t>iOS Notification Service Extension 与通信通知代码已纳入仓库；用户此前已在 Xcode 完成 Extension 接入并成功打开 App。发布后仍需用一条新的真实服务器通知确认 iPhone 最终显示角色头像，头像获取失败时必须退回普通通知，不能阻塞正文。</w:t>
+      </w:r>
+    </w:p>
+    <w:p>
+      <w:r>
+        <w:rPr>
+          <w:b w:val="0"/>
+        </w:rPr>
+        <w:t>验证：完整自动化回归 347/347 通过。</w:t>
       </w:r>
     </w:p>
     <w:sectPr>

--- a/docs/maintenance/AI开发项目_项目说明文档.docx
+++ b/docs/maintenance/AI开发项目_项目说明文档.docx
@@ -3254,6 +3254,85 @@
           <w:b w:val="0"/>
         </w:rPr>
         <w:t>验证：完整自动化回归 347/347 通过。</w:t>
+      </w:r>
+    </w:p>
+    <w:p>
+      <w:r>
+        <w:br w:type="page"/>
+      </w:r>
+    </w:p>
+    <w:p>
+      <w:pPr>
+        <w:pStyle w:val="Heading1"/>
+      </w:pPr>
+      <w:r>
+        <w:t>v836 · 高级主屏正式接入（2026-08-07）</w:t>
+      </w:r>
+    </w:p>
+    <w:p>
+      <w:r>
+        <w:rPr>
+          <w:b/>
+        </w:rPr>
+        <w:t>版本：</w:t>
+      </w:r>
+      <w:r>
+        <w:t>v836。基于远端最新 v835 角色头像通信通知版本继续开发，保留 v834 主动消息防重复、v833 电子宠物扩展和全部软件锁链路。</w:t>
+      </w:r>
+    </w:p>
+    <w:p>
+      <w:r>
+        <w:rPr>
+          <w:b/>
+        </w:rPr>
+        <w:t>问题根因：</w:t>
+      </w:r>
+      <w:r>
+        <w:t>此前正式版只套用了高级主题的局部卡片样式，没有把用户确认的 v829 预览结构映射到正式 renderHome，因此线上仍呈现旧的纵向组件堆叠，只能看到音乐唱片局部变化。</w:t>
+      </w:r>
+    </w:p>
+    <w:p>
+      <w:r>
+        <w:rPr>
+          <w:b/>
+        </w:rPr>
+        <w:t>正式接入：</w:t>
+      </w:r>
+      <w:r>
+        <w:t>主屏改为四列网格：天气占左侧 2×2，音乐唱片与今日心情位于右侧，情侣双头像进入应用网格；应用和 Dock 继续复用正式线条图标。暗黑、淡粉、白色三套既有主题保留。</w:t>
+      </w:r>
+    </w:p>
+    <w:p>
+      <w:r>
+        <w:rPr>
+          <w:b/>
+        </w:rPr>
+        <w:t>本轮微调：</w:t>
+      </w:r>
+      <w:r>
+        <w:t>音乐唱片由 50px 放大到 58px，今日心情笑脸容器由 58px 缩小到 48px、线条笑脸为 34px；顶部完整移除固定问候“早上好忆北”，只保留主时间戳和日期。</w:t>
+      </w:r>
+    </w:p>
+    <w:p>
+      <w:r>
+        <w:rPr>
+          <w:b/>
+        </w:rPr>
+        <w:t>兼容边界：</w:t>
+      </w:r>
+      <w:r>
+        <w:t>没有修改微信好友列表、朋友圈、聊天气泡、字体、话筒、底部导航、角色内心想法、账号记忆、主动消息、电话、电子宠物或软件锁判断。旧用户仅迁移未自定义的默认组件顺序，自定义布局继续保留。</w:t>
+      </w:r>
+    </w:p>
+    <w:p>
+      <w:r>
+        <w:rPr>
+          <w:b/>
+        </w:rPr>
+        <w:t>验证：</w:t>
+      </w:r>
+      <w:r>
+        <w:t>app.js 与 pet-game.js 语法检查通过；高级主题专项 7/7；完整 Node 自动化回归 349/349，通过软件锁、微信、主动消息防重复、角色头像通知、电话、音乐和电子宠物测试。</w:t>
       </w:r>
     </w:p>
     <w:sectPr>

--- a/docs/maintenance/AI开发项目_项目说明文档.docx
+++ b/docs/maintenance/AI开发项目_项目说明文档.docx
@@ -3333,6 +3333,38 @@
       </w:r>
       <w:r>
         <w:t>app.js 与 pet-game.js 语法检查通过；高级主题专项 7/7；完整 Node 自动化回归 349/349，通过软件锁、微信、主动消息防重复、角色头像通知、电话、音乐和电子宠物测试。</w:t>
+      </w:r>
+    </w:p>
+    <w:p>
+      <w:pPr>
+        <w:pStyle w:val="Heading1"/>
+      </w:pPr>
+      <w:r>
+        <w:t>v838 · 礼物全屏无闪屏修复（2026-08-07）</w:t>
+      </w:r>
+    </w:p>
+    <w:p>
+      <w:pPr/>
+      <w:r>
+        <w:t>本版在 v836 高级主屏正式版本上修复角色礼物的全屏切换闪屏，完整保留 v836 主屏结构。聊天礼物卡片、居中礼盒、二次点击开盒、花束/玩偶/戒指粒子结果仍保持原有三步流程和视觉尺寸。</w:t>
+      </w:r>
+    </w:p>
+    <w:p>
+      <w:pPr/>
+      <w:r>
+        <w:t>礼盒全屏背景和结果全屏背景改为首帧直接不透明，入场动画只作用于礼盒图形与提示；从礼盒切到结果时先挂载结果层，再移除礼盒层，因此聊天页面不会在动画开始或两层交接时突然透出。关闭时原有淡出仍保留。</w:t>
+      </w:r>
+    </w:p>
+    <w:p>
+      <w:pPr/>
+      <w:r>
+        <w:t>稳定边界：未修改高级主屏、送礼关键词、角色自主送礼、节日与纪念日选择、随机花束/玩偶/戒指配方、礼物日期与角色留言，也未包含尚未确认的思念彩蛋卡片改动。</w:t>
+      </w:r>
+    </w:p>
+    <w:p>
+      <w:pPr/>
+      <w:r>
+        <w:t>版本壳、入口资源和 Service Worker 缓存统一升级为 v838。验证：礼物与紧急恢复专项通过，完整 Node 回归 349/349，浏览器首帧透明度及层切换顺序核对通过。</w:t>
       </w:r>
     </w:p>
     <w:sectPr>

--- a/docs/maintenance/AI开发项目_项目说明文档.docx
+++ b/docs/maintenance/AI开发项目_项目说明文档.docx
@@ -3428,7 +3428,40 @@
     <w:p>
       <w:pPr/>
       <w:r>
-        <w:t>版本壳、入口、repair 页面、Service Worker 与正式资源查询统一升级为 v840。验证：完整 Node 352/352；390×844 浏览器完成卡片→礼盒→花束全流程视觉核对，完整包装可见；v839 主屏、微信框架、软件锁和既有礼物无闪屏链路继续通过。</w:t>
+        <w:t>版本壳、入口、repair 页面、Service Worker 与正式资源查询统一升级为 v840。验证：完整 Node 353/353；390×844 浏览器完成卡片→礼盒→花束全流程视觉核对，完整包装可见；v839 主屏、微信框架、软件锁和既有礼物无闪屏链路继续通过。</w:t>
+      </w:r>
+    </w:p>
+    <w:p>
+      <w:pPr>
+        <w:pStyle w:val="Heading1"/>
+      </w:pPr>
+      <w:r>
+        <w:t>v841 · 失联定位与必达联系（2026-08-07）</w:t>
+      </w:r>
+    </w:p>
+    <w:p>
+      <w:r>
+        <w:t>本版以远端 v840 为底继续开发，完整保留 v839 主屏自由布局与微信框架、v840 花束包装和礼物订单归属修复，同时保留 v835 角色头像通信通知。</w:t>
+      </w:r>
+    </w:p>
+    <w:p>
+      <w:r>
+        <w:t>“失联时查看 iPhone 电量与位置”在用户连续 3 小时未回复后才触发，并同时要求电量和定位权限。位置只使用设备真实上报数据；30 分钟内视为有效，携带地点、精度和更新时间。无数据或数据过期时明确说明不可用，禁止伪造位置。</w:t>
+      </w:r>
+    </w:p>
+    <w:p>
+      <w:r>
+        <w:t>失联检查结束后必须产生可见联系：角色发送 1—2 条消息，或发起来电；该场景禁止只检查不联系，也禁止返回“保持安静”。前台运行时若消息生成或入队失败，自动降级为角色来电。</w:t>
+      </w:r>
+    </w:p>
+    <w:p>
+      <w:r>
+        <w:t>服务端角色生成增加故障转移：先使用已配置的 OpenAI 兼容服务，失败后可切换至 DashScope qwen-plus。普通后台定时推送仍保留角色自主保持安静的能力，且不使用硬编码套话兜底。</w:t>
+      </w:r>
+    </w:p>
+    <w:p>
+      <w:r>
+        <w:t>验证结果：app.js 与 sw.js 语法检查通过；全量 Node 自动化测试 353/353 通过。</w:t>
       </w:r>
     </w:p>
     <w:sectPr>

--- a/docs/maintenance/AI开发项目_项目说明文档.docx
+++ b/docs/maintenance/AI开发项目_项目说明文档.docx
@@ -3365,6 +3365,38 @@
       <w:pPr/>
       <w:r>
         <w:t>版本壳、入口资源和 Service Worker 缓存统一升级为 v838。验证：礼物与紧急恢复专项通过，完整 Node 回归 349/349，浏览器首帧透明度及层切换顺序核对通过。</w:t>
+      </w:r>
+    </w:p>
+    <w:p>
+      <w:pPr>
+        <w:pStyle w:val="Heading1"/>
+      </w:pPr>
+      <w:r>
+        <w:t>v839 · 主屏自由布局与微信框架正式接入（2026-08-07）</w:t>
+      </w:r>
+    </w:p>
+    <w:p>
+      <w:pPr/>
+      <w:r>
+        <w:t>本版在 v838 基线上完成 v829 已确认高级主屏的正式交互接入。主屏应用、天气/音乐/心情/情侣头像组件与底部 Dock 改为同一份持久化布局数据；组件可以穿插在应用之间，Dock 保持在底部但其中四个入口可与主屏项目互换。</w:t>
+      </w:r>
+    </w:p>
+    <w:p>
+      <w:pPr/>
+      <w:r>
+        <w:t>拖动采用实时让位：项目经过另一个项目时立即交换位置，松手后保存；手机端关闭主屏原生文字选择、长按菜单和蓝色选区，但保留横向翻页、点击启动、软件锁拦截和原有页面数量。旧 appLayout、widgets 与 Dock 默认布局会一次性迁移，并继续同步兼容字段。</w:t>
+      </w:r>
+    </w:p>
+    <w:p>
+      <w:pPr/>
+      <w:r>
+        <w:t>天气组件删除了遗留的微型图片上传入口，只保留实时天气图形；音乐唱片、主时间戳、日期、情侣双头像、今日心情圆形笑脸以及暗黑/淡粉/白色三套主题继续保留。微信只接入已确认的主列表外框与主导航质感，聊天气泡、字体、话筒、朋友圈内容结构、底部线条图标和角色内心想法仍沿用原正式实现。</w:t>
+      </w:r>
+    </w:p>
+    <w:p>
+      <w:pPr/>
+      <w:r>
+        <w:t>缓存壳、入口、repair 页面、Service Worker 与正式资源统一升级为 v839。合并保留 v838 礼物全屏首帧不透底修复。验证：app.js 与 gift-effects.js 语法检查通过；主屏、微信、软件锁、主动消息防重复、电子宠物、图片功能下线与缓存专项通过；完整 Node 自动化回归 351/351；浏览器实页确认三页共用网格、24 个应用、4 个组件令牌、4 个可移动 Dock 令牌、天气上传入口为 0、主屏 user-select 为 none。</w:t>
       </w:r>
     </w:p>
     <w:sectPr>

--- a/docs/maintenance/AI开发项目_项目说明文档.docx
+++ b/docs/maintenance/AI开发项目_项目说明文档.docx
@@ -3397,6 +3397,38 @@
       <w:pPr/>
       <w:r>
         <w:t>缓存壳、入口、repair 页面、Service Worker 与正式资源统一升级为 v839。合并保留 v838 礼物全屏首帧不透底修复。验证：app.js 与 gift-effects.js 语法检查通过；主屏、微信、软件锁、主动消息防重复、电子宠物、图片功能下线与缓存专项通过；完整 Node 自动化回归 351/351；浏览器实页确认三页共用网格、24 个应用、4 个组件令牌、4 个可移动 Dock 令牌、天气上传入口为 0、主屏 user-select 为 none。</w:t>
+      </w:r>
+    </w:p>
+    <w:p>
+      <w:pPr>
+        <w:pStyle w:val="Heading1"/>
+      </w:pPr>
+      <w:r>
+        <w:t>v840 · 花束包装与礼物订单归属修复（2026-08-07）</w:t>
+      </w:r>
+    </w:p>
+    <w:p>
+      <w:pPr/>
+      <w:r>
+        <w:t>本版接在远端 v839 主屏自由布局与微信框架之后发布。粒子花束的包装由原先花头下方的浅锥形改为完整多层结构：左右后层包装纸、前层包装纸、收口线和绑带共同延伸到花束下半段，手机视口中可以看到完整包装。</w:t>
+      </w:r>
+    </w:p>
+    <w:p>
+      <w:pPr/>
+      <w:r>
+        <w:t>购物记录与赠礼语义彻底分开：角色直接赠送的鲜花、玩偶、戒指等仍进入礼物包裹和聊天礼物事实，但不再写入“我的订单”；只有用户自购和明确发起的“让TA代付”进入订单。代付订单保存付款角色 ID 和姓名，并在订单列表及角色查看手机的购物事实中显示“某某代付”。</w:t>
+      </w:r>
+    </w:p>
+    <w:p>
+      <w:pPr/>
+      <w:r>
+        <w:t>兼容处理：启动时会过滤并清理旧版本误写入订单的角色直接赠礼；订单角标、订单列表和远程查看快照共用同一订单过滤规则。退款、删除、客服、包裹签收和角色送礼触发逻辑保持不变。</w:t>
+      </w:r>
+    </w:p>
+    <w:p>
+      <w:pPr/>
+      <w:r>
+        <w:t>版本壳、入口、repair 页面、Service Worker 与正式资源查询统一升级为 v840。验证：完整 Node 352/352；390×844 浏览器完成卡片→礼盒→花束全流程视觉核对，完整包装可见；v839 主屏、微信框架、软件锁和既有礼物无闪屏链路继续通过。</w:t>
       </w:r>
     </w:p>
     <w:sectPr>

--- a/docs/maintenance/AI开发项目_项目说明文档.docx
+++ b/docs/maintenance/AI开发项目_项目说明文档.docx
@@ -3462,6 +3462,45 @@
     <w:p>
       <w:r>
         <w:t>验证结果：app.js 与 sw.js 语法检查通过；全量 Node 自动化测试 353/353 通过。</w:t>
+      </w:r>
+    </w:p>
+    <w:p/>
+    <w:p>
+      <w:pPr>
+        <w:pStyle w:val="Heading1"/>
+      </w:pPr>
+      <w:r>
+        <w:t>v842 · 朋友圈接入、屏保与通话原因修复（2026-08-07）</w:t>
+      </w:r>
+    </w:p>
+    <w:p>
+      <w:pPr/>
+      <w:r>
+        <w:t>本版以远端 v841 为基线继续开发，完整保留 v840 花束包装与礼物订单归属，以及 v841 失联定位、必达联系和服务端模型故障转移。朋友圈标签新增独立 wx-moments 正式入口；封面、真实动态、图片、点赞、评论、完整年月日时间和灰色垃圾桶仍使用既有数据与操作，只调整正式容器和明暗主题层次。</w:t>
+      </w:r>
+    </w:p>
+    <w:p>
+      <w:pPr/>
+      <w:r>
+        <w:t>屏保生命周期改为：冷启动仍显示一次；普通退到后台、切换应用或页面隐藏后返回不再重复上锁；真正关闭/卸载页面时由 beforeunload 持久化锁定，以便下次冷启动显示。删除旧的“后台超过 2.5 秒就重新弹屏保”判断。</w:t>
+      </w:r>
+    </w:p>
+    <w:p>
+      <w:pPr/>
+      <w:r>
+        <w:t>通话错误保留请求来源、HTTP 状态、原始错误和结构化响应，并优先按真实语义区分外部聊天接口余额不足、限流、模型或地址不存在、密钥/模型权限、网络、超时、上游异常及内置 AI 点数/授权。只有错误确实来自内置 AI 时才提示 AI 账户。</w:t>
+      </w:r>
+    </w:p>
+    <w:p>
+      <w:pPr/>
+      <w:r>
+        <w:t>影响范围：app.js、小手机.html、版本入口、Service Worker、相关测试与维护文档。未修改聊天气泡、微信底部线条图标、软件锁、微信账号记忆隔离、角色主动消息、通话音频、音乐、电子宠物、礼物或伴生设备业务逻辑。</w:t>
+      </w:r>
+    </w:p>
+    <w:p>
+      <w:pPr/>
+      <w:r>
+        <w:t>验证：app.js 语法检查通过；朋友圈、屏保、通话错误、微信主题、缓存、礼物和 v841 伴生设备定向回归 34/34；完整 Node 自动化回归 354/354。</w:t>
       </w:r>
     </w:p>
     <w:sectPr>

--- a/docs/maintenance/AI开发项目_项目说明文档.docx
+++ b/docs/maintenance/AI开发项目_项目说明文档.docx
@@ -3501,6 +3501,46 @@
       <w:pPr/>
       <w:r>
         <w:t>验证：app.js 语法检查通过；朋友圈、屏保、通话错误、微信主题、缓存、礼物和 v841 伴生设备定向回归 34/34；完整 Node 自动化回归 354/354。</w:t>
+      </w:r>
+    </w:p>
+    <w:p>
+      <w:pPr>
+        <w:pStyle w:val="Heading1"/>
+      </w:pPr>
+      <w:r>
+        <w:t>v843 · 微信与朋友圈无缝全屏（2026-08-07）</w:t>
+      </w:r>
+    </w:p>
+    <w:p>
+      <w:pPr>
+        <w:pStyle w:val="ListBullet"/>
+      </w:pPr>
+      <w:r>
+        <w:t>版本：v843 · 微信与朋友圈无缝全屏。</w:t>
+      </w:r>
+    </w:p>
+    <w:p>
+      <w:pPr>
+        <w:pStyle w:val="ListBullet"/>
+      </w:pPr>
+      <w:r>
+        <w:t>微信四个主标签页统一改为贴边全屏布局：外层 padding、gap、圆角边框与投影归零，导航与底栏仅保留细分界线。</w:t>
+      </w:r>
+    </w:p>
+    <w:p>
+      <w:pPr>
+        <w:pStyle w:val="ListBullet"/>
+      </w:pPr>
+      <w:r>
+        <w:t>朋友圈封面改为横向满宽；角色与玩家的每条朋友圈动态改为连续满宽列表，取消卡片间隙、圆角外框和投影，仅保留细分界线。</w:t>
+      </w:r>
+    </w:p>
+    <w:p>
+      <w:pPr>
+        <w:pStyle w:val="ListBullet"/>
+      </w:pPr>
+      <w:r>
+        <w:t>未改动聊天数据、联系人、朋友圈内容、头像、字体、底部标签、评论、点赞、删除和更多菜单等业务逻辑。</w:t>
       </w:r>
     </w:p>
     <w:sectPr>

--- a/docs/maintenance/AI开发项目_项目说明文档.docx
+++ b/docs/maintenance/AI开发项目_项目说明文档.docx
@@ -3573,6 +3573,44 @@
       </w:pPr>
       <w:r>
         <w:t>封面图片、文字、头像、按钮、分界线、评论点赞、删除和数据逻辑均未改动；浅色主题继续使用原有独立配色。</w:t>
+      </w:r>
+    </w:p>
+    <w:p>
+      <w:pPr>
+        <w:pStyle w:val="Heading1"/>
+      </w:pPr>
+      <w:r>
+        <w:t>v845 · 隐藏心声彩蛋与必触发问法（2026-08-07）</w:t>
+      </w:r>
+    </w:p>
+    <w:p>
+      <w:r>
+        <w:t>本版基于远端 v844 的朋友圈深色背景统一版本继续开发，保留 v844 的深色背景规则、v843 的微信与朋友圈无缝全屏显示，以及此前礼物系统、陪伴端能力和数据隔离规则。</w:t>
+      </w:r>
+    </w:p>
+    <w:p>
+      <w:r>
+        <w:t>新增隐藏心声彩蛋：角色可在发生特别重要的事情、连续思念或积累了许多想说的话时，自主发送神秘卡片。自主发送至少间隔三天，但不是固定计划任务，也不是每三天必发。</w:t>
+      </w:r>
+    </w:p>
+    <w:p>
+      <w:r>
+        <w:t>新增必定触发问法“在一起这么久，你有什么话想对我说吗？”及同义表达。命中明确问法时不走概率，并绕过自主彩蛋的三天间隔；普通的“想你”“爱你”“给我惊喜”不会误触发。若模型首次漏发卡片，会自动进行一次纠正生成。</w:t>
+      </w:r>
+    </w:p>
+    <w:p>
+      <w:r>
+        <w:t>播放流程为：聊天中的神秘卡片 → 全屏开场与横屏提示 → 开场停留六秒 → 用户开始 → 3、2、1 倒计时 → 一百条心声卡片以每条 0.4 秒的节奏自然堆叠。卡片落点限制在安全区域内，文字和卡框不会超出屏幕。</w:t>
+      </w:r>
+    </w:p>
+    <w:p>
+      <w:r>
+        <w:t>播放结束恢复为普通单张结束卡片，不使用粒子生成或消散。卡片内容、结束语和本次心声由角色结合设定与近期上下文自由生成，并通过历史与相似度检查降低重复。</w:t>
+      </w:r>
+    </w:p>
+    <w:p>
+      <w:r>
+        <w:t>页面壳、Service Worker、脚本缓存键和自动化断言统一升级为 v845。静态语法、隐藏心声专项测试、现有功能回归测试及浏览器完整播放流程均已核对。</w:t>
       </w:r>
     </w:p>
     <w:sectPr>

--- a/docs/maintenance/AI开发项目_项目说明文档.docx
+++ b/docs/maintenance/AI开发项目_项目说明文档.docx
@@ -3541,6 +3541,38 @@
       </w:pPr>
       <w:r>
         <w:t>未改动聊天数据、联系人、朋友圈内容、头像、字体、底部标签、评论、点赞、删除和更多菜单等业务逻辑。</w:t>
+      </w:r>
+    </w:p>
+    <w:p>
+      <w:pPr>
+        <w:pStyle w:val="Heading1"/>
+      </w:pPr>
+      <w:r>
+        <w:t>v844 · 朋友圈深色背景统一（2026-08-07）</w:t>
+      </w:r>
+    </w:p>
+    <w:p>
+      <w:pPr>
+        <w:pStyle w:val="ListBullet"/>
+      </w:pPr>
+      <w:r>
+        <w:t>版本：v844 · 朋友圈深色背景统一。</w:t>
+      </w:r>
+    </w:p>
+    <w:p>
+      <w:pPr>
+        <w:pStyle w:val="ListBullet"/>
+      </w:pPr>
+      <w:r>
+        <w:t>以角色朋友圈动态当前显示的深灰紫色为标准色（#282429），统一深色朋友圈的页面根背景、顶部导航、滚动区、底部标签栏和动态背景。</w:t>
+      </w:r>
+    </w:p>
+    <w:p>
+      <w:pPr>
+        <w:pStyle w:val="ListBullet"/>
+      </w:pPr>
+      <w:r>
+        <w:t>封面图片、文字、头像、按钮、分界线、评论点赞、删除和数据逻辑均未改动；浅色主题继续使用原有独立配色。</w:t>
       </w:r>
     </w:p>
     <w:sectPr>

--- a/docs/maintenance/AI开发项目_项目说明文档.docx
+++ b/docs/maintenance/AI开发项目_项目说明文档.docx
@@ -3611,6 +3611,39 @@
     <w:p>
       <w:r>
         <w:t>页面壳、Service Worker、脚本缓存键和自动化断言统一升级为 v845。静态语法、隐藏心声专项测试、现有功能回归测试及浏览器完整播放流程均已核对。</w:t>
+      </w:r>
+    </w:p>
+    <w:p>
+      <w:pPr>
+        <w:pStyle w:val="Heading1"/>
+      </w:pPr>
+      <w:r>
+        <w:t>v846 · 主动消息自主生成防重复（2026-08-07）</w:t>
+      </w:r>
+    </w:p>
+    <w:p>
+      <w:r>
+        <w:t>本版本基于 v845，完整保留隐藏心声卡片彩蛋，并继续保留 v842–v844 的界面修复，以及 v841 的离开过久电量/位置检查、检查后必须联系用户和角色通知头像能力。</w:t>
+      </w:r>
+    </w:p>
+    <w:p>
+      <w:r>
+        <w:t>本次没有设置任何固定主动消息。现场核对发现，服务器实际先后生成了“North，手放哪儿了？”和“North，手还放那儿？”。根因是旧去重逻辑只对长度不少于 12 的文本做包含和相似度判断，短句只改一个字时会漏过。</w:t>
+      </w:r>
+    </w:p>
+    <w:p>
+      <w:r>
+        <w:t>v846 将主动消息规范化文本的最低防重复长度降至 6；不足 12 个字符的短句采用 0.72 相似度阈值，较长文本继续采用 0.84 阈值。</w:t>
+      </w:r>
+    </w:p>
+    <w:p>
+      <w:r>
+        <w:t>若模型第一次生成的内容与近期消息过于相似，系统把该候选内容交回同一角色模型再生成一次。角色可选择换一个真正不同的话题和句式，或输出 [保持安静]；不会插入程序预写的替代话术。</w:t>
+      </w:r>
+    </w:p>
+    <w:p>
+      <w:r>
+        <w:t>验证：app.js 与 sw.js 语法检查通过；合并 v845 隐藏心声卡片后，完整自动化测试 360 项全部通过。</w:t>
       </w:r>
     </w:p>
     <w:sectPr>

--- a/docs/maintenance/AI开发项目_项目说明文档.docx
+++ b/docs/maintenance/AI开发项目_项目说明文档.docx
@@ -3644,6 +3644,39 @@
     <w:p>
       <w:r>
         <w:t>验证：app.js 与 sw.js 语法检查通过；合并 v845 隐藏心声卡片后，完整自动化测试 360 项全部通过。</w:t>
+      </w:r>
+    </w:p>
+    <w:p>
+      <w:pPr>
+        <w:pStyle w:val="Heading1"/>
+      </w:pPr>
+      <w:r>
+        <w:t>v847 · 屏保与主屏模板数字时钟（2026-08-07）</w:t>
+      </w:r>
+    </w:p>
+    <w:p>
+      <w:r>
+        <w:t>本版本基于远端 v846 继续开发，完整保留主动消息自主生成防重复、v845 隐藏心声彩蛋，以及此前的微信、朋友圈、电子宠物、软件锁和数据隔离能力。</w:t>
+      </w:r>
+    </w:p>
+    <w:p>
+      <w:r>
+        <w:t>屏保大时间与主屏时间统一改为参考图所示的粗体镂空模板数字。使用 Saira Stencil One 的本地 WOFF2 字体，并以内嵌 data URL 方式随页面离线加载；字形范围仅覆盖数字 0–9 与冒号。</w:t>
+      </w:r>
+    </w:p>
+    <w:p>
+      <w:r>
+        <w:t>屏保时间使用 96px（短屏 78px），主屏时间使用 34px；两处继续读取原有 hm() 实时时间，不新增定时器，不改变日期、农历、天气、状态栏或其他正文的字体。</w:t>
+      </w:r>
+    </w:p>
+    <w:p>
+      <w:r>
+        <w:t>影响范围仅为小手机.html 的字体声明和两处时间 CSS。屏保冷启动/真正关闭后的触发规则、普通后台返回行为、软件锁、微信和其他核心功能均未改动。字体授权说明保存在 fonts/SairaStencilOne-OFL.txt。</w:t>
+      </w:r>
+    </w:p>
+    <w:p>
+      <w:r>
+        <w:t>验证：390×844 手机尺寸下字体实际加载且无横向溢出；app.js 与 sw.js 语法检查通过；完整自动化测试 360/360 通过。</w:t>
       </w:r>
     </w:p>
     <w:sectPr>

--- a/docs/maintenance/AI开发项目_项目说明文档.docx
+++ b/docs/maintenance/AI开发项目_项目说明文档.docx
@@ -3677,6 +3677,70 @@
     <w:p>
       <w:r>
         <w:t>验证：390×844 手机尺寸下字体实际加载且无横向溢出；app.js 与 sw.js 语法检查通过；完整自动化测试 360/360 通过。</w:t>
+      </w:r>
+    </w:p>
+    <w:p>
+      <w:pPr>
+        <w:pStyle w:val="Heading1"/>
+      </w:pPr>
+      <w:r>
+        <w:t>v848 · 线下复读与总结存档修复（2026-08-07）</w:t>
+      </w:r>
+    </w:p>
+    <w:p>
+      <w:pPr>
+        <w:spacing w:after="120"/>
+      </w:pPr>
+      <w:r>
+        <w:t>本版本基于 v847 继续维护，修复线下约会回复去重失效、方向与动作权限重复弹窗、线上/线下总结异常膨胀或残句、PWA 顶部安全区露出主题色，以及音乐自定义背景看起来未生效五项问题。</w:t>
+      </w:r>
+    </w:p>
+    <w:p>
+      <w:pPr>
+        <w:spacing w:after="120"/>
+      </w:pPr>
+      <w:r>
+        <w:t>线下约会：回复解析与去重统一走同一套结果。若去重后没有可发送内容，只允许让当前角色模型重新生成一次；仍无有效内容时保持安静并显示界面错误，不再插入任何程序固定的角色台词或旁白。异常捕获也不再写入固定“信号停顿”剧情。</w:t>
+      </w:r>
+    </w:p>
+    <w:p>
+      <w:pPr>
+        <w:spacing w:after="120"/>
+      </w:pPr>
+      <w:r>
+        <w:t>总结存档：名称替换改为幂等处理，避免旧账号名包含于角色称呼时在每次清理中递归替换。启动时自动修复并保存历史异常总结；普通线上总结上限 700 字，线下约会归档上限 1900 字。新线上总结要求 80—220 个中文字、2—3 个完整句子，过短时仅重试一次，裁切优先保持完整句。</w:t>
+      </w:r>
+    </w:p>
+    <w:p>
+      <w:pPr>
+        <w:spacing w:after="120"/>
+      </w:pPr>
+      <w:r>
+        <w:t>权限与全屏：方向/动作权限只在用户明确打开计步功能时请求，重新进入小手机只在已有授权标记时静默恢复监听。页面启用 viewport-fit=cover、black-translucent 状态栏，并将 meta 与动态 manifest 的主题色统一为黑色，使主屏内容覆盖顶部安全区。</w:t>
+      </w:r>
+    </w:p>
+    <w:p>
+      <w:pPr>
+        <w:spacing w:after="120"/>
+      </w:pPr>
+      <w:r>
+        <w:t>音乐背景：自定义背景同时接入音乐首页和展开播放器；设置完成后有歌曲时直接回到播放器确认效果。播放器背景减少模糊、提高可见度，同时保留歌词、唱片、控制区和聊天布局。</w:t>
+      </w:r>
+    </w:p>
+    <w:p>
+      <w:pPr>
+        <w:spacing w:after="120"/>
+      </w:pPr>
+      <w:r>
+        <w:t>影响范围：app.js、小手机.html、入口/修复页、Service Worker、版本与专项测试。没有修改软件锁、账号/小号记忆隔离、电话音频与话筒、微信气泡和内心想法、朋友圈数据、礼物、电子宠物或伴生设备控制。</w:t>
+      </w:r>
+    </w:p>
+    <w:p>
+      <w:pPr>
+        <w:spacing w:after="120"/>
+      </w:pPr>
+      <w:r>
+        <w:t>验证：app.js 语法检查通过；完整 Node 自动化回归 361/361；390×844 手机视口确认页面内容从 y=0 覆盖整个视口，viewport-fit、透明状态栏、黑色 PWA 主题及完整高度均生效。</w:t>
       </w:r>
     </w:p>
     <w:sectPr>

--- a/docs/maintenance/AI开发项目_项目说明文档.docx
+++ b/docs/maintenance/AI开发项目_项目说明文档.docx
@@ -3741,6 +3741,70 @@
       </w:pPr>
       <w:r>
         <w:t>验证：app.js 语法检查通过；完整 Node 自动化回归 361/361；390×844 手机视口确认页面内容从 y=0 覆盖整个视口，viewport-fit、透明状态栏、黑色 PWA 主题及完整高度均生效。</w:t>
+      </w:r>
+    </w:p>
+    <w:p>
+      <w:pPr>
+        <w:pStyle w:val="Heading1"/>
+      </w:pPr>
+      <w:r>
+        <w:t>v849 · 主动消息记忆上下文同步与一小时重置（2026-08-08）</w:t>
+      </w:r>
+    </w:p>
+    <w:p>
+      <w:pPr>
+        <w:spacing w:after="120"/>
+      </w:pPr>
+      <w:r>
+        <w:t>本版本基于远端 v848 继续维护。现场证据显示，用户在 20:34 刚完成对话，服务器却在 20:36 发送“刚把你的名字写在处方笺背面”之类与上下文无关的主动消息；近期 outbox 还出现虚构观察用户耳垂、指尖、呼吸等内容，并反复使用破折号。</w:t>
+      </w:r>
+    </w:p>
+    <w:p>
+      <w:pPr>
+        <w:spacing w:after="120"/>
+      </w:pPr>
+      <w:r>
+        <w:t>根因一：网页普通发消息路径只重置了本地主动回复状态，没有更新服务器 phone_role_push_profiles.next_due_at。因此服务器仍按旧计划触发，不能实现“用户每发一条消息就重新等待一小时”。</w:t>
+      </w:r>
+    </w:p>
+    <w:p>
+      <w:pPr>
+        <w:spacing w:after="120"/>
+      </w:pPr>
+      <w:r>
+        <w:t>根因二：服务器生成器只有角色摘要、关系、当前时间及最近几条服务器主动消息，没有最近真实聊天，也没有长期记忆、对话总结、外部导入记忆、角色世界设定和近期生活记忆。模型无法接住关系状态，只能生成脱离上下文的抽象句。</w:t>
+      </w:r>
+    </w:p>
+    <w:p>
+      <w:pPr>
+        <w:spacing w:after="120"/>
+      </w:pPr>
+      <w:r>
+        <w:t>v849 新增有界同步：最近聊天上下文最多 8000 字；长期记忆、对话总结、外部导入记忆、适用世界书和恋人近期生活记忆按类别保留，合计最多 16000 字。数据只写入该角色的服务器主动联系资料，不上传健康数据或其他角色聊天。设置页同步公开说明这一变化。</w:t>
+      </w:r>
+    </w:p>
+    <w:p>
+      <w:pPr>
+        <w:spacing w:after="120"/>
+      </w:pPr>
+      <w:r>
+        <w:t>每条可见用户消息写入本地聊天后，立即调用 phone_role_push_touch_activity，同步最新记忆和上下文，并把 next_due_at 设置为该条消息时间加用户配置的 idle_minutes。服务器在生成前与生成后都重新读取 next_due_at；只要期间用户又发了消息，就清除本次认领并停止发送，避免竞态插话。</w:t>
+      </w:r>
+    </w:p>
+    <w:p>
+      <w:pPr>
+        <w:spacing w:after="120"/>
+      </w:pPr>
+      <w:r>
+        <w:t>主动消息提示改为真实恋人私聊：优先接最近上下文，也可表达想念、关心、普通日常报备或分享符合人设的小事；禁止诗化文案、悬空比喻、反复直呼全名、破折号/横杠，以及无依据声称看见或监测用户身体、位置、动作、梦境。格式不合格时只允许同一角色模型重写一次，仍不合格则保持安静，不使用固定替代台词。</w:t>
+      </w:r>
+    </w:p>
+    <w:p>
+      <w:pPr>
+        <w:spacing w:after="120"/>
+      </w:pPr>
+      <w:r>
+        <w:t>部署与验证：数据库迁移 202608080001 已应用；phone-role-push Edge Function 已发布为远端 version 9；app.js 语法检查和完整 Node 自动化回归 362/362 通过。前端构建统一升级为 v849。</w:t>
       </w:r>
     </w:p>
     <w:sectPr>

--- a/docs/maintenance/AI开发项目_项目说明文档.docx
+++ b/docs/maintenance/AI开发项目_项目说明文档.docx
@@ -3804,7 +3804,7 @@
         <w:spacing w:after="120"/>
       </w:pPr>
       <w:r>
-        <w:t>部署与验证：数据库迁移 202608080001 已应用；phone-role-push Edge Function 已发布为远端 version 9；app.js 语法检查和完整 Node 自动化回归 362/362 通过。前端构建统一升级为 v849。</w:t>
+        <w:t>部署与验证：数据库迁移 202608080001 已应用；phone-role-push Edge Function 已发布为远端 version 10；app.js 语法检查和完整 Node 自动化回归 362/362 通过。前端构建统一升级为 v849。</w:t>
       </w:r>
     </w:p>
     <w:sectPr>

--- a/docs/maintenance/AI开发项目_项目说明文档.docx
+++ b/docs/maintenance/AI开发项目_项目说明文档.docx
@@ -3805,6 +3805,39 @@
       </w:pPr>
       <w:r>
         <w:t>部署与验证：数据库迁移 202608080001 已应用；phone-role-push Edge Function 已发布为远端 version 10；app.js 语法检查和完整 Node 自动化回归 362/362 通过。前端构建统一升级为 v849。</w:t>
+      </w:r>
+    </w:p>
+    <w:p>
+      <w:pPr>
+        <w:pStyle w:val="Heading1"/>
+      </w:pPr>
+      <w:r>
+        <w:t>v851 · 口头索取心声彩蛋必触发（2026-08-08）</w:t>
+      </w:r>
+    </w:p>
+    <w:p>
+      <w:r>
+        <w:t>本版本基于远端 v849 的主动消息记忆上下文同步版本继续维护，完整保留最近聊天与长期记忆同步、每条用户消息重新计算主动联系等待时间，以及服务器发送前后的竞态保护。</w:t>
+      </w:r>
+    </w:p>
+    <w:p>
+      <w:r>
+        <w:t>隐藏心声彩蛋新增直接口头索取入口。用户说“给我发那个心情彩蛋”“心声彩蛋给我看一下”“我要他发那个隐藏卡片”等明确表达时，本轮必定触发，并绕过自主彩蛋的三天最短间隔；原有“在一起这么久，你有什么话想对我说吗？”及同义表达继续必定触发。</w:t>
+      </w:r>
+    </w:p>
+    <w:p>
+      <w:r>
+        <w:t>否定表达不会误触发，例如“别给我发心情彩蛋”“我不要你发心情彩蛋”“我不想看心声彩蛋”。普通“给我惊喜”仍不触发该彩蛋。自主发送逻辑不变：只有重要事件或连续思念积累到一定程度时由角色自行决定，三天只限制自主发送。</w:t>
+      </w:r>
+    </w:p>
+    <w:p>
+      <w:r>
+        <w:t>若角色模型第一次漏掉明确索取，系统会保持角色口吻与真实记忆重写一次，并强制输出一张新的心声卡片；卡片开场、短句和结束语继续经过历史相似度检查，避免复用旧内容。</w:t>
+      </w:r>
+    </w:p>
+    <w:p>
+      <w:r>
+        <w:t>页面壳、Service Worker、脚本缓存键和自动化断言统一升级为 v851。app.js 与 thought-card-effects.js 语法检查通过；心声彩蛋、好友同步、消息收发、扣点、许可证与主动消息专项测试通过；排除两个依赖外部运行环境的测试后，完整 Node 自动化回归 358/358 通过。</w:t>
       </w:r>
     </w:p>
     <w:sectPr>

--- a/docs/maintenance/AI开发项目_项目说明文档.docx
+++ b/docs/maintenance/AI开发项目_项目说明文档.docx
@@ -3810,46 +3810,85 @@
     <w:p>
       <w:pPr>
         <w:pStyle w:val="Heading1"/>
-        <w:keepNext/>
+      </w:pPr>
+      <w:r>
+        <w:t>v851 · 口头索取心声彩蛋必触发（2026-08-08）</w:t>
+      </w:r>
+    </w:p>
+    <w:p>
+      <w:r>
+        <w:t>本版本基于远端 v849 的主动消息记忆上下文同步版本继续维护，完整保留最近聊天与长期记忆同步、每条用户消息重新计算主动联系等待时间，以及服务器发送前后的竞态保护。</w:t>
+      </w:r>
+    </w:p>
+    <w:p>
+      <w:r>
+        <w:t>隐藏心声彩蛋新增直接口头索取入口。用户说“给我发那个心情彩蛋”“心声彩蛋给我看一下”“我要他发那个隐藏卡片”等明确表达时，本轮必定触发，并绕过自主彩蛋的三天最短间隔；原有“在一起这么久，你有什么话想对我说吗？”及同义表达继续必定触发。</w:t>
+      </w:r>
+    </w:p>
+    <w:p>
+      <w:r>
+        <w:t>否定表达不会误触发，例如“别给我发心情彩蛋”“我不要你发心情彩蛋”“我不想看心声彩蛋”。普通“给我惊喜”仍不触发该彩蛋。自主发送逻辑不变：只有重要事件或连续思念积累到一定程度时由角色自行决定，三天只限制自主发送。</w:t>
+      </w:r>
+    </w:p>
+    <w:p>
+      <w:r>
+        <w:t>若角色模型第一次漏掉明确索取，系统会保持角色口吻与真实记忆重写一次，并强制输出一张新的心声卡片；卡片开场、短句和结束语继续经过历史相似度检查，避免复用旧内容。</w:t>
+      </w:r>
+    </w:p>
+    <w:p>
+      <w:r>
+        <w:t>页面壳、Service Worker、脚本缓存键和自动化断言统一升级为 v851。app.js 与 thought-card-effects.js 语法检查通过；心声彩蛋、好友同步、消息收发、扣点、许可证与主动消息专项测试通过；排除两个依赖外部运行环境的测试后，完整 Node 自动化回归 358/358 通过。</w:t>
+      </w:r>
+    </w:p>
+    <w:p>
+      <w:pPr>
+        <w:pStyle w:val="Heading1"/>
       </w:pPr>
       <w:r>
         <w:t>v850 · 每日设备记录必查时段与早安睡眠查看（2026-08-08）</w:t>
       </w:r>
     </w:p>
     <w:p>
-      <w:pPr/>
-      <w:r>
-        <w:t>本版本在 v849 主动消息记忆上下文同步基础上，完善伴生设备的角色自主查看规则。睡眠记录与真实 iPhone 今日总屏幕时长、全部逐 App 使用记录改为两个独立的每日必查项目，不再使用写死的 07:00—12:00 与 21:30 后时段。</w:t>
-      </w:r>
-    </w:p>
-    <w:p>
-      <w:pPr/>
-      <w:r>
-        <w:t>情侣空间的伴生设备页面新增两组可编辑时间：睡眠查看开始/结束时间、应用使用记录查看开始/结束时间。保存后立即持久化，支持跨午夜时段；跨午夜的凌晨部分归属于前一晚开始的同一次检查，避免一天重复。</w:t>
-      </w:r>
-    </w:p>
-    <w:p>
-      <w:pPr/>
-      <w:r>
-        <w:t>两项每日必查在相应权限开启后每天各执行一次。应用检查携带真实 iPhone 今日总时长和同步列表中的全部 App 明细，不再只取前八个。睡眠检查读取 HealthKit 最近睡眠；用户说“早安/早上好”时可在设置时段之外立即完成当天这一次睡眠查看，同一天不会重复。</w:t>
-      </w:r>
-    </w:p>
-    <w:p>
-      <w:pPr/>
-      <w:r>
-        <w:t>心率、电量和最近位置保持独立授权，角色可按关系与当前上下文全天自主查看，不计入每日一次限制。早安睡眠回复可在对应权限和快照新鲜时同时参考最新心率、电量与位置，但不得诊断疾病、臆测情绪或伪造实时监控。</w:t>
-      </w:r>
-    </w:p>
-    <w:p>
-      <w:pPr/>
-      <w:r>
-        <w:t>每日必查不再受角色通用主动消息时段和 20 分钟防刷屏冷却影响；其他低电量、失联、情绪关心和手动解锁提醒仍维持原有开关、频率和权限。页面完全关闭时仍不伪装成本机常驻监控，所有数据继续以伴生 App 的真实快照和同步时间为准。</w:t>
-      </w:r>
-    </w:p>
-    <w:p>
-      <w:pPr/>
-      <w:r>
-        <w:t>状态结构升级为 schema 6，旧数据首次迁移时自动加入默认时段并开启两项每日必查，但 HealthKit 健康读取仍默认关闭，必须由用户明确授权。前端 Shell、App 与 Service Worker 统一升级为 v850；完整 Node 自动化回归 364/364 通过。</w:t>
+      <w:r>
+        <w:t>伴生设备增加两个互不绑定的可编辑时段：每日睡眠查看时段、每日应用使用记录查看时段。用户可在情侣空间→伴生设备→角色主动查看规则中直接修改起止时间并保存，跨午夜时段也按开始日计算每日次数。</w:t>
+      </w:r>
+    </w:p>
+    <w:p>
+      <w:r>
+        <w:t>睡眠和应用使用记录均改为每日必查一次：睡眠包含睡眠时长，并在授权且数据新鲜时带上最近心率、电量和位置；应用记录包含当天总屏幕时长和全部应用明细，不再截断为前八项。</w:t>
+      </w:r>
+    </w:p>
+    <w:p>
+      <w:r>
+        <w:t>用户发送“早安”时，如果当天尚未完成睡眠查看，可立即触发本日睡眠查看，不受常规时段限制；当天已经查看后不会重复。心率、电量和位置保持角色全天可按需查看且不限次数。</w:t>
+      </w:r>
+    </w:p>
+    <w:p>
+      <w:r>
+        <w:t>每日必查任务不再受普通主动消息总开关、普通主动消息时间窗或二十分钟冷却阻断；仍只读取用户已授权且伴生 App 已同步到小手机的数据。网页完全关闭时不伪装成原生常驻后台。</w:t>
+      </w:r>
+    </w:p>
+    <w:p>
+      <w:r>
+        <w:t>验证：node --check app.js 通过；node --test tests/*.test.mjs 共 364 项通过。</w:t>
+      </w:r>
+    </w:p>
+    <w:p>
+      <w:pPr>
+        <w:pStyle w:val="Heading1"/>
+      </w:pPr>
+      <w:r>
+        <w:t>v852 · 合并每日设备必查与口头索取心声彩蛋（2026-08-08）</w:t>
+      </w:r>
+    </w:p>
+    <w:p>
+      <w:r>
+        <w:t>远端 main 在 v850 开发期间新增 v851“口头索取心声彩蛋必触发”。v852 将该功能与 v850 的每日设备必查时段合并，保留两边全部行为，并统一 Shell、Service Worker、资源查询参数及自动化测试版本号。</w:t>
+      </w:r>
+    </w:p>
+    <w:p>
+      <w:r>
+        <w:t>发布状态：本地 v852 已完成合并与测试；远端 main 当前仍为 v851。由于 Windows 工作区缺少 GitHub SSH 公钥，首次 git push 按发布规范停止重试，等待在已登录的 GitHub Desktop 中手动推送。</w:t>
       </w:r>
     </w:p>
     <w:sectPr>

--- a/docs/maintenance/AI开发项目_项目说明文档.docx
+++ b/docs/maintenance/AI开发项目_项目说明文档.docx
@@ -3805,6 +3805,51 @@
       </w:pPr>
       <w:r>
         <w:t>部署与验证：数据库迁移 202608080001 已应用；phone-role-push Edge Function 已发布为远端 version 10；app.js 语法检查和完整 Node 自动化回归 362/362 通过。前端构建统一升级为 v849。</w:t>
+      </w:r>
+    </w:p>
+    <w:p>
+      <w:pPr>
+        <w:pStyle w:val="Heading1"/>
+        <w:keepNext/>
+      </w:pPr>
+      <w:r>
+        <w:t>v850 · 每日设备记录必查时段与早安睡眠查看（2026-08-08）</w:t>
+      </w:r>
+    </w:p>
+    <w:p>
+      <w:pPr/>
+      <w:r>
+        <w:t>本版本在 v849 主动消息记忆上下文同步基础上，完善伴生设备的角色自主查看规则。睡眠记录与真实 iPhone 今日总屏幕时长、全部逐 App 使用记录改为两个独立的每日必查项目，不再使用写死的 07:00—12:00 与 21:30 后时段。</w:t>
+      </w:r>
+    </w:p>
+    <w:p>
+      <w:pPr/>
+      <w:r>
+        <w:t>情侣空间的伴生设备页面新增两组可编辑时间：睡眠查看开始/结束时间、应用使用记录查看开始/结束时间。保存后立即持久化，支持跨午夜时段；跨午夜的凌晨部分归属于前一晚开始的同一次检查，避免一天重复。</w:t>
+      </w:r>
+    </w:p>
+    <w:p>
+      <w:pPr/>
+      <w:r>
+        <w:t>两项每日必查在相应权限开启后每天各执行一次。应用检查携带真实 iPhone 今日总时长和同步列表中的全部 App 明细，不再只取前八个。睡眠检查读取 HealthKit 最近睡眠；用户说“早安/早上好”时可在设置时段之外立即完成当天这一次睡眠查看，同一天不会重复。</w:t>
+      </w:r>
+    </w:p>
+    <w:p>
+      <w:pPr/>
+      <w:r>
+        <w:t>心率、电量和最近位置保持独立授权，角色可按关系与当前上下文全天自主查看，不计入每日一次限制。早安睡眠回复可在对应权限和快照新鲜时同时参考最新心率、电量与位置，但不得诊断疾病、臆测情绪或伪造实时监控。</w:t>
+      </w:r>
+    </w:p>
+    <w:p>
+      <w:pPr/>
+      <w:r>
+        <w:t>每日必查不再受角色通用主动消息时段和 20 分钟防刷屏冷却影响；其他低电量、失联、情绪关心和手动解锁提醒仍维持原有开关、频率和权限。页面完全关闭时仍不伪装成本机常驻监控，所有数据继续以伴生 App 的真实快照和同步时间为准。</w:t>
+      </w:r>
+    </w:p>
+    <w:p>
+      <w:pPr/>
+      <w:r>
+        <w:t>状态结构升级为 schema 6，旧数据首次迁移时自动加入默认时段并开启两项每日必查，但 HealthKit 健康读取仍默认关闭，必须由用户明确授权。前端 Shell、App 与 Service Worker 统一升级为 v850；完整 Node 自动化回归 364/364 通过。</w:t>
       </w:r>
     </w:p>
     <w:sectPr>

--- a/docs/maintenance/AI开发项目_项目说明文档.docx
+++ b/docs/maintenance/AI开发项目_项目说明文档.docx
@@ -3816,28 +3816,71 @@
       </w:r>
     </w:p>
     <w:p>
-      <w:r>
-        <w:t>本版本基于远端 v849 的主动消息记忆上下文同步版本继续维护，完整保留最近聊天与长期记忆同步、每条用户消息重新计算主动联系等待时间，以及服务器发送前后的竞态保护。</w:t>
-      </w:r>
-    </w:p>
-    <w:p>
-      <w:r>
-        <w:t>隐藏心声彩蛋新增直接口头索取入口。用户说“给我发那个心情彩蛋”“心声彩蛋给我看一下”“我要他发那个隐藏卡片”等明确表达时，本轮必定触发，并绕过自主彩蛋的三天最短间隔；原有“在一起这么久，你有什么话想对我说吗？”及同义表达继续必定触发。</w:t>
-      </w:r>
-    </w:p>
-    <w:p>
-      <w:r>
-        <w:t>否定表达不会误触发，例如“别给我发心情彩蛋”“我不要你发心情彩蛋”“我不想看心声彩蛋”。普通“给我惊喜”仍不触发该彩蛋。自主发送逻辑不变：只有重要事件或连续思念积累到一定程度时由角色自行决定，三天只限制自主发送。</w:t>
-      </w:r>
-    </w:p>
-    <w:p>
-      <w:r>
-        <w:t>若角色模型第一次漏掉明确索取，系统会保持角色口吻与真实记忆重写一次，并强制输出一张新的心声卡片；卡片开场、短句和结束语继续经过历史相似度检查，避免复用旧内容。</w:t>
-      </w:r>
-    </w:p>
-    <w:p>
-      <w:r>
-        <w:t>页面壳、Service Worker、脚本缓存键和自动化断言统一升级为 v851。app.js 与 thought-card-effects.js 语法检查通过；心声彩蛋、好友同步、消息收发、扣点、许可证与主动消息专项测试通过；排除两个依赖外部运行环境的测试后，完整 Node 自动化回归 358/358 通过。</w:t>
+      <w:pPr/>
+      <w:r>
+        <w:t>在保留三天自主彩蛋冷却的基础上，用户直接说“给我发那个心情彩蛋”“心声彩蛋给我看一下”等明确索取时，本轮必须触发隐藏心声卡；明确索取不受自主冷却限制。</w:t>
+      </w:r>
+    </w:p>
+    <w:p>
+      <w:pPr/>
+      <w:r>
+        <w:t>否定表达如“别给我发心情彩蛋”“我不要你发”“我不想看”必须优先识别为不触发；普通“给我惊喜”仍不能触发。</w:t>
+      </w:r>
+    </w:p>
+    <w:p>
+      <w:pPr/>
+      <w:r>
+        <w:t>角色仍按自己人设、真实记忆与关系生成内容，程序不写固定心声；最终纠错只要求同一模型按格式重写。专项与完整测试通过。</w:t>
+      </w:r>
+    </w:p>
+    <w:p>
+      <w:pPr>
+        <w:pStyle w:val="Heading1"/>
+      </w:pPr>
+      <w:r>
+        <w:t>v852 · 线下格式、好友同步与电话识别修复（2026-08-08）</w:t>
+      </w:r>
+    </w:p>
+    <w:p>
+      <w:pPr/>
+      <w:r>
+        <w:t>本版本基于远端 v849 主动消息记忆上下文同步继续维护，针对线下约会动作描写与角色台词混排、角色聊天内系统说明文字、好友消息前台可见延迟，以及外置电话连续识别偶发重复提交四项问题进行最小范围修复。</w:t>
+      </w:r>
+    </w:p>
+    <w:p>
+      <w:pPr/>
+      <w:r>
+        <w:t>线下约会根因不是单纯缺少标签。旧校验只确认一轮回复中至少存在一段合法【旁白】，同一回复内其他未加标签的第三人称动作段仍会被当成角色台词保存。v852 对每一段分别分类；高置信度的未标记第三人称动作判定为格式漂移，交由当前角色模型按原意重排。最后重试也必须通过同一校验，仍不合格时不显示、不保存，不添加程序固定台词或旁白。</w:t>
+      </w:r>
+    </w:p>
+    <w:p>
+      <w:pPr/>
+      <w:r>
+        <w:t>角色聊天只移除系统写入的心情/控制说明和内心想法弹窗中的解释性文案；继续保留角色模型自己生成的内心想法与顶部心声展示，不恢复心情数值，不以系统词语影响角色选择。</w:t>
+      </w:r>
+    </w:p>
+    <w:p>
+      <w:pPr/>
+      <w:r>
+        <w:t>小手机好友同步将正在打开的好友聊天轮询缩短为 2.5 秒，微信列表与好友页为 6 秒，其他页面保持 15 秒，页面隐藏时仍停止轮询。若新消息到达时用户正在输入，记录待刷新标记，输入结束后的下一轮安全同步必须补刷。</w:t>
+      </w:r>
+    </w:p>
+    <w:p>
+      <w:pPr/>
+      <w:r>
+        <w:t>外置电话连续识别新增已消费 final 保护：同一识别会话自动重启后再次返回相同旧 final 时不再重复提交；只有先出现新的 interim 识别过程后，相同文字才允许作为用户真实复述的新一句再次提交。开始和结束通话时均清空该状态。</w:t>
+      </w:r>
+    </w:p>
+    <w:p>
+      <w:pPr/>
+      <w:r>
+        <w:t>影响范围仅为 app.js、壳版本、专项测试与长期文档；完整保留 v849 主动消息服务器同步及迁移，不修改软件锁、账号/小号记忆隔离、音乐、微信气泡、朋友圈、电子宠物、礼物或伴生设备。</w:t>
+      </w:r>
+    </w:p>
+    <w:p>
+      <w:pPr/>
+      <w:r>
+        <w:t>验证：app.js 语法检查通过；完整 Node 自动化回归 363/363。专项测试覆盖混合格式正反例、前台同步与输入期间待刷新、连续识别旧 final 去重和真实复述放行；本地隔离页面资源确认无启动脚本错误。</w:t>
       </w:r>
     </w:p>
     <w:sectPr>

--- a/docs/maintenance/AI开发项目_项目说明文档.docx
+++ b/docs/maintenance/AI开发项目_项目说明文档.docx
@@ -3932,6 +3932,54 @@
     <w:p>
       <w:r>
         <w:t>发布状态：本地 v853 已准备完成。首次 SSH 推送因 Windows 工作区没有可用 GitHub 公钥而失败，按发布规范停止重试；远端 main 当前仍为 v852，等待在已登录的 GitHub 客户端中手动完成发布。</w:t>
+      </w:r>
+    </w:p>
+    <w:p>
+      <w:r>
+        <w:br w:type="page"/>
+      </w:r>
+    </w:p>
+    <w:p>
+      <w:pPr>
+        <w:pStyle w:val="Heading1"/>
+      </w:pPr>
+      <w:r>
+        <w:t>v854｜自然主动联系、约会记忆维护与旧功能回归保护（2026-08-09）</w:t>
+      </w:r>
+    </w:p>
+    <w:p>
+      <w:r>
+        <w:t>当前版本统一升级为 v854。本次在保留 v853 及此前未发布改动的基础上，集中修复主动联系失真、约会记忆不可维护、角色口头修改手机密码失效等问题。</w:t>
+      </w:r>
+    </w:p>
+    <w:p>
+      <w:r>
+        <w:t>主动联系不再使用固定句式，也不再固定只发一条。客户端和服务器都会读取角色设定、最近对话、长期记忆、用户最后一句话以及用户是否说明了离开原因，并遵守用户设置的 1–10 条范围。模型可自主选择文字、图片、位置、电话或暂时不发；多句话会按自然聊天气泡拆开。</w:t>
+      </w:r>
+    </w:p>
+    <w:p>
+      <w:r>
+        <w:t>新增事实落地保护：凡主动消息声称用户发过自拍、穿了某件衣服、去了某处或做过某件事，都必须能在真实上下文或记忆中找到依据；否则要求模型重写，仍无依据则不发送。新增整条与分条重复检测，降低重复主动消息。</w:t>
+      </w:r>
+    </w:p>
+    <w:p>
+      <w:r>
+        <w:t>服务器配置新增 message_min、message_max 两个字段并由新的数据库迁移同步，使后台推送也遵守用户设置的消息条数。线下约会期间是否允许主动消息保持原有行为，本次不新增拦截规则。</w:t>
+      </w:r>
+    </w:p>
+    <w:p>
+      <w:r>
+        <w:t>约会记忆列表支持手动删除失败总结和已结束记录；修改约会重点改为可展开的多行编辑窗口，保存后同步更新基础记忆和详细总结。</w:t>
+      </w:r>
+    </w:p>
+    <w:p>
+      <w:r>
+        <w:t>角色说出“我把手机密码改成 4826 了”“把解锁密码换了”等自然口语时，会真正修改手机密码并立即使旧解锁状态失效；原有 [改密码] 控制标签继续兼容。</w:t>
+      </w:r>
+    </w:p>
+    <w:p>
+      <w:r>
+        <w:t>验证结果：app.js 语法检查通过；全项目 367 项自动化测试全部通过，0 失败。</w:t>
       </w:r>
     </w:p>
     <w:sectPr>

--- a/docs/maintenance/AI开发项目_项目说明文档.docx
+++ b/docs/maintenance/AI开发项目_项目说明文档.docx
@@ -3980,6 +3980,82 @@
     <w:p>
       <w:r>
         <w:t>验证结果：app.js 语法检查通过；全项目 367 项自动化测试全部通过，0 失败。</w:t>
+      </w:r>
+    </w:p>
+    <w:p>
+      <w:r>
+        <w:br w:type="page"/>
+      </w:r>
+    </w:p>
+    <w:p>
+      <w:pPr>
+        <w:pStyle w:val="Heading1"/>
+      </w:pPr>
+      <w:r>
+        <w:t>v855｜聊天输入不中断（2026-08-09）</w:t>
+      </w:r>
+    </w:p>
+    <w:p>
+      <w:r>
+        <w:t>当前前端版本统一升级为 v855。本次只修复微信角色聊天的输入稳定性，不改变 v854 的主动联系、记忆、密码、伴生 App、查岗或线下约会行为。</w:t>
+      </w:r>
+    </w:p>
+    <w:p>
+      <w:r>
+        <w:t>根因是角色普通文字已经采用消息列表增量插入，但服务器主动推送、角色卡片、表情、日程提醒、查岗回应等分支仍会调用整页 render()。整页重绘会销毁并重新创建 cinput 输入框，因此用户尚未发送的文字、选区、光标和键盘焦点会被清空或打断。</w:t>
+      </w:r>
+    </w:p>
+    <w:p>
+      <w:r>
+        <w:t>v855 把聊天消息列表提取为独立渲染单元。角色消息到达时只更新 chatbg 消息区，不替换输入栏；服务器推送、主动消息、特殊卡片、节日与日程消息、查岗消息均接入此安全刷新路径。手动回复按钮的生成状态改为原位更新，不再通过整页重绘刷新。</w:t>
+      </w:r>
+    </w:p>
+    <w:p>
+      <w:r>
+        <w:t>同时保留兜底保护：任何确需整页渲染的旧路径都会在替换页面前保存输入草稿、selectionStart、selectionEnd、输入框高度、内部滚动位置及焦点，渲染后仅在仍是同一角色聊天时恢复，防止遗漏分支再次清空输入。</w:t>
+      </w:r>
+    </w:p>
+    <w:p>
+      <w:r>
+        <w:t>验证结果：app.js 语法检查通过；新增 chat-composer-preservation.test.mjs；全项目 368 项自动化测试全部通过，0 失败。</w:t>
+      </w:r>
+    </w:p>
+    <w:p>
+      <w:r>
+        <w:br w:type="page"/>
+      </w:r>
+    </w:p>
+    <w:p>
+      <w:pPr>
+        <w:pStyle w:val="Heading1"/>
+      </w:pPr>
+      <w:r>
+        <w:t>v856｜聊天输入不中断（2026-08-09）</w:t>
+      </w:r>
+    </w:p>
+    <w:p>
+      <w:r>
+        <w:t>当前前端版本统一升级为 v856。本次只修复微信角色聊天的输入稳定性，不改变 v855 的主动联系、记忆、密码、伴生 App、查岗或线下约会行为。</w:t>
+      </w:r>
+    </w:p>
+    <w:p>
+      <w:r>
+        <w:t>根因是角色普通文字已经采用消息列表增量插入，但服务器主动推送、角色卡片、表情、日程提醒、查岗回应等分支仍会调用整页 render()。整页重绘会销毁并重新创建 cinput 输入框，因此用户尚未发送的文字、选区、光标和键盘焦点会被清空或打断。</w:t>
+      </w:r>
+    </w:p>
+    <w:p>
+      <w:r>
+        <w:t>v856 把聊天消息列表提取为独立渲染单元。角色消息到达时只更新 chatbg 消息区，不替换输入栏；服务器推送、主动消息、特殊卡片、节日与日程消息、查岗消息均接入此安全刷新路径。手动回复按钮的生成状态改为原位更新，不再通过整页重绘刷新。</w:t>
+      </w:r>
+    </w:p>
+    <w:p>
+      <w:r>
+        <w:t>同时保留兜底保护：任何确需整页渲染的旧路径都会在替换页面前保存输入草稿、selectionStart、selectionEnd、输入框高度、内部滚动位置及焦点，渲染后仅在仍是同一角色聊天时恢复，防止遗漏分支再次清空输入。</w:t>
+      </w:r>
+    </w:p>
+    <w:p>
+      <w:r>
+        <w:t>验证结果：app.js 语法检查通过；新增 chat-composer-preservation.test.mjs；全项目 375 项自动化测试全部通过，0 失败。</w:t>
       </w:r>
     </w:p>
     <w:sectPr>

--- a/docs/maintenance/AI开发项目_项目说明文档.docx
+++ b/docs/maintenance/AI开发项目_项目说明文档.docx
@@ -4056,6 +4056,49 @@
     <w:p>
       <w:r>
         <w:t>验证结果：app.js 语法检查通过；新增 chat-composer-preservation.test.mjs；全项目 375 项自动化测试全部通过，0 失败。</w:t>
+      </w:r>
+    </w:p>
+    <w:p>
+      <w:r>
+        <w:br w:type="page"/>
+      </w:r>
+    </w:p>
+    <w:p>
+      <w:pPr>
+        <w:pStyle w:val="Heading1"/>
+      </w:pPr>
+      <w:r>
+        <w:t>v857｜伴生极速回执与持久快照（2026-08-09）</w:t>
+      </w:r>
+    </w:p>
+    <w:p>
+      <w:r>
+        <w:t>当前前端版本统一升级为 v857。本次只调整 Apple 伴生设备同步链路，不改变 Screen Time 授权、HealthKit 授权、已选 App、App Groups、角色控制权限或内外 App 绑定规则。</w:t>
+      </w:r>
+    </w:p>
+    <w:p>
+      <w:r>
+        <w:t>命令链路改为排队后立即请求 phone-companion-push，并把推送结果记录为 pushed 或 queued。网页不再静默吞掉 Edge Function 超时、未部署或无令牌结果；推送不可用时命令仍留在服务器队列，伴生 App 下次运行会补执行。</w:t>
+      </w:r>
+    </w:p>
+    <w:p>
+      <w:r>
+        <w:t>iPhone 新替换包位于 PhoneCompanion/v857伴生极速回执与持久快照_微信传输包_2026-08-09。APNs 后台唤醒改走 synchronizeCommandsOnly：先拉取命令、应用 ManagedSettings、写回回执，再上传轻量控制快照；不等待 DeviceActivity 报告、HealthKit 刷新或反向地理编码。前台完整同步保持不变。</w:t>
+      </w:r>
+    </w:p>
+    <w:p>
+      <w:r>
+        <w:t>轻量控制快照带 controlOnly 标记。网页只接受其中的锁定、解锁和限额状态，保留上一次真实使用时长、位置、足迹与健康数据，避免快速回执把真实动态数据覆盖成 0 或空值。</w:t>
+      </w:r>
+    </w:p>
+    <w:p>
+      <w:r>
+        <w:t>快照采用分层语义：动态时长可以显示为较早，但上一次已知状态永久保留；锁定或解锁只有在服务器回执之后又收到设备快照且内容一致时才进入 confirmed，一旦确认不会仅因两分钟过去而退回未知。</w:t>
+      </w:r>
+    </w:p>
+    <w:p>
+      <w:r>
+        <w:t>网页命令回执轮询提前到约 1.2 秒、4.5 秒和 12 秒；伴生页常规轮询下限从 6 秒缩短到 4 秒。全项目 376 项自动化测试通过，0 失败。</w:t>
       </w:r>
     </w:p>
     <w:sectPr>

--- a/docs/maintenance/AI开发项目_项目说明文档.docx
+++ b/docs/maintenance/AI开发项目_项目说明文档.docx
@@ -4056,6 +4056,49 @@
     <w:p>
       <w:r>
         <w:t>验证结果：app.js 语法检查通过；新增 chat-composer-preservation.test.mjs；全项目 375 项自动化测试全部通过，0 失败。</w:t>
+      </w:r>
+    </w:p>
+    <w:p>
+      <w:r>
+        <w:br w:type="page"/>
+      </w:r>
+    </w:p>
+    <w:p>
+      <w:pPr>
+        <w:pStyle w:val="Heading1"/>
+      </w:pPr>
+      <w:r>
+        <w:t>v857｜主动联系独立事件与极短消息防重复（2026-08-09）</w:t>
+      </w:r>
+    </w:p>
+    <w:p>
+      <w:r>
+        <w:t>当前前端与离线缓存版本统一升级为 v857。本次变更基于 origin/main 的 v856（4797aca），只收紧角色主动联系的上下文边界与跨路径防重复，不改变普通用户提问回复、账号隔离、软件锁、电话、线下约会、宠物、微信或共同生活等既有行为。</w:t>
+      </w:r>
+    </w:p>
+    <w:p>
+      <w:r>
+        <w:t>主动联系现在被明确建模为与上一轮分开的独立新事件。最近聊天只用于理解已经发生的事实、关系和用户最后交代，不再被模型视为一个等待继续回答的当前回合，禁止隔一段时间后补答、复述或只改几个字重发上一条回复。</w:t>
+      </w:r>
+    </w:p>
+    <w:p>
+      <w:r>
+        <w:t>客户端取消“少于 8 个规范化字符直接放行”的漏洞：所有长度都执行完全相同检查，2—7 个字符也参与包含与最长公共子序列相似度判断。候选记录仍只取角色的 assistant 文字或语音，因此普通回复、本地主动消息和服务器回填消息统一比较，而用户自己的文字不会误触发拦截。</w:t>
+      </w:r>
+    </w:p>
+    <w:p>
+      <w:r>
+        <w:t>服务器在写入 outbox 和发送 APNs 前，除最近的服务器主动消息外，还会从 recent_context 中提取该角色的普通回复一起比较。极短完全重复或一字改写会被判重；模型可按原流程重试一次，仍重复则保持安静，不新增固定话术、随机台词或硬编码兜底。</w:t>
+      </w:r>
+    </w:p>
+    <w:p>
+      <w:r>
+        <w:t>本次不需要数据库迁移。只读核对确认线上 v854 的 message_min、message_max 列和 phone_role_push_upsert_profile RPC 已存在，Edge Function 入口也已部署；但缺少管理凭据，无法证明线上函数源码已是本地 v857，因此发布时必须另行部署 phone-role-push 后再做真机 APNs 验收。</w:t>
+      </w:r>
+    </w:p>
+    <w:p>
+      <w:r>
+        <w:t>验证结果：app.js 语法检查通过；主动联系高风险专项 23 项全部通过；当前检出的全量套件共 374 项全部通过。临时 worktree 中两项父目录资源/ESM 解析测试按原项目环境校正后通过，校正没有保留到代码差异中。相较 v856 文档所写的 375 项，当前 origin/main 实际可枚举基线为 373 项，v857 新增 1 项服务器回归后为 374 项，本次没有删除测试。</w:t>
       </w:r>
     </w:p>
     <w:sectPr>

--- a/docs/maintenance/AI开发项目_项目说明文档.docx
+++ b/docs/maintenance/AI开发项目_项目说明文档.docx
@@ -4147,6 +4147,49 @@
     <w:p>
       <w:r>
         <w:t>本次没有新数据库迁移。v854 的 message_min、message_max 和 upsert RPC 已存在；phone-role-push 源码必须随 v859 部署后，线上服务器主动推送才会获得跨普通回复的防复读能力。</w:t>
+      </w:r>
+    </w:p>
+    <w:p>
+      <w:r>
+        <w:br w:type="page"/>
+      </w:r>
+    </w:p>
+    <w:p>
+      <w:pPr>
+        <w:pStyle w:val="Heading1"/>
+      </w:pPr>
+      <w:r>
+        <w:t>v860｜伴生推送上线与固定仓库交接（2026-08-10）</w:t>
+      </w:r>
+    </w:p>
+    <w:p>
+      <w:r>
+        <w:t>v860 基于已发布的 v859 main（83600d314b3d640b097b54e9beaf869e3408032b）。本次不改变产品功能，只把此前因 GitHub 网络失败而未发布的伴生推送部署记录安全补入最新 main，并按用户新规则统一缓存与页面版本号。</w:t>
+      </w:r>
+    </w:p>
+    <w:p>
+      <w:r>
+        <w:t>v857 的网页与原生伴生修复已随提交 6ce5181 进入 main。线上 GitHub Pages 当时已读取“v857 · 伴生极速回执与持久快照”，其命令快速通道、controlOnly 快照合并和持久确认状态继续由 v859、v860 完整保留。</w:t>
+      </w:r>
+    </w:p>
+    <w:p>
+      <w:r>
+        <w:t>Supabase Edge Function phone-companion-push 已由用户在 Dashboard 手动部署。带项目公开凭据发送空请求后，线上返回预期 HTTP 400 与 {"error":"invalid-request"}，证明函数路由和代码已运行，不再是 HTTP 404；部署过程没有重建、替换或显示 APNs secrets。</w:t>
+      </w:r>
+    </w:p>
+    <w:p>
+      <w:r>
+        <w:t>GitHub 源码状态与 Supabase 部署状态必须分开描述：supabase/functions/phone-companion-push/index.ts 进入 main 只代表源码已发布；本次已有独立的线上函数探测结果，才可记录为 Supabase 函数已部署。</w:t>
+      </w:r>
+    </w:p>
+    <w:p>
+      <w:r>
+        <w:t>从 v860 起唯一仓库为 C:\Users\pc\Documents\小手机\phone-work，唯一分支为 main，远端为 origin/main。禁止创建新分支或 worktree，禁止使用 phone-release-web*、voice-test、Documents\GitHub\phone 等旧目录；GitHub Desktop 只用于查看。</w:t>
+      </w:r>
+    </w:p>
+    <w:p>
+      <w:r>
+        <w:t>Windows 侧继续使用完整 Node 自动化回归验证。剩余设备工作仅为在 Mac Xcode 安装 v857 原生替换包，并完成真实 iPhone 的后台唤醒时延、锁定、解锁和回执闭环验收。</w:t>
       </w:r>
     </w:p>
     <w:sectPr>

--- a/docs/maintenance/AI开发项目_项目说明文档.docx
+++ b/docs/maintenance/AI开发项目_项目说明文档.docx
@@ -4190,6 +4190,44 @@
     <w:p>
       <w:r>
         <w:t>Windows 侧继续使用完整 Node 自动化回归验证。剩余设备工作仅为在 Mac Xcode 安装 v857 原生替换包，并完成真实 iPhone 的后台唤醒时延、锁定、解锁和回执闭环验收。</w:t>
+      </w:r>
+    </w:p>
+    <w:p>
+      <w:r>
+        <w:br w:type="page"/>
+      </w:r>
+    </w:p>
+    <w:p>
+      <w:pPr>
+        <w:pStyle w:val="Heading1"/>
+      </w:pPr>
+      <w:r>
+        <w:t>v861｜角色手机密码同步与主屏时间开关（2026-08-10）</w:t>
+      </w:r>
+    </w:p>
+    <w:p>
+      <w:r>
+        <w:t>v861 基于已发布的 v860 main（f9831bb188c2e0d298416a6f1db41e75c79d2d2f）。完整保留 v860 的伴生推送上线记录、固定仓库规则和此前所有产品能力；本次只修复角色手机密码同步，并新增主屏时间与日期的显示开关。</w:t>
+      </w:r>
+    </w:p>
+    <w:p>
+      <w:r>
+        <w:t>角色现在可在自然回复中口头修改自己的手机密码。系统会识别“新密码是 7315”“手机密码换好了，是 2480”“以后用 2580 当手机密码”等常见说法，也支持中文数字和全角数字；写入后立即使旧解锁状态失效，并由“查他手机”的锁屏使用同一密码源校验。</w:t>
+      </w:r>
+    </w:p>
+    <w:p>
+      <w:r>
+        <w:t>角色提示词同步要求：当回复中明确说出新的四位密码时，隐藏控制标签必须携带完全相同的四位数字。自然语言识别与控制标签共用同一套数字归一化和写入路径，避免角色说出的密码与实际保存密码不一致。</w:t>
+      </w:r>
+    </w:p>
+    <w:p>
+      <w:r>
+        <w:t>偏好设置新增“主屏幕时间和日期”开关，默认开启。关闭后只隐藏主屏幕左上角的时间与日期；其他 App、小组件和锁屏时间不受影响，重新开启即可恢复显示。该设置随现有状态保存。</w:t>
+      </w:r>
+    </w:p>
+    <w:p>
+      <w:r>
+        <w:t>回归验证覆盖角色自然说法、中文数字、全角数字、错误的无关验证码、完整控制标签处理链、旧解锁状态失效、锁屏读取同一密码源，以及主屏时间开关的默认值、持久化和渲染。v861 发布前完整 Node 自动化回归为 378/378 通过。</w:t>
       </w:r>
     </w:p>
     <w:sectPr>

--- a/docs/maintenance/AI开发项目_项目说明文档.docx
+++ b/docs/maintenance/AI开发项目_项目说明文档.docx
@@ -4228,6 +4228,49 @@
     <w:p>
       <w:r>
         <w:t>回归验证覆盖角色自然说法、中文数字、全角数字、错误的无关验证码、完整控制标签处理链、旧解锁状态失效、锁屏读取同一密码源，以及主屏时间开关的默认值、持久化和渲染。v861 发布前完整 Node 自动化回归为 378/378 通过。</w:t>
+      </w:r>
+    </w:p>
+    <w:p>
+      <w:r>
+        <w:br w:type="page"/>
+      </w:r>
+    </w:p>
+    <w:p>
+      <w:pPr>
+        <w:pStyle w:val="Heading1"/>
+      </w:pPr>
+      <w:r>
+        <w:t>v863｜伴生静默快锁、系统读回与原子快照（2026-08-10）</w:t>
+      </w:r>
+    </w:p>
+    <w:p>
+      <w:r>
+        <w:t>v863 延续 v862 全部功能，专门修复真实 iPhone 外置 App 锁定链路。目标仍是用户最初要求：不必退出伴生 App或手点刷新，后台可被静默唤醒，并尽快执行真实锁定/解锁；没有退回旧的慢轮询方案。</w:t>
+      </w:r>
+    </w:p>
+    <w:p>
+      <w:r>
+        <w:t>新的成功定义：网页排队和 APNs 推送都不是成功；原生 App 必须检查 Screen Time 控制授权，把目标 token 写入 ManagedSettingsStore，再从同一 store 读回确认。成功命令与读回后的控制快照由 phone_companion_complete_command 在一个事务中提交，网页不会先看到 completed、后看到相反快照。</w:t>
+      </w:r>
+    </w:p>
+    <w:p>
+      <w:r>
+        <w:t>快照模型从 v863 起增加 snapshotSequence。服务器只允许更新序号前进，防止完整同步、后台唤醒和重试之间的旧结果倒灌。动态时长、位置、健康数据可以随时间变旧，但已经由真实 post-command snapshot 确认的锁定事实不会因为动态数据较早而自动过期。</w:t>
+      </w:r>
+    </w:p>
+    <w:p>
+      <w:r>
+        <w:t>后台通知改为 APNs background push（content-available=1、priority=5），不显示横幅、声音或角标。Apple 后台推送属于尽力交付，系统仍可能节流；用户强制划掉 App 后通常停止后台交付。因此服务端继续保留 pending 队列，下次系统唤醒或打开 App 时幂等补执行。</w:t>
+      </w:r>
+    </w:p>
+    <w:p>
+      <w:r>
+        <w:t>页面状态定义：蓝/红等正常状态来自真实设备快照；黄色 conflict 表示锁定或解锁未生效，不是过期。pending 超过命令期限才叫过期。使用占比允许显示 0%，不再为了进度条可见而伪造 2%。</w:t>
+      </w:r>
+    </w:p>
+    <w:p>
+      <w:r>
+        <w:t>v863 Windows 验证为伴生专项 38/38、完整 Node 回归 381/381。服务端上线需要独立执行 SQL migration 和部署 Edge Function；原生上线需要 Mac Xcode 编译安装。只有 GitHub main、Supabase、iPhone 三层都完成并真机锁定/解锁通过，才可称为完整修复。</w:t>
       </w:r>
     </w:p>
     <w:sectPr>

--- a/docs/maintenance/AI开发项目_项目说明文档.docx
+++ b/docs/maintenance/AI开发项目_项目说明文档.docx
@@ -4271,6 +4271,83 @@
     <w:p>
       <w:r>
         <w:t>v863 Windows 验证为伴生专项 38/38、完整 Node 回归 381/381。服务端上线需要独立执行 SQL migration 和部署 Edge Function；原生上线需要 Mac Xcode 编译安装。只有 GitHub main、Supabase、iPhone 三层都完成并真机锁定/解锁通过，才可称为完整修复。</w:t>
+      </w:r>
+    </w:p>
+    <w:p>
+      <w:r>
+        <w:br w:type="page"/>
+      </w:r>
+    </w:p>
+    <w:p>
+      <w:pPr>
+        <w:pStyle w:val="Heading1"/>
+      </w:pPr>
+      <w:r>
+        <w:rPr>
+          <w:rFonts w:ascii="等线" w:hAnsi="等线" w:eastAsia="等线"/>
+          <w:sz w:val="32"/>
+        </w:rPr>
+        <w:t>v864｜共同生活升级为长期约会上下文（2026-08-10）</w:t>
+      </w:r>
+    </w:p>
+    <w:p>
+      <w:pPr>
+        <w:spacing w:after="120" w:line="300" w:lineRule="auto"/>
+      </w:pPr>
+      <w:r>
+        <w:rPr>
+          <w:rFonts w:ascii="等线" w:hAnsi="等线" w:eastAsia="等线"/>
+          <w:sz w:val="21"/>
+        </w:rPr>
+        <w:t>共同生活现在按「长期线下约会」实现：一次性约会仍保留原入口和原格式；共同生活不会因退出软件结束，并和同一角色的微信、电话、线上长期记忆及旧约会重要记忆保持语义连续。</w:t>
+      </w:r>
+    </w:p>
+    <w:p>
+      <w:pPr>
+        <w:spacing w:after="120" w:line="300" w:lineRule="auto"/>
+      </w:pPr>
+      <w:r>
+        <w:rPr>
+          <w:rFonts w:ascii="等线" w:hAnsi="等线" w:eastAsia="等线"/>
+          <w:sz w:val="21"/>
+        </w:rPr>
+        <w:t>互通通过既有「约会中同步到线上 · 含共同生活」开关控制。开启时不同页面只交换隐藏背景，不复制可见消息；关闭时线上和线下按平行独立世界处理，因此不会破坏微信气泡或旧约会旁白格式。</w:t>
+      </w:r>
+    </w:p>
+    <w:p>
+      <w:pPr>
+        <w:spacing w:after="120" w:line="300" w:lineRule="auto"/>
+      </w:pPr>
+      <w:r>
+        <w:rPr>
+          <w:rFonts w:ascii="等线" w:hAnsi="等线" w:eastAsia="等线"/>
+          <w:sz w:val="21"/>
+        </w:rPr>
+        <w:t>共同生活每轮使用角色当前选择的模型路线，主路线无有效内容且备用路线已配置时可安全回退。一次性约会原有模型默认和修复行为不变。</w:t>
+      </w:r>
+    </w:p>
+    <w:p>
+      <w:pPr>
+        <w:spacing w:after="120" w:line="300" w:lineRule="auto"/>
+      </w:pPr>
+      <w:r>
+        <w:rPr>
+          <w:rFonts w:ascii="等线" w:hAnsi="等线" w:eastAsia="等线"/>
+          <w:sz w:val="21"/>
+        </w:rPr>
+        <w:t>角色可通过结构化生活状态自主选择在家、上班、回家路上或临时外出。模型能读取当前准确时间、共同生活开始和持续时长、当前状态开始和持续时长、最近回家时间，避免把数小时前或前一天说成刚刚。</w:t>
+      </w:r>
+    </w:p>
+    <w:p>
+      <w:pPr>
+        <w:spacing w:after="120" w:line="300" w:lineRule="auto"/>
+      </w:pPr>
+      <w:r>
+        <w:rPr>
+          <w:rFonts w:ascii="等线" w:hAnsi="等线" w:eastAsia="等线"/>
+          <w:sz w:val="21"/>
+        </w:rPr>
+        <w:t>微信里明确到家或进门会触发真正的线下承接：共同生活记录新增角色动作旁白和自然台词，然后才能继续当面对话。只说开门不会提前判定已经在家；只显示回家横幅也不算承接完成。</w:t>
       </w:r>
     </w:p>
     <w:sectPr>

--- a/docs/maintenance/AI开发项目_项目说明文档.docx
+++ b/docs/maintenance/AI开发项目_项目说明文档.docx
@@ -4348,6 +4348,39 @@
           <w:sz w:val="21"/>
         </w:rPr>
         <w:t>微信里明确到家或进门会触发真正的线下承接：共同生活记录新增角色动作旁白和自然台词，然后才能继续当面对话。只说开门不会提前判定已经在家；只显示回家横幅也不算承接完成。</w:t>
+      </w:r>
+    </w:p>
+    <w:p>
+      <w:r>
+        <w:br w:type="page"/>
+      </w:r>
+    </w:p>
+    <w:p>
+      <w:pPr>
+        <w:pStyle w:val="Heading1"/>
+      </w:pPr>
+      <w:r>
+        <w:t>v865｜主屏时间隐藏保持原布局（2026-08-10）</w:t>
+      </w:r>
+    </w:p>
+    <w:p>
+      <w:r>
+        <w:t>v865 基于已发布的 v864 main（f6d3a10db1277bd1fccf7dd39a0ac842a8add150）。完整保留 v864 的共同生活长期上下文、到家承接、伴生设备和此前全部功能；本次只修复主屏时间与日期关闭后的布局回流。</w:t>
+      </w:r>
+    </w:p>
+    <w:p>
+      <w:r>
+        <w:t>偏好中的“主屏幕时间和日期”关闭后，时间文字和日期文字会隐藏，但原时间栏仍保留原高度。天气、组件、App 图标、分页点和底部 Dock 都保持开启时的坐标，不再整体上移，也不会因为主屏内容高度变化而在底部露出黑色区域。</w:t>
+      </w:r>
+    </w:p>
+    <w:p>
+      <w:r>
+        <w:t>实现上不再从 renderHome 输出中删除 home-premium-head，而是始终渲染同一个时间栏；关闭时仅增加 home-clock-hidden 类，使用 visibility:hidden 和 pointer-events:none 隐藏内容并禁用点击。常规高度继续保留 67px，矮屏断点继续保留 61px。</w:t>
+      </w:r>
+    </w:p>
+    <w:p>
+      <w:r>
+        <w:t>验证结果：app.js 语法检查通过；时间开关、主屏高级主题、版本与 Service Worker 专项通过；完整 Node 自动化回归 387/387 通过。本地隔离缓存浏览器确认 v865 矮屏时间栏高度为 61px、主屏滚动区从 61px 开始。</w:t>
       </w:r>
     </w:p>
     <w:sectPr>

--- a/docs/maintenance/AI开发项目_项目说明文档.docx
+++ b/docs/maintenance/AI开发项目_项目说明文档.docx
@@ -4381,6 +4381,44 @@
     <w:p>
       <w:r>
         <w:t>验证结果：app.js 语法检查通过；时间开关、主屏高级主题、版本与 Service Worker 专项通过；完整 Node 自动化回归 387/387 通过。本地隔离缓存浏览器确认 v865 矮屏时间栏高度为 61px、主屏滚动区从 61px 开始。</w:t>
+      </w:r>
+    </w:p>
+    <w:p>
+      <w:r>
+        <w:br w:type="page"/>
+      </w:r>
+    </w:p>
+    <w:p>
+      <w:pPr>
+        <w:pStyle w:val="Heading1"/>
+      </w:pPr>
+      <w:r>
+        <w:t>v866｜共同生活记忆与 iOS 底部适配（2026-08-10）</w:t>
+      </w:r>
+    </w:p>
+    <w:p>
+      <w:r>
+        <w:t>v866 基于已发布的 v865 main（cb87d74ae54a7091888bddcdf47f14988f0399fb）。共同生活页面顶部新增可原地展开的专属设置：最近上下文 10～80 条、自动总结 0～40 轮、旧总结引用 1～20 条、总结方式（分段重点/一整段）、对话模型路线和总结模型路线。设置按共同生活对象独立保存，修改时不重渲染聊天输入区。</w:t>
+      </w:r>
+    </w:p>
+    <w:p>
+      <w:r>
+        <w:t>共同生活自动总结和“立即总结”只写入 S.cohabitation.homes[角色ID].summaries。它不复制到微信记忆列表，不写入 S.offline 的单次线下约会记录，也不写入角色 summaries。共同生活页面可直接查看全部总结；线上/线下同步开启时，微信模型和共同生活模型只按当前话题从该唯一存储临时读取相关条目，关闭同步后微信不读取。可见微信气泡、共同生活记录和单次约会记录始终互不复制。</w:t>
+      </w:r>
+    </w:p>
+    <w:p>
+      <w:r>
+        <w:t>分段模式按旧约会的记忆原则生成 1～8 条独立第一人称重点，内容少时允许只生成 1 条，禁止凑数；整段模式生成一条完整第一人称记忆。两种方式都排除普通起身、走路、拿东西、环境、姿势和第三人称旁白，只保留新增事实、重要话语、约定、情绪或关系变化。自动总结和立即总结共用当前页面选择的方式与总结模型路线。</w:t>
+      </w:r>
+    </w:p>
+    <w:p>
+      <w:r>
+        <w:t>部分 iOS 独立主屏/应用切换快照出现底部黑带，推断为旧 WebKit 在 standalone 竖屏下可用高度与动态视口高度不一致。v866 仅在 @supports(-webkit-touch-callout:none) + display-mode:standalone + portrait 范围内增加 -webkit-fill-available 底部补齐；不恢复全局 visualViewport 高度脚本，不改变普通 Safari、Android、桌面和本来正常的 iPhone 布局。</w:t>
+      </w:r>
+    </w:p>
+    <w:p>
+      <w:r>
+        <w:t>验证结果：app.js 语法检查通过；共同生活设置、上下文、状态交接、独立记忆、分段/整段入口、iOS standalone 视口、移动端启动等专项 24/24 通过；完整 Node 自动化回归 392/392 通过。390×844 浏览器核验中，设置展开无横向溢出，聊天区仍保留 385px 高度；正式页面 html、body、phone、screen 的底部均为 844px。真实问题机仍需在线上安装态复核系统应用切换快照。</w:t>
       </w:r>
     </w:p>
     <w:sectPr>

--- a/docs/maintenance/AI开发项目_项目说明文档.docx
+++ b/docs/maintenance/AI开发项目_项目说明文档.docx
@@ -4419,6 +4419,37 @@
     <w:p>
       <w:r>
         <w:t>验证结果：app.js 语法检查通过；共同生活设置、上下文、状态交接、独立记忆、分段/整段入口、iOS standalone 视口、移动端启动等专项 24/24 通过；完整 Node 自动化回归 392/392 通过。390×844 浏览器核验中，设置展开无横向溢出，聊天区仍保留 385px 高度；正式页面 html、body、phone、screen 的底部均为 844px。真实问题机仍需在线上安装态复核系统应用切换快照。</w:t>
+      </w:r>
+    </w:p>
+    <w:p>
+      <w:r>
+        <w:br w:type="page"/>
+      </w:r>
+    </w:p>
+    <w:p>
+      <w:pPr>
+        <w:pStyle w:val="Heading1"/>
+      </w:pPr>
+      <w:r>
+        <w:t>v867 能力说明｜共同生活真实手机互动</w:t>
+      </w:r>
+    </w:p>
+    <w:p>
+      <w:pPr/>
+      <w:r>
+        <w:t>共同生活中的角色可按本人性格、关系和现场动机自主决定何时查看小手机，不设每日次数上限。支持只读查看抖音、微信聊天、朋友圈、电话短信、浏览器、钱包账单、X 动态、云程机票，以及获授权的外置 iPhone 电量、定位、总屏幕时间和逐 App 时间。</w:t>
+      </w:r>
+    </w:p>
+    <w:p>
+      <w:pPr/>
+      <w:r>
+        <w:t>共同生活沿用已有真实 App 锁定/解锁和完整微信登录授权；顶部显示正在查看的项目，完成后只在共同生活现场生成基于真实数据的第三人称动作和自然台词。线上与线下使用一个执行通道和一份事实去重记录，确保同一时刻只由一边查看、只由来源一边发言。</w:t>
+      </w:r>
+    </w:p>
+    <w:p>
+      <w:pPr/>
+      <w:r>
+        <w:t>输入区“旁白”是持续模式开关：开启后底部输入框发送旁白，再点关闭后发送普通对话气泡。该模式同时用于旧线下约会和共同生活。</w:t>
       </w:r>
     </w:p>
     <w:sectPr>

--- a/docs/maintenance/AI开发项目_项目说明文档.docx
+++ b/docs/maintenance/AI开发项目_项目说明文档.docx
@@ -4450,6 +4450,44 @@
       <w:pPr/>
       <w:r>
         <w:t>输入区“旁白”是持续模式开关：开启后底部输入框发送旁白，再点关闭后发送普通对话气泡。该模式同时用于旧线下约会和共同生活。</w:t>
+      </w:r>
+    </w:p>
+    <w:p>
+      <w:r>
+        <w:br w:type="page"/>
+      </w:r>
+    </w:p>
+    <w:p>
+      <w:pPr>
+        <w:pStyle w:val="Heading1"/>
+      </w:pPr>
+      <w:r>
+        <w:t>v868｜共同生活位置与一起外出同步（2026-08-10）</w:t>
+      </w:r>
+    </w:p>
+    <w:p>
+      <w:r>
+        <w:t>v868 将共同生活的“是否在同一现场”“当前生活阶段”和“当前地点”拆成明确状态。角色在家时，顶部可显示“在家 · 在卧室/书房/客厅”等；双方一起外出时显示“一起外出 · 具体地点”，仍保留共同生活的面对面输入与回复，不误切到微信。只有角色单独上班、外出或回家路上时，页面才提示去微信联系。</w:t>
+      </w:r>
+    </w:p>
+    <w:p>
+      <w:r>
+        <w:t>地点只在动作已经真实发生后更新。模型优先输出隐藏的 [共同生活位置|准确地点] 标签；兼容逻辑只识别“回了卧室、走进书房”等完成式动作，忽略“要不要回卧室、想去书房、没有去客厅”等询问、建议、想象和否定，避免只凭地点关键词误移动。地点作为共同生活 home 的单一现场位置持久化，不改变旧约会的旁白、台词和逐字显示格式。</w:t>
+      </w:r>
+    </w:p>
+    <w:p>
+      <w:r>
+        <w:t>双方一起外出使用独立 together-away 阶段，并用 [共同生活状态|一起外出|准确地点] 与 [共同生活状态|一起回家|玄关] 更新。一起回家不会生成“角色单独到家”的横幅或额外进门承接；角色此前确实独自离开后从微信到家，才进入原有线上到线下承接队列。该区分防止共同出行被误判为异地线上聊天。</w:t>
+      </w:r>
+    </w:p>
+    <w:p>
+      <w:r>
+        <w:t>回归要求覆盖：实际移动与仅讨论移动的边界、地点标签持久化、顶部状态文字、一起外出保持面对面、一起回家不生成单人到家横幅、角色单独外出仍切换微信，以及旧共同生活上下文、独立记忆、模型路线、一次性约会格式和版本缓存链路。</w:t>
+      </w:r>
+    </w:p>
+    <w:p>
+      <w:r>
+        <w:t>v868 同时把线上角色原有作息表接入共同生活：共同生活设置区可直接打开并修改同一份 c.sched，周一至周五按用户设置的上午/下午工作与午休时间执行，周六、周日默认休息。每轮共同生活提示均提供准确年月日、星期、时间以及昨天/今天/明天的星期关系。到上班时间后由角色先在面对面现场完成准备、告别和真实出门，再输出上班状态；程序不允许只因钟点到达就跳过动作强制切线上。页面顶部显示实时年月日、星期和时间。</w:t>
       </w:r>
     </w:p>
     <w:sectPr>

--- a/docs/maintenance/AI开发项目_项目说明文档.docx
+++ b/docs/maintenance/AI开发项目_项目说明文档.docx
@@ -4488,6 +4488,49 @@
     <w:p>
       <w:r>
         <w:t>v868 同时把线上角色原有作息表接入共同生活：共同生活设置区可直接打开并修改同一份 c.sched，周一至周五按用户设置的上午/下午工作与午休时间执行，周六、周日默认休息。每轮共同生活提示均提供准确年月日、星期、时间以及昨天/今天/明天的星期关系。到上班时间后由角色先在面对面现场完成准备、告别和真实出门，再输出上班状态；程序不允许只因钟点到达就跳过动作强制切线上。页面顶部显示实时年月日、星期和时间。</w:t>
+      </w:r>
+    </w:p>
+    <w:p>
+      <w:r>
+        <w:br w:type="page"/>
+      </w:r>
+    </w:p>
+    <w:p>
+      <w:pPr>
+        <w:pStyle w:val="Heading1"/>
+      </w:pPr>
+      <w:r>
+        <w:t>v869｜共同生活限额与每日必查（2026-08-10）</w:t>
+      </w:r>
+    </w:p>
+    <w:p>
+      <w:r>
+        <w:t>共同生活里的角色现在可口头修改真实 App 每日限额。模型使用隐藏标签 [共同生活限额|准确App名|1到720的分钟数]；程序只接受已完成稳定 ID 关联、内置授权和限额权限的 App，并复用既有 companionDispatchRoleByText('limit') 路径强制同步同一份分钟数到小手机内置 App 与真实 iPhone。命令提交仍不等于成功，必须等待设备回执。</w:t>
+      </w:r>
+    </w:p>
+    <w:p>
+      <w:r>
+        <w:t>每日必查由两次真实查看组成：一次 HealthKit 查看同时读取最近睡眠与今日步数；另一次读取 iPhone 今日总屏幕时长和全部逐 App 时长。心率保留为角色可自主查看项，但不属于每日必查；电量、位置及其他手机内容也不属于每日配额。</w:t>
+      </w:r>
+    </w:p>
+    <w:p>
+      <w:r>
+        <w:t>共同生活与线上自动查看共用 automationRuns 当天完成标记。双方处于在家或一起外出的面对面现场时，共同生活接管到期的每日必查；线上通道保持静默。共同生活完成并实际生成回应后才写完成标记，失败后五分钟重试。同一执行占用继续阻止线上线下同时查看，事实签名与当日标记共同避免同一内容重复发言。</w:t>
+      </w:r>
+    </w:p>
+    <w:p>
+      <w:r>
+        <w:t>共同生活自主查看仍不限次数，只能因实际查看结果发起主动消息，不得分享普通线上日常。睡眠与步数合并为一个查看目标，避免角色先看睡眠、再看步数时对同一份 HealthKit 摘要重复反应。角色独自上班、外出或回家路上时不运行共同生活查看。</w:t>
+      </w:r>
+    </w:p>
+    <w:p>
+      <w:r>
+        <w:t>验证：app.js 语法和差异检查通过；共同生活、伴生自动化、设备控制、状态、作息等相关回归 63/63 通过；完整 Node 自动化回归 408/408 通过。未修改 Supabase Edge Function、数据库迁移或 iPhone 原生工程。</w:t>
+      </w:r>
+    </w:p>
+    <w:p>
+      <w:r>
+        <w:t>模型边界核对：普通共同生活对话和查看真实手机记录后的回应都遵守用户设置的共同生活回复线路。设置主模型时，每次请求重新从主模型开始；只有该次主模型报错或返回空内容时，才允许副模型临时重写一次。临时兜底不会写回模型设置，下一次对话仍先走主模型。实际从主模型切到副模型、或下一轮从副模型切回主模型时，会显示三秒提示；连续使用同一路线不重复提示。</w:t>
       </w:r>
     </w:p>
     <w:sectPr>

--- a/docs/maintenance/AI开发项目_项目说明文档.docx
+++ b/docs/maintenance/AI开发项目_项目说明文档.docx
@@ -4531,6 +4531,44 @@
     <w:p>
       <w:r>
         <w:t>模型边界核对：普通共同生活对话和查看真实手机记录后的回应都遵守用户设置的共同生活回复线路。设置主模型时，每次请求重新从主模型开始；只有该次主模型报错或返回空内容时，才允许副模型临时重写一次。临时兜底不会写回模型设置，下一次对话仍先走主模型。实际从主模型切到副模型、或下一轮从副模型切回主模型时，会显示三秒提示；连续使用同一路线不重复提示。</w:t>
+      </w:r>
+    </w:p>
+    <w:p>
+      <w:r>
+        <w:br w:type="page"/>
+      </w:r>
+    </w:p>
+    <w:p>
+      <w:pPr>
+        <w:pStyle w:val="Heading1"/>
+      </w:pPr>
+      <w:r>
+        <w:t>v870｜主辅模型统一 API 路线与就近保存（2026-08-10）</w:t>
+      </w:r>
+    </w:p>
+    <w:p>
+      <w:r>
+        <w:t>设置中的路线一至路线四现在各自同时保存两组配置：主聊天模型保留接口地址、API Key、模型名、随机度和回复长度；同一路线内新增辅助模型配置，保存辅助模型的可选接口地址、API Key 和模型名。辅助地址或 Key 留空时，仍按原规则复用当前路线的主聊天接口；辅助模型名留空时，仍回退为使用主模型。</w:t>
+      </w:r>
+    </w:p>
+    <w:p>
+      <w:r>
+        <w:t>在设置页点击路线会先捕获当前页面的主聊天与辅助模型输入，再一起回填目标路线。聊天、游戏和线下场景里的快速路线切换同样同时应用两组配置；它只影响下一次请求，不中断已经发出的请求，也不改变语音、识图、联网或共同生活页面自己的模型选择规则。</w:t>
+      </w:r>
+    </w:p>
+    <w:p>
+      <w:r>
+        <w:t>聊天模型与辅助模型标题右上角各新增一个“保存”按钮，两个按钮执行同一个统一保存动作，不需要再滚动到页面底部。原有底部“保存设置”继续保留并兼容，会把当前两组模型写入同一条路线，同时保存页面中的其他设置。</w:t>
+      </w:r>
+    </w:p>
+    <w:p>
+      <w:r>
+        <w:t>旧数据迁移采用无损策略：历史 chatRoutes 中没有 aux 子配置时，初始化会把升级前全局 S.settings.aux 的现有值复制到每一条旧路线；已经带 aux 的新路线（包括明确留空）按各自值保留。这样升级后立即切换旧路线不会突然清空用户原有的辅助模型。</w:t>
+      </w:r>
+    </w:p>
+    <w:p>
+      <w:r>
+        <w:t>验证结果：app.js 语法检查通过；API 路线、旧数据迁移、两处就近保存按钮、快速路线切换、设置分页、版本壳与 Service Worker 专项通过；完整 Node 自动化回归 408/408 通过。正式 v870 页面可加载且应用控制台无错误；邀请码授权层存在时未绕过授权操作用户存档。</w:t>
       </w:r>
     </w:p>
     <w:sectPr>

--- a/docs/maintenance/AI开发项目_项目说明文档.docx
+++ b/docs/maintenance/AI开发项目_项目说明文档.docx
@@ -4569,6 +4569,72 @@
     <w:p>
       <w:r>
         <w:t>验证结果：app.js 语法检查通过；API 路线、旧数据迁移、两处就近保存按钮、快速路线切换、设置分页、版本壳与 Service Worker 专项通过；完整 Node 自动化回归 408/408 通过。正式 v870 页面可加载且应用控制台无错误；邀请码授权层存在时未绕过授权操作用户存档。</w:t>
+      </w:r>
+    </w:p>
+    <w:p>
+      <w:r>
+        <w:br w:type="page"/>
+      </w:r>
+    </w:p>
+    <w:p>
+      <w:pPr>
+        <w:pStyle w:val="Heading1"/>
+      </w:pPr>
+      <w:r>
+        <w:t>v871｜共同生活模型与 API 路线分离（2026-08-10）</w:t>
+      </w:r>
+    </w:p>
+    <w:p>
+      <w:r>
+        <w:t>共同生活设置把“使用哪个模型”和“从哪条 API 路线请求”拆成两个互不替代的维度。界面分别提供对话模型、对话 API 路线、总结模型、总结 API 路线四个选择器；主模型／副模型不再被错误命名为主线路／备用线路。</w:t>
+      </w:r>
+    </w:p>
+    <w:p>
+      <w:r>
+        <w:t>对话模型选择“跟随微信角色”时，读取角色当前主／副模型偏好；对话 API 路线选择“跟随微信当前路线”时，读取微信当前激活路线。用户也可固定路线一至路线四，固定值只随本次共同生活请求传入，不调用全局路线切换，不改变微信当前路线。</w:t>
+      </w:r>
+    </w:p>
+    <w:p>
+      <w:r>
+        <w:t>总结模型与总结 API 路线独立配置。总结可跟随对话模型、强制主模型或副模型；API 路线可跟随对话路线、跟随微信当前路线或固定路线一至路线四。辅助模型回退到主模型时仍留在同一条已选 API 路线上。</w:t>
+      </w:r>
+    </w:p>
+    <w:p>
+      <w:r>
+        <w:t>旧数据无损迁移：历史 replyRoute 自动迁移为 replyModel，历史 summaryRoute 自动迁移为 summaryModel；新增 replyApiRoute 默认跟随微信当前路线，summaryApiRoute 默认跟随对话路线。迁移不覆盖用户已经保存的新字段。</w:t>
+      </w:r>
+    </w:p>
+    <w:p>
+      <w:r>
+        <w:t>验证结果：app.js 语法检查通过；迁移、独立解析、界面分区、固定路线不修改微信、上下文承接、会话内路线和回退链路等专项测试通过；完整 Node 自动化回归 412/412 通过。</w:t>
+      </w:r>
+    </w:p>
+    <w:p>
+      <w:r>
+        <w:br w:type="page"/>
+      </w:r>
+    </w:p>
+    <w:p>
+      <w:pPr>
+        <w:pStyle w:val="Heading1"/>
+      </w:pPr>
+      <w:r>
+        <w:t>v871 补充｜共同生活查看手机只交付一次回复（2026-08-10）</w:t>
+      </w:r>
+    </w:p>
+    <w:p>
+      <w:r>
+        <w:t>共同生活里角色通过隐藏标签决定查看用户手机时，查看前的原始模型回合只负责启动查看，不再把其中的旁白或台词作为可见回复写入。界面等待查看进度完成后，只交付拿到真实后台记录的结果回合。</w:t>
+      </w:r>
+    </w:p>
+    <w:p>
+      <w:r>
+        <w:t>外层共同生活发送流程会等待 cohabRunPhoneInspection 完成，期间不提前解除忙碌状态；结果回合已经自行写入共同生活记录并触发总结后，外层不再重复写入或重复触发总结。相同事实未变化时继续静默去重。</w:t>
+      </w:r>
+    </w:p>
+    <w:p>
+      <w:r>
+        <w:t>新增回归验证了 schedule:false 不会再启动平行定时任务、原始回合被消费、结果查看被等待、无内容提示不会误报、总结不会执行两次。专项共同生活测试 22/22 通过。</w:t>
       </w:r>
     </w:p>
     <w:sectPr>

--- a/docs/maintenance/AI开发项目_项目说明文档.docx
+++ b/docs/maintenance/AI开发项目_项目说明文档.docx
@@ -4635,6 +4635,34 @@
     <w:p>
       <w:r>
         <w:t>新增回归验证了 schedule:false 不会再启动平行定时任务、原始回合被消费、结果查看被等待、无内容提示不会误报、总结不会执行两次。专项共同生活测试 22/22 通过。</w:t>
+      </w:r>
+    </w:p>
+    <w:p>
+      <w:pPr>
+        <w:pStyle w:val="Heading1"/>
+      </w:pPr>
+      <w:r>
+        <w:t>v875｜North 伴生 App 品牌与正式分发方向（2026-08-10）</w:t>
+      </w:r>
+    </w:p>
+    <w:p>
+      <w:r>
+        <w:t>现有 PhoneCompanionTest 继续作为独立的真实 iPhone 伴生 App，不把完整小手机网页装入原生 App。正式产品显示名确定为 North，使用用户提供的双猫与爱心气泡图片作为主 App 图标；Target 名、Bundle Identifier、App Groups、Family Controls、HealthKit、定位、推送 Entitlements 以及锁定、解锁、限额、同步和后台唤醒逻辑均保持不变。</w:t>
+      </w:r>
+    </w:p>
+    <w:p>
+      <w:r>
+        <w:t>图标资源保存为 1024×1024、无透明通道的 NorthAppIcon.appiconset，由 iOS 自动裁切桌面圆角。Xcode 只需在主 App Target 把 Display Name 设为 North，并把 App Icons Source 设为 NorthAppIcon；Monitor、Report、Shield 等扩展 Target 不改名、不替换权限。</w:t>
+      </w:r>
+    </w:p>
+    <w:p>
+      <w:r>
+        <w:t>分发路线确定为：先使用 TestFlight 外部测试验证安装、配对、授权、后台同步与真实锁定，不登记用户 UDID；TestFlight Build 每 90 天更新一次。产品稳定后可再申请非公开 App Store 分发。TestFlight 或非公开链接只负责安装，实际使用资格继续由小手机邀请码、配对和设备凭据控制。</w:t>
+      </w:r>
+    </w:p>
+    <w:p>
+      <w:r>
+        <w:t>v875 未修改 Supabase Edge Function、数据库迁移或两份 Swift 核心源码。新增品牌资源静态验证，确认图标尺寸、RGB 无透明通道、Asset Catalog 声明及 Bundle ID/Entitlements 保留说明；app.js 语法检查通过，伴生与缓存专项 40/40 通过，完整 Node 自动化回归 419/419 通过。</w:t>
       </w:r>
     </w:p>
     <w:sectPr>

--- a/docs/maintenance/AI开发项目_项目说明文档.docx
+++ b/docs/maintenance/AI开发项目_项目说明文档.docx
@@ -4663,6 +4663,44 @@
     <w:p>
       <w:r>
         <w:t>v875 未修改 Supabase Edge Function、数据库迁移或两份 Swift 核心源码。新增品牌资源静态验证，确认图标尺寸、RGB 无透明通道、Asset Catalog 声明及 Bundle ID/Entitlements 保留说明；app.js 语法检查通过，伴生与缓存专项 40/40 通过，完整 Node 自动化回归 419/419 通过。</w:t>
+      </w:r>
+    </w:p>
+    <w:p>
+      <w:r>
+        <w:br w:type="page"/>
+      </w:r>
+    </w:p>
+    <w:p>
+      <w:pPr>
+        <w:pStyle w:val="Heading1"/>
+      </w:pPr>
+      <w:r>
+        <w:t>v876｜North App Store 审核支持与隐私页面（2026-08-10）</w:t>
+      </w:r>
+    </w:p>
+    <w:p>
+      <w:r>
+        <w:t>分发决定：iOS 原生伴生 App North 继续保持独立，不把网页小手机整体嵌入原生 App；当前目标为 App Store Connect 的非公开 App（Unlisted App）审核路线。安卓继续使用网页小手机。非公开分发仍需 Apple 审核，不得描述成免审核或绕过 Family Controls entitlement。</w:t>
+      </w:r>
+    </w:p>
+    <w:p>
+      <w:r>
+        <w:t>新增公开页面 north-support.html 与 north-privacy.html。支持页包含系统授权、App 选择、短时配对、同步和锁定故障恢复说明；隐私页披露屏幕使用时间、步数、睡眠、可选位置、设备配对、命令回执、Apple 系统服务与 Supabase 后端的真实数据边界，并明确不读取微信、抖音等第三方 App 的聊天、私信或页面内容。</w:t>
+      </w:r>
+    </w:p>
+    <w:p>
+      <w:r>
+        <w:t>正式审核地址在发布后为 https://fenglina35-dotcom.github.io/phone/north-support.html 与 https://fenglina35-dotcom.github.io/phone/north-privacy.html。两个页面互相链接，支持页面使用项目 Issues 作为公开问题入口，并明确禁止公开提交配对码、设备密钥、位置或健康数据。</w:t>
+      </w:r>
+    </w:p>
+    <w:p>
+      <w:r>
+        <w:t>Service Worker 原先会把全部 navigate 请求替换为缓存的小手机主页面。v876 为 north-support.html 与 north-privacy.html 增加最小排除规则，让它们按普通静态页面直接读取，避免审核员打开支持或隐私链接却看到小手机主页。小手机其他离线外壳、聊天数据与缓存恢复逻辑保持不变。</w:t>
+      </w:r>
+    </w:p>
+    <w:p>
+      <w:r>
+        <w:t>发布缓存统一升级为 v876，版本标签为“v876 · North 审核支持页面”。专项页面、隐私边界、秘密泄漏防护、Service Worker 排除和版本对齐测试已加入；完整 Node 回归 422/422 通过。</w:t>
       </w:r>
     </w:p>
     <w:sectPr>

--- a/docs/maintenance/AI开发项目_项目说明文档.docx
+++ b/docs/maintenance/AI开发项目_项目说明文档.docx
@@ -4701,6 +4701,44 @@
     <w:p>
       <w:r>
         <w:t>发布缓存统一升级为 v876，版本标签为“v876 · North 审核支持页面”。专项页面、隐私边界、秘密泄漏防护、Service Worker 排除和版本对齐测试已加入；完整 Node 回归 422/422 通过。</w:t>
+      </w:r>
+    </w:p>
+    <w:p>
+      <w:r>
+        <w:br w:type="page"/>
+      </w:r>
+    </w:p>
+    <w:p>
+      <w:pPr>
+        <w:pStyle w:val="Heading1"/>
+      </w:pPr>
+      <w:r>
+        <w:t>v877｜聊天页固定视口与输入框恢复（2026-08-10）</w:t>
+      </w:r>
+    </w:p>
+    <w:p>
+      <w:r>
+        <w:t>本次只修复全屏外壳高度回归，不回退 v870 至 v876 的双模型路线保存、角色密码、主屏组件开关、共同生活、North 审核支持页面等既有功能。发布基线升级为 v877 · 聊天视口与输入框恢复。</w:t>
+      </w:r>
+    </w:p>
+    <w:p>
+      <w:r>
+        <w:t>全屏结构重新固定为三层约束：html、body、phone、screen 不得超过当前可用视口；app 与 page 负责裁切；chatbg 作为唯一消息滚动区，inputbar 保持 flex: 0 0 auto 固定占位。长聊天只增长消息区的 scrollHeight，不再增长整个页面。</w:t>
+      </w:r>
+    </w:p>
+    <w:p>
+      <w:r>
+        <w:t>删除 v873 引入的物理屏幕高度补齐脚本及 north-standalone-shell 高度覆盖。该脚本会在安卓独立主屏把 screen.height 当成可用视口，状态栏和系统导航区差值会把整页拉长，导致聊天输入框落到屏幕外。</w:t>
+      </w:r>
+    </w:p>
+    <w:p>
+      <w:r>
+        <w:t>底部黑缝不再通过拉长应用内容处理。当前保留 100dvh 与根容器背景覆盖，并增加 max-height: 100% 和 overflow: hidden 的硬边界；禁止重新引入 screen.height、全局 visualViewport 高度同步或键盘 resize 拉高逻辑。</w:t>
+      </w:r>
+    </w:p>
+    <w:p>
+      <w:r>
+        <w:t>专项视口测试覆盖外壳上限、page 裁切、消息区内部滚动、输入框不可收缩以及禁止物理屏幕高度覆盖；完整 Node 回归 422/422 通过。</w:t>
       </w:r>
     </w:p>
     <w:sectPr>

--- a/docs/maintenance/AI开发项目_项目说明文档.docx
+++ b/docs/maintenance/AI开发项目_项目说明文档.docx
@@ -4739,6 +4739,39 @@
     <w:p>
       <w:r>
         <w:t>专项视口测试覆盖外壳上限、page 裁切、消息区内部滚动、输入框不可收缩以及禁止物理屏幕高度覆盖；完整 Node 回归 422/422 通过。</w:t>
+      </w:r>
+    </w:p>
+    <w:p>
+      <w:r>
+        <w:br w:type="page"/>
+      </w:r>
+    </w:p>
+    <w:p>
+      <w:pPr>
+        <w:pStyle w:val="Heading1"/>
+      </w:pPr>
+      <w:r>
+        <w:t>v878｜苹果主屏幕安全区手动适配（2026-08-10）</w:t>
+      </w:r>
+    </w:p>
+    <w:p>
+      <w:r>
+        <w:t>本次在 v877 固定视口基线上增加“设置 → 偏好·工具 → 偏好 → 苹果主屏幕适配”开关。默认关闭，不改变现有 Safari 与安卓布局；用户只在 iPhone/iPad 添加到主屏幕后遇到灵动岛遮挡或底部安全区缺口时开启。</w:t>
+      </w:r>
+    </w:p>
+    <w:p>
+      <w:r>
+        <w:t>运行范围采用双重门禁：必须识别为 iPhone/iPad，并且处于 standalone 主屏幕独立模式，同时用户已手动开启。安卓即使处于 PWA standalone 或保存了同名偏好，也不会获得 north-ios-home-safe 类；普通 iPhone Safari 同样不会命中。</w:t>
+      </w:r>
+    </w:p>
+    <w:p>
+      <w:r>
+        <w:t>适配只使用标准 CSS 100dvh 与 env(safe-area-inset-top/bottom)：根外壳在该模式填满动态视口，主屏时间、通用导航避开顶部安全区，聊天输入栏避开底部安全区。未恢复 screen.height、物理屏幕高度比较、visualViewport/resize 写高或 -webkit-fill-available。</w:t>
+      </w:r>
+    </w:p>
+    <w:p>
+      <w:r>
+        <w:t>专项测试覆盖 iPhone 主屏幕命中、iPhone Safari 不命中、Android standalone 不命中、iPad 桌面 UA 命中，并检查顶部与底部安全区规则；完整 Node 回归 424/424 通过。</w:t>
       </w:r>
     </w:p>
     <w:sectPr>

--- a/docs/maintenance/AI开发项目_项目说明文档.docx
+++ b/docs/maintenance/AI开发项目_项目说明文档.docx
@@ -4772,6 +4772,49 @@
     <w:p>
       <w:r>
         <w:t>专项测试覆盖 iPhone 主屏幕命中、iPhone Safari 不命中、Android standalone 不命中、iPad 桌面 UA 命中，并检查顶部与底部安全区规则；完整 Node 回归 424/424 通过。</w:t>
+      </w:r>
+    </w:p>
+    <w:p>
+      <w:r>
+        <w:br w:type="page"/>
+      </w:r>
+    </w:p>
+    <w:p>
+      <w:pPr>
+        <w:pStyle w:val="Heading1"/>
+      </w:pPr>
+      <w:r>
+        <w:t>v879｜共同生活上下文与苹果全局适配（2026-08-10）</w:t>
+      </w:r>
+    </w:p>
+    <w:p>
+      <w:r>
+        <w:t>本次版本从 v878 的苹果主屏幕安全区开关继续推进，版本号升级为 v879 · 共同生活上下文与苹果全局适配。核心目标是稳住共同生活、单次线下约会、微信和服务器主动消息之间的时间线，让角色始终以当前真实状态为最高优先级。</w:t>
+      </w:r>
+    </w:p>
+    <w:p>
+      <w:r>
+        <w:t>共同生活开启且未暂停时，角色必须理解为持续同居/共同生活；旧设定、旧总结、旧微信或旧线下约会里出现的异地、分居、上次见面、买票、落地等内容只能作为过去背景，不能覆盖当前同居事实。共同生活、微信、单次线下约会按最新发生顺序统一承接，但可见格式仍各自分开。</w:t>
+      </w:r>
+    </w:p>
+    <w:p>
+      <w:r>
+        <w:t>主动消息边界重新收紧：普通一次性线下约会进行中，线上角色不能主动发微信；共同生活里如果双方在家或一起外出，仍是面对面同处一处，也不能由角色主动发微信。只有角色单独外出、上班或回家路上这类短暂分开场景，才允许共同生活角色通过微信联系。服务器主动消息同步会读取同一实时状态，面对面时静默并回写计划。</w:t>
+      </w:r>
+    </w:p>
+    <w:p>
+      <w:r>
+        <w:t>共同生活记忆页新增单条删除和清空入口，只删除共同生活自动总结，不删除原共同生活聊天、微信记录或单次线下约会记录。这样可以手动清掉错误总结，避免长期污染角色判断。</w:t>
+      </w:r>
+    </w:p>
+    <w:p>
+      <w:r>
+        <w:t>苹果主屏幕适配继续保持手动开关和 Apple standalone 双重限制，并扩展到 X、放映室、音乐、短信/消息弹窗、抖音底栏、电话呼叫层等独立 App 顶栏或悬浮控件。规则只移动控件和安全区 padding，不写全局高度、不恢复 screen.height、不影响安卓。</w:t>
+      </w:r>
+    </w:p>
+    <w:p>
+      <w:r>
+        <w:t>缓存链已统一到 879：入口页、修复页、HTML shell、app.js、资源 query、Service Worker build 和预缓存版本全部对齐。完整 Node 回归 tests/*.test.mjs 为 425/425。</w:t>
       </w:r>
     </w:p>
     <w:sectPr>

--- a/docs/maintenance/AI开发项目_项目说明文档.docx
+++ b/docs/maintenance/AI开发项目_项目说明文档.docx
@@ -4815,6 +4815,56 @@
     <w:p>
       <w:r>
         <w:t>缓存链已统一到 879：入口页、修复页、HTML shell、app.js、资源 query、Service Worker build 和预缓存版本全部对齐。完整 Node 回归 tests/*.test.mjs 为 425/425。</w:t>
+      </w:r>
+    </w:p>
+    <w:p>
+      <w:r>
+        <w:br w:type="page"/>
+      </w:r>
+    </w:p>
+    <w:p>
+      <w:pPr>
+        <w:pStyle w:val="Heading1"/>
+      </w:pPr>
+      <w:r>
+        <w:t>v880｜持久锁定与当日同步（2026-08-11）</w:t>
+      </w:r>
+    </w:p>
+    <w:p>
+      <w:r>
+        <w:t>本次版本从 v879 升级为 v880 · 持久锁定与当日同步。目标是保证刷新、重连、跨日和每日限额监控重建都不能擅自解锁，同时让网页只接受 iPhone 当前本地日历日的递增使用量快照。</w:t>
+      </w:r>
+    </w:p>
+    <w:p>
+      <w:r>
+        <w:t>原生 CompanionSyncView 新增持久锁账本，并统一合并手动锁、每日限额锁和持久锁三类 Token。初始化会恢复每日限额 shield 与持久账本；makeSnapshot() 使用有效锁集合；rebuildDailyLimitMonitoring() 不再清空 dailyLimitStore 或 limit.lockedTokens。明确解锁会同时移除三类锁并保存，系统读回失败时恢复三份先前状态。</w:t>
+      </w:r>
+    </w:p>
+    <w:p>
+      <w:r>
+        <w:t>网页 Companion 状态升级到 schema 7，lockIntents 按外置稳定 ID 保存 desiredLocked，设备快照只更新 reportedLocked。schema 6 的已锁项目迁移为持久锁定意图；只有明确角色/面板锁定或解锁动作能更新意图。快照从已锁变成未锁时不再生成假的 manualUnlock，界面和角色上下文分别显示期望状态与设备回报。</w:t>
+      </w:r>
+    </w:p>
+    <w:p>
+      <w:r>
+        <w:t>使用量快照新增 usageDay、timeZone 和 usageRevision。网页拒绝非当前日、旧 revision 和旧 generatedAt，控制回执快照不能冒充使用量刷新；同一天的总时长和逐 App 时长不允许被较小旧值覆盖。每日使用量主动查看只接受当前日期且 20 分钟内的新鲜使用量数据。轮询保持伴生页约 4 秒、其他前台页面约 20 秒，并继续服从 iOS 后台调度限制。</w:t>
+      </w:r>
+    </w:p>
+    <w:p>
+      <w:r/>
+      <w:r/>
+      <w:r>
+        <w:t>缓存链已统一到 880：入口页、修复页、HTML shell、app.js、资源 query、Service Worker build 和预缓存版本全部对齐。Node 全量回归 tests/*.test.mjs 为 434/434；新增锁定账本测试覆盖 schema 迁移、快照无解锁权限、限额重建保锁、三存储显式解锁回滚和使用量日期/revision。</w:t>
+      </w:r>
+    </w:p>
+    <w:p>
+      <w:r>
+        <w:t>本轮没有修改 Supabase Function 或 migration。Windows 仓库未包含 Monitor Extension 源码，也无法读取 Mac 实际 Xcode 文件或执行真机验收；把仓库 Swift 复制到 Mac 前仍必须先比较 /Users/zoushijie/Documents/AppleProjects/PhoneCompanionTest 中的实际文件，并核对 limit.lockedTokens 编码、编译、连续刷新、前后台、重启、跨日与真实回执。</w:t>
+      </w:r>
+    </w:p>
+    <w:p>
+      <w:r>
+        <w:t>v880 同时补齐跨渠道时间轴与逐页安全区：共同生活/一次线下消息写入真实 time；微信、电话、线下按真实时间合并并明确 user/assistant 身份，分别生成“当前输入前用户上一句”和“角色上一句”锚点。购物、外卖新增页面级 nav 类；抖音 feed 返回键/标签及其他页 nav、云程 head/scroll 均有独立安全区规则和回归断言。</w:t>
       </w:r>
     </w:p>
     <w:sectPr>

--- a/docs/maintenance/AI开发项目_项目说明文档.docx
+++ b/docs/maintenance/AI开发项目_项目说明文档.docx
@@ -4865,6 +4865,55 @@
     <w:p>
       <w:r>
         <w:t>v880 同时补齐跨渠道时间轴与逐页安全区：共同生活/一次线下消息写入真实 time；微信、电话、线下按真实时间合并并明确 user/assistant 身份，分别生成“当前输入前用户上一句”和“角色上一句”锚点。购物、外卖新增页面级 nav 类；抖音 feed 返回键/标签及其他页 nav、云程 head/scroll 均有独立安全区规则和回归断言。</w:t>
+      </w:r>
+    </w:p>
+    <w:p>
+      <w:r>
+        <w:br w:type="page"/>
+      </w:r>
+    </w:p>
+    <w:p>
+      <w:pPr>
+        <w:pStyle w:val="Heading1"/>
+      </w:pPr>
+      <w:r>
+        <w:t>v881｜真机同步抗卡死与锁定真值分层（2026-08-11）</w:t>
+      </w:r>
+    </w:p>
+    <w:p>
+      <w:r/>
+      <w:r>
+        <w:t>本次从 v880 升级为 v881 · 真机同步抗卡死。仓库原生 CompanionSyncView 的自动 5 秒同步不再启动 DeviceActivity/FamilyActivityData 重型直读；只有用户明确点击真实数据同步时才读取使用量，并由 8 秒竞速超时保护。超时后会丢弃本轮使用量、退出“同步中”，继续上传锁定配置、电量、健康和位置等兼容快照，避免一个读取接口拖住全部数据。</w:t>
+      </w:r>
+    </w:p>
+    <w:p>
+      <w:r>
+        <w:t>伴生 App 新增“重新授权屏幕使用时间”显式按钮；从后台回到前台时只重新检查 AuthorizationCenter 状态，再进行普通同步，不在场景切换时自动弹授权请求。锁定/解锁仍在执行时检查 Family Controls 权限，失效时明确要求用户重新授权。</w:t>
+      </w:r>
+    </w:p>
+    <w:p>
+      <w:r>
+        <w:t>ManagedSettingsStore 的读回只代表配置集合已经写入，不代表 iOS 已经对目标 App 实际显示屏蔽页。原生回执与网页状态改为“设备配置含锁/未含锁”；网页不再显示“设备回报已锁”或“新快照确认锁定”，并要求以真机打开目标 App 时出现系统屏蔽页作为最终验收。</w:t>
+      </w:r>
+    </w:p>
+    <w:p>
+      <w:r>
+        <w:t>崩溃文件 PhoneCompanionTest-2026-08-11-014151.ips 已定位为 2026-08-11 01:41:51 的 FRONTBOARD 0x8BADF00D scene-update watchdog。主线程在 App 转入后台时卡在 VectorKit/MKMapView 的 flushTileLoads、flushTileDecodeQueues 与 geo::TaskQueue::barrierSync，超过 10 秒后被系统杀死；这不是网络断开，也不是内存 Jetsam。当前 Windows 仓库没有 MapKit/MKMapView 源码，说明 Mac 实际工程包含仓库外代码，未获得实际源码前禁止猜改。</w:t>
+      </w:r>
+    </w:p>
+    <w:p>
+      <w:r>
+        <w:t>两份 JetsamEvent-2026-08-10 日志分别是 coreduetd per-process-limit 和系统 vnode-limit，PhoneCompanionTest 当时只是 suspended 或未出现，不能作为 01:41 卡退根因。Mac 实际工程 /Users/zoushijie/Documents/AppleProjects/PhoneCompanionTest 仍需完整比较、编译和真机验证；本轮只完成仓库源代码与网页修复，不能写成已安装到 iPhone。</w:t>
+      </w:r>
+    </w:p>
+    <w:p>
+      <w:r>
+        <w:t>缓存链已统一到 881。新增 companion-native-resilience 回归覆盖前台授权复检、显式重新授权、8 秒读取上限、超时降级上传、自动同步不触发重型读取，以及配置状态不得冒充真实屏蔽。Node 全量回归 tests/*.test.mjs 为 438/438，git diff --check 无错误，仅 Windows LF→CRLF 提示。</w:t>
+      </w:r>
+    </w:p>
+    <w:p>
+      <w:r>
+        <w:t>把小手机网页嵌入一个原生 iOS 容器可以减少应用切换，但不能消除 Family Controls capability、用户授权、签名、ManagedSettings、DeviceActivity Monitor/Report Extension 等系统要求。稳定的私人 App 方向应是“一个原生容器 + Web 界面 + 原生桥接 + 屏幕使用时间扩展”，但必须与正在审核的公开 North 分开规划，不能把嵌入当作本次故障的快捷修复。</w:t>
       </w:r>
     </w:p>
     <w:sectPr>

--- a/docs/maintenance/AI开发项目_项目说明文档.docx
+++ b/docs/maintenance/AI开发项目_项目说明文档.docx
@@ -4914,6 +4914,49 @@
     <w:p>
       <w:r>
         <w:t>把小手机网页嵌入一个原生 iOS 容器可以减少应用切换，但不能消除 Family Controls capability、用户授权、签名、ManagedSettings、DeviceActivity Monitor/Report Extension 等系统要求。稳定的私人 App 方向应是“一个原生容器 + Web 界面 + 原生桥接 + 屏幕使用时间扩展”，但必须与正在审核的公开 North 分开规划，不能把嵌入当作本次故障的快捷修复。</w:t>
+      </w:r>
+    </w:p>
+    <w:p>
+      <w:r>
+        <w:br w:type="page"/>
+      </w:r>
+    </w:p>
+    <w:p>
+      <w:pPr>
+        <w:pStyle w:val="Heading1"/>
+      </w:pPr>
+      <w:r>
+        <w:t>私人「小手机」真实 App 总纲与基础工程（2026-08-11）</w:t>
+      </w:r>
+    </w:p>
+    <w:p>
+      <w:r>
+        <w:t>用户最终确认：公开版继续叫 North，供其他用户使用且不修改当前审核中的版本；私人版固定叫「小手机」，只给本人安装，沿用猫咪图标，只修改名称；网页版继续供安卓和浏览器使用。私人版必须是完整、独立、可安装的真实 iOS App，不是网页链接、PWA 或只打开远程网址的壳。</w:t>
+      </w:r>
+    </w:p>
+    <w:p>
+      <w:r>
+        <w:t>三入口继续共用后端、数据结构和主要业务代码。私人 iOS App 在构建时把仓库现有网页核心打包为本地资源，由 WKWebView 通过 loadFileURL 加载，再用版本化原生桥接入 Family Controls、Device Activity、Managed Settings、Keychain 和后台同步；生成的 PhoneWeb 目录不是第二套源码，不允许人工分叉维护。</w:t>
+      </w:r>
+    </w:p>
+    <w:p>
+      <w:r>
+        <w:t>本人设备最终只允许私人「小手机」控制。公开 North 与私人「小手机」不得同时拥有同一设备的控制权；后端必须记录 controllerKind、控制器实例、租约版本和幂等键，旧控制器命令必须拒绝。迁移时还要废止公开 North 对本人设备的凭据并重新核验私人版授权，不能只隐藏界面入口。</w:t>
+      </w:r>
+    </w:p>
+    <w:p>
+      <w:r>
+        <w:t>永久锁定、当日使用时间、快照版本和真实回执仍是最高验收条件：刷新、同步、重连、跨日和旧快照都无权解锁；采集时间与上传时间必须分开；界面明确显示命令已发送、设备已收到、设备已执行。收到真实执行回执前不得显示成功。</w:t>
+      </w:r>
+    </w:p>
+    <w:p>
+      <w:r>
+        <w:t>本轮已建立 docs/maintenance/私人小手机App_唯一总纲.md 和 native/private-small-phone 基础目录，包括 SwiftUI 入口、本地资源 WKWebView、v1 原生桥契约、共享资源清单与暂存脚本。尚未伪造 Xcode 工程；Bundle ID、App Group、Apple Team、entitlements 和扩展 Target 必须从 Mac 上真实工程确认。</w:t>
+      </w:r>
+    </w:p>
+    <w:p>
+      <w:r>
+        <w:t>这不是推倒重做：既有共同生活、查岗去重、模型回退、旁白、跨渠道时间轴和各 App 安全区全部保留。后续只把已经验证的原生伴生能力迁入私人主 App，并按真机证据修复问题。</w:t>
       </w:r>
     </w:p>
     <w:sectPr>

--- a/docs/maintenance/AI开发项目_项目说明文档.docx
+++ b/docs/maintenance/AI开发项目_项目说明文档.docx
@@ -4957,6 +4957,44 @@
     <w:p>
       <w:r>
         <w:t>这不是推倒重做：既有共同生活、查岗去重、模型回退、旁白、跨渠道时间轴和各 App 安全区全部保留。后续只把已经验证的原生伴生能力迁入私人主 App，并按真机证据修复问题。</w:t>
+      </w:r>
+    </w:p>
+    <w:p>
+      <w:r>
+        <w:br w:type="page"/>
+      </w:r>
+    </w:p>
+    <w:p>
+      <w:pPr>
+        <w:pStyle w:val="Heading1"/>
+      </w:pPr>
+      <w:r>
+        <w:t>私人「小手机」真实 Xcode 工程已导入（2026-08-11）</w:t>
+      </w:r>
+    </w:p>
+    <w:p>
+      <w:r>
+        <w:t>用户提供的 AppleProjects.zip 已核验完整：AppleProjects/PhoneCompanionTest 包含真实 .xcodeproj、主 App、PhoneCompanionReport、PhoneCompanionMonitor、PhoneCompanionShield、RoleNotificationService、4 份 entitlements 和当前未提交的 Mac 源码。旧 PhoneCompanionTest.zip 只有初始工程，不能再作为基线。</w:t>
+      </w:r>
+    </w:p>
+    <w:p>
+      <w:r>
+        <w:t>真实工程已过滤 .git、xcuserdata、旧 ZIP 和 macOS 元数据后导入 native/private-small-phone/XcodeProject。项目确认 Team 32H9FL4NK7、主 Bundle ID com.qianyi.PhoneCompanionTest、App Group group.com.qianyi.PhoneCompanionTest 及五个 Target。私人副本沿用这些已经签名可用的标识，只把显示名称改为「小手机」；因此在本人设备上会替换同 Bundle ID 的旧 North/伴生开发包，天然不能同时安装。审核中的公开提交没有修改。</w:t>
+      </w:r>
+    </w:p>
+    <w:p>
+      <w:r>
+        <w:t>私人主 App 已改为加载安装包内 PhoneWeb.bundle 的完整网页核心，并保留原生设备管理入口。网页资源由共享源码生成，不维护第二套前端。原生桥使用白名单 action 和版本号，未知 action 默认拒绝。</w:t>
+      </w:r>
+    </w:p>
+    <w:p>
+      <w:r>
+        <w:t>已把 v881 的永久锁定账本、当日快照字段、授权复检和真实状态措辞合入私人真实工程，同时修正两个只在真实工程中才能确认的问题：使用量超时改为不等待输家的异步流竞速；scene 进入 inactive 时移除 SwiftUI Map，定位采集与地图渲染分离。</w:t>
+      </w:r>
+    </w:p>
+    <w:p>
+      <w:r>
+        <w:t>当前仍不是已安装成品：Windows 只能完成结构、资源和静态回归，下一步必须在 Mac 编译全部五个 Target、签名安装，并进行前后台、锁定、解锁、使用时间、断网、跨日和长时间真机验收。</w:t>
       </w:r>
     </w:p>
     <w:sectPr>

--- a/docs/maintenance/AI开发项目_项目说明文档.docx
+++ b/docs/maintenance/AI开发项目_项目说明文档.docx
@@ -4995,6 +4995,44 @@
     <w:p>
       <w:r>
         <w:t>当前仍不是已安装成品：Windows 只能完成结构、资源和静态回归，下一步必须在 Mac 编译全部五个 Target、签名安装，并进行前后台、锁定、解锁、使用时间、断网、跨日和长时间真机验收。</w:t>
+      </w:r>
+    </w:p>
+    <w:p>
+      <w:r>
+        <w:br w:type="page"/>
+      </w:r>
+    </w:p>
+    <w:p>
+      <w:pPr>
+        <w:pStyle w:val="Heading1"/>
+      </w:pPr>
+      <w:r>
+        <w:t>私人 App 首次真机安装与本地网页白屏修复（2026-08-11）</w:t>
+      </w:r>
+    </w:p>
+    <w:p>
+      <w:r>
+        <w:t>私人「小手机」已在真实 iPhone 成功安装，并因沿用 com.qianyi.PhoneCompanionTest 覆盖同 Bundle ID 的旧伴生开发包。原生屏幕时间管理页、既有授权和伴生数据仍可见，说明五个 Target 与原生能力没有因主界面改造丢失。</w:t>
+      </w:r>
+    </w:p>
+    <w:p>
+      <w:r>
+        <w:t>私人网页主界面第一次打开为白屏。Xcode 真机日志明确记录 WebPageProxy::maybeInitializeSandboxExtensionHandle: url is not inside resource directory url、Could not create a sandbox extension、Ignoring request to load this main resource because it is outside the sandbox。该问题不是网络失败，也不是用户数据丢失。</w:t>
+      </w:r>
+    </w:p>
+    <w:p>
+      <w:r>
+        <w:t>修复方案保持单一共享核心：构建脚本继续复制同一份小手机.html，同时生成只作原生入口的 PhoneWeb.bundle/index.html；WKWebView 从 index.html 的标准化 URL 直接推导父目录，并把同一父目录传给 allowingReadAccessTo，保证主资源在授权目录之内。导航加载失败时改为显示可见诊断页，不再保留无提示白屏。</w:t>
+      </w:r>
+    </w:p>
+    <w:p>
+      <w:r>
+        <w:t>用户现有 North备份_2026-08-10.json 已只读校验有效：文件约 4.5 MB，JSON 完整，包含 55 个顶层数据块。备份含聊天、角色、设置及密钥类私人数据，只能用于本次本地迁移；必须先复测主页面成功加载，再预览并导入，原备份不得删除或被空容器覆盖。</w:t>
+      </w:r>
+    </w:p>
+    <w:p>
+      <w:r>
+        <w:t>当前完成边界：真机安装和根因取证已完成，白屏修复已进入源码和静态回归；仍须重新生成安装包、在 Mac 编译并二次安装，确认主页面与相对资源全部显示后才能开始数据迁移。</w:t>
       </w:r>
     </w:p>
     <w:sectPr>

--- a/docs/maintenance/AI开发项目_项目说明文档.docx
+++ b/docs/maintenance/AI开发项目_项目说明文档.docx
@@ -5033,6 +5033,83 @@
     <w:p>
       <w:r>
         <w:t>当前完成边界：真机安装和根因取证已完成，白屏修复已进入源码和静态回归；仍须重新生成安装包、在 Mac 编译并二次安装，确认主页面与相对资源全部显示后才能开始数据迁移。</w:t>
+      </w:r>
+    </w:p>
+    <w:p>
+      <w:r>
+        <w:br w:type="page"/>
+      </w:r>
+    </w:p>
+    <w:p>
+      <w:pPr>
+        <w:pStyle w:val="Heading1"/>
+      </w:pPr>
+      <w:r>
+        <w:rPr>
+          <w:rFonts w:ascii="等线" w:hAnsi="等线" w:eastAsia="等线"/>
+          <w:sz w:val="32"/>
+        </w:rPr>
+        <w:t>私人小手机 1.0.5 候选｜原生语音、键盘与角标生命周期（2026-08-11）</w:t>
+      </w:r>
+    </w:p>
+    <w:p>
+      <w:pPr>
+        <w:spacing w:after="120" w:line="300" w:lineRule="auto"/>
+      </w:pPr>
+      <w:r>
+        <w:rPr>
+          <w:rFonts w:ascii="等线" w:hAnsi="等线" w:eastAsia="等线"/>
+          <w:sz w:val="21"/>
+        </w:rPr>
+        <w:t>私人小手机继续采用一份共享网页业务核心和独立原生能力层。公开 North 保持 v881 不动；私人安装包单独提升到 1.0.5 (5)，新增能力只有检测到私人原生桥时才启用。</w:t>
+      </w:r>
+    </w:p>
+    <w:p>
+      <w:pPr>
+        <w:spacing w:after="120" w:line="300" w:lineRule="auto"/>
+      </w:pPr>
+      <w:r>
+        <w:rPr>
+          <w:rFonts w:ascii="等线" w:hAnsi="等线" w:eastAsia="等线"/>
+          <w:sz w:val="21"/>
+        </w:rPr>
+        <w:t>私人 App 的话筒转字幕改为原生 Speech + AVAudioEngine，经版本 3 原生桥模拟现有 SpeechRecognition 接口，因此现有通话、持续话筒等业务仍复用同一套网页逻辑。拒绝授权或系统不可用必须返回真实错误。</w:t>
+      </w:r>
+    </w:p>
+    <w:p>
+      <w:pPr>
+        <w:spacing w:after="120" w:line="300" w:lineRule="auto"/>
+      </w:pPr>
+      <w:r>
+        <w:rPr>
+          <w:rFonts w:ascii="等线" w:hAnsi="等线" w:eastAsia="等线"/>
+          <w:sz w:val="21"/>
+        </w:rPr>
+        <w:t>原生层监听键盘 frame，网页层结合 visualViewport 计算尚未避让的差值，分别固定通话输入栏和音乐聊天栏，避免输入框被键盘遮住或被重复推到屏幕中部。</w:t>
+      </w:r>
+    </w:p>
+    <w:p>
+      <w:pPr>
+        <w:spacing w:after="120" w:line="300" w:lineRule="auto"/>
+      </w:pPr>
+      <w:r>
+        <w:rPr>
+          <w:rFonts w:ascii="等线" w:hAnsi="等线" w:eastAsia="等线"/>
+          <w:sz w:val="21"/>
+        </w:rPr>
+        <w:t>设备管理入口从覆盖全 App 的悬浮按钮迁到设置页右上角。角色推送的固定 badge 占位值在私人通知扩展中被丢弃，App 启动、回前台和前台收通知时清理旧角标。</w:t>
+      </w:r>
+    </w:p>
+    <w:p>
+      <w:pPr>
+        <w:spacing w:after="120" w:line="300" w:lineRule="auto"/>
+      </w:pPr>
+      <w:r>
+        <w:rPr>
+          <w:rFonts w:ascii="等线" w:hAnsi="等线" w:eastAsia="等线"/>
+          <w:sz w:val="21"/>
+        </w:rPr>
+        <w:t>手机号账号、Keychain、云端恢复、完整大容量原生媒体存储、服务端控制器租约以及永久锁定/同步长稳测试仍是后续任务；本候选包不把这些项目误报为已完成。</w:t>
       </w:r>
     </w:p>
     <w:sectPr>

--- a/docs/maintenance/AI开发项目_项目说明文档.docx
+++ b/docs/maintenance/AI开发项目_项目说明文档.docx
@@ -5110,6 +5110,83 @@
           <w:sz w:val="21"/>
         </w:rPr>
         <w:t>手机号账号、Keychain、云端恢复、完整大容量原生媒体存储、服务端控制器租约以及永久锁定/同步长稳测试仍是后续任务；本候选包不把这些项目误报为已完成。</w:t>
+      </w:r>
+    </w:p>
+    <w:p>
+      <w:r>
+        <w:br w:type="page"/>
+      </w:r>
+    </w:p>
+    <w:p>
+      <w:pPr>
+        <w:pStyle w:val="Heading1"/>
+      </w:pPr>
+      <w:r>
+        <w:rPr>
+          <w:rFonts w:ascii="等线" w:hAnsi="等线" w:eastAsia="等线"/>
+          <w:sz w:val="32"/>
+        </w:rPr>
+        <w:t>共享网页 v882／私人小手机 1.0.6｜语音真实提交与双入口安全区修复（2026-08-11）</w:t>
+      </w:r>
+    </w:p>
+    <w:p>
+      <w:pPr>
+        <w:spacing w:after="120" w:line="300" w:lineRule="auto"/>
+      </w:pPr>
+      <w:r>
+        <w:rPr>
+          <w:rFonts w:ascii="等线" w:hAnsi="等线" w:eastAsia="等线"/>
+          <w:sz w:val="21"/>
+        </w:rPr>
+        <w:t>本轮继续遵守一份共享网页业务核心、私人原生能力层和公开审核 App 隔离的架构。共享网页提升到 v882；私人小手机安装版本提升到 1.0.6 (6)；当前审核中的公开 North App 工程不改动。</w:t>
+      </w:r>
+    </w:p>
+    <w:p>
+      <w:pPr>
+        <w:spacing w:after="120" w:line="300" w:lineRule="auto"/>
+      </w:pPr>
+      <w:r>
+        <w:rPr>
+          <w:rFonts w:ascii="等线" w:hAnsi="等线" w:eastAsia="等线"/>
+          <w:sz w:val="21"/>
+        </w:rPr>
+        <w:t>私人 App 的原生语音不再停留在字幕层。SFSpeechRecognizer 的 partial 结果用于实时字幕，连续 1.15 秒没有新内容时由原生桥提交 final，网页沿用既有 hfHeard 数据路径，将用户发言写入通话历史并让角色读取后回复。</w:t>
+      </w:r>
+    </w:p>
+    <w:p>
+      <w:pPr>
+        <w:spacing w:after="120" w:line="300" w:lineRule="auto"/>
+      </w:pPr>
+      <w:r>
+        <w:rPr>
+          <w:rFonts w:ascii="等线" w:hAnsi="等线" w:eastAsia="等线"/>
+          <w:sz w:val="21"/>
+        </w:rPr>
+        <w:t>私人 App 输入框撤销 1.0.5 的第二套原生键盘位移，重新只依赖 WKWebView/iOS 自带避让。网页版 Apple 主屏幕模式继续是显式开关，但只增加顶部和底部安全区，不再更改根外壳高度；Safari、Android 和私人原生 App 不套用该网页开关。</w:t>
+      </w:r>
+    </w:p>
+    <w:p>
+      <w:pPr>
+        <w:spacing w:after="120" w:line="300" w:lineRule="auto"/>
+      </w:pPr>
+      <w:r>
+        <w:rPr>
+          <w:rFonts w:ascii="等线" w:hAnsi="等线" w:eastAsia="等线"/>
+          <w:sz w:val="21"/>
+        </w:rPr>
+        <w:t>本轮没有声称手机号账号、Keychain 云恢复、大容量原生媒体存储、服务端控制器租约和长时间真机稳定性已经完成。这些仍是私人真实 App 主线，不得因网页装入 App 就误判完成。</w:t>
+      </w:r>
+    </w:p>
+    <w:p>
+      <w:pPr>
+        <w:spacing w:after="120" w:line="300" w:lineRule="auto"/>
+      </w:pPr>
+      <w:r>
+        <w:rPr>
+          <w:rFonts w:ascii="等线" w:hAnsi="等线" w:eastAsia="等线"/>
+          <w:sz w:val="21"/>
+        </w:rPr>
+        <w:t>自动化证据：全量 447/447 通过，覆盖版本缓存、原生桥、语音 final 链、键盘重复补偿禁用、Apple 主屏幕安全区和所有既有业务功能。下一道硬门槛是 Mac 编译 1.0.6 并在真实 iPhone 分别验证网页与原生 App。</w:t>
       </w:r>
     </w:p>
     <w:sectPr>

--- a/docs/maintenance/AI开发项目_项目说明文档.docx
+++ b/docs/maintenance/AI开发项目_项目说明文档.docx
@@ -5187,6 +5187,83 @@
           <w:sz w:val="21"/>
         </w:rPr>
         <w:t>自动化证据：全量 447/447 通过，覆盖版本缓存、原生桥、语音 final 链、键盘重复补偿禁用、Apple 主屏幕安全区和所有既有业务功能。下一道硬门槛是 Mac 编译 1.0.6 并在真实 iPhone 分别验证网页与原生 App。</w:t>
+      </w:r>
+    </w:p>
+    <w:p>
+      <w:r>
+        <w:br w:type="page"/>
+      </w:r>
+    </w:p>
+    <w:p>
+      <w:pPr>
+        <w:pStyle w:val="Heading1"/>
+      </w:pPr>
+      <w:r>
+        <w:rPr>
+          <w:rFonts w:ascii="等线" w:hAnsi="等线" w:eastAsia="等线"/>
+          <w:sz w:val="32"/>
+        </w:rPr>
+        <w:t>共享网页 v883／私人小手机 1.0.7｜连续原生语音与最终 DOM 安全区（2026-08-11）</w:t>
+      </w:r>
+    </w:p>
+    <w:p>
+      <w:pPr>
+        <w:spacing w:after="120" w:line="300" w:lineRule="auto"/>
+      </w:pPr>
+      <w:r>
+        <w:rPr>
+          <w:rFonts w:ascii="等线" w:hAnsi="等线" w:eastAsia="等线"/>
+          <w:sz w:val="21"/>
+        </w:rPr>
+        <w:t>架构方向不变：公开 North、私人小手机原生 App、安卓/浏览器网页共享同一业务核心并彼此隔离；公开审核中的 North 不参与控制本人设备，也未在本轮修改。</w:t>
+      </w:r>
+    </w:p>
+    <w:p>
+      <w:pPr>
+        <w:spacing w:after="120" w:line="300" w:lineRule="auto"/>
+      </w:pPr>
+      <w:r>
+        <w:rPr>
+          <w:rFonts w:ascii="等线" w:hAnsi="等线" w:eastAsia="等线"/>
+          <w:sz w:val="21"/>
+        </w:rPr>
+        <w:t>私人小手机 1.0.7 的语音任务生命周期改由原生层连续维护。每句停顿提交真实用户发言后，原生层立即清理、重置并建立下一轮识别，网页层不需要通过退出后台或重复创建会话才能继续。原生通话与音乐输入框按 WKWebView 的实际可见区域贴住键盘，缩小通话卡限制为紧凑高度。</w:t>
+      </w:r>
+    </w:p>
+    <w:p>
+      <w:pPr>
+        <w:spacing w:after="120" w:line="300" w:lineRule="auto"/>
+      </w:pPr>
+      <w:r>
+        <w:rPr>
+          <w:rFonts w:ascii="等线" w:hAnsi="等线" w:eastAsia="等线"/>
+          <w:sz w:val="21"/>
+        </w:rPr>
+        <w:t>网页版 v883 仍保留 v877 已验证的 100% 外壳，只修苹果主屏幕模式。安全区规则以 commerce-ui.js 最终渲染的商城、外卖、抖音类名和音乐首页类名为准，底部不再强制增加 34px；普通 Safari、安卓和私人原生 App 不套用该网页开关。</w:t>
+      </w:r>
+    </w:p>
+    <w:p>
+      <w:pPr>
+        <w:spacing w:after="120" w:line="300" w:lineRule="auto"/>
+      </w:pPr>
+      <w:r>
+        <w:rPr>
+          <w:rFonts w:ascii="等线" w:hAnsi="等线" w:eastAsia="等线"/>
+          <w:sz w:val="21"/>
+        </w:rPr>
+        <w:t>本轮没有完成手机号登录、Keychain、云端主数据与重装恢复、大容量原生媒体存储、服务端单控制器租约，以及锁定/同步/跨日/断网/后台长时间真机稳定性。这些仍是把小手机做成完整私人 App 的后续主线。</w:t>
+      </w:r>
+    </w:p>
+    <w:p>
+      <w:pPr>
+        <w:spacing w:after="120" w:line="300" w:lineRule="auto"/>
+      </w:pPr>
+      <w:r>
+        <w:rPr>
+          <w:rFonts w:ascii="等线" w:hAnsi="等线" w:eastAsia="等线"/>
+          <w:sz w:val="21"/>
+        </w:rPr>
+        <w:t>自动化证据：全量 447/447 通过，覆盖共享缓存版本、最终页面安全区选择器、原生语音代际轮换、音频引擎 reset、原生键盘贴底、缩小通话限高和既有业务回归。下一门槛是在 Mac 编译 1.0.7，并在真实 iPhone 连续说至少三句。</w:t>
       </w:r>
     </w:p>
     <w:sectPr>

--- a/docs/maintenance/AI开发项目_项目说明文档.docx
+++ b/docs/maintenance/AI开发项目_项目说明文档.docx
@@ -5264,6 +5264,71 @@
           <w:sz w:val="21"/>
         </w:rPr>
         <w:t>自动化证据：全量 447/447 通过，覆盖共享缓存版本、最终页面安全区选择器、原生语音代际轮换、音频引擎 reset、原生键盘贴底、缩小通话限高和既有业务回归。下一门槛是在 Mac 编译 1.0.7，并在真实 iPhone 连续说至少三句。</w:t>
+      </w:r>
+    </w:p>
+    <w:p>
+      <w:r>
+        <w:br w:type="page"/>
+      </w:r>
+    </w:p>
+    <w:p>
+      <w:pPr>
+        <w:pStyle w:val="Heading1"/>
+      </w:pPr>
+      <w:r>
+        <w:rPr>
+          <w:rFonts w:ascii="等线" w:hAnsi="等线" w:eastAsia="等线"/>
+          <w:sz w:val="32"/>
+        </w:rPr>
+        <w:t>共享网页 v884／私人小手机 1.0.8｜音频会话交接与微信最终安全区（2026-08-11）</w:t>
+      </w:r>
+    </w:p>
+    <w:p>
+      <w:pPr>
+        <w:spacing w:after="120" w:line="300" w:lineRule="auto"/>
+      </w:pPr>
+      <w:r>
+        <w:rPr>
+          <w:rFonts w:ascii="等线" w:hAnsi="等线" w:eastAsia="等线"/>
+          <w:sz w:val="21"/>
+        </w:rPr>
+        <w:t>架构方向不变：公开 North、私人小手机原生 App、安卓/浏览器网页共享业务核心并彼此隔离；公开 North 不控制本人设备，审核中的公开工程保持不动。</w:t>
+      </w:r>
+    </w:p>
+    <w:p>
+      <w:pPr>
+        <w:spacing w:after="120" w:line="300" w:lineRule="auto"/>
+      </w:pPr>
+      <w:r>
+        <w:rPr>
+          <w:rFonts w:ascii="等线" w:hAnsi="等线" w:eastAsia="等线"/>
+          <w:sz w:val="21"/>
+        </w:rPr>
+        <w:t>私人小手机 1.0.8 将免提通话明确分成录音、角色播放、恢复录音三个状态。播放前原生释放录音会话，播放结束后建立全新的音频引擎与识别任务；同一个 JS speech client 保留，避免字幕可见但角色收不到、只认一句或必须退后台恢复。</w:t>
+      </w:r>
+    </w:p>
+    <w:p>
+      <w:pPr>
+        <w:spacing w:after="120" w:line="300" w:lineRule="auto"/>
+      </w:pPr>
+      <w:r>
+        <w:rPr>
+          <w:rFonts w:ascii="等线" w:hAnsi="等线" w:eastAsia="等线"/>
+          <w:sz w:val="21"/>
+        </w:rPr>
+        <w:t>App 通话输入条不再在键盘聚焦前后改变底距；网页版 v884 只补微信共同生活顶栏和迷你通话最终选择器，保证返回键、状态胶囊、头像与紧凑高度同时恢复。普通浏览器、安卓和其他已稳定 App 不受本轮规则影响。</w:t>
+      </w:r>
+    </w:p>
+    <w:p>
+      <w:pPr>
+        <w:spacing w:after="120" w:line="300" w:lineRule="auto"/>
+      </w:pPr>
+      <w:r>
+        <w:rPr>
+          <w:rFonts w:ascii="等线" w:hAnsi="等线" w:eastAsia="等线"/>
+          <w:sz w:val="21"/>
+        </w:rPr>
+        <w:t>后续主线仍未完成：手机号登录与 Keychain、云端主数据和重装恢复、大容量原生媒体存储、单控制器租约，以及锁定/同步/跨日/断网/后台长时间真机稳定性。本轮只清除阻塞这些工作的通话和微信适配回归。</w:t>
       </w:r>
     </w:p>
     <w:sectPr>

--- a/docs/maintenance/AI开发项目_项目说明文档.docx
+++ b/docs/maintenance/AI开发项目_项目说明文档.docx
@@ -5329,6 +5329,34 @@
           <w:sz w:val="21"/>
         </w:rPr>
         <w:t>后续主线仍未完成：手机号登录与 Keychain、云端主数据和重装恢复、大容量原生媒体存储、单控制器租约，以及锁定/同步/跨日/断网/后台长时间真机稳定性。本轮只清除阻塞这些工作的通话和微信适配回归。</w:t>
+      </w:r>
+    </w:p>
+    <w:p>
+      <w:pPr>
+        <w:pStyle w:val="Heading1"/>
+      </w:pPr>
+      <w:r>
+        <w:t>共享网页 v885／私人小手机 1.0.9｜微信式电话编辑器与原生音频栈重建（2026-08-11）</w:t>
+      </w:r>
+    </w:p>
+    <w:p>
+      <w:r>
+        <w:t>架构方向不变：公开 North、私人小手机原生 App、安卓/浏览器网页共享业务核心并彼此隔离。公开审核中的 North 未修改；用户已确认网页/PWA 安全区恢复，本轮不再改网页布局和网页话筒。</w:t>
+      </w:r>
+    </w:p>
+    <w:p>
+      <w:r>
+        <w:t>私人 1.0.9 将电话输入改为微信式两态编辑器：收起时显示话筒和“打字说…”，编辑时显示输入框、发送和收起按钮，发送后先关闭键盘。原生 WKWebView 只在编辑聚焦期间锁定外层滚动位置，阻止系统键盘自动滚动带来的整页上下弹跳。</w:t>
+      </w:r>
+    </w:p>
+    <w:p>
+      <w:r>
+        <w:t>连续语音不再复用可能失效的旧音频输入。角色音频播放结束后等待路由稳定，再由原生桥无条件 rebuild，完整取消旧任务、请求与 tap，重建 AVAudioEngine 和识别会话；恢复标记在 pause 前建立，避免 pause 异常导致永远跳过恢复。</w:t>
+      </w:r>
+    </w:p>
+    <w:p>
+      <w:r>
+        <w:t>自动化证据为全量 447/447 通过，覆盖原生桥 v4、电话输入焦点桥、外层滚动锁、发送后收起、延迟重建和失败兜底。Windows 不能替代 Mac 编译和真实 iPhone 验收；手机号登录、Keychain、云端主数据、重装恢复、大容量原生存储、单控制器租约、永久锁定和可靠同步仍是后续主线。</w:t>
       </w:r>
     </w:p>
     <w:sectPr>

--- a/docs/maintenance/AI开发项目_项目说明文档.docx
+++ b/docs/maintenance/AI开发项目_项目说明文档.docx
@@ -5357,6 +5357,51 @@
     <w:p>
       <w:r>
         <w:t>自动化证据为全量 447/447 通过，覆盖原生桥 v4、电话输入焦点桥、外层滚动锁、发送后收起、延迟重建和失败兜底。Windows 不能替代 Mac 编译和真实 iPhone 验收；手机号登录、Keychain、云端主数据、重装恢复、大容量原生存储、单控制器租约、永久锁定和可靠同步仍是后续主线。</w:t>
+      </w:r>
+    </w:p>
+    <w:p>
+      <w:r>
+        <w:br w:type="page"/>
+      </w:r>
+    </w:p>
+    <w:p>
+      <w:pPr>
+        <w:pStyle w:val="Heading1"/>
+      </w:pPr>
+      <w:r>
+        <w:t>2026-08-11 私人 App v886 技术状态</w:t>
+      </w:r>
+    </w:p>
+    <w:p>
+      <w:pPr>
+        <w:pStyle w:val="ListBullet"/>
+      </w:pPr>
+      <w:r>
+        <w:t>产品方向不变：私人“小手机”是完整真实 iOS App，与公开 North 隔离，共享后端、数据结构和主要业务代码；网页继续供安卓和浏览器使用。</w:t>
+      </w:r>
+    </w:p>
+    <w:p>
+      <w:pPr>
+        <w:pStyle w:val="ListBullet"/>
+      </w:pPr>
+      <w:r>
+        <w:t>本轮根因修正：网页版已经证明系统键盘驱动整页位移最稳定。v886 取消私人 App 电话输入区的第二套布局控制，让 WKWebView 使用同一份网页结构和系统动画，避免原生滚动锁与网页键盘位移互相争夺。</w:t>
+      </w:r>
+    </w:p>
+    <w:p>
+      <w:pPr>
+        <w:pStyle w:val="ListBullet"/>
+      </w:pPr>
+      <w:r>
+        <w:t>版本：网页核心 v886；私人 App 1.0.10（10）。共享资源已重新写入 Xcode PhoneWeb.bundle，源 app.js 与包内 app.js 的 SHA-256 已核对一致。</w:t>
+      </w:r>
+    </w:p>
+    <w:p>
+      <w:pPr>
+        <w:pStyle w:val="ListBullet"/>
+      </w:pPr>
+      <w:r>
+        <w:t>质量状态：全量 Node 测试 447/447 通过；仍需真机证明键盘不跳、输入框在挂断按钮上方、连续语音三轮正常。公开 North 审核工程未改。</w:t>
       </w:r>
     </w:p>
     <w:sectPr>

--- a/docs/maintenance/AI开发项目_项目说明文档.docx
+++ b/docs/maintenance/AI开发项目_项目说明文档.docx
@@ -5402,6 +5402,51 @@
       </w:pPr>
       <w:r>
         <w:t>质量状态：全量 Node 测试 447/447 通过；仍需真机证明键盘不跳、输入框在挂断按钮上方、连续语音三轮正常。公开 North 审核工程未改。</w:t>
+      </w:r>
+    </w:p>
+    <w:p>
+      <w:r>
+        <w:br w:type="page"/>
+      </w:r>
+    </w:p>
+    <w:p>
+      <w:pPr>
+        <w:pStyle w:val="Heading1"/>
+      </w:pPr>
+      <w:r>
+        <w:t>2026-08-11 私人 App 1.0.11 原生键盘修正</w:t>
+      </w:r>
+    </w:p>
+    <w:p>
+      <w:pPr>
+        <w:pStyle w:val="ListBullet"/>
+      </w:pPr>
+      <w:r>
+        <w:t>网页核心 v886 不变，公开 North 不变。私人 App 构建号升级为 1.0.11 (11)。</w:t>
+      </w:r>
+    </w:p>
+    <w:p>
+      <w:pPr>
+        <w:pStyle w:val="ListBullet"/>
+      </w:pPr>
+      <w:r>
+        <w:t>本轮只固定 SwiftUI 中承载 WKWebView 的外框，使其不根据软件键盘安全区重新计算高度，避免双重页面动画。</w:t>
+      </w:r>
+    </w:p>
+    <w:p>
+      <w:pPr>
+        <w:pStyle w:val="ListBullet"/>
+      </w:pPr>
+      <w:r>
+        <w:t>电话输入继续使用共享网页结构，原生话筒连续识别重建继续保留。</w:t>
+      </w:r>
+    </w:p>
+    <w:p>
+      <w:pPr>
+        <w:pStyle w:val="ListBullet"/>
+      </w:pPr>
+      <w:r>
+        <w:t>自动化 447/447 通过；最终状态仍由真机连续开合键盘验证决定。</w:t>
       </w:r>
     </w:p>
     <w:sectPr>

--- a/docs/maintenance/AI开发项目_项目说明文档.docx
+++ b/docs/maintenance/AI开发项目_项目说明文档.docx
@@ -5447,6 +5447,71 @@
       </w:pPr>
       <w:r>
         <w:t>自动化 447/447 通过；最终状态仍由真机连续开合键盘验证决定。</w:t>
+      </w:r>
+    </w:p>
+    <w:p>
+      <w:r>
+        <w:br w:type="page"/>
+      </w:r>
+    </w:p>
+    <w:p>
+      <w:pPr>
+        <w:pStyle w:val="Heading1"/>
+      </w:pPr>
+      <w:r>
+        <w:rPr>
+          <w:rFonts w:ascii="等线" w:hAnsi="等线" w:eastAsia="等线"/>
+          <w:sz w:val="32"/>
+        </w:rPr>
+        <w:t>共享网页 v888／私人小手机 1.0.13｜手机号密码与云恢复（2026-08-11）</w:t>
+      </w:r>
+    </w:p>
+    <w:p>
+      <w:pPr>
+        <w:spacing w:after="120" w:line="300" w:lineRule="auto"/>
+      </w:pPr>
+      <w:r>
+        <w:rPr>
+          <w:rFonts w:ascii="等线" w:hAnsi="等线" w:eastAsia="等线"/>
+          <w:sz w:val="21"/>
+        </w:rPr>
+        <w:t>当前架构仍是公开 North、私人小手机原生 App、安卓/浏览器网页共享业务核心并彼此隔离；公开审核中的 North 工程保持不动，本人设备最终只由私人小手机控制。</w:t>
+      </w:r>
+    </w:p>
+    <w:p>
+      <w:pPr>
+        <w:spacing w:after="120" w:line="300" w:lineRule="auto"/>
+      </w:pPr>
+      <w:r>
+        <w:rPr>
+          <w:rFonts w:ascii="等线" w:hAnsi="等线" w:eastAsia="等线"/>
+          <w:sz w:val="21"/>
+        </w:rPr>
+        <w:t>私人 1.0.11 已固定 WKWebView 外框并解决电话键盘反复弹跳；1.0.12 建立 Keychain 会话和按账号隔离的云备份；1.0.13 将不可用的大陆手机号短信 OTP 改为“手机号 + 密码”，共享核心同步升级为 v888。连续原生语音、网页安全区和既有锁定规则继续保留。</w:t>
+      </w:r>
+    </w:p>
+    <w:p>
+      <w:pPr>
+        <w:spacing w:after="120" w:line="300" w:lineRule="auto"/>
+      </w:pPr>
+      <w:r>
+        <w:rPr>
+          <w:rFonts w:ascii="等线" w:hAnsi="等线" w:eastAsia="等线"/>
+          <w:sz w:val="21"/>
+        </w:rPr>
+        <w:t>用户界面只输入中国大陆手机号和密码。原生桥把号码映射为内部邮箱后调用 Supabase password grant，密码不保存；删除或重装后重新登录即可读取同一 auth.uid() 下的云备份。首次登录不会静默覆盖本机数据。</w:t>
+      </w:r>
+    </w:p>
+    <w:p>
+      <w:pPr>
+        <w:spacing w:after="120" w:line="300" w:lineRule="auto"/>
+      </w:pPr>
+      <w:r>
+        <w:rPr>
+          <w:rFonts w:ascii="等线" w:hAnsi="等线" w:eastAsia="等线"/>
+          <w:sz w:val="21"/>
+        </w:rPr>
+        <w:t>本阶段尚需在 Supabase 执行备份表迁移、创建首名已确认私人用户，并在 Mac 编译安装后做登录、上传、删除重装、恢复、断网和旧快照真机回归。完整大容量原生媒体存储与服务端单控制器租约仍属后续主线。</w:t>
       </w:r>
     </w:p>
     <w:sectPr>

--- a/docs/maintenance/AI开发项目_项目说明文档.docx
+++ b/docs/maintenance/AI开发项目_项目说明文档.docx
@@ -5512,6 +5512,40 @@
           <w:sz w:val="21"/>
         </w:rPr>
         <w:t>本阶段尚需在 Supabase 执行备份表迁移、创建首名已确认私人用户，并在 Mac 编译安装后做登录、上传、删除重装、恢复、断网和旧快照真机回归。完整大容量原生媒体存储与服务端单控制器租约仍属后续主线。</w:t>
+      </w:r>
+    </w:p>
+    <w:p/>
+    <w:p>
+      <w:pPr>
+        <w:pStyle w:val="Heading1"/>
+      </w:pPr>
+      <w:r>
+        <w:t>共享网页 v889／私人小手机 1.0.14｜原生核心双副本与真实容量（2026-08-11）</w:t>
+      </w:r>
+    </w:p>
+    <w:p>
+      <w:r>
+        <w:t>当前三入口继续共享主要业务代码：公开 North、私人小手机原生 App、安卓/浏览器网页。私人 App 通过 file:// 加载打包资源，并由原生桥承接账号、语音、设备管理和核心存档；公开 North 未被改为私人控制器。</w:t>
+      </w:r>
+    </w:p>
+    <w:p>
+      <w:r>
+        <w:t>私人核心状态现在固定写入 Application Support/SmallPhonePrivateStore。每个核心与恢复存档都有原子主文件和上一有效保护副本，写入前验证结构与 savedAt，拒绝旧快照；读取主文件失败时自动回退并修复。文件采用 completeUntilFirstUserAuthentication 保护。</w:t>
+      </w:r>
+    </w:p>
+    <w:p>
+      <w:r>
+        <w:t>设置页的存储明细同时统计原生四份文件和现有 WebKit 数据库分类，并由 iOS volumeAvailableCapacityForImportantUsage 返回当前可安全使用的设备空间。这解决的是 App 核心状态不再依赖网页小配额，以及容量信息不可信的问题。</w:t>
+      </w:r>
+    </w:p>
+    <w:p>
+      <w:r>
+        <w:t>大媒体边界尚未改变：音乐、视频、图片和语音缓存仍位于 App 沙箱内的 WebKit/IndexedDB。它们不会占用 localStorage 的 5 MB 核心空间，但仍需后续逐类迁移到原生文件库，配套索引、校验、回滚和云端恢复策略。</w:t>
+      </w:r>
+    </w:p>
+    <w:p>
+      <w:r>
+        <w:t>版本基线：共享网页 v889，私人 App 1.0.14 (14)，原生桥契约 7；全量回归 452/452。Mac 真机构建后必须验证旧备份导入后的首次原生迁移、退出重开、存储明细和空间不足提示。</w:t>
       </w:r>
     </w:p>
     <w:sectPr>

--- a/docs/maintenance/AI开发项目_项目说明文档.docx
+++ b/docs/maintenance/AI开发项目_项目说明文档.docx
@@ -5546,6 +5546,90 @@
     <w:p>
       <w:r>
         <w:t>版本基线：共享网页 v889，私人 App 1.0.14 (14)，原生桥契约 7；全量回归 452/452。Mac 真机构建后必须验证旧备份导入后的首次原生迁移、退出重开、存储明细和空间不足提示。</w:t>
+      </w:r>
+    </w:p>
+    <w:p>
+      <w:pPr>
+        <w:pStyle w:val="Heading1"/>
+      </w:pPr>
+      <w:r>
+        <w:rPr>
+          <w:b/>
+          <w:sz w:val="30"/>
+        </w:rPr>
+        <w:t>2026-08-11 v891：外置实时权限与一键全查（必须长期保留）</w:t>
+      </w:r>
+    </w:p>
+    <w:p>
+      <w:pPr>
+        <w:pStyle w:val="ListBullet"/>
+      </w:pPr>
+      <w:r>
+        <w:t>公开 North 继续冻结且不再控制本人的 iPhone；私人“小手机”是唯一控制器。任何改动不得让两个入口同时取得控制权。</w:t>
+      </w:r>
+    </w:p>
+    <w:p>
+      <w:pPr>
+        <w:pStyle w:val="ListBullet"/>
+      </w:pPr>
+      <w:r>
+        <w:t>角色查看真实设备数据时，禁止读取情侣空间中的伴生缓存。每次查看必须先向外置 iPhone 发送刷新请求，等待本次新快照与版本号前进；失败时明确说未取得新数据，绝不能用旧快照代替。</w:t>
+      </w:r>
+    </w:p>
+    <w:p>
+      <w:pPr>
+        <w:pStyle w:val="ListBullet"/>
+      </w:pPr>
+      <w:r>
+        <w:t>支持单项查看和“一键查看全部数据”。全部查看依次覆盖：屏幕使用时间与逐 App、睡眠与步数、心率、电量、实时定位；顶部必须逐项显示“正在查看”，取得结果后角色再回复。</w:t>
+      </w:r>
+    </w:p>
+    <w:p>
+      <w:pPr>
+        <w:pStyle w:val="ListBullet"/>
+      </w:pPr>
+      <w:r>
+        <w:t>数据必须同时保存设备采集时间和云端上传时间。昨天与今天严格隔离，旧快照不得覆盖新快照，刷新、重连、跨日和限额重算不得解除已经确认的锁定。</w:t>
+      </w:r>
+    </w:p>
+    <w:p>
+      <w:pPr>
+        <w:pStyle w:val="ListBullet"/>
+      </w:pPr>
+      <w:r>
+        <w:t>原生 App 的网页运行在本地 file URL。若继续调用网页 geolocation，会触发 WebKit 以文件路径为网站名的二次定位弹窗；必须由文档启动时注入的原生 location.current 桥接接管，并覆盖 Permissions API 的 geolocation 查询。</w:t>
+      </w:r>
+    </w:p>
+    <w:p>
+      <w:pPr>
+        <w:pStyle w:val="ListBullet"/>
+      </w:pPr>
+      <w:r>
+        <w:t>屏幕使用时间 Family Controls 只允许在系统状态为 notDetermined 时请求一次；已授权时直接读取，拒绝或失效时只显示真实状态，禁止反复弹授权。</w:t>
+      </w:r>
+    </w:p>
+    <w:p>
+      <w:pPr>
+        <w:pStyle w:val="ListBullet"/>
+      </w:pPr>
+      <w:r>
+        <w:t>定位在已有权限时由 App 启动、回到前台和后台唤醒自动恢复。持续后台定位仍受 iOS 控制，必须由用户在系统设置中一次性选择“始终”并开启精确位置；代码不能绕过系统授权。</w:t>
+      </w:r>
+    </w:p>
+    <w:p>
+      <w:pPr>
+        <w:pStyle w:val="ListBullet"/>
+      </w:pPr>
+      <w:r>
+        <w:t>锁定/解锁/限额命令必须幂等并等待真实设备回执。只显示“已发送、设备已收到、设备已执行”对应的真实阶段；快照较旧只能提示，不能阻止发送锁定命令。</w:t>
+      </w:r>
+    </w:p>
+    <w:p>
+      <w:pPr>
+        <w:pStyle w:val="ListBullet"/>
+      </w:pPr>
+      <w:r>
+        <w:t>回归时必须同时检查：单项查看、全部查看、顶部进度、外置新快照版本推进、拒绝旧缓存、定位桥接、Family Controls 只请求一次、前后台恢复，以及既有共同生活/模型/旁白/键盘/话筒/安全区功能。</w:t>
       </w:r>
     </w:p>
     <w:sectPr>

--- a/docs/maintenance/AI开发项目_项目说明文档.docx
+++ b/docs/maintenance/AI开发项目_项目说明文档.docx
@@ -5630,6 +5630,288 @@
       </w:pPr>
       <w:r>
         <w:t>回归时必须同时检查：单项查看、全部查看、顶部进度、外置新快照版本推进、拒绝旧缓存、定位桥接、Family Controls 只请求一次、前后台恢复，以及既有共同生活/模型/旁白/键盘/话筒/安全区功能。</w:t>
+      </w:r>
+    </w:p>
+    <w:p>
+      <w:r>
+        <w:br w:type="page"/>
+      </w:r>
+    </w:p>
+    <w:p>
+      <w:pPr>
+        <w:pStyle w:val="Heading1"/>
+      </w:pPr>
+      <w:r>
+        <w:t>2026-08-11 v892／私人 1.0.17</w:t>
+      </w:r>
+    </w:p>
+    <w:p>
+      <w:pPr>
+        <w:pStyle w:val="Heading2"/>
+      </w:pPr>
+      <w:r>
+        <w:t>本轮项目状态与产品定义</w:t>
+      </w:r>
+    </w:p>
+    <w:p>
+      <w:pPr>
+        <w:pStyle w:val="ListBullet"/>
+      </w:pPr>
+      <w:r>
+        <w:t>统一产品边界：私人“小手机”App 内的网页核心是唯一主界面，原生桥是同一个 App 的真实设备能力，不再把本机能力做成“内置/外置”两个产品模式。控制当前 iPhone 时直接走原生桥；只有控制另一台伴生 iPhone 时才走云端。</w:t>
+      </w:r>
+    </w:p>
+    <w:p>
+      <w:pPr>
+        <w:pStyle w:val="ListBullet"/>
+      </w:pPr>
+      <w:r>
+        <w:t>本机读取与控制：原生桥契约为 10，device.snapshot 返回当前 iPhone 的屏幕使用时间、健康、定位、电量和锁定账本等快照；device.command 直接执行锁定、解锁和限额。只有 stage = executed 才能显示成功，queued/sent 都不能冒充执行成功。</w:t>
+      </w:r>
+    </w:p>
+    <w:p>
+      <w:pPr>
+        <w:pStyle w:val="ListBullet"/>
+      </w:pPr>
+      <w:r>
+        <w:t>主动联系：共同生活模式允许全天主动消息和主动来电。每次必须从最近一次会话互动结束后随机静默 30–60 分钟，绝不能固定为 30 分钟；正在聊天、通话或线下场景时不得插入。主动联系间隔为 0 时只按每日随机条数分布，正数时只按固定分钟间隔，两套调度不得同时触发。</w:t>
+      </w:r>
+    </w:p>
+    <w:p>
+      <w:pPr>
+        <w:pStyle w:val="ListBullet"/>
+      </w:pPr>
+      <w:r>
+        <w:t>语境与防复读：用户说去忙时可自然询问进展或分享角色自己的日常，不得责问为什么不回；用户说睡觉、午睡或给出睡眠时长后，在预计醒来前禁止主动消息和来电。主动消息与主动电话是新事件，不得重新回答、改写或复述上一条用户消息。</w:t>
+      </w:r>
+    </w:p>
+    <w:p>
+      <w:pPr>
+        <w:pStyle w:val="ListBullet"/>
+      </w:pPr>
+      <w:r>
+        <w:t>后台通知：服务端每条消息分别发送带默认声音的 APNs；通知服务扩展使用角色头像构造通信发送者，点击后打开对应聊天或来电页。iOS 顶层通知仍可能显示 App 图标；当前主动来电是有声音的通知并跳转 App 内电话，不得描述成持续响铃的 CallKit/VoIP 真来电。</w:t>
+      </w:r>
+    </w:p>
+    <w:p>
+      <w:pPr>
+        <w:pStyle w:val="ListBullet"/>
+      </w:pPr>
+      <w:r>
+        <w:t>服务端要求：应用 supabase/migrations/202608110003_phone_role_push_all_day_random_idle.sql，并重新部署 supabase/functions/phone-role-push/index.ts。未部署时，强退后的全天主动联系、30–60 分钟静默与睡眠安静期不算生效。</w:t>
+      </w:r>
+    </w:p>
+    <w:p>
+      <w:pPr>
+        <w:pStyle w:val="ListBullet"/>
+      </w:pPr>
+      <w:r>
+        <w:t>验证边界：Windows 静态与自动化测试为 458/458 通过，app.js 语法检查通过；Mac 上的五 Target 编译、签名、Family Controls/Managed Settings 真机执行、通知扩展、后台/强退 APNs 和长期稳定性仍待验证。</w:t>
+      </w:r>
+    </w:p>
+    <w:p>
+      <w:r>
+        <w:br w:type="page"/>
+      </w:r>
+    </w:p>
+    <w:p>
+      <w:pPr>
+        <w:pStyle w:val="Heading1"/>
+      </w:pPr>
+      <w:r>
+        <w:t>2026-08-11 v893／私人 1.0.18</w:t>
+      </w:r>
+    </w:p>
+    <w:p>
+      <w:pPr>
+        <w:pStyle w:val="Heading2"/>
+      </w:pPr>
+      <w:r>
+        <w:t>逐项真实读取、明确解锁事件与统一后台推送</w:t>
+      </w:r>
+    </w:p>
+    <w:p>
+      <w:pPr>
+        <w:pStyle w:val="ListBullet"/>
+      </w:pPr>
+      <w:r>
+        <w:t>真实读取改为单次隔离会话：device.snapshot 返回 readSessionId、requestedFocus、capturedAt；角色只可使用本次原生快照，不得混用情侣空间旧缓存、虚拟位置、限额或内置网页计时。</w:t>
+      </w:r>
+    </w:p>
+    <w:p>
+      <w:pPr>
+        <w:pStyle w:val="ListBullet"/>
+      </w:pPr>
+      <w:r>
+        <w:t>一键读取的可见进度逐项显示 iPhone 电量、总屏幕使用、每个真实 App 的实际使用时间、步数、睡眠、最新心率、心电/HRV 和位置。原生桥 25 秒结束悬挂请求；健康读取 12 秒超时；前台快照不再等待逐个地址反查。</w:t>
+      </w:r>
+    </w:p>
+    <w:p>
+      <w:pPr>
+        <w:pStyle w:val="ListBullet"/>
+      </w:pPr>
+      <w:r>
+        <w:t>数值一致性守卫会拒绝模型引入快照中不存在的数字，尤其禁止把 120 分钟限额说成抖音实际使用。位置无真实授权时返回无数据，不再回退剧情位置。健康摘要新增最新 ECG 概要读取。</w:t>
+      </w:r>
+    </w:p>
+    <w:p>
+      <w:pPr>
+        <w:pStyle w:val="ListBullet"/>
+      </w:pPr>
+      <w:r>
+        <w:t>手动解锁提醒改为必开规则。原生管理页和小手机控制页只在真实解锁成功后写入 explicit manualUnlock 事件；角色自己下达的解锁被排除；事件保留到角色成功发出反应后才标记 delivered。</w:t>
+      </w:r>
+    </w:p>
+    <w:p>
+      <w:pPr>
+        <w:pStyle w:val="ListBullet"/>
+      </w:pPr>
+      <w:r>
+        <w:t>统一私人 App 可在手机号账号认证后直接认领云端伴生身份并登记本机 APNs 令牌，不再要求另配一个伴生页面。角色资料页显示通知令牌、角色资料、每分钟 cron 和下一次检查的真实状态。</w:t>
+      </w:r>
+    </w:p>
+    <w:p>
+      <w:pPr>
+        <w:pStyle w:val="ListBullet"/>
+      </w:pPr>
+      <w:r>
+        <w:t>主动联系仍遵守会话后随机 30–60 分钟硬静默。间隔 1 分钟只代表静默期结束后的最小联系间隔，不能覆盖 30–60 分钟；睡眠、正在聊天、通话和线下场景仍禁止插入。</w:t>
+      </w:r>
+    </w:p>
+    <w:p>
+      <w:pPr>
+        <w:pStyle w:val="ListBullet"/>
+      </w:pPr>
+      <w:r>
+        <w:t>服务端必须追加 202608110004_private_phone_unified_push.sql，并保留部署后的 phone-role-push Edge Function、APNs 密钥和每分钟 cron。未部署 004 时统一 App 无法完成 APNs 自登记，后台开关不得宣称已接通。</w:t>
+      </w:r>
+    </w:p>
+    <w:p>
+      <w:pPr>
+        <w:pStyle w:val="ListBullet"/>
+      </w:pPr>
+      <w:r>
+        <w:t>Windows 自动化 463/463 通过，app.js 语法与 git diff 校验通过。Mac 五 Target 编译、签名、HealthKit ECG API、Family Controls 真机控制及前台/后台/强退 APNs 仍待验证。</w:t>
+      </w:r>
+    </w:p>
+    <w:p>
+      <w:pPr>
+        <w:pStyle w:val="ListBullet"/>
+      </w:pPr>
+      <w:r>
+        <w:t>规则开关独立生效：失联电量与位置、5% 低电量和难过时心率不再依赖另一个主动消息总开关；难过文字直接把新鲜心率事实并入当前回复，避免开关开启后被普通回复队列挡住。</w:t>
+      </w:r>
+    </w:p>
+    <w:p>
+      <w:pPr>
+        <w:pStyle w:val="Heading1"/>
+      </w:pPr>
+      <w:r>
+        <w:t>2026-08-11 v893／私人 1.0.18 Xcode 编译修正 1</w:t>
+      </w:r>
+    </w:p>
+    <w:p>
+      <w:pPr>
+        <w:pStyle w:val="ListBullet"/>
+      </w:pPr>
+      <w:r>
+        <w:t>Mac 首次编译 v893 时出现红色错误：PhoneNativeBridge.swift 无法访问 registerPushTokenIfAvailable，因为该方法在 CompanionSyncView.swift 中被声明为 fileprivate。</w:t>
+      </w:r>
+    </w:p>
+    <w:p>
+      <w:pPr>
+        <w:pStyle w:val="ListBullet"/>
+      </w:pPr>
+      <w:r>
+        <w:t>修正为模块内默认访问级别，使同一 PhoneCompanionTest Target 内的 Swift 文件可以共同调用；功能逻辑、桥契约和版本号均不变。</w:t>
+      </w:r>
+    </w:p>
+    <w:p>
+      <w:pPr>
+        <w:pStyle w:val="ListBullet"/>
+      </w:pPr>
+      <w:r>
+        <w:t>Windows 静态回归已增加跨文件可访问性断言；黄色的 iOS 26、iOS 17 弃用提示与 Family Controls Development 提示不阻塞本次编译，留待真机编译通过后分项处理。</w:t>
+      </w:r>
+    </w:p>
+    <w:p>
+      <w:pPr>
+        <w:pStyle w:val="Heading1"/>
+      </w:pPr>
+      <w:r>
+        <w:t>2026-08-11 v893／私人 1.0.18 Xcode 编译修正 2</w:t>
+      </w:r>
+    </w:p>
+    <w:p>
+      <w:pPr>
+        <w:pStyle w:val="ListBullet"/>
+      </w:pPr>
+      <w:r>
+        <w:t>第二张 Mac 截图仍显示 fileprivate 红错，证明 Mac 实际编译路径仍含旧 CompanionSyncView.swift；新修正版改用全新 SmallPhone_v893_CompileFix2 工程目录，禁止覆盖进旧目录混编。</w:t>
+      </w:r>
+    </w:p>
+    <w:p>
+      <w:pPr>
+        <w:pStyle w:val="ListBullet"/>
+      </w:pPr>
+      <w:r>
+        <w:t>补齐 ContentView 对 iOS 26 approvedWithDataAccess 的显式 switch 分支；RoleNotificationService Target 显式链接 Intents 与 UserNotifications，消除通知扩展常见的链接缺项。</w:t>
+      </w:r>
+    </w:p>
+    <w:p>
+      <w:pPr>
+        <w:pStyle w:val="ListBullet"/>
+      </w:pPr>
+      <w:r>
+        <w:t>定位反查迁移到 iOS 26 MapKit MKReverseGeocodingRequest；角标清理只使用 setBadgeCount，移除 iOS 17 已弃用回退。Mac 链接器最终结果仍必须由全新目录重新编译确认。</w:t>
+      </w:r>
+    </w:p>
+    <w:p>
+      <w:pPr>
+        <w:pStyle w:val="Heading1"/>
+      </w:pPr>
+      <w:r>
+        <w:t>2026-08-11 v894／私人 1.0.19 真实查看触发、网页横幅与滚动恢复快照</w:t>
+      </w:r>
+    </w:p>
+    <w:p>
+      <w:pPr>
+        <w:pStyle w:val="ListBullet"/>
+      </w:pPr>
+      <w:r>
+        <w:t>网页核心升级为 v894，私人 iOS 候选升级为 1.0.19 (19)，原生桥契约仍为 11。角色只有在本次真实读取已经取得 readSessionId 后，才能谈论电量、屏幕使用、逐 App 用量、步数、睡眠、心率、心电/HRV 或位置。</w:t>
+      </w:r>
+    </w:p>
+    <w:p>
+      <w:pPr>
+        <w:pStyle w:val="ListBullet"/>
+      </w:pPr>
+      <w:r>
+        <w:t>补齐自然语言触发：角色主动说要看步数、睡眠、屏幕、某个 App、电量或健康时，会先启动真实读取并显示当前项目；没有读取凭证时，‘没刷新、没同步、没戴手表’等猜测会被替换为先实际读取。低电量等自动化也只能谈本次授权的类别。</w:t>
+      </w:r>
+    </w:p>
+    <w:p>
+      <w:pPr>
+        <w:pStyle w:val="ListBullet"/>
+      </w:pPr>
+      <w:r>
+        <w:t>普通网页查岗与真实 iPhone 读取重新分流。没有 intent 的网页定时/主动查岗继续执行微信聊天、朋友圈、抖音、X、钱包、购物、浏览器和线下记录的经典逐项顶部横幅；只有明确真实数据 intent 才进入外置读取。APP 共用入口，已同步规避同类误分流。</w:t>
+      </w:r>
+    </w:p>
+    <w:p>
+      <w:pPr>
+        <w:pStyle w:val="ListBullet"/>
+      </w:pPr>
+      <w:r>
+        <w:t>恢复安全快照改为滚动到最新保存时间。较旧但数据更丰富的副本会另存为历史完整快照，不再阻止当前快照更新；恢复候选优先按 savedAt 最新排序，同时间再按完整度排序，因此不再长期停留在 8 月 9 日。</w:t>
+      </w:r>
+    </w:p>
+    <w:p>
+      <w:pPr>
+        <w:pStyle w:val="ListBullet"/>
+      </w:pPr>
+      <w:r>
+        <w:t>网页侧仅修复经典查岗横幅与恢复快照日期，没有把 APP 的锁定、真实 HealthKit/Screen Time、APNs 等能力移植进网页。Mac 编译、签名和真机读取/通知验收仍须在新独立工程目录完成。</w:t>
       </w:r>
     </w:p>
     <w:sectPr>

--- a/docs/maintenance/AI开发项目_项目说明文档.docx
+++ b/docs/maintenance/AI开发项目_项目说明文档.docx
@@ -5912,6 +5912,62 @@
       </w:pPr>
       <w:r>
         <w:t>网页侧仅修复经典查岗横幅与恢复快照日期，没有把 APP 的锁定、真实 HealthKit/Screen Time、APNs 等能力移植进网页。Mac 编译、签名和真机读取/通知验收仍须在新独立工程目录完成。</w:t>
+      </w:r>
+    </w:p>
+    <w:p>
+      <w:pPr>
+        <w:pStyle w:val="Heading1"/>
+      </w:pPr>
+      <w:r>
+        <w:t>2026-08-11 v895／私人 1.0.20 全量读取、后台链路与彻底清空</w:t>
+      </w:r>
+    </w:p>
+    <w:p>
+      <w:pPr>
+        <w:pStyle w:val="ListBullet"/>
+      </w:pPr>
+      <w:r>
+        <w:t>网页核心升级为 v895，私人 iOS 候选升级为 1.0.20 (20)，原生桥契约仍为 11。角色读取全部时必须逐项返回电量、屏幕总时长、逐 App、步数、睡眠、心率、心电、HRV 和位置；每项只能使用本次真实读取值或明确失败原因。</w:t>
+      </w:r>
+    </w:p>
+    <w:p>
+      <w:pPr>
+        <w:pStyle w:val="ListBullet"/>
+      </w:pPr>
+      <w:r>
+        <w:t>电量与位置成功是两条独立链路：电量直接来自 UIDevice，不需要系统权限；位置来自 CoreLocation。此前健康失败是网页角色权限没有同步打开原生 healthSyncEnabled；此前屏幕时间失败是主 App 只尝试了要求 approvedWithDataAccess 的 iOS 26 直接 API。</w:t>
+      </w:r>
+    </w:p>
+    <w:p>
+      <w:pPr>
+        <w:pStyle w:val="ListBullet"/>
+      </w:pPr>
+      <w:r>
+        <w:t>1.0.20 在明确健康读取时启用 HealthKit；普通 Family Controls approved 授权下挂载既有 DeviceActivityReport，由 Report 扩展把本次当日总时长和逐 App 数据写入 App Group，主 App 只接受同一请求编号的新快照。正式用户直接 Screen Time 数据访问受欧盟设备与欧盟 Apple Account 限制，因此中国真机不得依赖该接口。</w:t>
+      </w:r>
+    </w:p>
+    <w:p>
+      <w:pPr>
+        <w:pStyle w:val="ListBullet"/>
+      </w:pPr>
+      <w:r>
+        <w:t>后台主动联系远端实际缺少本地已有的迁移 003／004，导致统一控制器 RPC 不存在且全天随机调度仍是旧签名。已实际部署 003–006，增加旧 p_apns_env 参数兼容和服务端记忆清空 RPC，并重新部署 phone-role-push；cron 仍按分钟执行。</w:t>
+      </w:r>
+    </w:p>
+    <w:p>
+      <w:pPr>
+        <w:pStyle w:val="ListBullet"/>
+      </w:pPr>
+      <w:r>
+        <w:t>彻底清空现在等待本地大聊天归档覆写，清除共同生活 home、服务端 recent_context／memory_context 和未消费 outbox。任一步失败都提示未彻底完成，不得假报成功。网页版大容量存档将 IndexedDB 升级到 v2，确保对象仓库存在并进行三次短退避重试。</w:t>
+      </w:r>
+    </w:p>
+    <w:p>
+      <w:pPr>
+        <w:pStyle w:val="ListBullet"/>
+      </w:pPr>
+      <w:r>
+        <w:t>网页端只发布记忆清空与大容量存档修复；App 专属锁定、HealthKit、Screen Time 和 APNs 路径均以原生桥可用为硬门槛。Windows 472 项测试通过，Mac 五 Target 编译签名及真机读取、后台、强退通知仍需验收。</w:t>
       </w:r>
     </w:p>
     <w:sectPr>

--- a/docs/maintenance/AI开发项目_项目说明文档.docx
+++ b/docs/maintenance/AI开发项目_项目说明文档.docx
@@ -5968,6 +5968,54 @@
       </w:pPr>
       <w:r>
         <w:t>网页端只发布记忆清空与大容量存档修复；App 专属锁定、HealthKit、Screen Time 和 APNs 路径均以原生桥可用为硬门槛。Windows 472 项测试通过，Mac 五 Target 编译签名及真机读取、后台、强退通知仍需验收。</w:t>
+      </w:r>
+    </w:p>
+    <w:p>
+      <w:pPr>
+        <w:pStyle w:val="Heading1"/>
+      </w:pPr>
+      <w:r>
+        <w:t>2026-08-12 v896／私人 1.0.21 全量读取完成回执与后台表结构修复</w:t>
+      </w:r>
+    </w:p>
+    <w:p>
+      <w:pPr>
+        <w:pStyle w:val="ListBullet"/>
+      </w:pPr>
+      <w:r>
+        <w:t>网页核心升级为 v896，私人 iOS 候选升级为 1.0.21 (21)，原生桥契约仍为 11。用户明确要求读取全部时，该范围成为本轮不可降级的事实，角色模型的提前猜测不能把任务缩成位置、电量或任一单项。</w:t>
+      </w:r>
+    </w:p>
+    <w:p>
+      <w:pPr>
+        <w:pStyle w:val="ListBullet"/>
+      </w:pPr>
+      <w:r>
+        <w:t>原生 device.snapshot 在电量、Screen Time、HealthKit 和位置各读取器均已返回成功、不可用或超时后，才写入 readFinishedAt、readComplete=true 与 readOutcomes。网页端同时核对 readSessionId、requestedFocus=全部、完成时间新鲜度和 readComplete，拿不到同一轮完成回执就禁止角色说结果。</w:t>
+      </w:r>
+    </w:p>
+    <w:p>
+      <w:pPr>
+        <w:pStyle w:val="ListBullet"/>
+      </w:pPr>
+      <w:r>
+        <w:t>完成回执通过后，角色使用确定性汇总逐项说明九类结果：电量、屏幕总时长、逐 App、步数、睡眠、心率、心电、HRV 和位置；可用项说真实值，不可用项说本轮真实失败原因，不再用模型自由生成的单项结论代替全量结果。</w:t>
+      </w:r>
+    </w:p>
+    <w:p>
+      <w:pPr>
+        <w:pStyle w:val="ListBullet"/>
+      </w:pPr>
+      <w:r>
+        <w:t>后台核验 column controller_user_id does not exist 的真实原因不是按钮或账号，而是远端已存在依赖这些字段的 004 统一控制器函数，却漏装了更早的 002 表结构迁移。已实际执行 002，登记远端迁移历史，并核验 phone_companion_links 的 controller_user_id、controller_kind、controller_instance_id、controller_claimed_at 四列和两组控制器 RPC 均存在。</w:t>
+      </w:r>
+    </w:p>
+    <w:p>
+      <w:pPr>
+        <w:pStyle w:val="ListBullet"/>
+      </w:pPr>
+      <w:r>
+        <w:t>Windows 全套 475 项测试通过，包含聊天、通话、原生完成回执、九类汇总和控制器表结构回归。Mac 五 Target 编译、签名以及真实 iPhone 的 HealthKit、DeviceActivityReport、后台／强退通知送达仍需最终验收。</w:t>
       </w:r>
     </w:p>
     <w:sectPr>

--- a/docs/maintenance/AI开发项目_项目说明文档.docx
+++ b/docs/maintenance/AI开发项目_项目说明文档.docx
@@ -6016,6 +6016,54 @@
       </w:pPr>
       <w:r>
         <w:t>Windows 全套 475 项测试通过，包含聊天、通话、原生完成回执、九类汇总和控制器表结构回归。Mac 五 Target 编译、签名以及真实 iPhone 的 HealthKit、DeviceActivityReport、后台／强退通知送达仍需最终验收。</w:t>
+      </w:r>
+    </w:p>
+    <w:p>
+      <w:pPr>
+        <w:pStyle w:val="Heading1"/>
+      </w:pPr>
+      <w:r>
+        <w:t>2026-08-12 v897／私人 1.0.22 读取完成后只自然回复一次</w:t>
+      </w:r>
+    </w:p>
+    <w:p>
+      <w:pPr>
+        <w:pStyle w:val="ListBullet"/>
+      </w:pPr>
+      <w:r>
+        <w:t>网页核心升级为 v897，私人 iOS 候选升级为 1.0.22 (22)，原生桥契约仍为 11。聊天、通话和共同生活共用同一条规则：用户提出真实手机读取后，读取任务必须在普通角色模型之前取得本轮回复权。</w:t>
+      </w:r>
+    </w:p>
+    <w:p>
+      <w:pPr>
+        <w:pStyle w:val="ListBullet"/>
+      </w:pPr>
+      <w:r>
+        <w:t>读取期间只允许顶部横幅逐项显示当前读取类别。所有请求读取器进入成功、不可用或超时终态并写入同一 readSessionId 的完成回执后，才把成功事实作为隐藏上下文交给角色生成一轮自然回复。</w:t>
+      </w:r>
+    </w:p>
+    <w:p>
+      <w:pPr>
+        <w:pStyle w:val="ListBullet"/>
+      </w:pPr>
+      <w:r>
+        <w:t>v896 的固定九项汇总已撤销。不可用、未授权、超时等信息继续保存在内部 readOutcomes 中用于诊断，但不得变成角色气泡里的系统清单、技术提示或逐项失败报告；确定性兜底也必须是一段自然口吻。</w:t>
+      </w:r>
+    </w:p>
+    <w:p>
+      <w:pPr>
+        <w:pStyle w:val="ListBullet"/>
+      </w:pPr>
+      <w:r>
+        <w:t>同一条用户消息使用 pending 键保护，读取任务尚未结束时不得再次进入普通聊天、通话或第二次原生读取回复，从而消除先答一轮、查完再答一轮的重复出口。</w:t>
+      </w:r>
+    </w:p>
+    <w:p>
+      <w:pPr>
+        <w:pStyle w:val="ListBullet"/>
+      </w:pPr>
+      <w:r>
+        <w:t>Windows 全套 475 项测试通过，包含提前拦截、完成回执、自然回复守卫、系统诊断隐藏和并发去重。Mac 五 Target 编译、签名及真实 iPhone 一次全量读取仍需最终验收。</w:t>
       </w:r>
     </w:p>
     <w:sectPr>

--- a/docs/maintenance/AI开发项目_项目说明文档.docx
+++ b/docs/maintenance/AI开发项目_项目说明文档.docx
@@ -6064,6 +6064,54 @@
       </w:pPr>
       <w:r>
         <w:t>Windows 全套 475 项测试通过，包含提前拦截、完成回执、自然回复守卫、系统诊断隐藏和并发去重。Mac 五 Target 编译、签名及真实 iPhone 一次全量读取仍需最终验收。</w:t>
+      </w:r>
+    </w:p>
+    <w:p>
+      <w:pPr>
+        <w:pStyle w:val="Heading1"/>
+      </w:pPr>
+      <w:r>
+        <w:t>2026-08-12 v898／私人 1.0.23 全渠道读取完成后才回复</w:t>
+      </w:r>
+    </w:p>
+    <w:p>
+      <w:pPr>
+        <w:pStyle w:val="ListBullet"/>
+      </w:pPr>
+      <w:r>
+        <w:t>网页核心升级为 v898，私人 iOS 候选版升级为 1.0.23 (23)，原生桥契约仍为 11。微信聊天、电话和共同生活共用全局真实读取状态，不再由各场景分别决定是否放行普通回复。</w:t>
+      </w:r>
+    </w:p>
+    <w:p>
+      <w:pPr>
+        <w:pStyle w:val="ListBullet"/>
+      </w:pPr>
+      <w:r>
+        <w:t>读取请求一进入队列就变更生成代次。普通回复必须在调用模型前、模型返回后和实际发送前复核读取状态与代次；只要期间开始过真实读取，旧代次内容即使已经生成也永久作废。</w:t>
+      </w:r>
+    </w:p>
+    <w:p>
+      <w:pPr>
+        <w:pStyle w:val="ListBullet"/>
+      </w:pPr>
+      <w:r>
+        <w:t>所有原生读取项目完成后，成功事实才作为隐藏上下文交给角色生成一次自然回复。完成回复是唯一允许越过读取锁的出口；电话必须等待完成回复真正说完才释放通道。</w:t>
+      </w:r>
+    </w:p>
+    <w:p>
+      <w:pPr>
+        <w:pStyle w:val="ListBullet"/>
+      </w:pPr>
+      <w:r>
+        <w:t>顶部横幅继续逐项显示读取进度。不可用、未授权、超时和技术诊断保留在内部 readOutcomes，不得进入角色气泡、电话语音或共同生活对白。</w:t>
+      </w:r>
+    </w:p>
+    <w:p>
+      <w:pPr>
+        <w:pStyle w:val="ListBullet"/>
+      </w:pPr>
+      <w:r>
+        <w:t>Windows 全套 476 项自动测试全部通过。Mac 五 Target 编译、签名及微信／电话／共同生活三个真机读取场景仍需最终验收。</w:t>
       </w:r>
     </w:p>
     <w:sectPr>

--- a/docs/maintenance/AI开发项目_项目说明文档.docx
+++ b/docs/maintenance/AI开发项目_项目说明文档.docx
@@ -6112,6 +6112,46 @@
       </w:pPr>
       <w:r>
         <w:t>Windows 全套 476 项自动测试全部通过。Mac 五 Target 编译、签名及微信／电话／共同生活三个真机读取场景仍需最终验收。</w:t>
+      </w:r>
+    </w:p>
+    <w:p>
+      <w:pPr>
+        <w:pStyle w:val="Heading1"/>
+      </w:pPr>
+      <w:r>
+        <w:t>2026-08-12 v899／私人 1.0.24：角色自定读取回复与线下错误诊断</w:t>
+      </w:r>
+    </w:p>
+    <w:p>
+      <w:pPr>
+        <w:pStyle w:val="ListBullet"/>
+      </w:pPr>
+      <w:r>
+        <w:t>网页核心升级为 v899，私人 iOS 升级为 1.0.24 (24)，原生桥契约仍为 11。读取中的普通模型输出继续由全局读取状态和生成代次拦截。</w:t>
+      </w:r>
+    </w:p>
+    <w:p>
+      <w:pPr>
+        <w:pStyle w:val="ListBullet"/>
+      </w:pPr>
+      <w:r>
+        <w:t>读取完成后的可见话术不再由程序固定汇总。程序只向角色模型提供本轮真实事实；角色自行决定重点、语气、句数以及一条或多条发送。安全校验失败时最多重新生成两次，仍失败则不发送。</w:t>
+      </w:r>
+    </w:p>
+    <w:p>
+      <w:pPr>
+        <w:pStyle w:val="ListBullet"/>
+      </w:pPr>
+      <w:r>
+        <w:t>线下回应失败新增原因分类：余额或额度、401 密钥、403 权限或地区、404 接口或模型、429 限流或配额、408/504 网络超时、连接失败，以及接口成功但没有可显示角色内容。失败不改动原对话。</w:t>
+      </w:r>
+    </w:p>
+    <w:p>
+      <w:pPr>
+        <w:pStyle w:val="ListBullet"/>
+      </w:pPr>
+      <w:r>
+        <w:t>Windows 全套 478 项自动测试全部通过。Mac 五 Target 编译、签名以及真机微信／电话／共同生活／线下失败提示仍需最终验收。</w:t>
       </w:r>
     </w:p>
     <w:sectPr>

--- a/docs/maintenance/AI开发项目_项目说明文档.docx
+++ b/docs/maintenance/AI开发项目_项目说明文档.docx
@@ -6152,6 +6152,46 @@
       </w:pPr>
       <w:r>
         <w:t>Windows 全套 478 项自动测试全部通过。Mac 五 Target 编译、签名以及真机微信／电话／共同生活／线下失败提示仍需最终验收。</w:t>
+      </w:r>
+    </w:p>
+    <w:p>
+      <w:pPr>
+        <w:pStyle w:val="Heading1"/>
+      </w:pPr>
+      <w:r>
+        <w:t>2026-08-12 v900：语音模型防误配</w:t>
+      </w:r>
+    </w:p>
+    <w:p>
+      <w:pPr>
+        <w:pStyle w:val="ListBullet"/>
+      </w:pPr>
+      <w:r>
+        <w:t>网页核心升级为 v900；私人 iOS 原生代码未修改，仍为 1.0.24 (24)，原生桥契约仍为 11。聊天模型与 TTS 继续使用各自独立的配置和接口。</w:t>
+      </w:r>
+    </w:p>
+    <w:p>
+      <w:pPr>
+        <w:pStyle w:val="ListBullet"/>
+      </w:pPr>
+      <w:r>
+        <w:t>主聊天和辅助模型的自由文本设置新增用途校验：speech-*、tts-* 及名称中作为独立段出现的 tts 标记被识别为语音合成专用模型，不能再作为文字聊天模型保存、测试或调用。</w:t>
+      </w:r>
+    </w:p>
+    <w:p>
+      <w:pPr>
+        <w:pStyle w:val="ListBullet"/>
+      </w:pPr>
+      <w:r>
+        <w:t>防护覆盖三个层级：设置页就近保存和底部保存会拒绝误配；模型测试在联网前拒绝；chatAPI 在真实请求前再次拒绝。旧存档中的错误路线不会被自动删除，但启用或调用时会给出明确提示。</w:t>
+      </w:r>
+    </w:p>
+    <w:p>
+      <w:pPr>
+        <w:pStyle w:val="ListBullet"/>
+      </w:pPr>
+      <w:r>
+        <w:t>正常聊天模型、API 四路线、辅助模型、共同生活固定路线和原有 TTS 生成链保持不变。Windows 全套 479 项自动测试全部通过。</w:t>
       </w:r>
     </w:p>
     <w:sectPr>

--- a/docs/maintenance/AI开发项目_项目说明文档.docx
+++ b/docs/maintenance/AI开发项目_项目说明文档.docx
@@ -6192,6 +6192,59 @@
       </w:pPr>
       <w:r>
         <w:t>正常聊天模型、API 四路线、辅助模型、共同生活固定路线和原有 TTS 生成链保持不变。Windows 全套 479 项自动测试全部通过。</w:t>
+      </w:r>
+    </w:p>
+    <w:p>
+      <w:r>
+        <w:br w:type="page"/>
+      </w:r>
+    </w:p>
+    <w:p>
+      <w:pPr>
+        <w:pStyle w:val="Heading1"/>
+      </w:pPr>
+      <w:r>
+        <w:rPr>
+          <w:rFonts w:ascii="等线" w:hAnsi="等线" w:eastAsia="等线"/>
+          <w:sz w:val="32"/>
+        </w:rPr>
+        <w:t>v902／私人 1.0.26｜视频画面真实回应与分钟设置（2026-08-12）</w:t>
+      </w:r>
+    </w:p>
+    <w:p>
+      <w:pPr>
+        <w:spacing w:after="120" w:line="300" w:lineRule="auto"/>
+      </w:pPr>
+      <w:r>
+        <w:rPr>
+          <w:rFonts w:ascii="等线" w:hAnsi="等线" w:eastAsia="等线"/>
+          <w:sz w:val="21"/>
+        </w:rPr>
+        <w:t>网页版和私人 App 共用的视频通话摄像头链路升级为画面独立事件：视觉模型返回的当前画面不会再和历史最后一句用户话语混在同一轮，角色必须先说出画面中的具体细节，再按人设评价、关心或追问。</w:t>
+      </w:r>
+    </w:p>
+    <w:p>
+      <w:pPr>
+        <w:spacing w:after="120" w:line="300" w:lineRule="auto"/>
+      </w:pPr>
+      <w:r>
+        <w:rPr>
+          <w:rFonts w:ascii="等线" w:hAnsi="等线" w:eastAsia="等线"/>
+          <w:sz w:val="21"/>
+        </w:rPr>
+        <w:t>用户主动口头让角色看画面时不限次数，每次都会重新截取当下画面；偏好设置的单次次数只限制定时自动识别。自动识别间隔从秒改为整分钟，旧设置自动迁移，0 仍表示关闭定时、只允许主动口令。</w:t>
+      </w:r>
+    </w:p>
+    <w:p>
+      <w:pPr>
+        <w:spacing w:after="120" w:line="300" w:lineRule="auto"/>
+      </w:pPr>
+      <w:r>
+        <w:rPr>
+          <w:rFonts w:ascii="等线" w:hAnsi="等线" w:eastAsia="等线"/>
+          <w:sz w:val="21"/>
+        </w:rPr>
+        <w:t>通话中央区域不再显示任何识别系统词。最右下角仅在识别期间显示小圆圈，成功后消失；识别失败时短暂显示“失败”。画面仍只作为瞬时单帧发送，不写入聊天或存档。</w:t>
       </w:r>
     </w:p>
     <w:sectPr>

--- a/docs/maintenance/AI开发项目_项目说明文档.docx
+++ b/docs/maintenance/AI开发项目_项目说明文档.docx
@@ -6245,6 +6245,88 @@
           <w:sz w:val="21"/>
         </w:rPr>
         <w:t>通话中央区域不再显示任何识别系统词。最右下角仅在识别期间显示小圆圈，成功后消失；识别失败时短暂显示“失败”。画面仍只作为瞬时单帧发送，不写入聊天或存档。</w:t>
+      </w:r>
+    </w:p>
+    <w:p>
+      <w:r>
+        <w:br w:type="page"/>
+      </w:r>
+    </w:p>
+    <w:p>
+      <w:pPr>
+        <w:pStyle w:val="Heading1"/>
+      </w:pPr>
+      <w:r>
+        <w:rPr>
+          <w:rFonts w:ascii="等线" w:hAnsi="等线" w:eastAsia="等线"/>
+          <w:sz w:val="32"/>
+        </w:rPr>
+        <w:t>v903／私人 1.0.27｜视频识图上游兼容修复（2026-08-12）</w:t>
+      </w:r>
+    </w:p>
+    <w:p>
+      <w:pPr>
+        <w:spacing w:after="120" w:line="300" w:lineRule="auto"/>
+      </w:pPr>
+      <w:r>
+        <w:rPr>
+          <w:rFonts w:ascii="等线" w:hAnsi="等线" w:eastAsia="等线"/>
+          <w:sz w:val="21"/>
+        </w:rPr>
+        <w:t>v903 是 v902 的窄范围回归修复。定时自动取得的视频画面仍与旧聊天完全隔离，但会作为本轮唯一 user 事件交给角色聊天接口，参考放映厅的自动画面接话结构并继续防止复读；v901 已验证的口头识图结构保持不变。</w:t>
+      </w:r>
+    </w:p>
+    <w:p>
+      <w:pPr>
+        <w:spacing w:after="120" w:line="300" w:lineRule="auto"/>
+      </w:pPr>
+      <w:r>
+        <w:rPr>
+          <w:rFonts w:ascii="等线" w:hAnsi="等线" w:eastAsia="等线"/>
+          <w:sz w:val="21"/>
+        </w:rPr>
+        <w:t>视觉识别、普通聊天、摄像头、前后翻转、分钟间隔和口头识图不限次数均不变；角色回答阶段失败只在右下角显示失败，不再覆盖通话中央字幕。设备授权同时移除迁移码、备用恢复码及其登录输入入口，邀请码保留，设备恢复和浏览器合并只允许本人扫脸或指纹。</w:t>
+      </w:r>
+    </w:p>
+    <w:p>
+      <w:r>
+        <w:br w:type="page"/>
+      </w:r>
+    </w:p>
+    <w:p>
+      <w:pPr>
+        <w:pStyle w:val="Heading1"/>
+      </w:pPr>
+      <w:r>
+        <w:rPr>
+          <w:rFonts w:ascii="等线" w:hAnsi="等线" w:eastAsia="等线"/>
+          <w:sz w:val="32"/>
+        </w:rPr>
+        <w:t>v903 授权补充｜仅人脸或指纹恢复设备（2026-08-12）</w:t>
+      </w:r>
+    </w:p>
+    <w:p>
+      <w:pPr>
+        <w:spacing w:after="120" w:line="300" w:lineRule="auto"/>
+      </w:pPr>
+      <w:r>
+        <w:rPr>
+          <w:rFonts w:ascii="等线" w:hAnsi="等线" w:eastAsia="等线"/>
+          <w:sz w:val="21"/>
+        </w:rPr>
+        <w:t>第一次正常邀请码继续保留。设置中的生成迁移码、生成备用恢复码以及进入小手机时的代码恢复输入框已删除；Safari／Edge 合并只保留扫脸／指纹方式。</w:t>
+      </w:r>
+    </w:p>
+    <w:p>
+      <w:pPr>
+        <w:spacing w:after="120" w:line="300" w:lineRule="auto"/>
+      </w:pPr>
+      <w:r>
+        <w:rPr>
+          <w:rFonts w:ascii="等线" w:hAnsi="等线" w:eastAsia="等线"/>
+          <w:sz w:val="21"/>
+        </w:rPr>
+        <w:t>客户端已移除代码生成与兑换能力，云端拒绝旧版本的迁移码、备用恢复码和本机身份自动恢复动作。管理员可以放回授权状态，但不会签发号码，用户仍必须使用已绑定的人脸或指纹。</w:t>
       </w:r>
     </w:p>
     <w:sectPr>

--- a/docs/maintenance/AI开发项目_项目说明文档.docx
+++ b/docs/maintenance/AI开发项目_项目说明文档.docx
@@ -6327,6 +6327,47 @@
           <w:sz w:val="21"/>
         </w:rPr>
         <w:t>客户端已移除代码生成与兑换能力，云端拒绝旧版本的迁移码、备用恢复码和本机身份自动恢复动作。管理员可以放回授权状态，但不会签发号码，用户仍必须使用已绑定的人脸或指纹。</w:t>
+      </w:r>
+    </w:p>
+    <w:p>
+      <w:r>
+        <w:br w:type="page"/>
+      </w:r>
+    </w:p>
+    <w:p>
+      <w:pPr>
+        <w:pStyle w:val="Heading1"/>
+      </w:pPr>
+      <w:r>
+        <w:rPr>
+          <w:rFonts w:ascii="等线" w:hAnsi="等线" w:eastAsia="等线"/>
+          <w:sz w:val="32"/>
+        </w:rPr>
+        <w:t>v904／私人 1.0.28｜识图关闭与后台通知修复（2026-08-12）</w:t>
+      </w:r>
+    </w:p>
+    <w:p>
+      <w:pPr>
+        <w:spacing w:after="120" w:line="300" w:lineRule="auto"/>
+      </w:pPr>
+      <w:r>
+        <w:rPr>
+          <w:rFonts w:ascii="等线" w:hAnsi="等线" w:eastAsia="等线"/>
+          <w:sz w:val="21"/>
+        </w:rPr>
+        <w:t>视频摄像头自动识图间隔 0 现在会立即清除当前通话定时器，并在旧定时回调和自动识图入口双重拦截；新用户默认 0。用户口头说‘你看一下’仍每次重新取得当前画面且不限次数。</w:t>
+      </w:r>
+    </w:p>
+    <w:p>
+      <w:pPr>
+        <w:spacing w:after="120" w:line="300" w:lineRule="auto"/>
+      </w:pPr>
+      <w:r>
+        <w:rPr>
+          <w:rFonts w:ascii="等线" w:hAnsi="等线" w:eastAsia="等线"/>
+          <w:sz w:val="21"/>
+        </w:rPr>
+        <w:t>后台主动消息的每个气泡作为独立通知卡显示，直接保留角色昵称与当前句正文。角色头像同步会在内存缓存缺失时重新读取 IndexedDB 或私人本机大容量图片，再上传真实缩略图；通知扩展等待通信意图处理结束后提交卡片。苹果系统仍会把通信头像裁成圆形，并显示 App 来源小图标。</w:t>
       </w:r>
     </w:p>
     <w:sectPr>

--- a/docs/maintenance/AI开发项目_项目说明文档.docx
+++ b/docs/maintenance/AI开发项目_项目说明文档.docx
@@ -6368,6 +6368,59 @@
           <w:sz w:val="21"/>
         </w:rPr>
         <w:t>后台主动消息的每个气泡作为独立通知卡显示，直接保留角色昵称与当前句正文。角色头像同步会在内存缓存缺失时重新读取 IndexedDB 或私人本机大容量图片，再上传真实缩略图；通知扩展等待通信意图处理结束后提交卡片。苹果系统仍会把通信头像裁成圆形，并显示 App 来源小图标。</w:t>
+      </w:r>
+    </w:p>
+    <w:p>
+      <w:r>
+        <w:br w:type="page"/>
+      </w:r>
+    </w:p>
+    <w:p>
+      <w:pPr>
+        <w:pStyle w:val="Heading1"/>
+      </w:pPr>
+      <w:r>
+        <w:rPr>
+          <w:rFonts w:ascii="等线" w:hAnsi="等线" w:eastAsia="等线"/>
+          <w:sz w:val="32"/>
+        </w:rPr>
+        <w:t>v905／私人 1.0.29｜后台接管、App感知与全局时间开关（2026-08-12）</w:t>
+      </w:r>
+    </w:p>
+    <w:p>
+      <w:pPr>
+        <w:spacing w:after="120" w:line="300" w:lineRule="auto"/>
+      </w:pPr>
+      <w:r>
+        <w:rPr>
+          <w:rFonts w:ascii="等线" w:hAnsi="等线" w:eastAsia="等线"/>
+          <w:sz w:val="21"/>
+        </w:rPr>
+        <w:t>普通微信回复和真实iPhone查看在页面退到后台后由服务器接管并通过角色逐句通知送达；前台正常完成会取消服务端任务，避免双回复。一分钟后台测试是独立旁路，不受正式安静期、日次数和App查看影响。</w:t>
+      </w:r>
+    </w:p>
+    <w:p>
+      <w:pPr>
+        <w:spacing w:after="120" w:line="300" w:lineRule="auto"/>
+      </w:pPr>
+      <w:r>
+        <w:rPr>
+          <w:rFonts w:ascii="等线" w:hAnsi="等线" w:eastAsia="等线"/>
+          <w:sz w:val="21"/>
+        </w:rPr>
+        <w:t>新增可关闭的角色App感知：每次统一主动机会在普通联系与查看App之间各50%，每日查看上限0至5。服务器先请求新鲜授权App用量，角色自然联系；用户回复立即取消后续，否则五分钟内由角色选择再问一次或锁定该App，随后90分钟冷却。</w:t>
+      </w:r>
+    </w:p>
+    <w:p>
+      <w:pPr>
+        <w:spacing w:after="120" w:line="300" w:lineRule="auto"/>
+      </w:pPr>
+      <w:r>
+        <w:rPr>
+          <w:rFonts w:ascii="等线" w:hAnsi="等线" w:eastAsia="等线"/>
+          <w:sz w:val="21"/>
+        </w:rPr>
+        <w:t>共同生活状态可分别手动编辑生活阶段、当前活动和地点。时间感知关闭后，微信、视频/语音、线下约会、共同生活及服务器消息均不知道日期、时间、星期、时段和间隔。睡眠步数、每日全部App用量、失联电量位置、5%电量、难过心率及手动解锁事件进入服务器分钟任务，普通后台和锁屏可继续；iOS上划强退仍不保证系统唤醒。</w:t>
       </w:r>
     </w:p>
     <w:sectPr>

--- a/docs/maintenance/AI开发项目_项目说明文档.docx
+++ b/docs/maintenance/AI开发项目_项目说明文档.docx
@@ -6421,6 +6421,88 @@
           <w:sz w:val="21"/>
         </w:rPr>
         <w:t>共同生活状态可分别手动编辑生活阶段、当前活动和地点。时间感知关闭后，微信、视频/语音、线下约会、共同生活及服务器消息均不知道日期、时间、星期、时段和间隔。睡眠步数、每日全部App用量、失联电量位置、5%电量、难过心率及手动解锁事件进入服务器分钟任务，普通后台和锁屏可继续；iOS上划强退仍不保证系统唤醒。</w:t>
+      </w:r>
+    </w:p>
+    <w:p>
+      <w:r>
+        <w:br w:type="page"/>
+      </w:r>
+    </w:p>
+    <w:p>
+      <w:pPr>
+        <w:pStyle w:val="Heading1"/>
+      </w:pPr>
+      <w:r>
+        <w:rPr>
+          <w:rFonts w:ascii="等线" w:hAnsi="等线" w:eastAsia="等线"/>
+          <w:sz w:val="32"/>
+        </w:rPr>
+        <w:t>v906／私人 1.0.30｜后台实测、实时心情与宠物健康（2026-08-13）</w:t>
+      </w:r>
+    </w:p>
+    <w:p>
+      <w:pPr>
+        <w:spacing w:after="120" w:line="300" w:lineRule="auto"/>
+      </w:pPr>
+      <w:r>
+        <w:rPr>
+          <w:rFonts w:ascii="等线" w:hAnsi="等线" w:eastAsia="等线"/>
+          <w:sz w:val="21"/>
+        </w:rPr>
+        <w:t>苹果兼容适配开启并在私人 App／苹果主屏版生效时，视频通话顶部角色备注和通话时间整体下移十四像素；关闭开关、安卓和普通浏览器保持原位置。聊天页心情在角色消息到达后即时刷新。</w:t>
+      </w:r>
+    </w:p>
+    <w:p>
+      <w:pPr>
+        <w:spacing w:after="120" w:line="300" w:lineRule="auto"/>
+      </w:pPr>
+      <w:r>
+        <w:rPr>
+          <w:rFonts w:ascii="等线" w:hAnsi="等线" w:eastAsia="等线"/>
+          <w:sz w:val="21"/>
+        </w:rPr>
+        <w:t>电子宠物家庭从最多两只扩为四只，四只拥有独立房间、睡眠、追球和一起玩站位。按最后喂食时间计算：两天未喂体态缩瘦，超过三天进入生病状态并显示头顶气泡；普通喂食不代替治疗，商城恢复药在成长手册中使用后恢复健康。</w:t>
+      </w:r>
+    </w:p>
+    <w:p>
+      <w:pPr>
+        <w:spacing w:after="120" w:line="300" w:lineRule="auto"/>
+      </w:pPr>
+      <w:r>
+        <w:rPr>
+          <w:rFonts w:ascii="等线" w:hAnsi="等线" w:eastAsia="等线"/>
+          <w:sz w:val="21"/>
+        </w:rPr>
+        <w:t>后台接管的前台兜底改为一分钟，一分钟通知测试新增完整链路预检和任务编号。App 感知增加立即真实测试，不消耗正式次数或九十分钟冷却；取得新鲜软件变化后角色通知，五分钟未回复继续询问或锁定。需要应用迁移 202608130001 并重新部署 phone-role-push。</w:t>
+      </w:r>
+    </w:p>
+    <w:p>
+      <w:r>
+        <w:br w:type="page"/>
+      </w:r>
+    </w:p>
+    <w:p>
+      <w:pPr>
+        <w:pStyle w:val="Heading1"/>
+      </w:pPr>
+      <w:r>
+        <w:rPr>
+          <w:rFonts w:ascii="等线" w:hAnsi="等线" w:eastAsia="等线"/>
+          <w:sz w:val="32"/>
+        </w:rPr>
+        <w:t>v906 发布状态补充（2026-08-13）</w:t>
+      </w:r>
+    </w:p>
+    <w:p>
+      <w:pPr>
+        <w:spacing w:after="120" w:line="300" w:lineRule="auto"/>
+      </w:pPr>
+      <w:r>
+        <w:rPr>
+          <w:rFonts w:ascii="等线" w:hAnsi="等线" w:eastAsia="等线"/>
+          <w:sz w:val="21"/>
+        </w:rPr>
+        <w:t>迁移 202608130001_background_app_watch_test.sql 已应用到远端并登记，phone-role-push 已完成部署。Windows 完整自动回归 493/493 通过。发布后的剩余证据边界是 Mac 五 Target 编译与真实 iPhone 的通知、Screen Time 和 Managed Settings 链路。</w:t>
       </w:r>
     </w:p>
     <w:sectPr>

--- a/docs/maintenance/AI开发项目_项目说明文档.docx
+++ b/docs/maintenance/AI开发项目_项目说明文档.docx
@@ -6503,6 +6503,71 @@
           <w:sz w:val="21"/>
         </w:rPr>
         <w:t>迁移 202608130001_background_app_watch_test.sql 已应用到远端并登记，phone-role-push 已完成部署。Windows 完整自动回归 493/493 通过。发布后的剩余证据边界是 Mac 五 Target 编译与真实 iPhone 的通知、Screen Time 和 Managed Settings 链路。</w:t>
+      </w:r>
+    </w:p>
+    <w:p>
+      <w:r>
+        <w:br w:type="page"/>
+      </w:r>
+    </w:p>
+    <w:p>
+      <w:pPr>
+        <w:pStyle w:val="Heading1"/>
+      </w:pPr>
+      <w:r>
+        <w:rPr>
+          <w:rFonts w:ascii="等线" w:hAnsi="等线" w:eastAsia="等线"/>
+          <w:sz w:val="32"/>
+        </w:rPr>
+        <w:t>v907／私人 1.0.31｜后台可靠性、聊天与宠物成长（2026-08-13）</w:t>
+      </w:r>
+    </w:p>
+    <w:p>
+      <w:pPr>
+        <w:spacing w:after="120" w:line="300" w:lineRule="auto"/>
+      </w:pPr>
+      <w:r>
+        <w:rPr>
+          <w:rFonts w:ascii="等线" w:hAnsi="等线" w:eastAsia="等线"/>
+          <w:sz w:val="21"/>
+        </w:rPr>
+        <w:t>后台链路修复三项核心失败：App立即查看在正式每日次数0时仍可测试；一分钟测试不再被瞬时资料状态取消；聊天回复和设备查看退后台后保留独立服务器接力，且本地消息先持久化再撤销兜底。网页Service Worker升级校验已修复，旧v901可获取并安装v907。</w:t>
+      </w:r>
+    </w:p>
+    <w:p>
+      <w:pPr>
+        <w:spacing w:after="120" w:line="300" w:lineRule="auto"/>
+      </w:pPr>
+      <w:r>
+        <w:rPr>
+          <w:rFonts w:ascii="等线" w:hAnsi="等线" w:eastAsia="等线"/>
+          <w:sz w:val="21"/>
+        </w:rPr>
+        <w:t>微信气泡设置新增独立的本人／角色语音翻译框背景与文字颜色。点击角色消息打开操作菜单时可直接删除该条角色消息，删除后同步持久化聊天。</w:t>
+      </w:r>
+    </w:p>
+    <w:p>
+      <w:pPr>
+        <w:spacing w:after="120" w:line="300" w:lineRule="auto"/>
+      </w:pPr>
+      <w:r>
+        <w:rPr>
+          <w:rFonts w:ascii="等线" w:hAnsi="等线" w:eastAsia="等线"/>
+          <w:sz w:val="21"/>
+        </w:rPr>
+        <w:t>宠物每满30天进化一个阶段，不再由照顾分数加速；成长手册可退化回最初奶团，也可恢复自然阶段。睡眠坐标统一回到左侧窝垫，今日三餐的‘让TA照顾’会关闭手册并在房间展示照顾动作。</w:t>
+      </w:r>
+    </w:p>
+    <w:p>
+      <w:pPr>
+        <w:spacing w:after="120" w:line="300" w:lineRule="auto"/>
+      </w:pPr>
+      <w:r>
+        <w:rPr>
+          <w:rFonts w:ascii="等线" w:hAnsi="等线" w:eastAsia="等线"/>
+          <w:sz w:val="21"/>
+        </w:rPr>
+        <w:t>版本为网页v907、私人iOS 1.0.31 (31)。共享PhoneWeb.bundle已重新生成，迁移202608130002已应用，phone-role-push已部署，Windows自动回归499/499通过。</w:t>
       </w:r>
     </w:p>
     <w:sectPr>

--- a/docs/maintenance/AI开发项目_项目说明文档.docx
+++ b/docs/maintenance/AI开发项目_项目说明文档.docx
@@ -6568,6 +6568,59 @@
           <w:sz w:val="21"/>
         </w:rPr>
         <w:t>版本为网页v907、私人iOS 1.0.31 (31)。共享PhoneWeb.bundle已重新生成，迁移202608130002已应用，phone-role-push已部署，Windows自动回归499/499通过。</w:t>
+      </w:r>
+    </w:p>
+    <w:p>
+      <w:r>
+        <w:br w:type="page"/>
+      </w:r>
+    </w:p>
+    <w:p>
+      <w:pPr>
+        <w:pStyle w:val="Heading1"/>
+      </w:pPr>
+      <w:r>
+        <w:rPr>
+          <w:rFonts w:ascii="等线" w:hAnsi="等线" w:eastAsia="等线"/>
+          <w:sz w:val="32"/>
+        </w:rPr>
+        <w:t>v908／私人 1.0.32｜后台根因修复与宠物精确回窝（2026-08-13）</w:t>
+      </w:r>
+    </w:p>
+    <w:p>
+      <w:pPr>
+        <w:spacing w:after="120" w:line="300" w:lineRule="auto"/>
+      </w:pPr>
+      <w:r>
+        <w:rPr>
+          <w:rFonts w:ascii="等线" w:hAnsi="等线" w:eastAsia="等线"/>
+          <w:sz w:val="21"/>
+        </w:rPr>
+        <w:t>网页版升级为 v908，私人 iOS 安装版升级为 1.0.32 (32)。本版不扩大功能范围，集中修复三项连续失败的后台核心链路：1 分钟测试、查看当前软件立即测试，以及角色回复或设备查看中途退出 App 后的服务器接力与通知。</w:t>
+      </w:r>
+    </w:p>
+    <w:p>
+      <w:pPr>
+        <w:spacing w:after="120" w:line="300" w:lineRule="auto"/>
+      </w:pPr>
+      <w:r>
+        <w:rPr>
+          <w:rFonts w:ascii="等线" w:hAnsi="等线" w:eastAsia="等线"/>
+          <w:sz w:val="21"/>
+        </w:rPr>
+        <w:t>私人 App 在启动时安装后台推送处理器；后台任务不再依赖用户是否打开过伴生同步页面。服务器显式任务不允许角色选择静默，同时记录 APNs 接受状态和设备回执，便于区分上游生成、推送和本机执行问题。迁移 202608130003 与 phone-role-push 已在线部署。</w:t>
+      </w:r>
+    </w:p>
+    <w:p>
+      <w:pPr>
+        <w:spacing w:after="120" w:line="300" w:lineRule="auto"/>
+      </w:pPr>
+      <w:r>
+        <w:rPr>
+          <w:rFonts w:ascii="等线" w:hAnsi="等线" w:eastAsia="等线"/>
+          <w:sz w:val="21"/>
+        </w:rPr>
+        <w:t>宠物睡眠改为按同时睡觉数量和物种缩放，四只宠物都落在左侧粉色窝垫内，不再停在窝顶或窗台；已经通过实际渲染截图检查。共享 PhoneWeb.bundle 已重新生成。Windows 自动回归 503/503 通过，Mac 编译与真实 iPhone 后台通知仍需用户验收。</w:t>
       </w:r>
     </w:p>
     <w:sectPr>

--- a/docs/maintenance/AI开发项目_项目说明文档.docx
+++ b/docs/maintenance/AI开发项目_项目说明文档.docx
@@ -6621,6 +6621,59 @@
           <w:sz w:val="21"/>
         </w:rPr>
         <w:t>宠物睡眠改为按同时睡觉数量和物种缩放，四只宠物都落在左侧粉色窝垫内，不再停在窝顶或窗台；已经通过实际渲染截图检查。共享 PhoneWeb.bundle 已重新生成。Windows 自动回归 503/503 通过，Mac 编译与真实 iPhone 后台通知仍需用户验收。</w:t>
+      </w:r>
+    </w:p>
+    <w:p>
+      <w:r>
+        <w:br w:type="page"/>
+      </w:r>
+    </w:p>
+    <w:p>
+      <w:pPr>
+        <w:pStyle w:val="Heading1"/>
+      </w:pPr>
+      <w:r>
+        <w:rPr>
+          <w:rFonts w:ascii="等线" w:hAnsi="等线" w:eastAsia="等线"/>
+          <w:sz w:val="32"/>
+        </w:rPr>
+        <w:t>v909／私人 1.0.33｜后台消息可靠入聊与 iOS 系统闹钟（2026-08-13）</w:t>
+      </w:r>
+    </w:p>
+    <w:p>
+      <w:pPr>
+        <w:spacing w:after="120" w:line="300" w:lineRule="auto"/>
+      </w:pPr>
+      <w:r>
+        <w:rPr>
+          <w:rFonts w:ascii="等线" w:hAnsi="等线" w:eastAsia="等线"/>
+          <w:sz w:val="21"/>
+        </w:rPr>
+        <w:t>网页版升级为 v909，私人 iOS 安装版升级为 1.0.33 (33)，原生桥契约升级为 12。App 查看测试改用 Screen Time 子快照和真实采集时间，phone-role-push v909 已在线部署。</w:t>
+      </w:r>
+    </w:p>
+    <w:p>
+      <w:pPr>
+        <w:spacing w:after="120" w:line="300" w:lineRule="auto"/>
+      </w:pPr>
+      <w:r>
+        <w:rPr>
+          <w:rFonts w:ascii="等线" w:hAnsi="等线" w:eastAsia="等线"/>
+          <w:sz w:val="21"/>
+        </w:rPr>
+        <w:t>角色后台消息现在以服务端 outbox ID 作为唯一身份，先写入角色聊天并等待本地持久化完成，再向服务器确认；如果中途失败，消息仍会在下一次拉取时重试。这样修复了只看到通知、聊天没有正文的问题。</w:t>
+      </w:r>
+    </w:p>
+    <w:p>
+      <w:pPr>
+        <w:spacing w:after="120" w:line="300" w:lineRule="auto"/>
+      </w:pPr>
+      <w:r>
+        <w:rPr>
+          <w:rFonts w:ascii="等线" w:hAnsi="等线" w:eastAsia="等线"/>
+          <w:sz w:val="21"/>
+        </w:rPr>
+        <w:t>私人 iOS 26 版把小手机闹钟同步到 AlarmKit，支持一次、每日、关闭和删除，App 退到后台后由系统继续提醒。网页和 Android 的原前台闹钟保持不变。宠物睡眠坐标再次下移到左侧粉色窝垫。Windows 自动回归 506/506 通过，Mac 编译和真实 iPhone 验收仍是证据边界。</w:t>
       </w:r>
     </w:p>
     <w:sectPr>

--- a/docs/maintenance/AI开发项目_项目说明文档.docx
+++ b/docs/maintenance/AI开发项目_项目说明文档.docx
@@ -6674,6 +6674,83 @@
           <w:sz w:val="21"/>
         </w:rPr>
         <w:t>私人 iOS 26 版把小手机闹钟同步到 AlarmKit，支持一次、每日、关闭和删除，App 退到后台后由系统继续提醒。网页和 Android 的原前台闹钟保持不变。宠物睡眠坐标再次下移到左侧粉色窝垫。Windows 自动回归 506/506 通过，Mac 编译和真实 iPhone 验收仍是证据边界。</w:t>
+      </w:r>
+    </w:p>
+    <w:p>
+      <w:r>
+        <w:br w:type="page"/>
+      </w:r>
+    </w:p>
+    <w:p>
+      <w:pPr>
+        <w:pStyle w:val="Heading1"/>
+      </w:pPr>
+      <w:r>
+        <w:rPr>
+          <w:rFonts w:ascii="等线" w:hAnsi="等线" w:eastAsia="等线"/>
+          <w:sz w:val="32"/>
+        </w:rPr>
+        <w:t>v910／私人 1.0.34｜视频通话屏幕共享、PiP 字幕与后台查看修复（2026-08-13）</w:t>
+      </w:r>
+    </w:p>
+    <w:p>
+      <w:pPr>
+        <w:spacing w:after="120" w:line="300" w:lineRule="auto"/>
+      </w:pPr>
+      <w:r>
+        <w:rPr>
+          <w:rFonts w:ascii="等线" w:hAnsi="等线" w:eastAsia="等线"/>
+          <w:sz w:val="21"/>
+        </w:rPr>
+        <w:t>当前版本：网页版 v910；私人 iOS 1.0.34 (34)；原生桥契约 13。私人 Xcode 工程由主 App、Report、Monitor、Shield、通知服务和 PhoneScreenBroadcast 共六个 Target 组成，内置 PhoneWeb.bundle 已重新生成并与 v910 对齐。</w:t>
+      </w:r>
+    </w:p>
+    <w:p>
+      <w:pPr>
+        <w:spacing w:after="120" w:line="300" w:lineRule="auto"/>
+      </w:pPr>
+      <w:r>
+        <w:rPr>
+          <w:rFonts w:ascii="等线" w:hAnsi="等线" w:eastAsia="等线"/>
+          <w:sz w:val="21"/>
+        </w:rPr>
+        <w:t>视频通话左下角新增小型屏幕共享按钮。私人 iOS 使用 ReplayKit 系统共享面板；电脑网页使用 getDisplayMedia。共享开始后，画面识别改取共享屏幕，摄像头仍可独立开关；二者共用偏好设置里的分钟间隔和每通自动次数，口头要求角色查看仍不限次数。角色知道当前是普通摄像头还是屏幕共享，也知道共享结束。</w:t>
+      </w:r>
+    </w:p>
+    <w:p>
+      <w:pPr>
+        <w:spacing w:after="120" w:line="300" w:lineRule="auto"/>
+      </w:pPr>
+      <w:r>
+        <w:rPr>
+          <w:rFonts w:ascii="等线" w:hAnsi="等线" w:eastAsia="等线"/>
+          <w:sz w:val="21"/>
+        </w:rPr>
+        <w:t>角色可按自身性格输出屏幕共享请求标记，App 显示带头像、原因、拒绝和同意的请求弹框。用户同意后仍需通过 iOS／浏览器系统确认；20 秒未真正开始会被视为未完成确认，角色不得假装看到。切到其他 App 时，iOS PiP 显示角色状态、外语原文字幕和中文翻译，原生音频接力用于维持通话声音。</w:t>
+      </w:r>
+    </w:p>
+    <w:p>
+      <w:pPr>
+        <w:spacing w:after="120" w:line="300" w:lineRule="auto"/>
+      </w:pPr>
+      <w:r>
+        <w:rPr>
+          <w:rFonts w:ascii="等线" w:hAnsi="等线" w:eastAsia="等线"/>
+          <w:sz w:val="21"/>
+        </w:rPr>
+        <w:t>后台 App 查看以请求后的新鲜 Screen Time 快照为准，缺少增量时会重新请求；五分钟跟进动作在首次成功时固定为继续询问或锁定，避免模型话术与执行相撞。主动消息以普通真实聊天上下文为第一优先，并按角色性格感知长时间未回复，不再只沿用旧主动消息。</w:t>
+      </w:r>
+    </w:p>
+    <w:p>
+      <w:pPr>
+        <w:spacing w:after="120" w:line="300" w:lineRule="auto"/>
+      </w:pPr>
+      <w:r>
+        <w:rPr>
+          <w:rFonts w:ascii="等线" w:hAnsi="等线" w:eastAsia="等线"/>
+          <w:sz w:val="21"/>
+        </w:rPr>
+        <w:t>自动化证据：Windows 全量 512/512 通过；PBX 六 Target、版本和资源静态核验通过。phone-role-push 需要部署本版。Mac 编译、签名、Broadcast Upload 扩展嵌入、系统共享倒计时、PiP、后台麦克风／音频以及真实 Screen Time 新鲜快照仍需真机验收。</w:t>
       </w:r>
     </w:p>
     <w:sectPr>

--- a/docs/maintenance/AI开发项目_项目说明文档.docx
+++ b/docs/maintenance/AI开发项目_项目说明文档.docx
@@ -6751,6 +6751,25 @@
           <w:sz w:val="21"/>
         </w:rPr>
         <w:t>自动化证据：Windows 全量 512/512 通过；PBX 六 Target、版本和资源静态核验通过。phone-role-push 需要部署本版。Mac 编译、签名、Broadcast Upload 扩展嵌入、系统共享倒计时、PiP、后台麦克风／音频以及真实 Screen Time 新鲜快照仍需真机验收。</w:t>
+      </w:r>
+    </w:p>
+    <w:p>
+      <w:pPr>
+        <w:pStyle w:val="Heading2"/>
+      </w:pPr>
+      <w:r>
+        <w:rPr>
+          <w:b/>
+        </w:rPr>
+        <w:t>v911／私人 1.0.35｜后台共享取帧与软件查看真修复（2026-08-13）</w:t>
+      </w:r>
+    </w:p>
+    <w:p>
+      <w:r>
+        <w:rPr>
+          <w:sz w:val="21"/>
+        </w:rPr>
+        <w:t>网页版升级为 v911，私人 iOS 升级为 1.0.35 (35)，原生桥契约升级为 14。屏幕共享的口头查看由原生语音最终结果冻结当刻 ReplayKit 系统帧，并通过一次性令牌交给网页消费，避免网页恢复后误取小手机通话页。私人通话隐藏时不再由网页主动停止原生听筒，连续识别分段保持录音 Audio Session；后台最终语音事件会持久在原生队列并在回到小手机后补投。角色共享申请固定覆盖在通话层。后台 App 查看收到 view 命令后先真实刷新 Screen Time，再以请求后的 screenTime.generatedAt 和逐 App 用量完成原子回执。每日限额在重建 DeviceActivityEvent 时显式 includesPastActivity=true，确保今天重建监控前的真实用量继续计入当天阈值。</w:t>
       </w:r>
     </w:p>
     <w:sectPr>

--- a/docs/maintenance/AI开发项目_项目说明文档.docx
+++ b/docs/maintenance/AI开发项目_项目说明文档.docx
@@ -6770,6 +6770,54 @@
           <w:sz w:val="21"/>
         </w:rPr>
         <w:t>网页版升级为 v911，私人 iOS 升级为 1.0.35 (35)，原生桥契约升级为 14。屏幕共享的口头查看由原生语音最终结果冻结当刻 ReplayKit 系统帧，并通过一次性令牌交给网页消费，避免网页恢复后误取小手机通话页。私人通话隐藏时不再由网页主动停止原生听筒，连续识别分段保持录音 Audio Session；后台最终语音事件会持久在原生队列并在回到小手机后补投。角色共享申请固定覆盖在通话层。后台 App 查看收到 view 命令后先真实刷新 Screen Time，再以请求后的 screenTime.generatedAt 和逐 App 用量完成原子回执。每日限额在重建 DeviceActivityEvent 时显式 includesPastActivity=true，确保今天重建监控前的真实用量继续计入当天阈值。</w:t>
+      </w:r>
+    </w:p>
+    <w:p>
+      <w:pPr>
+        <w:pStyle w:val="Heading1"/>
+      </w:pPr>
+      <w:r>
+        <w:t>2026-08-13：v912 后台共享识图、原字幕与角色闹钟</w:t>
+      </w:r>
+    </w:p>
+    <w:p>
+      <w:pPr>
+        <w:spacing w:after="120"/>
+      </w:pPr>
+      <w:r>
+        <w:t>当前版本：网页核心 v912；私人 iOS 1.0.36 (36)；原生桥契约 15。</w:t>
+      </w:r>
+    </w:p>
+    <w:p>
+      <w:pPr>
+        <w:spacing w:after="120"/>
+      </w:pPr>
+      <w:r>
+        <w:t>屏幕共享识图仍读取用户说话当刻冻结的 ReplayKit 系统帧。私人版在冻结帧令牌产生时申请有限原生后台任务，网页完成视觉识别与本轮角色回复后通过 screenShare.vision.complete 成对结束。无屏幕共享帧令牌的摄像头识图保持原快速路径，不等待角色回复完成。</w:t>
+      </w:r>
+    </w:p>
+    <w:p>
+      <w:pPr>
+        <w:spacing w:after="120"/>
+      </w:pPr>
+      <w:r>
+        <w:t>通话字幕没有采用新设计。主通话页每次内容更新都强制重播项目原有 csin .3s ease（透明度 0 到 1，translateY 8px 到 0）；原生悬浮通话字幕使用相同 0.3 秒和 CSS ease 控制点。结束屏幕共享后也继续使用同一动画。</w:t>
+      </w:r>
+    </w:p>
+    <w:p>
+      <w:pPr>
+        <w:spacing w:after="120"/>
+      </w:pPr>
+      <w:r>
+        <w:t>闹钟备注在创建时先生成符合对应角色人设的短提醒，失败则使用稳定后备话术。私人版保留 AlarmKit 响铃，同时以 UNCalendarNotificationTrigger 排入角色消息通知；下次同步从已送达或已点击事件补入聊天，并按闹钟 ID 与日期去重。网页版前台到点也先写入角色消息，再尝试角色来电。</w:t>
+      </w:r>
+    </w:p>
+    <w:p>
+      <w:pPr>
+        <w:spacing w:after="120"/>
+      </w:pPr>
+      <w:r>
+        <w:t>Windows 仅能做静态和自动回归。Mac 六 Target 编译、签名、真实 iPhone 后台共享识图、悬浮字幕、闹钟系统通知与聊天补记仍需验收。</w:t>
       </w:r>
     </w:p>
     <w:sectPr>

--- a/docs/maintenance/AI开发项目_项目说明文档.docx
+++ b/docs/maintenance/AI开发项目_项目说明文档.docx
@@ -6818,6 +6818,83 @@
       </w:pPr>
       <w:r>
         <w:t>Windows 仅能做静态和自动回归。Mac 六 Target 编译、签名、真实 iPhone 后台共享识图、悬浮字幕、闹钟系统通知与聊天补记仍需验收。</w:t>
+      </w:r>
+    </w:p>
+    <w:p>
+      <w:r>
+        <w:br w:type="page"/>
+      </w:r>
+    </w:p>
+    <w:p>
+      <w:pPr>
+        <w:pStyle w:val="Heading1"/>
+      </w:pPr>
+      <w:r>
+        <w:rPr>
+          <w:rFonts w:ascii="等线" w:hAnsi="等线" w:eastAsia="等线"/>
+          <w:sz w:val="32"/>
+        </w:rPr>
+        <w:t>v913／私人 1.0.37｜共享状态可靠通知与实时共享理解（2026-08-13）</w:t>
+      </w:r>
+    </w:p>
+    <w:p>
+      <w:pPr>
+        <w:spacing w:after="120" w:line="300" w:lineRule="auto"/>
+      </w:pPr>
+      <w:r>
+        <w:rPr>
+          <w:rFonts w:ascii="等线" w:hAnsi="等线" w:eastAsia="等线"/>
+          <w:sz w:val="21"/>
+        </w:rPr>
+        <w:t>当前版本：网页 v913；私人 iOS 1.0.37 (37)；原生桥契约 16。共享业务核心仍只有一份，私人 App 内置 PhoneWeb.bundle 与网页版本原子同步。</w:t>
+      </w:r>
+    </w:p>
+    <w:p>
+      <w:pPr>
+        <w:spacing w:after="120" w:line="300" w:lineRule="auto"/>
+      </w:pPr>
+      <w:r>
+        <w:rPr>
+          <w:rFonts w:ascii="等线" w:hAnsi="等线" w:eastAsia="等线"/>
+          <w:sz w:val="21"/>
+        </w:rPr>
+        <w:t>屏幕共享开始和结束现在是独立的通话状态事件。私人版除原生每半秒状态推送外，网页在用户点共享按钮后还会主动查询状态，避免系统面板切换期间丢事件。角色会先自然确认知道共享已开始，但没有真实帧描述时不会声称看到了具体内容。</w:t>
+      </w:r>
+    </w:p>
+    <w:p>
+      <w:pPr>
+        <w:spacing w:after="120" w:line="300" w:lineRule="auto"/>
+      </w:pPr>
+      <w:r>
+        <w:rPr>
+          <w:rFonts w:ascii="等线" w:hAnsi="等线" w:eastAsia="等线"/>
+          <w:sz w:val="21"/>
+        </w:rPr>
+        <w:t>偏好设置新增默认关闭的实时共享理解测试开关。开启后仅在屏幕共享期间工作：约每 4 秒检查一轮，只有明显画面变化才调用视觉模型并让角色按人设回应。摄像头原分钟识别不变；共享实时模式开启时不再叠加分钟定时，避免双重识别。</w:t>
+      </w:r>
+    </w:p>
+    <w:p>
+      <w:pPr>
+        <w:spacing w:after="120" w:line="300" w:lineRule="auto"/>
+      </w:pPr>
+      <w:r>
+        <w:rPr>
+          <w:rFonts w:ascii="等线" w:hAnsi="等线" w:eastAsia="等线"/>
+          <w:sz w:val="21"/>
+        </w:rPr>
+        <w:t>全屏通话字幕使用与原生 PiP 相同的 0.3 秒、8px 渐显上移动画。字幕框保留原文字宽度，缩短高度并使用轻透明模糊背景；PiP 宽度保持 360，高度从 202 缩至 176，名字和内容略向上。</w:t>
+      </w:r>
+    </w:p>
+    <w:p>
+      <w:pPr>
+        <w:spacing w:after="120" w:line="300" w:lineRule="auto"/>
+      </w:pPr>
+      <w:r>
+        <w:rPr>
+          <w:rFonts w:ascii="等线" w:hAnsi="等线" w:eastAsia="等线"/>
+          <w:sz w:val="21"/>
+        </w:rPr>
+        <w:t>验证边界：528/528 Windows 自动测试通过。Mac 六 Target 编译、签名、Broadcast Upload 扩展、真实 iPhone 后台帧触发、语音持续、PiP 透明度及长时间耗电仍待实机验证。</w:t>
       </w:r>
     </w:p>
     <w:sectPr>

--- a/docs/maintenance/AI开发项目_项目说明文档.docx
+++ b/docs/maintenance/AI开发项目_项目说明文档.docx
@@ -6895,6 +6895,71 @@
           <w:sz w:val="21"/>
         </w:rPr>
         <w:t>验证边界：528/528 Windows 自动测试通过。Mac 六 Target 编译、签名、Broadcast Upload 扩展、真实 iPhone 后台帧触发、语音持续、PiP 透明度及长时间耗电仍待实机验证。</w:t>
+      </w:r>
+    </w:p>
+    <w:p>
+      <w:r>
+        <w:br w:type="page"/>
+      </w:r>
+    </w:p>
+    <w:p>
+      <w:pPr>
+        <w:pStyle w:val="Heading1"/>
+      </w:pPr>
+      <w:r>
+        <w:rPr>
+          <w:rFonts w:ascii="等线" w:hAnsi="等线" w:eastAsia="等线"/>
+          <w:sz w:val="32"/>
+        </w:rPr>
+        <w:t>v914／私人 1.0.38｜系统悬浮通话透视与免登录在线音乐（2026-08-13）</w:t>
+      </w:r>
+    </w:p>
+    <w:p>
+      <w:pPr>
+        <w:spacing w:after="120" w:line="300" w:lineRule="auto"/>
+      </w:pPr>
+      <w:r>
+        <w:rPr>
+          <w:rFonts w:ascii="等线" w:hAnsi="等线" w:eastAsia="等线"/>
+          <w:sz w:val="21"/>
+        </w:rPr>
+        <w:t>当前版本：网页 v914；私人 iOS 1.0.38 (38)；原生桥契约 16。完整通话页恢复原来的无玻璃框字幕样式，空字幕不再显示黑条；只有退出小手机后显示在 iPhone 主屏幕或其他 App 上方的原生 PiP 内容背景使用轻透明设置。</w:t>
+      </w:r>
+    </w:p>
+    <w:p>
+      <w:pPr>
+        <w:spacing w:after="120" w:line="300" w:lineRule="auto"/>
+      </w:pPr>
+      <w:r>
+        <w:rPr>
+          <w:rFonts w:ascii="等线" w:hAnsi="等线" w:eastAsia="等线"/>
+          <w:sz w:val="21"/>
+        </w:rPr>
+        <w:t>实时共享理解开关会立即同步真实外观。用户点左下共享按钮后，iOS 系统面板尚未确认时按钮进入等待态；只有 Broadcast Upload 扩展报告 active 后，才显示真实开启并通知角色共享已开始。既有共享状态独立队列、口头识图不限次数、自动次数上限和后台帧链路不变。</w:t>
+      </w:r>
+    </w:p>
+    <w:p>
+      <w:pPr>
+        <w:spacing w:after="120" w:line="300" w:lineRule="auto"/>
+      </w:pPr>
+      <w:r>
+        <w:rPr>
+          <w:rFonts w:ascii="等线" w:hAnsi="等线" w:eastAsia="等线"/>
+          <w:sz w:val="21"/>
+        </w:rPr>
+        <w:t>音乐页新增公开在线搜索，不需要用户登录音乐账号。搜索结果可播放或收藏，收藏后与本地歌曲一样可邀请角色一起听；角色仍能读到当前歌名、歌手、一起听聊天和普通微信上下文。本地上传、直链、歌单导入导出继续保留。</w:t>
+      </w:r>
+    </w:p>
+    <w:p>
+      <w:pPr>
+        <w:spacing w:after="120" w:line="300" w:lineRule="auto"/>
+      </w:pPr>
+      <w:r>
+        <w:rPr>
+          <w:rFonts w:ascii="等线" w:hAnsi="等线" w:eastAsia="等线"/>
+          <w:sz w:val="21"/>
+        </w:rPr>
+        <w:t>验收边界：网页功能可在 Windows 静态和自动化环境验证；iOS 系统 PiP 的最终透明合成、系统面板、后台音频、ReplayKit 和六 Target 签名必须在 Mac／真实 iPhone 验收。在线曲库受网络、地区和公开曲库收录影响，故障时不得影响本地音乐。</w:t>
       </w:r>
     </w:p>
     <w:sectPr>

--- a/docs/maintenance/AI开发项目_项目说明文档.docx
+++ b/docs/maintenance/AI开发项目_项目说明文档.docx
@@ -6960,6 +6960,71 @@
           <w:sz w:val="21"/>
         </w:rPr>
         <w:t>验收边界：网页功能可在 Windows 静态和自动化环境验证；iOS 系统 PiP 的最终透明合成、系统面板、后台音频、ReplayKit 和六 Target 签名必须在 Mac／真实 iPhone 验收。在线曲库受网络、地区和公开曲库收录影响，故障时不得影响本地音乐。</w:t>
+      </w:r>
+    </w:p>
+    <w:p>
+      <w:r>
+        <w:br w:type="page"/>
+      </w:r>
+    </w:p>
+    <w:p>
+      <w:pPr>
+        <w:pStyle w:val="Heading1"/>
+      </w:pPr>
+      <w:r>
+        <w:rPr>
+          <w:rFonts w:ascii="等线" w:hAnsi="等线" w:eastAsia="等线"/>
+          <w:sz w:val="32"/>
+        </w:rPr>
+        <w:t>v915／私人 1.0.39｜后台共享帧交接与角色自主观察（2026-08-13）</w:t>
+      </w:r>
+    </w:p>
+    <w:p>
+      <w:pPr>
+        <w:spacing w:after="120" w:line="300" w:lineRule="auto"/>
+      </w:pPr>
+      <w:r>
+        <w:rPr>
+          <w:rFonts w:ascii="等线" w:hAnsi="等线" w:eastAsia="等线"/>
+          <w:sz w:val="21"/>
+        </w:rPr>
+        <w:t>当前版本：网页 v915；私人 iOS 1.0.39 (39)；原生桥契约 16。ReplayKit 后台扩展会把其他 App 的最新帧与小手机前台帧分开交接，实时识别优先消费后台外部 App 帧，减少切回小手机后只看到自身界面的情况。</w:t>
+      </w:r>
+    </w:p>
+    <w:p>
+      <w:pPr>
+        <w:spacing w:after="120" w:line="300" w:lineRule="auto"/>
+      </w:pPr>
+      <w:r>
+        <w:rPr>
+          <w:rFonts w:ascii="等线" w:hAnsi="等线" w:eastAsia="等线"/>
+          <w:sz w:val="21"/>
+        </w:rPr>
+        <w:t>实时共享理解改为角色自主观察：角色看到画面后可以安静继续，不需要每帧说话；遇到在意内容时只问一个问题并暂停，用户用语音或打字回答后，角色按性格决定继续观察或结束本轮。设置里的每次视频识别次数上限仍有效；用户口头要求看画面仍不限次数。关闭开关后恢复原流程。</w:t>
+      </w:r>
+    </w:p>
+    <w:p>
+      <w:pPr>
+        <w:spacing w:after="120" w:line="300" w:lineRule="auto"/>
+      </w:pPr>
+      <w:r>
+        <w:rPr>
+          <w:rFonts w:ascii="等线" w:hAnsi="等线" w:eastAsia="等线"/>
+          <w:sz w:val="21"/>
+        </w:rPr>
+        <w:t>系统 PiP 内容高由 176 压缩为 144，名字与状态靠上，字幕最多四行；应用内容根视图设为透明，但系统悬浮窗最终黑色背板由 iOS 决定。公开音乐搜索过滤 Audius 不可用和受流限制项目，播放错误会进行一次刷新重试；本地音乐、导入歌单和一起听未改。</w:t>
+      </w:r>
+    </w:p>
+    <w:p>
+      <w:pPr>
+        <w:spacing w:after="120" w:line="300" w:lineRule="auto"/>
+      </w:pPr>
+      <w:r>
+        <w:rPr>
+          <w:rFonts w:ascii="等线" w:hAnsi="等线" w:eastAsia="等线"/>
+          <w:sz w:val="21"/>
+        </w:rPr>
+        <w:t>网易云、QQ 音乐、腾讯视频、优酷、爱奇艺的个人会员登录与受保护媒体播放没有作为通用功能接入：缺少面向此类第三方 App 的公开消费者会员播放授权，且受 FairPlay 等 DRM 保护的视频会在 ReplayKit 录屏或镜像时变黑。只有获得平台正式商务授权和允许的 SDK 后才能另行开发。</w:t>
       </w:r>
     </w:p>
     <w:sectPr>

--- a/docs/maintenance/AI开发项目_项目说明文档.docx
+++ b/docs/maintenance/AI开发项目_项目说明文档.docx
@@ -7025,6 +7025,71 @@
           <w:sz w:val="21"/>
         </w:rPr>
         <w:t>网易云、QQ 音乐、腾讯视频、优酷、爱奇艺的个人会员登录与受保护媒体播放没有作为通用功能接入：缺少面向此类第三方 App 的公开消费者会员播放授权，且受 FairPlay 等 DRM 保护的视频会在 ReplayKit 录屏或镜像时变黑。只有获得平台正式商务授权和允许的 SDK 后才能另行开发。</w:t>
+      </w:r>
+    </w:p>
+    <w:p>
+      <w:r>
+        <w:br w:type="page"/>
+      </w:r>
+    </w:p>
+    <w:p>
+      <w:pPr>
+        <w:pStyle w:val="Heading1"/>
+      </w:pPr>
+      <w:r>
+        <w:rPr>
+          <w:rFonts w:ascii="等线" w:hAnsi="等线" w:eastAsia="等线"/>
+          <w:sz w:val="32"/>
+        </w:rPr>
+        <w:t>v916／私人 1.0.40｜自主共享观察、作息推进与混合音频（2026-08-13）</w:t>
+      </w:r>
+    </w:p>
+    <w:p>
+      <w:pPr>
+        <w:spacing w:after="120" w:line="300" w:lineRule="auto"/>
+      </w:pPr>
+      <w:r>
+        <w:rPr>
+          <w:rFonts w:ascii="等线" w:hAnsi="等线" w:eastAsia="等线"/>
+          <w:sz w:val="21"/>
+        </w:rPr>
+        <w:t>当前版本：网页 v916；私人 iOS 1.0.40 (40)；原生桥契约 17。私人 PhoneWeb.bundle 已由共享网页核心重新生成。主题玻璃质感与图标放大仍是本地预览项，不在本次正式推送内。</w:t>
+      </w:r>
+    </w:p>
+    <w:p>
+      <w:pPr>
+        <w:spacing w:after="120" w:line="300" w:lineRule="auto"/>
+      </w:pPr>
+      <w:r>
+        <w:rPr>
+          <w:rFonts w:ascii="等线" w:hAnsi="等线" w:eastAsia="等线"/>
+          <w:sz w:val="21"/>
+        </w:rPr>
+        <w:t>实时共享理解由角色控制：共享开始后取得第一帧，角色可静默继续并自选3到90秒后的下一次、针对在意内容只问一个问题并暂停、要求用户切换页面后等待、或结束本轮观察。未给合法决定不会继续扫描；口头‘你看一下’仍走不限次数的手动链路。视觉模型明确忽略小手机自身悬浮通话窗。</w:t>
+      </w:r>
+    </w:p>
+    <w:p>
+      <w:pPr>
+        <w:spacing w:after="120" w:line="300" w:lineRule="auto"/>
+      </w:pPr>
+      <w:r>
+        <w:rPr>
+          <w:rFonts w:ascii="等线" w:hAnsi="等线" w:eastAsia="等线"/>
+          <w:sz w:val="21"/>
+        </w:rPr>
+        <w:t>共同生活作息已与确定性状态机相连，保存新作息会立即按当前时段同步状态；手动生活状态、活动和地点保留到下一作息槽。宠物不再因未喂自动变小，超过三天仍可生病并需要药物，只有‘退回奶团期’会缩小。视频通话字幕逐字渐显，原生语音等待更稳定文本后提交。</w:t>
+      </w:r>
+    </w:p>
+    <w:p>
+      <w:pPr>
+        <w:spacing w:after="120" w:line="300" w:lineRule="auto"/>
+      </w:pPr>
+      <w:r>
+        <w:rPr>
+          <w:rFonts w:ascii="等线" w:hAnsi="等线" w:eastAsia="等线"/>
+          <w:sz w:val="21"/>
+        </w:rPr>
+        <w:t>原生麦克风和角色语音改为 AVAudioSession playAndRecord + mixWithOthers，减少外部视频／音乐被系统会话强制暂停；最终能否同时播放还取决于第三方 App 自身策略。音乐搜索同时查询 Apple 中国区官方试听与 Audius 公开完整曲目，可搜索中文主流歌名并跳转官方页；不保存或伪装成会员完整音源。</w:t>
       </w:r>
     </w:p>
     <w:sectPr>

--- a/docs/maintenance/AI开发项目_项目说明文档.docx
+++ b/docs/maintenance/AI开发项目_项目说明文档.docx
@@ -7090,6 +7090,71 @@
           <w:sz w:val="21"/>
         </w:rPr>
         <w:t>原生麦克风和角色语音改为 AVAudioSession playAndRecord + mixWithOthers，减少外部视频／音乐被系统会话强制暂停；最终能否同时播放还取决于第三方 App 自身策略。音乐搜索同时查询 Apple 中国区官方试听与 Audius 公开完整曲目，可搜索中文主流歌名并跳转官方页；不保存或伪装成会员完整音源。</w:t>
+      </w:r>
+    </w:p>
+    <w:p>
+      <w:r>
+        <w:br w:type="page"/>
+      </w:r>
+    </w:p>
+    <w:p>
+      <w:pPr>
+        <w:pStyle w:val="Heading1"/>
+      </w:pPr>
+      <w:r>
+        <w:rPr>
+          <w:rFonts w:ascii="等线" w:hAnsi="等线" w:eastAsia="等线"/>
+          <w:sz w:val="32"/>
+        </w:rPr>
+        <w:t>v917／私人 1.0.41｜通话同声、线上消息与群主解散（2026-08-14）</w:t>
+      </w:r>
+    </w:p>
+    <w:p>
+      <w:pPr>
+        <w:spacing w:after="120" w:line="300" w:lineRule="auto"/>
+      </w:pPr>
+      <w:r>
+        <w:rPr>
+          <w:rFonts w:ascii="等线" w:hAnsi="等线" w:eastAsia="等线"/>
+          <w:sz w:val="21"/>
+        </w:rPr>
+        <w:t>当前版本：网页 v917；私人 iOS 1.0.41 (41)；原生桥契约 17。PhoneWeb.bundle 已从共享网页核心重新生成。AI 账户首屏使用已确认红字：内置配置为新手便利服务并收取人工服务费，自己注册外置配置通常更省钱，两种方式自选且不强制。</w:t>
+      </w:r>
+    </w:p>
+    <w:p>
+      <w:pPr>
+        <w:spacing w:after="120" w:line="300" w:lineRule="auto"/>
+      </w:pPr>
+      <w:r>
+        <w:rPr>
+          <w:rFonts w:ascii="等线" w:hAnsi="等线" w:eastAsia="等线"/>
+          <w:sz w:val="21"/>
+        </w:rPr>
+        <w:t>通话字幕协议覆盖网页与原生 PiP 的正文、说话人、逐字渐显、追加、位移、缩放和曲线。原生 voice processing 与 playAndRecord/voiceChat/mixWithOthers 会话允许外部媒体、角色播放和用户话筒并行；角色播音期间最终识别结果排队，不再通过暂停和重建识音丢弃插话。</w:t>
+      </w:r>
+    </w:p>
+    <w:p>
+      <w:pPr>
+        <w:spacing w:after="120" w:line="300" w:lineRule="auto"/>
+      </w:pPr>
+      <w:r>
+        <w:rPr>
+          <w:rFonts w:ascii="等线" w:hAnsi="等线" w:eastAsia="等线"/>
+          <w:sz w:val="21"/>
+        </w:rPr>
+        <w:t>苹果兼容开关仅在开启时下移宠物页返回按钮和角色微信登录页顶部按钮。共同生活的角色线上消息会真实进入该角色微信或其参加的 AI 群并通知，目标歧义时先追问。AI 群消息菜单没有 AI 发言编辑入口。真人小手机群聊由群主调用服务端原子解散 RPC，其他成员同步后移除该群。</w:t>
+      </w:r>
+    </w:p>
+    <w:p>
+      <w:pPr>
+        <w:spacing w:after="120" w:line="300" w:lineRule="auto"/>
+      </w:pPr>
+      <w:r>
+        <w:rPr>
+          <w:rFonts w:ascii="等线" w:hAnsi="等线" w:eastAsia="等线"/>
+          <w:sz w:val="21"/>
+        </w:rPr>
+        <w:t>云端状态：supabase/migrations/202608140001_phone_friend_group_disband.sql 已在现用项目部署并登记。Windows 已通过 node --check 和 555/555 自动测试；Mac 六 Target 编译、签名和真实 iPhone 同声、字幕、PiP 仍需验收。</w:t>
       </w:r>
     </w:p>
     <w:sectPr>

--- a/docs/maintenance/AI开发项目_项目说明文档.docx
+++ b/docs/maintenance/AI开发项目_项目说明文档.docx
@@ -7155,6 +7155,71 @@
           <w:sz w:val="21"/>
         </w:rPr>
         <w:t>云端状态：supabase/migrations/202608140001_phone_friend_group_disband.sql 已在现用项目部署并登记。Windows 已通过 node --check 和 555/555 自动测试；Mac 六 Target 编译、签名和真实 iPhone 同声、字幕、PiP 仍需验收。</w:t>
+      </w:r>
+    </w:p>
+    <w:p>
+      <w:r>
+        <w:br w:type="page"/>
+      </w:r>
+    </w:p>
+    <w:p>
+      <w:pPr>
+        <w:pStyle w:val="Heading1"/>
+      </w:pPr>
+      <w:r>
+        <w:rPr>
+          <w:rFonts w:ascii="等线" w:hAnsi="等线" w:eastAsia="等线"/>
+          <w:sz w:val="32"/>
+        </w:rPr>
+        <w:t>v918／私人 1.0.42｜整句字幕、语音门禁、双通话共享与宠物回窝（2026-08-14）</w:t>
+      </w:r>
+    </w:p>
+    <w:p>
+      <w:pPr>
+        <w:spacing w:after="120" w:line="300" w:lineRule="auto"/>
+      </w:pPr>
+      <w:r>
+        <w:rPr>
+          <w:rFonts w:ascii="等线" w:hAnsi="等线" w:eastAsia="等线"/>
+          <w:sz w:val="21"/>
+        </w:rPr>
+        <w:t>当前版本：网页 v918；私人 iOS 1.0.42 (42)；原生桥契约 18。PhoneWeb.bundle 从唯一共享网页核心重新生成。角色资料的一分钟后台真实测试和立即查看软件测试已删除。</w:t>
+      </w:r>
+    </w:p>
+    <w:p>
+      <w:pPr>
+        <w:spacing w:after="120" w:line="300" w:lineRule="auto"/>
+      </w:pPr>
+      <w:r>
+        <w:rPr>
+          <w:rFonts w:ascii="等线" w:hAnsi="等线" w:eastAsia="等线"/>
+          <w:sz w:val="21"/>
+        </w:rPr>
+        <w:t>通话字幕恢复 v700 整句动画：用户或角色的当前整句话每次更新都以 300ms 淡入、上浮 8px、轻微缩放进入；长翻译按长度缩小并换行。原生 PiP 使用多行 UILabel 承载同样的整句动画，不再使用逐字绘制视图，也不会因字幕更新重启 PiP 或重新激活音频会话。</w:t>
+      </w:r>
+    </w:p>
+    <w:p>
+      <w:pPr>
+        <w:spacing w:after="120" w:line="300" w:lineRule="auto"/>
+      </w:pPr>
+      <w:r>
+        <w:rPr>
+          <w:rFonts w:ascii="等线" w:hAnsi="等线" w:eastAsia="等线"/>
+          <w:sz w:val="21"/>
+        </w:rPr>
+        <w:t>v917 杂音回归的直接原因是忙碌期最终识别不再拦截且无条件积压。v918 原生桥返回 Speech 置信度和实时输入声活动，网页叠加中间识别门槛、近期角色回声匹配、低置信度与重复过滤。角色播音期间识音保持连续，真实插话继续排队；角色 AVAudioPlayer 保留。音频会话为 playAndRecord、voiceChat、mixWithOthers，并只在通话开始配置。</w:t>
+      </w:r>
+    </w:p>
+    <w:p>
+      <w:pPr>
+        <w:spacing w:after="120" w:line="300" w:lineRule="auto"/>
+      </w:pPr>
+      <w:r>
+        <w:rPr>
+          <w:rFonts w:ascii="等线" w:hAnsi="等线" w:eastAsia="等线"/>
+          <w:sz w:val="21"/>
+        </w:rPr>
+        <w:t>语音和视频电话都显示共享屏幕按钮，用户授权后由 ReplayKit 提供外部画面并允许角色按既有节奏理解。Apple 官方能力支持应用内同时录音和播放及可混音会话；能否让某个第三方视频继续播放、能否捕获受保护内容仍由对方音频会话、播放器和系统策略决定。所有睡觉宠物使用左侧粉色窝内的独立槽位，按数量和物种缩放，避免叠放。</w:t>
       </w:r>
     </w:p>
     <w:sectPr>

--- a/docs/maintenance/AI开发项目_项目说明文档.docx
+++ b/docs/maintenance/AI开发项目_项目说明文档.docx
@@ -7220,6 +7220,71 @@
           <w:sz w:val="21"/>
         </w:rPr>
         <w:t>语音和视频电话都显示共享屏幕按钮，用户授权后由 ReplayKit 提供外部画面并允许角色按既有节奏理解。Apple 官方能力支持应用内同时录音和播放及可混音会话；能否让某个第三方视频继续播放、能否捕获受保护内容仍由对方音频会话、播放器和系统策略决定。所有睡觉宠物使用左侧粉色窝内的独立槽位，按数量和物种缩放，避免叠放。</w:t>
+      </w:r>
+    </w:p>
+    <w:p>
+      <w:r>
+        <w:br w:type="page"/>
+      </w:r>
+    </w:p>
+    <w:p>
+      <w:pPr>
+        <w:pStyle w:val="Heading1"/>
+      </w:pPr>
+      <w:r>
+        <w:rPr>
+          <w:rFonts w:ascii="等线" w:hAnsi="等线" w:eastAsia="等线"/>
+          <w:sz w:val="32"/>
+        </w:rPr>
+        <w:t>v919／私人 1.0.43｜普通通话声音恢复与微信输入栏修复（2026-08-14）</w:t>
+      </w:r>
+    </w:p>
+    <w:p>
+      <w:pPr>
+        <w:spacing w:after="120" w:line="300" w:lineRule="auto"/>
+      </w:pPr>
+      <w:r>
+        <w:rPr>
+          <w:rFonts w:ascii="等线" w:hAnsi="等线" w:eastAsia="等线"/>
+          <w:sz w:val="21"/>
+        </w:rPr>
+        <w:t>当前版本：网页 v919；私人 iOS 1.0.43 (43)；原生桥契约 18。PhoneWeb.bundle 由唯一共享网页核心重新生成。本版不修改字幕动画和屏幕共享功能。</w:t>
+      </w:r>
+    </w:p>
+    <w:p>
+      <w:pPr>
+        <w:spacing w:after="120" w:line="300" w:lineRule="auto"/>
+      </w:pPr>
+      <w:r>
+        <w:rPr>
+          <w:rFonts w:ascii="等线" w:hAnsi="等线" w:eastAsia="等线"/>
+          <w:sz w:val="21"/>
+        </w:rPr>
+        <w:t>普通语音和普通视频通话的角色音频恢复 v917 行为：每段音频在创建 AVAudioPlayer 前重新调用 activateCallAudio()，会话仍为 playAndRecord、voiceChat、defaultToSpeaker、allowBluetoothHFP 和 mixWithOthers。该恢复针对未开启屏幕共享的普通通话，同样覆盖首次和连续回复。</w:t>
+      </w:r>
+    </w:p>
+    <w:p>
+      <w:pPr>
+        <w:spacing w:after="120" w:line="300" w:lineRule="auto"/>
+      </w:pPr>
+      <w:r>
+        <w:rPr>
+          <w:rFonts w:ascii="等线" w:hAnsi="等线" w:eastAsia="等线"/>
+          <w:sz w:val="21"/>
+        </w:rPr>
+        <w:t>v918 新增网页硬门禁可能在已经显示用户中间字幕后丢掉最终识别，导致角色没有收到输入。v919 将免提最终结果、忙碌期排队、角色播音起点和停止清理恢复到 v917 已验证路径；原生 voice processing、Speech 连续识别和共享画面元数据保持不变。当前字幕动画保持 v918 状态，不参与本轮修改。</w:t>
+      </w:r>
+    </w:p>
+    <w:p>
+      <w:pPr>
+        <w:spacing w:after="120" w:line="300" w:lineRule="auto"/>
+      </w:pPr>
+      <w:r>
+        <w:rPr>
+          <w:rFonts w:ascii="等线" w:hAnsi="等线" w:eastAsia="等线"/>
+          <w:sz w:val="21"/>
+        </w:rPr>
+        <w:t>微信 textarea 使用 16px、明确最小高度和盒模型；功能／表情面板通过 flex order 固定在输入栏之后，打开前先收起键盘。这样输入框第一次聚焦不触发 iOS 页面缩放，表情区打开时输入栏仍可见可点。</w:t>
       </w:r>
     </w:p>
     <w:sectPr>

--- a/docs/maintenance/AI开发项目_项目说明文档.docx
+++ b/docs/maintenance/AI开发项目_项目说明文档.docx
@@ -7285,6 +7285,71 @@
           <w:sz w:val="21"/>
         </w:rPr>
         <w:t>微信 textarea 使用 16px、明确最小高度和盒模型；功能／表情面板通过 flex order 固定在输入栏之后，打开前先收起键盘。这样输入框第一次聚焦不触发 iOS 页面缩放，表情区打开时输入栏仍可见可点。</w:t>
+      </w:r>
+    </w:p>
+    <w:p>
+      <w:r>
+        <w:br w:type="page"/>
+      </w:r>
+    </w:p>
+    <w:p>
+      <w:pPr>
+        <w:pStyle w:val="Heading1"/>
+      </w:pPr>
+      <w:r>
+        <w:rPr>
+          <w:rFonts w:ascii="等线" w:hAnsi="等线" w:eastAsia="等线"/>
+          <w:sz w:val="32"/>
+        </w:rPr>
+        <w:t>v920／私人版 1.0.44｜通话角色声音稳定回退（2026-08-14）</w:t>
+      </w:r>
+    </w:p>
+    <w:p>
+      <w:pPr>
+        <w:spacing w:after="120" w:line="300" w:lineRule="auto"/>
+      </w:pPr>
+      <w:r>
+        <w:rPr>
+          <w:rFonts w:ascii="等线" w:hAnsi="等线" w:eastAsia="等线"/>
+          <w:sz w:val="21"/>
+        </w:rPr>
+        <w:t>当前版本：网页 v920；私人 iOS 1.0.44 (44)；原生桥契约 18。PhoneWeb.bundle 由同一份 v920 网页核心重新生成。v919 在真实 iPhone 上仍然没有角色声音和角色字幕，故本版是基于历史正常代码的保守回退，不宣称真机完成。</w:t>
+      </w:r>
+    </w:p>
+    <w:p>
+      <w:pPr>
+        <w:spacing w:after="120" w:line="300" w:lineRule="auto"/>
+      </w:pPr>
+      <w:r>
+        <w:rPr>
+          <w:rFonts w:ascii="等线" w:hAnsi="等线" w:eastAsia="等线"/>
+          <w:sz w:val="21"/>
+        </w:rPr>
+        <w:t>前台角色声音链恢复 v907 结构：TTS 音频由网页 audio 播放；原生语音识别在播音前暂停，播音结束后等待约 760 毫秒再重建。暂停和重建均有超时及兜底，不能无限阻塞 callAI 的 finally 收尾。后台或画中画仍使用原生 call.audio.play，以保留离开应用后的续播能力。</w:t>
+      </w:r>
+    </w:p>
+    <w:p>
+      <w:pPr>
+        <w:spacing w:after="120" w:line="300" w:lineRule="auto"/>
+      </w:pPr>
+      <w:r>
+        <w:rPr>
+          <w:rFonts w:ascii="等线" w:hAnsi="等线" w:eastAsia="等线"/>
+          <w:sz w:val="21"/>
+        </w:rPr>
+        <w:t>免提识别恢复 v800／v850 规则：角色回复忙碌期间不消费结果、不显示临时用户字幕、不排队自动发送；角色回复结束后保留尾音隔离窗口。相同最终文本只有在没有新 interim、且像系统重复上报时才丢弃，用户真实重复说同一句仍可发送。</w:t>
+      </w:r>
+    </w:p>
+    <w:p>
+      <w:pPr>
+        <w:spacing w:after="120" w:line="300" w:lineRule="auto"/>
+      </w:pPr>
+      <w:r>
+        <w:rPr>
+          <w:rFonts w:ascii="等线" w:hAnsi="等线" w:eastAsia="等线"/>
+          <w:sz w:val="21"/>
+        </w:rPr>
+        <w:t>本轮没有调整字幕动画。v918 引入但未获真机证明的 RMS、识别置信度和 voiceActivity 过滤已经移除，原生 voice processing 和 playAndRecord／voiceChat／mixWithOthers 音频会话保留。</w:t>
       </w:r>
     </w:p>
     <w:sectPr>

--- a/docs/maintenance/AI开发项目_项目说明文档.docx
+++ b/docs/maintenance/AI开发项目_项目说明文档.docx
@@ -7350,6 +7350,59 @@
           <w:sz w:val="21"/>
         </w:rPr>
         <w:t>本轮没有调整字幕动画。v918 引入但未获真机证明的 RMS、识别置信度和 voiceActivity 过滤已经移除，原生 voice processing 和 playAndRecord／voiceChat／mixWithOthers 音频会话保留。</w:t>
+      </w:r>
+    </w:p>
+    <w:p>
+      <w:r>
+        <w:br w:type="page"/>
+      </w:r>
+    </w:p>
+    <w:p>
+      <w:pPr>
+        <w:pStyle w:val="Heading1"/>
+      </w:pPr>
+      <w:r>
+        <w:rPr>
+          <w:rFonts w:ascii="等线" w:hAnsi="等线" w:eastAsia="等线"/>
+          <w:sz w:val="32"/>
+        </w:rPr>
+        <w:t>v921／私人版 1.0.45｜主屏幕通话字幕恢复（2026-08-14）</w:t>
+      </w:r>
+    </w:p>
+    <w:p>
+      <w:pPr>
+        <w:spacing w:after="120" w:line="300" w:lineRule="auto"/>
+      </w:pPr>
+      <w:r>
+        <w:rPr>
+          <w:rFonts w:ascii="等线" w:hAnsi="等线" w:eastAsia="等线"/>
+          <w:sz w:val="21"/>
+        </w:rPr>
+        <w:t>当前版本：网页 v921；私人 iOS 1.0.45 (45)；原生桥契约 18。PhoneWeb.bundle 由同一份 v921 网页核心重新生成。</w:t>
+      </w:r>
+    </w:p>
+    <w:p>
+      <w:pPr>
+        <w:spacing w:after="120" w:line="300" w:lineRule="auto"/>
+      </w:pPr>
+      <w:r>
+        <w:rPr>
+          <w:rFonts w:ascii="等线" w:hAnsi="等线" w:eastAsia="等线"/>
+          <w:sz w:val="21"/>
+        </w:rPr>
+        <w:t>普通电话和普通视频主屏幕字幕恢复 v850 的固定 18px 与容器垂直居中，不再因总文字长度自动缩成 15px 或 12px。字幕仍使用当前整句从透明到实心的淡入动画，并保留自动换行。</w:t>
+      </w:r>
+    </w:p>
+    <w:p>
+      <w:pPr>
+        <w:spacing w:after="120" w:line="300" w:lineRule="auto"/>
+      </w:pPr>
+      <w:r>
+        <w:rPr>
+          <w:rFonts w:ascii="等线" w:hAnsi="等线" w:eastAsia="等线"/>
+          <w:sz w:val="21"/>
+        </w:rPr>
+        <w:t>共享屏幕小框和后台 PiP 没有跟随主屏幕改动，仍使用其独立的长文本字号策略。本轮没有修改 v920 的角色声音、识别隔离、前后台播放器分流或屏幕共享逻辑。</w:t>
       </w:r>
     </w:p>
     <w:sectPr>

--- a/docs/maintenance/AI开发项目_项目说明文档.docx
+++ b/docs/maintenance/AI开发项目_项目说明文档.docx
@@ -7403,6 +7403,228 @@
           <w:sz w:val="21"/>
         </w:rPr>
         <w:t>共享屏幕小框和后台 PiP 没有跟随主屏幕改动，仍使用其独立的长文本字号策略。本轮没有修改 v920 的角色声音、识别隔离、前后台播放器分流或屏幕共享逻辑。</w:t>
+      </w:r>
+    </w:p>
+    <w:p>
+      <w:pPr>
+        <w:pStyle w:val="Heading2"/>
+      </w:pPr>
+      <w:r>
+        <w:t>v921 本地高级玻璃主题预览通道修复（2026-08-14）</w:t>
+      </w:r>
+    </w:p>
+    <w:p>
+      <w:r>
+        <w:t>高级玻璃主题仍属于未提交、未推送、未打包的本地预览项。预览入口现在与正式 Service Worker 缓存隔离：打开预览不会再被旧 App Shell 替换成邀请码页；正式版本的邀请码校验和真实存档保持不变。</w:t>
+      </w:r>
+    </w:p>
+    <w:p>
+      <w:r>
+        <w:t>本次只修改预览加载与缓存边界，没有改动角色声音、通话字幕、语音识别、屏幕共享或正式授权逻辑。网页正式版本仍为 v921，私人 iOS 仍为 1.0.45 (45)。</w:t>
+      </w:r>
+    </w:p>
+    <w:p>
+      <w:r>
+        <w:t>补充验证：app.js 语法检查通过；Windows 全量自动回归 583/583 通过，正式授权、缓存版本、通话、字幕、识别及主题预览检查均无失败。</w:t>
+      </w:r>
+    </w:p>
+    <w:p>
+      <w:pPr>
+        <w:pStyle w:val="Heading1"/>
+      </w:pPr>
+      <w:r>
+        <w:t>2026-08-14：v921 私人版 1.0.46（46）四套玻璃主屏</w:t>
+      </w:r>
+    </w:p>
+    <w:p>
+      <w:pPr>
+        <w:spacing w:after="120"/>
+      </w:pPr>
+      <w:r>
+        <w:t>本次只发布私人 iOS 工程包，网页版暂不上传，网页源码版本仍为 v921。私人版版本升级为 1.0.46（46）。</w:t>
+      </w:r>
+    </w:p>
+    <w:p>
+      <w:pPr>
+        <w:spacing w:after="120"/>
+      </w:pPr>
+      <w:r>
+        <w:t>私人版玻璃主屏只携带黑、灰白、粉白、蓝白四套拆分图标；黑色主题保持原效果，灰白、粉白、蓝白主题的存储环空余部分改为更浅、更透明的同主题颜色，避免深色圆环突兀。旧线条主题及现有业务逻辑未删除，玻璃主题固定组件不再混入旧组件。</w:t>
+      </w:r>
+    </w:p>
+    <w:p>
+      <w:pPr>
+        <w:spacing w:after="120"/>
+      </w:pPr>
+      <w:r>
+        <w:t>组件颜色和透明度调节继续使用现有持久化外观设置；唱片组件使用真实音乐播放状态，点击唱片开始播放并旋转，再点一次暂停播放和旋转。</w:t>
+      </w:r>
+    </w:p>
+    <w:p>
+      <w:pPr>
+        <w:spacing w:after="120"/>
+      </w:pPr>
+      <w:r>
+        <w:t>私人资源清单改为精确白名单：只打入四套玻璃图标的独立 WebP、当前运行资源、样式及必要脚本，不打入整张图标板、主题预览页、临时目录或历史安装包。</w:t>
+      </w:r>
+    </w:p>
+    <w:p>
+      <w:r>
+        <w:br w:type="page"/>
+      </w:r>
+    </w:p>
+    <w:p>
+      <w:pPr>
+        <w:pStyle w:val="Heading1"/>
+      </w:pPr>
+      <w:r>
+        <w:rPr>
+          <w:rFonts w:ascii="等线" w:hAnsi="等线" w:eastAsia="等线"/>
+          <w:sz w:val="32"/>
+        </w:rPr>
+        <w:t>v921／私人版 1.0.47｜四套玻璃主屏与主题唱片（2026-08-14）</w:t>
+      </w:r>
+    </w:p>
+    <w:p>
+      <w:pPr>
+        <w:spacing w:after="120" w:line="300" w:lineRule="auto"/>
+      </w:pPr>
+      <w:r>
+        <w:rPr>
+          <w:rFonts w:ascii="等线" w:hAnsi="等线" w:eastAsia="等线"/>
+          <w:sz w:val="21"/>
+        </w:rPr>
+        <w:t>当前版本：网页源码 v921（未上传）；私人 iOS 1.0.47 (47)；原生桥契约 18。</w:t>
+      </w:r>
+    </w:p>
+    <w:p>
+      <w:pPr>
+        <w:spacing w:after="120" w:line="300" w:lineRule="auto"/>
+      </w:pPr>
+      <w:r>
+        <w:rPr>
+          <w:rFonts w:ascii="等线" w:hAnsi="等线" w:eastAsia="等线"/>
+          <w:sz w:val="21"/>
+        </w:rPr>
+        <w:t>高级玻璃主屏默认纯黑，另有灰白、粉白、蓝白三套。旧组件和重复快捷方式已删除，只保留综合信息、音乐唱片、双人头像三组件；App 与组件支持自由混排拖动并保存。</w:t>
+      </w:r>
+    </w:p>
+    <w:p>
+      <w:pPr>
+        <w:spacing w:after="120" w:line="300" w:lineRule="auto"/>
+      </w:pPr>
+      <w:r>
+        <w:rPr>
+          <w:rFonts w:ascii="等线" w:hAnsi="等线" w:eastAsia="等线"/>
+          <w:sz w:val="21"/>
+        </w:rPr>
+        <w:t>双人头像可分别上传并放大；主屏唱片封面占比扩大；自定义背景图不再叠加旧晕染。音乐播放器唱片复用四套主题金属纹理但不改变原尺寸；主屏和播放器统一慢速旋转并跟随真实播放／暂停状态。</w:t>
+      </w:r>
+    </w:p>
+    <w:p>
+      <w:pPr>
+        <w:spacing w:after="120" w:line="300" w:lineRule="auto"/>
+      </w:pPr>
+      <w:r>
+        <w:rPr>
+          <w:rFonts w:ascii="等线" w:hAnsi="等线" w:eastAsia="等线"/>
+          <w:sz w:val="21"/>
+        </w:rPr>
+        <w:t>本轮没有修改 v920 通话声音恢复、字幕、识别过滤、屏幕共享或原生音频会话。Windows 回归完成后仍需 Mac 和真机验收。</w:t>
+      </w:r>
+    </w:p>
+    <w:p>
+      <w:r>
+        <w:br w:type="page"/>
+      </w:r>
+    </w:p>
+    <w:p>
+      <w:pPr>
+        <w:pStyle w:val="Heading1"/>
+      </w:pPr>
+      <w:r>
+        <w:rPr>
+          <w:rFonts w:ascii="等线" w:hAnsi="等线" w:eastAsia="等线"/>
+          <w:sz w:val="32"/>
+        </w:rPr>
+        <w:t>v921／私人版 1.0.47 补充｜屏保入口恢复（2026-08-14）</w:t>
+      </w:r>
+    </w:p>
+    <w:p>
+      <w:pPr>
+        <w:spacing w:after="120" w:line="300" w:lineRule="auto"/>
+      </w:pPr>
+      <w:r>
+        <w:rPr>
+          <w:rFonts w:ascii="等线" w:hAnsi="等线" w:eastAsia="等线"/>
+          <w:sz w:val="21"/>
+        </w:rPr>
+        <w:t>屏保入口已恢复：玻璃主题解锁后的顶部小箭头继续打开原有屏保，主屏内容下移留出 38px 安全区；旧组件仍保持删除。</w:t>
+      </w:r>
+    </w:p>
+    <w:p>
+      <w:r>
+        <w:br w:type="page"/>
+      </w:r>
+    </w:p>
+    <w:p>
+      <w:pPr>
+        <w:pStyle w:val="Heading1"/>
+      </w:pPr>
+      <w:r>
+        <w:rPr>
+          <w:rFonts w:ascii="等线" w:hAnsi="等线" w:eastAsia="等线"/>
+          <w:sz w:val="32"/>
+        </w:rPr>
+        <w:t>v923／私人版 1.0.49｜玻璃主屏拖动与 AI 账户图标修复（2026-08-14）</w:t>
+      </w:r>
+    </w:p>
+    <w:p>
+      <w:pPr>
+        <w:spacing w:after="120" w:line="300" w:lineRule="auto"/>
+      </w:pPr>
+      <w:r>
+        <w:rPr>
+          <w:rFonts w:ascii="等线" w:hAnsi="等线" w:eastAsia="等线"/>
+          <w:sz w:val="21"/>
+        </w:rPr>
+        <w:t>当前正式版本：网页版 v923；私人 iOS 1.0.49 (49)；原生桥契约 18。网页版与私人内置 PhoneWeb.bundle 使用同一份 v923 业务源码。</w:t>
+      </w:r>
+    </w:p>
+    <w:p>
+      <w:pPr>
+        <w:spacing w:after="120" w:line="300" w:lineRule="auto"/>
+      </w:pPr>
+      <w:r>
+        <w:rPr>
+          <w:rFonts w:ascii="等线" w:hAnsi="等线" w:eastAsia="等线"/>
+          <w:sz w:val="21"/>
+        </w:rPr>
+        <w:t>本版保持 v922 已确认的玻璃主屏参考排版，修复真实 iPhone 触摸手势抢占导致的长按拖动失效。App 与组件仍通过原有混排布局、跨页交换和存档持久化工作，没有另建第二套桌面数据。</w:t>
+      </w:r>
+    </w:p>
+    <w:p>
+      <w:pPr>
+        <w:spacing w:after="120" w:line="300" w:lineRule="auto"/>
+      </w:pPr>
+      <w:r>
+        <w:rPr>
+          <w:rFonts w:ascii="等线" w:hAnsi="等线" w:eastAsia="等线"/>
+          <w:sz w:val="21"/>
+        </w:rPr>
+        <w:t>AI账户四套主题图标均恢复为人头＋脑内网络球，并与其他 App 使用相同外框尺寸。主屏音乐组件继续随黑／粉／蓝／灰白主题显示各自唱片材质；音乐软件播放页单独使用银白色金属唱片；一起听双头像旁不再显示两根装饰线。</w:t>
+      </w:r>
+    </w:p>
+    <w:p>
+      <w:pPr>
+        <w:spacing w:after="120" w:line="300" w:lineRule="auto"/>
+      </w:pPr>
+      <w:r>
+        <w:rPr>
+          <w:rFonts w:ascii="等线" w:hAnsi="等线" w:eastAsia="等线"/>
+          <w:sz w:val="21"/>
+        </w:rPr>
+        <w:t>本轮没有修改电话、视频、角色声音、字幕动画、语音识别、屏幕共享或微信聊天业务。Windows 自动回归 595/595 通过；Mac 编译与真实 iPhone 验收仍需另行完成。</w:t>
       </w:r>
     </w:p>
     <w:sectPr>

--- a/docs/maintenance/AI开发项目_项目说明文档.docx
+++ b/docs/maintenance/AI开发项目_项目说明文档.docx
@@ -7625,6 +7625,201 @@
           <w:sz w:val="21"/>
         </w:rPr>
         <w:t>本轮没有修改电话、视频、角色声音、字幕动画、语音识别、屏幕共享或微信聊天业务。Windows 自动回归 595/595 通过；Mac 编译与真实 iPhone 验收仍需另行完成。</w:t>
+      </w:r>
+    </w:p>
+    <w:p>
+      <w:r>
+        <w:br w:type="page"/>
+      </w:r>
+    </w:p>
+    <w:p>
+      <w:pPr>
+        <w:pStyle w:val="Heading1"/>
+      </w:pPr>
+      <w:r>
+        <w:rPr>
+          <w:rFonts w:ascii="等线" w:hAnsi="等线" w:eastAsia="等线"/>
+          <w:sz w:val="32"/>
+        </w:rPr>
+        <w:t>v924／私人版 1.0.50｜网页流畅度、首屏换位与安卓窄屏适配（2026-08-14）</w:t>
+      </w:r>
+    </w:p>
+    <w:p>
+      <w:pPr>
+        <w:spacing w:after="120" w:line="300" w:lineRule="auto"/>
+      </w:pPr>
+      <w:r>
+        <w:rPr>
+          <w:rFonts w:ascii="等线" w:hAnsi="等线" w:eastAsia="等线"/>
+          <w:sz w:val="21"/>
+        </w:rPr>
+        <w:t>当前版本：网页版 v924；私人 iOS 1.0.50 (50)；原生桥契约保持 18。</w:t>
+      </w:r>
+    </w:p>
+    <w:p>
+      <w:pPr>
+        <w:spacing w:after="120" w:line="300" w:lineRule="auto"/>
+      </w:pPr>
+      <w:r>
+        <w:rPr>
+          <w:rFonts w:ascii="等线" w:hAnsi="等线" w:eastAsia="等线"/>
+          <w:sz w:val="21"/>
+        </w:rPr>
+        <w:t>玻璃主屏第一页现可和第二、三页一样真实换位：拖动后固定坐标类立即跟随新的 DOM 顺序并写回 homeLayout。普通点击不再被长按机制提前截断。</w:t>
+      </w:r>
+    </w:p>
+    <w:p>
+      <w:pPr>
+        <w:spacing w:after="120" w:line="300" w:lineRule="auto"/>
+      </w:pPr>
+      <w:r>
+        <w:rPr>
+          <w:rFonts w:ascii="等线" w:hAnsi="等线" w:eastAsia="等线"/>
+          <w:sz w:val="21"/>
+        </w:rPr>
+        <w:t>网页版性能优化限定在主屏渲染与触控层：主题图标异步解码和独立缓存、离屏页面延迟绘制、综合组件内层取消重复模糊。通话声音、字幕、识别、屏幕共享、微信聊天和音乐业务链路未改。</w:t>
+      </w:r>
+    </w:p>
+    <w:p>
+      <w:pPr>
+        <w:spacing w:after="120" w:line="300" w:lineRule="auto"/>
+      </w:pPr>
+      <w:r>
+        <w:rPr>
+          <w:rFonts w:ascii="等线" w:hAnsi="等线" w:eastAsia="等线"/>
+          <w:sz w:val="21"/>
+        </w:rPr>
+        <w:t>390px 基准布局保持不变；常见 360px 安卓网页会按同一结构向内收纳音乐组件、双人头像组件和右侧软件列，避免右移、留白失衡和裁切。锁定软件的小锁位于名称右侧。</w:t>
+      </w:r>
+    </w:p>
+    <w:p>
+      <w:r>
+        <w:br w:type="page"/>
+      </w:r>
+    </w:p>
+    <w:p>
+      <w:pPr>
+        <w:pStyle w:val="Heading1"/>
+      </w:pPr>
+      <w:r>
+        <w:rPr>
+          <w:rFonts w:ascii="等线" w:hAnsi="等线" w:eastAsia="等线"/>
+          <w:sz w:val="32"/>
+        </w:rPr>
+        <w:t>v924／私人版 1.0.50 补充｜共同生活入口与页面导航稳定性（2026-08-14）</w:t>
+      </w:r>
+    </w:p>
+    <w:p>
+      <w:pPr>
+        <w:spacing w:after="120" w:line="300" w:lineRule="auto"/>
+      </w:pPr>
+      <w:r>
+        <w:rPr>
+          <w:rFonts w:ascii="等线" w:hAnsi="等线" w:eastAsia="等线"/>
+          <w:sz w:val="21"/>
+        </w:rPr>
+        <w:t>共同生活页面现在由 off 路由的 mode=cohab 直接恢复。即使渲染期间 _off 临时状态丢失，也会重建共同生活现场，不会误落入普通单次约会页面。</w:t>
+      </w:r>
+    </w:p>
+    <w:p>
+      <w:pPr>
+        <w:spacing w:after="120" w:line="300" w:lineRule="auto"/>
+      </w:pPr>
+      <w:r>
+        <w:rPr>
+          <w:rFonts w:ascii="等线" w:hAnsi="等线" w:eastAsia="等线"/>
+          <w:sz w:val="21"/>
+        </w:rPr>
+        <w:t>线下约会角色入口统一为单次 click，并保留键盘 Enter／Space；删除 touchend、pointerup、click 的重复绑定，减少移动端重复触发或点击失效。</w:t>
+      </w:r>
+    </w:p>
+    <w:p>
+      <w:pPr>
+        <w:spacing w:after="120" w:line="300" w:lineRule="auto"/>
+      </w:pPr>
+      <w:r>
+        <w:rPr>
+          <w:rFonts w:ascii="等线" w:hAnsi="等线" w:eastAsia="等线"/>
+          <w:sz w:val="21"/>
+        </w:rPr>
+        <w:t>久未打开与角色主动联系事件不再强制打开微信聊天。它们只生成真实微信消息和通知，主屏、设置或其他正在浏览的页面保持不变；用户主动点击后才进入聊天。</w:t>
+      </w:r>
+    </w:p>
+    <w:p>
+      <w:pPr>
+        <w:spacing w:after="120" w:line="300" w:lineRule="auto"/>
+      </w:pPr>
+      <w:r>
+        <w:rPr>
+          <w:rFonts w:ascii="等线" w:hAnsi="等线" w:eastAsia="等线"/>
+          <w:sz w:val="21"/>
+        </w:rPr>
+        <w:t>版本仍为网页版 v924、私人 iOS 1.0.50 (50)、原生桥契约 18；Windows 全量自动回归为 597／597。</w:t>
+      </w:r>
+    </w:p>
+    <w:p>
+      <w:r>
+        <w:br w:type="page"/>
+      </w:r>
+    </w:p>
+    <w:p>
+      <w:pPr>
+        <w:pStyle w:val="Heading1"/>
+      </w:pPr>
+      <w:r>
+        <w:rPr>
+          <w:rFonts w:ascii="等线" w:hAnsi="等线" w:eastAsia="等线"/>
+          <w:sz w:val="32"/>
+        </w:rPr>
+        <w:t>v925／私人版 1.0.51｜共同生活、页面导航与首屏触控稳定（2026-08-14）</w:t>
+      </w:r>
+    </w:p>
+    <w:p>
+      <w:pPr>
+        <w:spacing w:after="120" w:line="300" w:lineRule="auto"/>
+      </w:pPr>
+      <w:r>
+        <w:rPr>
+          <w:rFonts w:ascii="等线" w:hAnsi="等线" w:eastAsia="等线"/>
+          <w:sz w:val="21"/>
+        </w:rPr>
+        <w:t>当前版本：网页版 v925；私人 iOS 1.0.51 (51)；原生桥契约 18。网页版与私人 PhoneWeb.bundle 使用同一份 v925 业务源码。</w:t>
+      </w:r>
+    </w:p>
+    <w:p>
+      <w:pPr>
+        <w:spacing w:after="120" w:line="300" w:lineRule="auto"/>
+      </w:pPr>
+      <w:r>
+        <w:rPr>
+          <w:rFonts w:ascii="等线" w:hAnsi="等线" w:eastAsia="等线"/>
+          <w:sz w:val="21"/>
+        </w:rPr>
+        <w:t>共同生活现在由 off 路由的 mode=cohab 直接恢复；临时状态丢失也不会误入普通约会。久未打开和角色主动联系仍会生成真实微信消息与通知，但不会自动打开聊天或改变用户当前页面。</w:t>
+      </w:r>
+    </w:p>
+    <w:p>
+      <w:pPr>
+        <w:spacing w:after="120" w:line="300" w:lineRule="auto"/>
+      </w:pPr>
+      <w:r>
+        <w:rPr>
+          <w:rFonts w:ascii="等线" w:hAnsi="等线" w:eastAsia="等线"/>
+          <w:sz w:val="21"/>
+        </w:rPr>
+        <w:t>玻璃主屏第一页取消滚动中的延迟平滑抢位，只在松手／滚动结束后吸附；普通滑动与长按拖动的 touch-action 已分离。第一页八个 App 槽位现在独立持久化，App 可直接拖到任意空槽，原位置保留为空；拖到已有 App 上才交换。</w:t>
+      </w:r>
+    </w:p>
+    <w:p>
+      <w:pPr>
+        <w:spacing w:after="120" w:line="300" w:lineRule="auto"/>
+      </w:pPr>
+      <w:r>
+        <w:rPr>
+          <w:rFonts w:ascii="等线" w:hAnsi="等线" w:eastAsia="等线"/>
+          <w:sz w:val="21"/>
+        </w:rPr>
+        <w:t>Windows 全量自动回归 599／599 通过。本轮没有改动电话声音、视频声音、字幕动画、语音识别、屏幕共享或微信聊天业务；这些链路仍需在 Mac 编译后的真实设备上继续验收。</w:t>
       </w:r>
     </w:p>
     <w:sectPr>

--- a/docs/maintenance/AI开发项目_项目说明文档.docx
+++ b/docs/maintenance/AI开发项目_项目说明文档.docx
@@ -7820,6 +7820,71 @@
           <w:sz w:val="21"/>
         </w:rPr>
         <w:t>Windows 全量自动回归 599／599 通过。本轮没有改动电话声音、视频声音、字幕动画、语音识别、屏幕共享或微信聊天业务；这些链路仍需在 Mac 编译后的真实设备上继续验收。</w:t>
+      </w:r>
+    </w:p>
+    <w:p>
+      <w:r>
+        <w:br w:type="page"/>
+      </w:r>
+    </w:p>
+    <w:p>
+      <w:pPr>
+        <w:pStyle w:val="Heading1"/>
+      </w:pPr>
+      <w:r>
+        <w:rPr>
+          <w:rFonts w:ascii="等线" w:hAnsi="等线" w:eastAsia="等线"/>
+          <w:sz w:val="32"/>
+        </w:rPr>
+        <w:t>v926／私人版 1.0.52｜首屏稳定、线下约会与 v910 屏保恢复（2026-08-14）</w:t>
+      </w:r>
+    </w:p>
+    <w:p>
+      <w:pPr>
+        <w:spacing w:after="120" w:line="300" w:lineRule="auto"/>
+      </w:pPr>
+      <w:r>
+        <w:rPr>
+          <w:rFonts w:ascii="等线" w:hAnsi="等线" w:eastAsia="等线"/>
+          <w:sz w:val="21"/>
+        </w:rPr>
+        <w:t>当前正式版本：网页版 v926；私人 iOS 1.0.52 (52)；原生桥契约 18。网页版与私人 PhoneWeb.bundle 使用同一份 v926 业务源码。</w:t>
+      </w:r>
+    </w:p>
+    <w:p>
+      <w:pPr>
+        <w:spacing w:after="120" w:line="300" w:lineRule="auto"/>
+      </w:pPr>
+      <w:r>
+        <w:rPr>
+          <w:rFonts w:ascii="等线" w:hAnsi="等线" w:eastAsia="等线"/>
+          <w:sz w:val="21"/>
+        </w:rPr>
+        <w:t>玻璃主屏保持黑、粉白、蓝白、灰白四套主题和既定参考排版。第一页固定八个应用槽，新增或溢出应用进入第二页；锁定、自定义图标和不同屏宽不再改变应用正方形尺寸。自定义图标保存前会中心裁切，AI 账户四套资源继续使用人头与脑内网络球图案并提升缓存版本。</w:t>
+      </w:r>
+    </w:p>
+    <w:p>
+      <w:pPr>
+        <w:spacing w:after="120" w:line="300" w:lineRule="auto"/>
+      </w:pPr>
+      <w:r>
+        <w:rPr>
+          <w:rFonts w:ascii="等线" w:hAnsi="等线" w:eastAsia="等线"/>
+          <w:sz w:val="21"/>
+        </w:rPr>
+        <w:t>线下约会／共同生活入口兼容旧存档缺字段；原生角色通知只有用户刚刚真实点击时才允许打开聊天，普通刷新、重新进入前台和久未打开消息均不导航。</w:t>
+      </w:r>
+    </w:p>
+    <w:p>
+      <w:pPr>
+        <w:spacing w:after="120" w:line="300" w:lineRule="auto"/>
+      </w:pPr>
+      <w:r>
+        <w:rPr>
+          <w:rFonts w:ascii="等线" w:hAnsi="等线" w:eastAsia="等线"/>
+          <w:sz w:val="21"/>
+        </w:rPr>
+        <w:t>屏保已完整恢复 v910 原版，玻璃主题不再影响屏保时间、年月日、星期、通知、顶部箭头或解锁层。此轮没有修改电话／视频声音、字幕动画、语音识别、屏幕共享和微信聊天生成逻辑。</w:t>
       </w:r>
     </w:p>
     <w:sectPr>

--- a/docs/maintenance/AI开发项目_项目说明文档.docx
+++ b/docs/maintenance/AI开发项目_项目说明文档.docx
@@ -7885,6 +7885,124 @@
           <w:sz w:val="21"/>
         </w:rPr>
         <w:t>屏保已完整恢复 v910 原版，玻璃主题不再影响屏保时间、年月日、星期、通知、顶部箭头或解锁层。此轮没有修改电话／视频声音、字幕动画、语音识别、屏幕共享和微信聊天生成逻辑。</w:t>
+      </w:r>
+    </w:p>
+    <w:p>
+      <w:r>
+        <w:br w:type="page"/>
+      </w:r>
+    </w:p>
+    <w:p>
+      <w:pPr>
+        <w:pStyle w:val="Heading1"/>
+      </w:pPr>
+      <w:r>
+        <w:rPr>
+          <w:rFonts w:ascii="等线" w:hAnsi="等线" w:eastAsia="等线"/>
+          <w:sz w:val="32"/>
+        </w:rPr>
+        <w:t>v927／私人版 1.0.53｜苹果首屏文字、安全区与美化导入修复（2026-08-14）</w:t>
+      </w:r>
+    </w:p>
+    <w:p>
+      <w:pPr>
+        <w:spacing w:after="120" w:line="300" w:lineRule="auto"/>
+      </w:pPr>
+      <w:r>
+        <w:rPr>
+          <w:rFonts w:ascii="等线" w:hAnsi="等线" w:eastAsia="等线"/>
+          <w:sz w:val="21"/>
+        </w:rPr>
+        <w:t>当前正式版本：网页版 v927；私人 iOS 1.0.53 (53)；原生桥契约 18。</w:t>
+      </w:r>
+    </w:p>
+    <w:p>
+      <w:pPr>
+        <w:spacing w:after="120" w:line="300" w:lineRule="auto"/>
+      </w:pPr>
+      <w:r>
+        <w:rPr>
+          <w:rFonts w:ascii="等线" w:hAnsi="等线" w:eastAsia="等线"/>
+          <w:sz w:val="21"/>
+        </w:rPr>
+        <w:t>玻璃第一页八个应用槽为 66px 图标和完整名称预留 90px 高度，名称行盒固定 20px，不再被 iPhone 主屏 WebApp 压缩。第二页、安卓和私人 App 继续沿用原布局。</w:t>
+      </w:r>
+    </w:p>
+    <w:p>
+      <w:pPr>
+        <w:spacing w:after="120" w:line="300" w:lineRule="auto"/>
+      </w:pPr>
+      <w:r>
+        <w:rPr>
+          <w:rFonts w:ascii="等线" w:hAnsi="等线" w:eastAsia="等线"/>
+          <w:sz w:val="21"/>
+        </w:rPr>
+        <w:t>苹果兼容适配开启后，只有真实 iPhone／iPad 主屏幕版会把外壳铺满可见视口并覆盖底部安全区；普通 Safari、安卓和私人 App 不受影响。</w:t>
+      </w:r>
+    </w:p>
+    <w:p>
+      <w:pPr>
+        <w:spacing w:after="120" w:line="300" w:lineRule="auto"/>
+      </w:pPr>
+      <w:r>
+        <w:rPr>
+          <w:rFonts w:ascii="等线" w:hAnsi="等线" w:eastAsia="等线"/>
+          <w:sz w:val="21"/>
+        </w:rPr>
+        <w:t>美化包只迁移外观，不再迁移页面、组件、Dock 和应用槽位。完整备份功能仍会保存全部布局。v910 屏保保持原版。</w:t>
+      </w:r>
+    </w:p>
+    <w:p>
+      <w:r>
+        <w:br w:type="page"/>
+      </w:r>
+    </w:p>
+    <w:p>
+      <w:pPr>
+        <w:pStyle w:val="Heading1"/>
+      </w:pPr>
+      <w:r>
+        <w:rPr>
+          <w:rFonts w:ascii="等线" w:hAnsi="等线" w:eastAsia="等线"/>
+          <w:sz w:val="32"/>
+        </w:rPr>
+        <w:t>v927 补充｜玻璃首页长按拖动不再跳位</w:t>
+      </w:r>
+    </w:p>
+    <w:p>
+      <w:pPr>
+        <w:spacing w:after="120" w:line="300" w:lineRule="auto"/>
+      </w:pPr>
+      <w:r>
+        <w:rPr>
+          <w:rFonts w:ascii="等线" w:hAnsi="等线" w:eastAsia="等线"/>
+          <w:sz w:val="21"/>
+        </w:rPr>
+        <w:t>根因：玻璃首页常态保留 38px 顶部布局间距，但长按进入编辑状态时会命中旧规则，将该间距立即清为 0，导致整页上移 38px、手指与应用坐标错位，随后又回弹。</w:t>
+      </w:r>
+    </w:p>
+    <w:p>
+      <w:pPr>
+        <w:spacing w:after="120" w:line="300" w:lineRule="auto"/>
+      </w:pPr>
+      <w:r>
+        <w:rPr>
+          <w:rFonts w:ascii="等线" w:hAnsi="等线" w:eastAsia="等线"/>
+          <w:sz w:val="21"/>
+        </w:rPr>
+        <w:t>修复：玻璃主题在编辑状态继续保留 38px 间距；拖动幽灵不再额外缩放；补入 iOS touchmove/touchend 非被动处理，长按后可继续跟手移动并落到新槽位。</w:t>
+      </w:r>
+    </w:p>
+    <w:p>
+      <w:pPr>
+        <w:spacing w:after="120" w:line="300" w:lineRule="auto"/>
+      </w:pPr>
+      <w:r>
+        <w:rPr>
+          <w:rFonts w:ascii="等线" w:hAnsi="等线" w:eastAsia="等线"/>
+          <w:sz w:val="21"/>
+        </w:rPr>
+        <w:t>真实浏览器几何验证：390×844 iPhone 主屏幕模式下，首页 8 个名称均为完整 20px 行盒，底部外壳间隙为 0，长按前后拖动坐标差为 0，并成功改变槽位。安卓主屏幕环境不会启用苹果安全区类。</w:t>
       </w:r>
     </w:p>
     <w:sectPr>

--- a/docs/maintenance/AI开发项目_项目说明文档.docx
+++ b/docs/maintenance/AI开发项目_项目说明文档.docx
@@ -8003,6 +8003,71 @@
           <w:sz w:val="21"/>
         </w:rPr>
         <w:t>真实浏览器几何验证：390×844 iPhone 主屏幕模式下，首页 8 个名称均为完整 20px 行盒，底部外壳间隙为 0，长按前后拖动坐标差为 0，并成功改变槽位。安卓主屏幕环境不会启用苹果安全区类。</w:t>
+      </w:r>
+    </w:p>
+    <w:p>
+      <w:r>
+        <w:br w:type="page"/>
+      </w:r>
+    </w:p>
+    <w:p>
+      <w:pPr>
+        <w:pStyle w:val="Heading1"/>
+      </w:pPr>
+      <w:r>
+        <w:rPr>
+          <w:rFonts w:ascii="等线" w:hAnsi="等线" w:eastAsia="等线"/>
+          <w:sz w:val="32"/>
+        </w:rPr>
+        <w:t>v945／私人版 1.0.69｜主屏稳定与微信账号修复（2026-08-15）</w:t>
+      </w:r>
+    </w:p>
+    <w:p>
+      <w:pPr>
+        <w:spacing w:after="120" w:line="300" w:lineRule="auto"/>
+      </w:pPr>
+      <w:r>
+        <w:rPr>
+          <w:rFonts w:ascii="等线" w:hAnsi="等线" w:eastAsia="等线"/>
+          <w:sz w:val="21"/>
+        </w:rPr>
+        <w:t>当前正式版本：网页版 v945；私人 iOS 1.0.69 (69)；原生桥契约 18。</w:t>
+      </w:r>
+    </w:p>
+    <w:p>
+      <w:pPr>
+        <w:spacing w:after="120" w:line="300" w:lineRule="auto"/>
+      </w:pPr>
+      <w:r>
+        <w:rPr>
+          <w:rFonts w:ascii="等线" w:hAnsi="等线" w:eastAsia="等线"/>
+          <w:sz w:val="21"/>
+        </w:rPr>
+        <w:t>401–649px 少数宽屏主页恢复完整仪表与 Dock 宽度，并在高屏设备拉开组件和右下四个 App；360／390／393px 与第二页既有结构保持原样。主页横滑加入缺失指针流时的触摸回退和生命周期清理，既有长按拖拽与布局持久化不变。</w:t>
+      </w:r>
+    </w:p>
+    <w:p>
+      <w:pPr>
+        <w:spacing w:after="120" w:line="300" w:lineRule="auto"/>
+      </w:pPr>
+      <w:r>
+        <w:rPr>
+          <w:rFonts w:ascii="等线" w:hAnsi="等线" w:eastAsia="等线"/>
+          <w:sz w:val="21"/>
+        </w:rPr>
+        <w:t>微信支持删除本人文字和图片。大小号继续使用独立消息键、摘要、长期记忆和异步回复账号；小号按独立陌生联系人生成，切回大号后只对每段新增小号交流报备一次。</w:t>
+      </w:r>
+    </w:p>
+    <w:p>
+      <w:pPr>
+        <w:spacing w:after="120" w:line="300" w:lineRule="auto"/>
+      </w:pPr>
+      <w:r>
+        <w:rPr>
+          <w:rFonts w:ascii="等线" w:hAnsi="等线" w:eastAsia="等线"/>
+          <w:sz w:val="21"/>
+        </w:rPr>
+        <w:t>私人 App 顶部系统安全区使用深色背景融合，网页仍在安全区下方。AI 账户明确内置 AI 只提供语音生成和影院字幕识别，普通聊天、聊天识图和聊天生图不走内置服务。</w:t>
       </w:r>
     </w:p>
     <w:sectPr>

--- a/docs/maintenance/AI开发项目_项目说明文档.docx
+++ b/docs/maintenance/AI开发项目_项目说明文档.docx
@@ -8068,6 +8068,71 @@
           <w:sz w:val="21"/>
         </w:rPr>
         <w:t>私人 App 顶部系统安全区使用深色背景融合，网页仍在安全区下方。AI 账户明确内置 AI 只提供语音生成和影院字幕识别，普通聊天、聊天识图和聊天生图不走内置服务。</w:t>
+      </w:r>
+    </w:p>
+    <w:p>
+      <w:r>
+        <w:br w:type="page"/>
+      </w:r>
+    </w:p>
+    <w:p>
+      <w:pPr>
+        <w:pStyle w:val="Heading1"/>
+      </w:pPr>
+      <w:r>
+        <w:rPr>
+          <w:rFonts w:ascii="等线" w:hAnsi="等线" w:eastAsia="等线"/>
+          <w:sz w:val="32"/>
+        </w:rPr>
+        <w:t>v946｜关闭内置 AI 新购买，保留老用户使用（2026-08-16）</w:t>
+      </w:r>
+    </w:p>
+    <w:p>
+      <w:pPr>
+        <w:spacing w:after="120" w:line="300" w:lineRule="auto"/>
+      </w:pPr>
+      <w:r>
+        <w:rPr>
+          <w:rFonts w:ascii="等线" w:hAnsi="等线" w:eastAsia="等线"/>
+          <w:sz w:val="21"/>
+        </w:rPr>
+        <w:t>当前网页版核心升级为 v946；私人 iOS 仍为 1.0.69 (69)，内置共享网页核心同步为 v946，原生桥契约 18 不变。</w:t>
+      </w:r>
+    </w:p>
+    <w:p>
+      <w:pPr>
+        <w:spacing w:after="120" w:line="300" w:lineRule="auto"/>
+      </w:pPr>
+      <w:r>
+        <w:rPr>
+          <w:rFonts w:ascii="等线" w:hAnsi="等线" w:eastAsia="等线"/>
+          <w:sz w:val="21"/>
+        </w:rPr>
+        <w:t>AI账户不再展示点数套餐、支付渠道、付款二维码、新订单、付款凭证上传或新的音色克隆申请。页面只保留老用户已有余额、已绑定音色、历史订单、流水、内置语音及当前仍开放的影院字幕功能。普通聊天、聊天识图和生图继续使用用户自行填写的外置接口。</w:t>
+      </w:r>
+    </w:p>
+    <w:p>
+      <w:pPr>
+        <w:spacing w:after="120" w:line="300" w:lineRule="auto"/>
+      </w:pPr>
+      <w:r>
+        <w:rPr>
+          <w:rFonts w:ascii="等线" w:hAnsi="等线" w:eastAsia="等线"/>
+          <w:sz w:val="21"/>
+        </w:rPr>
+        <w:t>phone-ai 服务端不再返回套餐，并对 purchase_create 与 purchase_submit 固定返回 410 purchase-channel-closed；因此旧网页或旧缓存也不能继续创建或提交新购买。三张旧付款／联系方式二维码已经从网页仓库与安装包清单中移除。</w:t>
+      </w:r>
+    </w:p>
+    <w:p>
+      <w:pPr>
+        <w:spacing w:after="120" w:line="300" w:lineRule="auto"/>
+      </w:pPr>
+      <w:r>
+        <w:rPr>
+          <w:rFonts w:ascii="等线" w:hAnsi="等线" w:eastAsia="等线"/>
+          <w:sz w:val="21"/>
+        </w:rPr>
+        <w:t>本次没有清空任何用户点数、专属音色、流水或历史订单，也没有删除管理员处理历史退款所需的数据。</w:t>
       </w:r>
     </w:p>
     <w:sectPr>

--- a/docs/maintenance/AI开发项目_项目说明文档.docx
+++ b/docs/maintenance/AI开发项目_项目说明文档.docx
@@ -8133,6 +8133,59 @@
           <w:sz w:val="21"/>
         </w:rPr>
         <w:t>本次没有清空任何用户点数、专属音色、流水或历史订单，也没有删除管理员处理历史退款所需的数据。</w:t>
+      </w:r>
+    </w:p>
+    <w:p>
+      <w:r>
+        <w:br w:type="page"/>
+      </w:r>
+    </w:p>
+    <w:p>
+      <w:pPr>
+        <w:pStyle w:val="Heading1"/>
+      </w:pPr>
+      <w:r>
+        <w:rPr>
+          <w:rFonts w:ascii="等线" w:hAnsi="等线" w:eastAsia="等线"/>
+          <w:sz w:val="32"/>
+        </w:rPr>
+        <w:t>v953 补充｜小号切回大号报备交付校验（2026-08-16）</w:t>
+      </w:r>
+    </w:p>
+    <w:p>
+      <w:pPr>
+        <w:spacing w:after="120" w:line="300" w:lineRule="auto"/>
+      </w:pPr>
+      <w:r>
+        <w:rPr>
+          <w:rFonts w:ascii="等线" w:hAnsi="等线" w:eastAsia="等线"/>
+          <w:sz w:val="21"/>
+        </w:rPr>
+        <w:t>微信统一自然系统保留大小号原有功能：小号作为独立陌生联系人生成，角色不得读取大号关系和共同记忆；切回大号后，角色对每段新增小号交流主动报备一次。</w:t>
+      </w:r>
+    </w:p>
+    <w:p>
+      <w:pPr>
+        <w:spacing w:after="120" w:line="300" w:lineRule="auto"/>
+      </w:pPr>
+      <w:r>
+        <w:rPr>
+          <w:rFonts w:ascii="等线" w:hAnsi="等线" w:eastAsia="等线"/>
+          <w:sz w:val="21"/>
+        </w:rPr>
+        <w:t>报备现在使用持久事件队列和可见交付校验。普通续聊、否认或不具名的泛化内容不会消费事件；系统会隔离旧话题重试，并在模型仍未完成时使用当前事件快照生成简短事实报备。已被旧版本错误标记为完成但没有真实报备消息的事件会自动修复并重排。</w:t>
+      </w:r>
+    </w:p>
+    <w:p>
+      <w:pPr>
+        <w:spacing w:after="120" w:line="300" w:lineRule="auto"/>
+      </w:pPr>
+      <w:r>
+        <w:rPr>
+          <w:rFonts w:ascii="等线" w:hAnsi="等线" w:eastAsia="等线"/>
+          <w:sz w:val="21"/>
+        </w:rPr>
+        <w:t>本次修复范围仅为网页 app.js 和回归测试，未修改私人 iOS App、原生桥、主屏布局、系统安全区或受保护未提交现场。</w:t>
       </w:r>
     </w:p>
     <w:sectPr>

--- a/docs/maintenance/AI开发项目_项目说明文档.docx
+++ b/docs/maintenance/AI开发项目_项目说明文档.docx
@@ -8186,6 +8186,59 @@
           <w:sz w:val="21"/>
         </w:rPr>
         <w:t>本次修复范围仅为网页 app.js 和回归测试，未修改私人 iOS App、原生桥、主屏布局、系统安全区或受保护未提交现场。</w:t>
+      </w:r>
+    </w:p>
+    <w:p>
+      <w:r>
+        <w:br w:type="page"/>
+      </w:r>
+    </w:p>
+    <w:p>
+      <w:pPr>
+        <w:pStyle w:val="Heading1"/>
+      </w:pPr>
+      <w:r>
+        <w:rPr>
+          <w:rFonts w:ascii="等线" w:hAnsi="等线" w:eastAsia="等线"/>
+          <w:sz w:val="32"/>
+        </w:rPr>
+        <w:t>当前交付基线｜网页 v953／私人 iOS 1.0.75 (75)（2026-08-16）</w:t>
+      </w:r>
+    </w:p>
+    <w:p>
+      <w:pPr>
+        <w:spacing w:after="120" w:line="300" w:lineRule="auto"/>
+      </w:pPr>
+      <w:r>
+        <w:rPr>
+          <w:rFonts w:ascii="等线" w:hAnsi="等线" w:eastAsia="等线"/>
+          <w:sz w:val="21"/>
+        </w:rPr>
+        <w:t>私人 iOS 1.0.75 (75) 继续内置网页核心 v953，原生桥契约 18。统一自然系统、小号身份隔离与主号一次性报备保持同一路线；报备只有在可见内容明确包含指定小号名称及联系动作后才推进游标。</w:t>
+      </w:r>
+    </w:p>
+    <w:p>
+      <w:pPr>
+        <w:spacing w:after="120" w:line="300" w:lineRule="auto"/>
+      </w:pPr>
+      <w:r>
+        <w:rPr>
+          <w:rFonts w:ascii="等线" w:hAnsi="等线" w:eastAsia="等线"/>
+          <w:sz w:val="21"/>
+        </w:rPr>
+        <w:t>本版把网页已验证的小号报备交付校验、旧误消费事件修复和首次直加好友 HTTP 400 本地开场兜底同步进私人 PhoneWeb.bundle。普通旧话题续写、泛化、否认、空回复或跳出角色内容不会误记为报备成功。</w:t>
+      </w:r>
+    </w:p>
+    <w:p>
+      <w:pPr>
+        <w:spacing w:after="120" w:line="300" w:lineRule="auto"/>
+      </w:pPr>
+      <w:r>
+        <w:rPr>
+          <w:rFonts w:ascii="等线" w:hAnsi="等线" w:eastAsia="等线"/>
+          <w:sz w:val="21"/>
+        </w:rPr>
+        <w:t>私人交付仍是可独立编译的完整 Xcode 工程。Windows 已通过 657 项自动测试；Mac 编译、Apple 签名和真实 iPhone 的小号聊天后切回主号报备验收仍需另行完成。</w:t>
       </w:r>
     </w:p>
     <w:sectPr>

--- a/docs/maintenance/AI开发项目_项目说明文档.docx
+++ b/docs/maintenance/AI开发项目_项目说明文档.docx
@@ -8239,6 +8239,59 @@
           <w:sz w:val="21"/>
         </w:rPr>
         <w:t>私人交付仍是可独立编译的完整 Xcode 工程。Windows 已通过 657 项自动测试；Mac 编译、Apple 签名和真实 iPhone 的小号聊天后切回主号报备验收仍需另行完成。</w:t>
+      </w:r>
+    </w:p>
+    <w:p>
+      <w:r>
+        <w:br w:type="page"/>
+      </w:r>
+    </w:p>
+    <w:p>
+      <w:pPr>
+        <w:pStyle w:val="Heading1"/>
+      </w:pPr>
+      <w:r>
+        <w:rPr>
+          <w:rFonts w:ascii="等线" w:hAnsi="等线" w:eastAsia="等线"/>
+          <w:sz w:val="32"/>
+        </w:rPr>
+        <w:t>当前交付基线｜网页 v954／私人 iOS 1.0.76 (76)（2026-08-16）</w:t>
+      </w:r>
+    </w:p>
+    <w:p>
+      <w:pPr>
+        <w:spacing w:after="120" w:line="300" w:lineRule="auto"/>
+      </w:pPr>
+      <w:r>
+        <w:rPr>
+          <w:rFonts w:ascii="等线" w:hAnsi="等线" w:eastAsia="等线"/>
+          <w:sz w:val="21"/>
+        </w:rPr>
+        <w:t>网页与私人 App 使用同一套微信统一自然系统。小号保持陌生身份隔离；切回主号后，对该次联系进行一次自然报备。报备失败不丢事件，成功后不重复，同一角色不会把原始双方聊天按标签机械念出。</w:t>
+      </w:r>
+    </w:p>
+    <w:p>
+      <w:pPr>
+        <w:spacing w:after="120" w:line="300" w:lineRule="auto"/>
+      </w:pPr>
+      <w:r>
+        <w:rPr>
+          <w:rFonts w:ascii="等线" w:hAnsi="等线" w:eastAsia="等线"/>
+          <w:sz w:val="21"/>
+        </w:rPr>
+        <w:t>音乐库在 iOS 上分别选择音频文件和录屏视频，MP3/M4A 等常用音频不再因为混合过滤器而灰显。此变更只修复文件入口，不改变既有歌曲保存、播放或视频提取逻辑。</w:t>
+      </w:r>
+    </w:p>
+    <w:p>
+      <w:pPr>
+        <w:spacing w:after="120" w:line="300" w:lineRule="auto"/>
+      </w:pPr>
+      <w:r>
+        <w:rPr>
+          <w:rFonts w:ascii="等线" w:hAnsi="等线" w:eastAsia="等线"/>
+          <w:sz w:val="21"/>
+        </w:rPr>
+        <w:t>网页核心 v954、私人 iOS 1.0.76 (76)、原生桥 18。Windows 负责自动回归与包结构检查；Mac 仍负责 Xcode 全 Target 编译、Apple 签名和真实设备验收。</w:t>
       </w:r>
     </w:p>
     <w:sectPr>

--- a/docs/maintenance/AI开发项目_项目说明文档.docx
+++ b/docs/maintenance/AI开发项目_项目说明文档.docx
@@ -8292,6 +8292,45 @@
           <w:sz w:val="21"/>
         </w:rPr>
         <w:t>网页核心 v954、私人 iOS 1.0.76 (76)、原生桥 18。Windows 负责自动回归与包结构检查；Mac 仍负责 Xcode 全 Target 编译、Apple 签名和真实设备验收。</w:t>
+      </w:r>
+    </w:p>
+    <w:p/>
+    <w:p>
+      <w:pPr>
+        <w:pStyle w:val="Heading1"/>
+      </w:pPr>
+      <w:r>
+        <w:rPr>
+          <w:rFonts w:ascii="Microsoft YaHei" w:hAnsi="Microsoft YaHei" w:eastAsia="微软雅黑"/>
+        </w:rPr>
+        <w:t>v957／私人版 1.0.79（79）｜网易云官方播放器接入（2026-08-16）</w:t>
+      </w:r>
+    </w:p>
+    <w:p>
+      <w:pPr/>
+      <w:r>
+        <w:rPr>
+          <w:rFonts w:ascii="Microsoft YaHei" w:hAnsi="Microsoft YaHei" w:eastAsia="微软雅黑"/>
+        </w:rPr>
+        <w:t>当前交付基线升级为网页 v957、私人 iOS 1.0.79（79）、原生桥 18。音乐页新增“网易云官方播放器”入口：用户可粘贴网易云歌曲、专辑或歌单的官方链接，也可输入纯数字资源 ID，在小手机内打开 music.163.com 提供的官方外链播放器。入口保存最近 8 条有效记录，并提供跳转网易云官方搜索的辅助按钮。</w:t>
+      </w:r>
+    </w:p>
+    <w:p>
+      <w:pPr/>
+      <w:r>
+        <w:rPr>
+          <w:rFonts w:ascii="Microsoft YaHei" w:hAnsi="Microsoft YaHei" w:eastAsia="微软雅黑"/>
+        </w:rPr>
+        <w:t>本功能不接入已归档的非官方接口，不抓取音源、不绕过登录、会员、地区或版权限制。曲目是否可以试听、时长和账户权益均由网易云官方页面决定。原有 Apple Music 中国区预览、Audius 公共曲库、本地 MP3/M4A 导入、歌曲保存、播放、导入导出和一起听链路保持不变。</w:t>
+      </w:r>
+    </w:p>
+    <w:p>
+      <w:pPr/>
+      <w:r>
+        <w:rPr>
+          <w:rFonts w:ascii="Microsoft YaHei" w:hAnsi="Microsoft YaHei" w:eastAsia="微软雅黑"/>
+        </w:rPr>
+        <w:t>私人 App 仅允许 HTTPS、music.163.com 且路径严格为 /outchain/player 的子框架留在 WKWebView 内；任何其他远程导航仍交给 iOS 外部打开。Windows 全量自动回归 665/665 通过，并在真实浏览器中确认官方播放器可见；Mac 编译、Apple 签名和真实 iPhone 播放验收仍需在对应设备完成。</w:t>
       </w:r>
     </w:p>
     <w:sectPr>

--- a/docs/maintenance/AI开发项目_项目说明文档.docx
+++ b/docs/maintenance/AI开发项目_项目说明文档.docx
@@ -8331,6 +8331,88 @@
           <w:rFonts w:ascii="Microsoft YaHei" w:hAnsi="Microsoft YaHei" w:eastAsia="微软雅黑"/>
         </w:rPr>
         <w:t>私人 App 仅允许 HTTPS、music.163.com 且路径严格为 /outchain/player 的子框架留在 WKWebView 内；任何其他远程导航仍交给 iOS 外部打开。Windows 全量自动回归 665/665 通过，并在真实浏览器中确认官方播放器可见；Mac 编译、Apple 签名和真实 iPhone 播放验收仍需在对应设备完成。</w:t>
+      </w:r>
+    </w:p>
+    <w:p>
+      <w:r>
+        <w:br w:type="page"/>
+      </w:r>
+    </w:p>
+    <w:p>
+      <w:pPr>
+        <w:pStyle w:val="Heading1"/>
+      </w:pPr>
+      <w:r>
+        <w:rPr>
+          <w:rFonts w:ascii="等线" w:hAnsi="等线" w:eastAsia="等线"/>
+          <w:sz w:val="32"/>
+        </w:rPr>
+        <w:t>当前交付基线｜网页 v958／私人 iOS 1.0.80 (80)（2026-08-17）</w:t>
+      </w:r>
+    </w:p>
+    <w:p>
+      <w:pPr>
+        <w:spacing w:after="120" w:line="300" w:lineRule="auto"/>
+      </w:pPr>
+      <w:r>
+        <w:rPr>
+          <w:rFonts w:ascii="等线" w:hAnsi="等线" w:eastAsia="等线"/>
+          <w:sz w:val="21"/>
+        </w:rPr>
+        <w:t>主动消息系统现在有明确的对话边界：最近用户消息已有角色回复时，本轮视为结束，随机主动消息不得继续回答、复述或改写该句；最近用户消息尚未回复时，随机任务保持安静。服务端与前台队列使用同一边界语义，主动记忆检索不再把最后一句当作必选主题。</w:t>
+      </w:r>
+    </w:p>
+    <w:p>
+      <w:pPr>
+        <w:spacing w:after="120" w:line="300" w:lineRule="auto"/>
+      </w:pPr>
+      <w:r>
+        <w:rPr>
+          <w:rFonts w:ascii="等线" w:hAnsi="等线" w:eastAsia="等线"/>
+          <w:sz w:val="21"/>
+        </w:rPr>
+        <w:t>后台联系把用户持久开关与临时场景暂停分离。角色资料 enabled 保留用户的长期选择，automation_config.suspended 负责线下约会、共同生活面对面、通话和睡眠等短暂停顿；普通定时任务暂停时顺延而不关闭资料，明确接力和测试任务仍按原规则保留。</w:t>
+      </w:r>
+    </w:p>
+    <w:p>
+      <w:pPr>
+        <w:spacing w:after="120" w:line="300" w:lineRule="auto"/>
+      </w:pPr>
+      <w:r>
+        <w:rPr>
+          <w:rFonts w:ascii="等线" w:hAnsi="等线" w:eastAsia="等线"/>
+          <w:sz w:val="21"/>
+        </w:rPr>
+        <w:t>当前版本为网页 v958、私人 iOS 1.0.80 (80)、原生桥 18。phone-role-push 已部署，Windows 自动回归 667/667 通过。仍必须在 Mac 用 Xcode 编译五个 Target，并在真实 iPhone 分别验证前台、后台、锁屏与上划强退后的 APNs 行为。</w:t>
+      </w:r>
+    </w:p>
+    <w:p>
+      <w:r>
+        <w:br w:type="page"/>
+      </w:r>
+    </w:p>
+    <w:p>
+      <w:pPr>
+        <w:pStyle w:val="Heading1"/>
+      </w:pPr>
+      <w:r>
+        <w:rPr>
+          <w:rFonts w:ascii="等线" w:hAnsi="等线" w:eastAsia="等线"/>
+          <w:sz w:val="32"/>
+        </w:rPr>
+        <w:t>v958 界面补充｜屏保返回箭头随透明玻璃主题</w:t>
+      </w:r>
+    </w:p>
+    <w:p>
+      <w:pPr>
+        <w:spacing w:after="120" w:line="300" w:lineRule="auto"/>
+      </w:pPr>
+      <w:r>
+        <w:rPr>
+          <w:rFonts w:ascii="等线" w:hAnsi="等线" w:eastAsia="等线"/>
+          <w:sz w:val="21"/>
+        </w:rPr>
+        <w:t>主页顶部“回到屏保”小箭头现在同步粉白、蓝白、灰白三套透明玻璃图标主题；纯黑主题继续使用原来的深灰按钮。此补充只改变按钮与箭头颜色，不改变屏保、主页布局、顶部安全区、动画或返回行为。</w:t>
       </w:r>
     </w:p>
     <w:sectPr>

--- a/docs/maintenance/AI开发项目_项目说明文档.docx
+++ b/docs/maintenance/AI开发项目_项目说明文档.docx
@@ -8413,6 +8413,64 @@
           <w:sz w:val="21"/>
         </w:rPr>
         <w:t>主页顶部“回到屏保”小箭头现在同步粉白、蓝白、灰白三套透明玻璃图标主题；纯黑主题继续使用原来的深灰按钮。此补充只改变按钮与箭头颜色，不改变屏保、主页布局、顶部安全区、动画或返回行为。</w:t>
+      </w:r>
+    </w:p>
+    <w:p>
+      <w:r>
+        <w:br w:type="page"/>
+      </w:r>
+    </w:p>
+    <w:p>
+      <w:pPr>
+        <w:pStyle w:val="Heading1"/>
+      </w:pPr>
+      <w:r>
+        <w:rPr>
+          <w:rFonts w:ascii="等线" w:hAnsi="等线" w:eastAsia="等线"/>
+          <w:sz w:val="32"/>
+        </w:rPr>
+        <w:t>v958 界面补充｜第二页姓名签名气泡使用亮色主题玻璃</w:t>
+      </w:r>
+    </w:p>
+    <w:p>
+      <w:pPr>
+        <w:spacing w:after="120" w:line="300" w:lineRule="auto"/>
+      </w:pPr>
+      <w:r>
+        <w:rPr>
+          <w:rFonts w:ascii="等线" w:hAnsi="等线" w:eastAsia="等线"/>
+          <w:sz w:val="21"/>
+        </w:rPr>
+        <w:t>第二页头像卡的姓名／签名气泡在粉白、蓝白、灰白透明玻璃主题中使用更明亮的对应颜色和深色文字，以适配亮色壁纸；纯黑主题继续使用原来的暗灰气泡。此调整不改变第二页结构、头像、文字编辑或应用拖动。</w:t>
+      </w:r>
+    </w:p>
+    <w:p>
+      <w:r>
+        <w:br w:type="page"/>
+      </w:r>
+    </w:p>
+    <w:p>
+      <w:pPr>
+        <w:pStyle w:val="Heading1"/>
+      </w:pPr>
+      <w:r>
+        <w:rPr>
+          <w:rFonts w:ascii="等线" w:hAnsi="等线" w:eastAsia="等线"/>
+          <w:sz w:val="32"/>
+        </w:rPr>
+        <w:t>v958 界面补充｜私人 App 顶部系统安全区随主题变色</w:t>
+      </w:r>
+    </w:p>
+    <w:p>
+      <w:pPr>
+        <w:spacing w:after="120" w:line="300" w:lineRule="auto"/>
+      </w:pPr>
+      <w:r>
+        <w:rPr>
+          <w:rFonts w:ascii="等线" w:hAnsi="等线" w:eastAsia="等线"/>
+          <w:sz w:val="21"/>
+        </w:rPr>
+        <w:t>私人 App 顶部系统安全区保留在 WKWebView 之外，以避开 Dynamic Island；其背景现在随纯黑、粉白、蓝白、灰白和线条白色配色变化，并同步状态栏图标明暗。网页位置、底部安全区和各页面功能保持原样。此能力属于私人 iOS 外壳，普通网页版不会伪装成可控制浏览器或系统状态栏。</w:t>
       </w:r>
     </w:p>
     <w:sectPr>

--- a/docs/maintenance/AI开发项目_项目说明文档.docx
+++ b/docs/maintenance/AI开发项目_项目说明文档.docx
@@ -8383,7 +8383,7 @@
           <w:rFonts w:ascii="等线" w:hAnsi="等线" w:eastAsia="等线"/>
           <w:sz w:val="21"/>
         </w:rPr>
-        <w:t>当前版本为网页 v958、私人 iOS 1.0.80 (80)、原生桥 18。phone-role-push 已部署，Windows 自动回归 667/667 通过。仍必须在 Mac 用 Xcode 编译五个 Target，并在真实 iPhone 分别验证前台、后台、锁屏与上划强退后的 APNs 行为。</w:t>
+        <w:t>当前版本为网页 v958、私人 iOS 1.0.80 (80)、原生桥 18。phone-role-push 已部署，Windows 自动回归 668/668 通过。仍必须在 Mac 用 Xcode 编译五个 Target，并在真实 iPhone 分别验证前台、后台、锁屏与上划强退后的 APNs 行为。</w:t>
       </w:r>
     </w:p>
     <w:p>
@@ -8471,6 +8471,47 @@
           <w:sz w:val="21"/>
         </w:rPr>
         <w:t>私人 App 顶部系统安全区保留在 WKWebView 之外，以避开 Dynamic Island；其背景现在随纯黑、粉白、蓝白、灰白和线条白色配色变化，并同步状态栏图标明暗。网页位置、底部安全区和各页面功能保持原样。此能力属于私人 iOS 外壳，普通网页版不会伪装成可控制浏览器或系统状态栏。</w:t>
+      </w:r>
+    </w:p>
+    <w:p>
+      <w:r>
+        <w:br w:type="page"/>
+      </w:r>
+    </w:p>
+    <w:p>
+      <w:pPr>
+        <w:pStyle w:val="Heading1"/>
+      </w:pPr>
+      <w:r>
+        <w:rPr>
+          <w:rFonts w:ascii="等线" w:hAnsi="等线" w:eastAsia="等线"/>
+          <w:sz w:val="32"/>
+        </w:rPr>
+        <w:t>v958 界面补充｜音乐播放页唱片可独立选择黑白蓝粉</w:t>
+      </w:r>
+    </w:p>
+    <w:p>
+      <w:pPr>
+        <w:spacing w:after="120" w:line="300" w:lineRule="auto"/>
+      </w:pPr>
+      <w:r>
+        <w:rPr>
+          <w:rFonts w:ascii="等线" w:hAnsi="等线" w:eastAsia="等线"/>
+          <w:sz w:val="21"/>
+        </w:rPr>
+        <w:t>音乐设置的播放页外观新增黑、白、蓝、粉四色唱片选项。选择只影响完整播放器中的唱片和头像下方的一起听圆形按钮，不会改变主屏主题、主屏唱片、音乐背景、封面、进度条或其他按钮。白色圆形按钮使用深色外圈和深色图标保持清晰。</w:t>
+      </w:r>
+    </w:p>
+    <w:p>
+      <w:pPr>
+        <w:spacing w:after="120" w:line="300" w:lineRule="auto"/>
+      </w:pPr>
+      <w:r>
+        <w:rPr>
+          <w:rFonts w:ascii="等线" w:hAnsi="等线" w:eastAsia="等线"/>
+          <w:sz w:val="21"/>
+        </w:rPr>
+        <w:t>所选颜色保存在 S.music.discColor，并随音乐整包和分首备份导出、导入恢复。私人 App 内置 PhoneWeb.bundle 与网页共享同一实现；Windows 验证不能代替 Android 真机渲染、Mac 编译或 iPhone 真机视觉验收。</w:t>
       </w:r>
     </w:p>
     <w:sectPr>

--- a/docs/maintenance/AI开发项目_项目说明文档.docx
+++ b/docs/maintenance/AI开发项目_项目说明文档.docx
@@ -8487,7 +8487,7 @@
           <w:rFonts w:ascii="等线" w:hAnsi="等线" w:eastAsia="等线"/>
           <w:sz w:val="32"/>
         </w:rPr>
-        <w:t>v958 界面补充｜音乐播放页唱片可独立选择黑白蓝粉</w:t>
+        <w:t>v959 界面补充｜音乐播放页唱片可独立选择黑白蓝粉</w:t>
       </w:r>
     </w:p>
     <w:p>
@@ -8512,6 +8512,88 @@
           <w:sz w:val="21"/>
         </w:rPr>
         <w:t>所选颜色保存在 S.music.discColor，并随音乐整包和分首备份导出、导入恢复。私人 App 内置 PhoneWeb.bundle 与网页共享同一实现；Windows 验证不能代替 Android 真机渲染、Mac 编译或 iPhone 真机视觉验收。</w:t>
+      </w:r>
+    </w:p>
+    <w:p>
+      <w:r>
+        <w:br w:type="page"/>
+      </w:r>
+    </w:p>
+    <w:p>
+      <w:pPr>
+        <w:pStyle w:val="Heading1"/>
+      </w:pPr>
+      <w:r>
+        <w:rPr>
+          <w:rFonts w:ascii="等线" w:hAnsi="等线" w:eastAsia="等线"/>
+          <w:sz w:val="32"/>
+        </w:rPr>
+        <w:t>v959 界面补充｜音乐播放页唱片可独立选择黑白蓝粉</w:t>
+      </w:r>
+    </w:p>
+    <w:p>
+      <w:pPr>
+        <w:spacing w:after="120" w:line="300" w:lineRule="auto"/>
+      </w:pPr>
+      <w:r>
+        <w:rPr>
+          <w:rFonts w:ascii="等线" w:hAnsi="等线" w:eastAsia="等线"/>
+          <w:sz w:val="21"/>
+        </w:rPr>
+        <w:t>音乐设置的播放页外观新增黑、白、蓝、粉四色唱片选项。选择只影响完整播放器中的唱片和头像下方的一起听圆形按钮，不会改变主屏主题、主屏唱片、音乐背景、封面、进度条或其他按钮。白色圆形按钮使用深色外圈和深色图标保持清晰。</w:t>
+      </w:r>
+    </w:p>
+    <w:p>
+      <w:pPr>
+        <w:spacing w:after="120" w:line="300" w:lineRule="auto"/>
+      </w:pPr>
+      <w:r>
+        <w:rPr>
+          <w:rFonts w:ascii="等线" w:hAnsi="等线" w:eastAsia="等线"/>
+          <w:sz w:val="21"/>
+        </w:rPr>
+        <w:t>所选颜色保存在 S.music.discColor，并随音乐整包和分首备份导出、导入恢复。私人 App 内置 PhoneWeb.bundle 与网页共享同一实现；Windows 验证不能代替 Android 真机渲染、Mac 编译或 iPhone 真机视觉验收。</w:t>
+      </w:r>
+    </w:p>
+    <w:p>
+      <w:r>
+        <w:br w:type="page"/>
+      </w:r>
+    </w:p>
+    <w:p>
+      <w:pPr>
+        <w:pStyle w:val="Heading1"/>
+      </w:pPr>
+      <w:r>
+        <w:rPr>
+          <w:rFonts w:ascii="等线" w:hAnsi="等线" w:eastAsia="等线"/>
+          <w:sz w:val="32"/>
+        </w:rPr>
+        <w:t>v959 界面复核｜唱片颜色入口、顶部主题条与透明气泡</w:t>
+      </w:r>
+    </w:p>
+    <w:p>
+      <w:pPr>
+        <w:spacing w:after="120" w:line="300" w:lineRule="auto"/>
+      </w:pPr>
+      <w:r>
+        <w:rPr>
+          <w:rFonts w:ascii="等线" w:hAnsi="等线" w:eastAsia="等线"/>
+          <w:sz w:val="21"/>
+        </w:rPr>
+        <w:t>音乐播放页外观列表直接显示“唱片颜色”一行和当前颜色，进入后可选黑、白、蓝、粉。网页顶部状态条和私人 App 顶部系统安全区使用同一主题映射，切换主题会立即同步；纯黑保持黑色，粉蓝灰使用浅色，白色为纯白。</w:t>
+      </w:r>
+    </w:p>
+    <w:p>
+      <w:pPr>
+        <w:spacing w:after="120" w:line="300" w:lineRule="auto"/>
+      </w:pPr>
+      <w:r>
+        <w:rPr>
+          <w:rFonts w:ascii="等线" w:hAnsi="等线" w:eastAsia="等线"/>
+          <w:sz w:val="21"/>
+        </w:rPr>
+        <w:t>第二页姓名／签名气泡仍随粉白、蓝白、灰白和线条配色变化，但填充已降低到透明玻璃范围，亮壁纸可明显透出。以上调整不改变主屏布局、气泡编辑、音乐背景、主屏唱片或其他音乐控制。</w:t>
       </w:r>
     </w:p>
     <w:sectPr>

--- a/docs/maintenance/AI开发项目_项目说明文档.docx
+++ b/docs/maintenance/AI开发项目_项目说明文档.docx
@@ -8594,6 +8594,71 @@
           <w:sz w:val="21"/>
         </w:rPr>
         <w:t>第二页姓名／签名气泡仍随粉白、蓝白、灰白和线条配色变化，但填充已降低到透明玻璃范围，亮壁纸可明显透出。以上调整不改变主屏布局、气泡编辑、音乐背景、主屏唱片或其他音乐控制。</w:t>
+      </w:r>
+    </w:p>
+    <w:p>
+      <w:r>
+        <w:br w:type="page"/>
+      </w:r>
+    </w:p>
+    <w:p>
+      <w:pPr>
+        <w:pStyle w:val="Heading1"/>
+      </w:pPr>
+      <w:r>
+        <w:rPr>
+          <w:rFonts w:ascii="等线" w:hAnsi="等线" w:eastAsia="等线"/>
+          <w:sz w:val="32"/>
+        </w:rPr>
+        <w:t>当前交付基线｜网页 v965／私人 iOS 1.0.87 (87)／原生桥 23（2026-08-17）</w:t>
+      </w:r>
+    </w:p>
+    <w:p>
+      <w:pPr>
+        <w:spacing w:after="120" w:line="300" w:lineRule="auto"/>
+      </w:pPr>
+      <w:r>
+        <w:rPr>
+          <w:rFonts w:ascii="等线" w:hAnsi="等线" w:eastAsia="等线"/>
+          <w:sz w:val="21"/>
+        </w:rPr>
+        <w:t>角色生成链现在按基础人设与说话习惯、世界书真实设定与规则、当前真实事件和相关记忆、角色自主判断与自然表达、可用功能的顺序组织。极端依恋、数值心情、上下位、知识滑块和随机当前活动不再替角色做决定；挂断拒接失联、共同经历和所有实际执行动作继续被角色感知。角色可以自主发起电话、礼物、约会、游戏、音乐和共同观看，不要求用户先提出。</w:t>
+      </w:r>
+    </w:p>
+    <w:p>
+      <w:pPr>
+        <w:spacing w:after="120" w:line="300" w:lineRule="auto"/>
+      </w:pPr>
+      <w:r>
+        <w:rPr>
+          <w:rFonts w:ascii="等线" w:hAnsi="等线" w:eastAsia="等线"/>
+          <w:sz w:val="21"/>
+        </w:rPr>
+        <w:t>私人 App 的微信外部屏幕共享复用放映室已经验证的媒体音频会话保护，角色发声不再主动暂停抖音等外部媒体；普通通话仍保留原识别暂停与重建。受保护平台只支持逐帧识别当前可见画面和烧录字幕，不提供完整字幕轨抓取或版权绕过。</w:t>
+      </w:r>
+    </w:p>
+    <w:p>
+      <w:pPr>
+        <w:spacing w:after="120" w:line="300" w:lineRule="auto"/>
+      </w:pPr>
+      <w:r>
+        <w:rPr>
+          <w:rFonts w:ascii="等线" w:hAnsi="等线" w:eastAsia="等线"/>
+          <w:sz w:val="21"/>
+        </w:rPr>
+        <w:t>私人 App 首页的大面积玻璃组件改用低风险合成路径，降低滑动、发热或内存压力下内容层消失并造成全页点不动的概率，不改变主题、布局、图标、拖动或网页／Android 行为。角色真实作息同步为独立云端计划：工作日上班和下班边界由角色按人设、世界书和记忆自然通知，周末与请假不触发。</w:t>
+      </w:r>
+    </w:p>
+    <w:p>
+      <w:pPr>
+        <w:spacing w:after="120" w:line="300" w:lineRule="auto"/>
+      </w:pPr>
+      <w:r>
+        <w:rPr>
+          <w:rFonts w:ascii="等线" w:hAnsi="等线" w:eastAsia="等线"/>
+          <w:sz w:val="21"/>
+        </w:rPr>
+        <w:t>当前版本为网页 v965、私人 iOS 1.0.87 (87)、原生桥 23。私人 PhoneWeb.bundle 已从唯一共享源码重建，Windows 全量自动回归 679/679 通过。仍必须在 Mac 编译签名，并在真实 iPhone 验证外部媒体连续播放、首页高温／滚动稳定、当前帧字幕识别和后台上班／下班 APNs。</w:t>
       </w:r>
     </w:p>
     <w:sectPr>

--- a/docs/maintenance/AI开发项目_项目说明文档.docx
+++ b/docs/maintenance/AI开发项目_项目说明文档.docx
@@ -8659,6 +8659,59 @@
           <w:sz w:val="21"/>
         </w:rPr>
         <w:t>当前版本为网页 v965、私人 iOS 1.0.87 (87)、原生桥 23。私人 PhoneWeb.bundle 已从唯一共享源码重建，Windows 全量自动回归 679/679 通过。仍必须在 Mac 编译签名，并在真实 iPhone 验证外部媒体连续播放、首页高温／滚动稳定、当前帧字幕识别和后台上班／下班 APNs。</w:t>
+      </w:r>
+    </w:p>
+    <w:p>
+      <w:r>
+        <w:br w:type="page"/>
+      </w:r>
+    </w:p>
+    <w:p>
+      <w:pPr>
+        <w:pStyle w:val="Heading1"/>
+      </w:pPr>
+      <w:r>
+        <w:rPr>
+          <w:rFonts w:ascii="等线" w:hAnsi="等线" w:eastAsia="等线"/>
+          <w:sz w:val="32"/>
+        </w:rPr>
+        <w:t>当前交付基线｜网页 v966／私人 iOS 1.0.88 (88)／原生桥 23（2026-08-17）</w:t>
+      </w:r>
+    </w:p>
+    <w:p>
+      <w:pPr>
+        <w:spacing w:after="120" w:line="300" w:lineRule="auto"/>
+      </w:pPr>
+      <w:r>
+        <w:rPr>
+          <w:rFonts w:ascii="等线" w:hAnsi="等线" w:eastAsia="等线"/>
+          <w:sz w:val="21"/>
+        </w:rPr>
+        <w:t>v966 的主屏普通触摸由系统原生处理点按、横向翻页和纵向滚动；轻微位移只取消待定长按，不再模拟 scrollLeft 或提前 preventDefault。长按真正成立后才进入 home-drag-active，原有跨页排序、Dock 与组件布局能力保持。</w:t>
+      </w:r>
+    </w:p>
+    <w:p>
+      <w:pPr>
+        <w:spacing w:after="120" w:line="300" w:lineRule="auto"/>
+      </w:pPr>
+      <w:r>
+        <w:rPr>
+          <w:rFonts w:ascii="等线" w:hAnsi="等线" w:eastAsia="等线"/>
+          <w:sz w:val="21"/>
+        </w:rPr>
+        <w:t>全部主屏页保持 content-visibility:visible，避免移动浏览器把横向滚动容器中的绝对定位应用和组件误判为屏外内容后反复卸载。滚动页码只在实际页号变化时刷新，取消或页面隐藏会清理拖拽幽灵、透明度、pointer-events 和编辑状态。</w:t>
+      </w:r>
+    </w:p>
+    <w:p>
+      <w:pPr>
+        <w:spacing w:after="120" w:line="300" w:lineRule="auto"/>
+      </w:pPr>
+      <w:r>
+        <w:rPr>
+          <w:rFonts w:ascii="等线" w:hAnsi="等线" w:eastAsia="等线"/>
+          <w:sz w:val="21"/>
+        </w:rPr>
+        <w:t>本轮未更改角色基础人设、世界书、真实事件与记忆、角色自主能力、挂断拒接失联事实、微信与放映室媒体、后台主动联系、主题颜色、图标和业务数据。当前为网页 v966、私人 iOS 1.0.88 (88)、原生桥 23；Windows 全量自动回归 682/682 通过，iPhone/Android 浏览器模拟通过。仍须在 Mac 编译签名，并在真实 iPhone 验证持续点按、长按拖拽、反复翻页、发热和内存压力下的组件稳定性。</w:t>
       </w:r>
     </w:p>
     <w:sectPr>

--- a/docs/maintenance/AI开发项目_项目说明文档.docx
+++ b/docs/maintenance/AI开发项目_项目说明文档.docx
@@ -8712,6 +8712,71 @@
           <w:sz w:val="21"/>
         </w:rPr>
         <w:t>本轮未更改角色基础人设、世界书、真实事件与记忆、角色自主能力、挂断拒接失联事实、微信与放映室媒体、后台主动联系、主题颜色、图标和业务数据。当前为网页 v966、私人 iOS 1.0.88 (88)、原生桥 23；Windows 全量自动回归 682/682 通过，iPhone/Android 浏览器模拟通过。仍须在 Mac 编译签名，并在真实 iPhone 验证持续点按、长按拖拽、反复翻页、发热和内存压力下的组件稳定性。</w:t>
+      </w:r>
+    </w:p>
+    <w:p>
+      <w:r>
+        <w:br w:type="page"/>
+      </w:r>
+    </w:p>
+    <w:p>
+      <w:pPr>
+        <w:pStyle w:val="Heading1"/>
+      </w:pPr>
+      <w:r>
+        <w:rPr>
+          <w:rFonts w:ascii="等线" w:hAnsi="等线" w:eastAsia="等线"/>
+          <w:sz w:val="32"/>
+        </w:rPr>
+        <w:t>当前交付基线｜网页 v967／私人 iOS 1.0.89 (89)／原生桥 23（2026-08-18）</w:t>
+      </w:r>
+    </w:p>
+    <w:p>
+      <w:pPr>
+        <w:spacing w:after="120" w:line="300" w:lineRule="auto"/>
+      </w:pPr>
+      <w:r>
+        <w:rPr>
+          <w:rFonts w:ascii="等线" w:hAnsi="等线" w:eastAsia="等线"/>
+          <w:sz w:val="21"/>
+        </w:rPr>
+        <w:t>v967 统一处理模型回复的常见外层封装，并把可恢复的格式问题与真正不安全的拒绝／跳出角色分开。线下约会、共同生活与微信回复会在校验、修复、拆分和最终显示前使用同一份可见正文，降低模型已有回复却被误报为空的概率。</w:t>
+      </w:r>
+    </w:p>
+    <w:p>
+      <w:pPr>
+        <w:spacing w:after="120" w:line="300" w:lineRule="auto"/>
+      </w:pPr>
+      <w:r>
+        <w:rPr>
+          <w:rFonts w:ascii="等线" w:hAnsi="等线" w:eastAsia="等线"/>
+          <w:sz w:val="21"/>
+        </w:rPr>
+        <w:t>私人 App 第二页卡片的兼容底色只作用于原生无背景模糊稳定分支，覆盖黑、粉、蓝、灰白和自定义色；问题按不同设备合成行为处理，不定义成黑色主题专属问题。正常网页与支持原玻璃合成的环境继续使用既有主题效果。</w:t>
+      </w:r>
+    </w:p>
+    <w:p>
+      <w:pPr>
+        <w:spacing w:after="120" w:line="300" w:lineRule="auto"/>
+      </w:pPr>
+      <w:r>
+        <w:rPr>
+          <w:rFonts w:ascii="等线" w:hAnsi="等线" w:eastAsia="等线"/>
+          <w:sz w:val="21"/>
+        </w:rPr>
+        <w:t>公开网页只隔离真实 iPhone 伴生数据和原生控制上下文，经典网页查岗、角色权限、内置软件锁定、每日使用限额及既有应用均保留。私人 App 继续通过原生桥 23 使用获授权的真实设备能力。</w:t>
+      </w:r>
+    </w:p>
+    <w:p>
+      <w:pPr>
+        <w:spacing w:after="120" w:line="300" w:lineRule="auto"/>
+      </w:pPr>
+      <w:r>
+        <w:rPr>
+          <w:rFonts w:ascii="等线" w:hAnsi="等线" w:eastAsia="等线"/>
+          <w:sz w:val="21"/>
+        </w:rPr>
+        <w:t>当前版本为网页 v967、私人 iOS 1.0.89 (89)、原生桥 23。PhoneWeb.bundle 已从共享源码重建，Windows 全量 Node 回归 686/686 通过；仍须在 Mac 编译签名，并在真实 iPhone 验证模型返回封装、四套主题第二页卡片，以及网页／私人 App 数据边界。</w:t>
       </w:r>
     </w:p>
     <w:sectPr>

--- a/docs/maintenance/AI开发项目_项目说明文档.docx
+++ b/docs/maintenance/AI开发项目_项目说明文档.docx
@@ -8777,6 +8777,71 @@
           <w:sz w:val="21"/>
         </w:rPr>
         <w:t>当前版本为网页 v967、私人 iOS 1.0.89 (89)、原生桥 23。PhoneWeb.bundle 已从共享源码重建，Windows 全量 Node 回归 686/686 通过；仍须在 Mac 编译签名，并在真实 iPhone 验证模型返回封装、四套主题第二页卡片，以及网页／私人 App 数据边界。</w:t>
+      </w:r>
+    </w:p>
+    <w:p>
+      <w:r>
+        <w:br w:type="page"/>
+      </w:r>
+    </w:p>
+    <w:p>
+      <w:pPr>
+        <w:pStyle w:val="Heading1"/>
+      </w:pPr>
+      <w:r>
+        <w:rPr>
+          <w:rFonts w:ascii="等线" w:hAnsi="等线" w:eastAsia="等线"/>
+          <w:sz w:val="32"/>
+        </w:rPr>
+        <w:t>当前交付基线｜网页 v968／私人 iOS 1.0.90 (90)／原生桥 23（2026-08-18）</w:t>
+      </w:r>
+    </w:p>
+    <w:p>
+      <w:pPr>
+        <w:spacing w:after="120" w:line="300" w:lineRule="auto"/>
+      </w:pPr>
+      <w:r>
+        <w:rPr>
+          <w:rFonts w:ascii="等线" w:hAnsi="等线" w:eastAsia="等线"/>
+          <w:sz w:val="21"/>
+        </w:rPr>
+        <w:t>v968 让屏幕共享开始／结束事件携带本通电话真实上下文，并对机械状态复述、缺少自然反应或外语无逐句翻译的结果按同一上下文重试一次。共享外部媒体期间，角色 TTS 使用私人 App 原生压缩增益链提升人声，不重置正在播放视频的共享音频会话。</w:t>
+      </w:r>
+    </w:p>
+    <w:p>
+      <w:pPr>
+        <w:spacing w:after="120" w:line="300" w:lineRule="auto"/>
+      </w:pPr>
+      <w:r>
+        <w:rPr>
+          <w:rFonts w:ascii="等线" w:hAnsi="等线" w:eastAsia="等线"/>
+          <w:sz w:val="21"/>
+        </w:rPr>
+        <w:t>角色手机新增独立日记密码和按需当天日记：默认密码取相遇日期 MMDD，第一次输错会被角色发现，角色可独立改密。日记只在打开时准备当天一篇，采用紧凑列表和全屏横线纸阅读；未收藏 24 小时到期，收藏永久保留，旧无期限条目不误删。通话记录默认折叠。</w:t>
+      </w:r>
+    </w:p>
+    <w:p>
+      <w:pPr>
+        <w:spacing w:after="120" w:line="300" w:lineRule="auto"/>
+      </w:pPr>
+      <w:r>
+        <w:rPr>
+          <w:rFonts w:ascii="等线" w:hAnsi="等线" w:eastAsia="等线"/>
+          <w:sz w:val="21"/>
+        </w:rPr>
+        <w:t>角色微信支持修改用户自己的备注，角色到下一次真实聊天才发现；角色推特结合人设、圈子设置和真实日常，并使用最多一次温和改写的宽松去重，只有完全相同或几乎逐字重复才硬拦截。公开网页的数据隔离不删除任何原有业务功能。</w:t>
+      </w:r>
+    </w:p>
+    <w:p>
+      <w:pPr>
+        <w:spacing w:after="120" w:line="300" w:lineRule="auto"/>
+      </w:pPr>
+      <w:r>
+        <w:rPr>
+          <w:rFonts w:ascii="等线" w:hAnsi="等线" w:eastAsia="等线"/>
+          <w:sz w:val="21"/>
+        </w:rPr>
+        <w:t>当前版本为网页 v968、私人 iOS 1.0.90 (90)、原生桥 23。PhoneWeb.bundle 已从共享源码重建并通过 Windows 自动测试；仍须在 Mac 编译签名，并在真实 iPhone 验证屏幕共享反应、逐句翻译、后台视频与角色人声比例、日记密码和跨 24 小时保留行为。</w:t>
       </w:r>
     </w:p>
     <w:sectPr>

--- a/docs/maintenance/AI开发项目_项目说明文档.docx
+++ b/docs/maintenance/AI开发项目_项目说明文档.docx
@@ -8842,6 +8842,71 @@
           <w:sz w:val="21"/>
         </w:rPr>
         <w:t>当前版本为网页 v968、私人 iOS 1.0.90 (90)、原生桥 23。PhoneWeb.bundle 已从共享源码重建并通过 Windows 自动测试；仍须在 Mac 编译签名，并在真实 iPhone 验证屏幕共享反应、逐句翻译、后台视频与角色人声比例、日记密码和跨 24 小时保留行为。</w:t>
+      </w:r>
+    </w:p>
+    <w:p>
+      <w:r>
+        <w:br w:type="page"/>
+      </w:r>
+    </w:p>
+    <w:p>
+      <w:pPr>
+        <w:pStyle w:val="Heading1"/>
+      </w:pPr>
+      <w:r>
+        <w:rPr>
+          <w:rFonts w:ascii="等线" w:hAnsi="等线" w:eastAsia="等线"/>
+          <w:sz w:val="32"/>
+        </w:rPr>
+        <w:t>当前交付基线｜网页 v978／私人 iOS 1.0.100 (100)／原生桥 23（2026-08-18）</w:t>
+      </w:r>
+    </w:p>
+    <w:p>
+      <w:pPr>
+        <w:spacing w:after="120" w:line="300" w:lineRule="auto"/>
+      </w:pPr>
+      <w:r>
+        <w:rPr>
+          <w:rFonts w:ascii="等线" w:hAnsi="等线" w:eastAsia="等线"/>
+          <w:sz w:val="21"/>
+        </w:rPr>
+        <w:t>v978 修复用户明确要求全锁或解除全锁时被模型“仅内置”标签降级的问题。当前用户请求会与角色同方向执行标签共同进入确定性落地；完整动作覆盖小手机已授权内置 App 和真实 iPhone 当前全部已选 App。拒绝、相反动作、问句、否定句和条件句不会误执行。</w:t>
+      </w:r>
+    </w:p>
+    <w:p>
+      <w:pPr>
+        <w:spacing w:after="120" w:line="300" w:lineRule="auto"/>
+      </w:pPr>
+      <w:r>
+        <w:rPr>
+          <w:rFonts w:ascii="等线" w:hAnsi="等线" w:eastAsia="等线"/>
+          <w:sz w:val="21"/>
+        </w:rPr>
+        <w:t>通话记录按联系人和通话 session 保存展开状态。删除或编辑单句后，页面会恢复原开合状态，并在布局稳定后恢复原阅读位置或距底部距离。</w:t>
+      </w:r>
+    </w:p>
+    <w:p>
+      <w:pPr>
+        <w:spacing w:after="120" w:line="300" w:lineRule="auto"/>
+      </w:pPr>
+      <w:r>
+        <w:rPr>
+          <w:rFonts w:ascii="等线" w:hAnsi="等线" w:eastAsia="等线"/>
+          <w:sz w:val="21"/>
+        </w:rPr>
+        <w:t>四套透明玻璃图标主题的组件颜色和透明度偏好现在覆盖固定主题值；私人 App 第二页实体玻璃底色使用同一透明度变量。未设置自定义值时继续使用既有设备兼容默认值。</w:t>
+      </w:r>
+    </w:p>
+    <w:p>
+      <w:pPr>
+        <w:spacing w:after="120" w:line="300" w:lineRule="auto"/>
+      </w:pPr>
+      <w:r>
+        <w:rPr>
+          <w:rFonts w:ascii="等线" w:hAnsi="等线" w:eastAsia="等线"/>
+          <w:sz w:val="21"/>
+        </w:rPr>
+        <w:t>当前版本为网页 v978、私人 iOS 1.0.100 (100)、原生桥 23。共享网页与 PhoneWeb.bundle 已同步并完成 Windows 自动回归；仍须在 Mac 编译签名，并在真实 iPhone 验证全部锁定与解除回执、通话记录删除后的状态，以及四主题透明度 0／默认／100 的视觉变化。</w:t>
       </w:r>
     </w:p>
     <w:sectPr>

--- a/docs/maintenance/AI开发项目_项目说明文档.docx
+++ b/docs/maintenance/AI开发项目_项目说明文档.docx
@@ -8907,6 +8907,242 @@
           <w:sz w:val="21"/>
         </w:rPr>
         <w:t>当前版本为网页 v978、私人 iOS 1.0.100 (100)、原生桥 23。共享网页与 PhoneWeb.bundle 已同步并完成 Windows 自动回归；仍须在 Mac 编译签名，并在真实 iPhone 验证全部锁定与解除回执、通话记录删除后的状态，以及四主题透明度 0／默认／100 的视觉变化。</w:t>
+      </w:r>
+    </w:p>
+    <w:p/>
+    <w:p>
+      <w:r>
+        <w:rPr>
+          <w:b/>
+        </w:rPr>
+        <w:t>2026-08-18｜现代婚礼互动剧情第一版预览（未发布）</w:t>
+      </w:r>
+    </w:p>
+    <w:p>
+      <w:r>
+        <w:t>1. 新增独立“婚礼”App 第一版框架，当前只实现现代风格。流程包含选择角色、迎接、牵手、誓言、剧情选择、亲吻手背、戴戒指、仪式结束和现代婚书；新娘始终采用第一人称画面，不显示新娘正脸或完整身体。</w:t>
+      </w:r>
+    </w:p>
+    <w:p>
+      <w:r>
+        <w:t>2. 剧情不按每句话请求生图。第一版只使用 welcome、kiss、ring 三个固定关键镜头，普通台词通过同一画面的镜头推进、光效和字幕演出；亲吻动作明确落在手背，不是手腕、手臂或手心。</w:t>
+      </w:r>
+    </w:p>
+    <w:p>
+      <w:r>
+        <w:t>3. 进入婚礼时复用当前角色的 buildSystem(c) 与 chatAPI，一次生成完整短场脚本。模型必须返回结构化 JSON，同时提供旁白、角色台词、两个玩家选项和各自回应；解析失败或当前模型不可用时只回退到可玩的样片台词，不阻塞体验。</w:t>
+      </w:r>
+    </w:p>
+    <w:p>
+      <w:r>
+        <w:t>4. 只有角色台词允许自动语音。检测到已配置的角色／默认 TTS 后自动播放并按“角色＋台词”缓存；未配置语音时保持纯点击字幕。旁白永远不自动朗读。</w:t>
+      </w:r>
+    </w:p>
+    <w:p>
+      <w:r>
+        <w:t>5. 根网页与私人 PhoneWeb.bundle 已同步婚礼脚本、样式和三张 WebP 样片。390×844 本地浏览器已完整跑通 16 个演出步骤、选项分支与婚书结尾；新增 6 项专项测试通过。</w:t>
+      </w:r>
+    </w:p>
+    <w:p>
+      <w:r>
+        <w:t>6. 本轮属于交互与视觉预览，尚未提升正式版本、提交、推送或打包。当前三张人物图只是演出样片；必须先由用户试玩确认节奏和界面，再决定是否接入按角色外貌设定生成、身份锚点与永久缓存。</w:t>
+      </w:r>
+    </w:p>
+    <w:p/>
+    <w:p>
+      <w:pPr>
+        <w:keepNext/>
+      </w:pPr>
+      <w:r>
+        <w:rPr>
+          <w:b/>
+          <w:sz w:val="28"/>
+        </w:rPr>
+        <w:t>2026-08-18｜现代婚礼互动剧情第二版预览（未发布）</w:t>
+      </w:r>
+    </w:p>
+    <w:p>
+      <w:r>
+        <w:t>1. 婚礼舞台改为常驻双背景层。同一场景内逐句点击只替换字幕，不再重建背景或重播运镜；welcome、kiss、ring 真正换场时使用约 1.15 秒交叉淡化，避免画面弹跳和生硬切换。</w:t>
+      </w:r>
+    </w:p>
+    <w:p>
+      <w:r>
+        <w:t>2. 仪式扩展为约二十余个演出节点，包含牵手迎接、并肩花路、司仪询问、三次互动选择、双方誓言、亲吻手背、交换戒指、亲友祝福、退场与签署婚书。模型仍只调用一次并依据角色完整设定生成旁白、角色台词、司仪台词和选择回应。</w:t>
+      </w:r>
+    </w:p>
+    <w:p>
+      <w:r>
+        <w:t>3. 现代婚书采用用户确认的第二张精致候选底图：原创银灰雕花、白玫瑰和少量香槟金细节。证书固定保留英文手写体标题与多段婚书正文，只动态替换日期、用户姓名、角色原名和最后一句角色专属结语；角色姓名强制读取 contact.name，不读取 remark。</w:t>
+      </w:r>
+    </w:p>
+    <w:p>
+      <w:r>
+        <w:t>4. 婚书分隔符改为 CSS 细横线与小菱形，不使用可能渲染成黑块的装饰字符。标题缩放并限制在纸张边框内，签名线和底部双方姓名保持原参考图层级。</w:t>
+      </w:r>
+    </w:p>
+    <w:p>
+      <w:r>
+        <w:t>5. 婚书展示页新增八片低密度花瓣动画，主要从两侧落下，不拦截点击；系统开启减少动态效果时停用动画。根网页与私人 PhoneWeb.bundle 已同步 certificate-v3.webp、脚本和样式。</w:t>
+      </w:r>
+    </w:p>
+    <w:p>
+      <w:r>
+        <w:t>6. 本轮仍是未发布试玩，不提升正式版本、不提交、不推送、不打包；Mac 编译和真实 iPhone 验证仍未完成。</w:t>
+      </w:r>
+    </w:p>
+    <w:p>
+      <w:pPr/>
+      <w:r>
+        <w:t>7. 第二版新增三张身份一致的关键 CG：角色正面牵手走花路、正面双手持用户最终指定的对折誓词纸、仪式完成后正面拥抱。与 welcome、kiss、ring 组成六个可切换画面，新娘依然始终为第一人称视角。</w:t>
+      </w:r>
+    </w:p>
+    <w:p>
+      <w:pPr/>
+      <w:r>
+        <w:t>8. Marriage Certificate 标题不再只依赖固定 CSS 字号；婚书显示后按实际字体测量宽度逐步缩小，在字体延迟加载后复测，同时强制水平居中。390×844 预览实测标题边界全部在纸张内，中心与卡片中心一致。</w:t>
+      </w:r>
+    </w:p>
+    <w:p>
+      <w:r>
+        <w:br w:type="page"/>
+      </w:r>
+    </w:p>
+    <w:p>
+      <w:pPr>
+        <w:pStyle w:val="Heading1"/>
+      </w:pPr>
+      <w:r>
+        <w:rPr>
+          <w:rFonts w:ascii="等线" w:hAnsi="等线" w:eastAsia="等线"/>
+          <w:sz w:val="32"/>
+        </w:rPr>
+        <w:t>2026-08-18｜现代婚礼邀请、倒计时与婚后状态预览（未发布）</w:t>
+      </w:r>
+    </w:p>
+    <w:p>
+      <w:pPr>
+        <w:spacing w:after="120" w:line="300" w:lineRule="auto"/>
+      </w:pPr>
+      <w:r>
+        <w:rPr>
+          <w:rFonts w:ascii="等线" w:hAnsi="等线" w:eastAsia="等线"/>
+          <w:sz w:val="21"/>
+        </w:rPr>
+        <w:t>婚礼邀请改为两阶段流程。角色先发送婚礼形式选择卡，用户可看到现代婚礼与中式婚礼两个方向；当前预览只开放现代婚礼，中式婚礼保留入口并明确标记为下一阶段。选择现代后，卡片实时显示距离婚礼的剩余时间，后台一次准备完整角色台词、旁白、司仪台词与六张严格动作 CG。时间到且准备完成后，角色先按人设发送一条‘时间到了’式微信，再发送正式入场卡。</w:t>
+      </w:r>
+    </w:p>
+    <w:p>
+      <w:pPr>
+        <w:spacing w:after="120" w:line="300" w:lineRule="auto"/>
+      </w:pPr>
+      <w:r>
+        <w:rPr>
+          <w:rFonts w:ascii="等线" w:hAnsi="等线" w:eastAsia="等线"/>
+          <w:sz w:val="21"/>
+        </w:rPr>
+        <w:t>现代婚礼全程为纯点击字幕，不再播放角色 TTS。用户提供的 modern-wedding-bgm.mp3 仅在现代婚礼内循环播放，退出婚礼或打开收藏婚书时停止。角色外貌使用人物设定提取身份锚点，不同角色必须使用不同脸型与发型；日常穿搭完全忽略，模型只在黑色或象牙白正式新郎礼服中选择一套并固定全场。每张 CG 绑定唯一动作契约并经过视觉复核，台词也按当前 scene 校验，避免画面和文字错位。</w:t>
+      </w:r>
+    </w:p>
+    <w:p>
+      <w:pPr>
+        <w:spacing w:after="120" w:line="300" w:lineRule="auto"/>
+      </w:pPr>
+      <w:r>
+        <w:rPr>
+          <w:rFonts w:ascii="等线" w:hAnsi="等线" w:eastAsia="等线"/>
+          <w:sz w:val="21"/>
+        </w:rPr>
+        <w:t>礼成后，角色与用户默认成为夫妻；重要记忆明确记录这是一场现实中的现代婚礼而不是中式婚礼。情侣空间新增婚书收藏夹，每个角色的每种婚礼只保存一份婚书：重复举办现代婚礼只更新同一份现代婚书，不新增副本；未来中式婚礼可另存一份中式婚书。每次重复礼成仍会生成一条不同的婚后微信，但五星重要记忆不重复。</w:t>
+      </w:r>
+    </w:p>
+    <w:p>
+      <w:pPr>
+        <w:spacing w:after="120" w:line="300" w:lineRule="auto"/>
+      </w:pPr>
+      <w:r>
+        <w:rPr>
+          <w:rFonts w:ascii="等线" w:hAnsi="等线" w:eastAsia="等线"/>
+          <w:sz w:val="21"/>
+        </w:rPr>
+        <w:t>网页与私人 PhoneWeb.bundle 已同步预览代码、六张样片、婚书底图和现代婚礼背景音乐。390×844 自动化实际跑通形式选择、倒计时、角色到时消息、入场卡、完整仪式、重复试玩、夫妻状态及情侣空间重开婚书。当前仍为未发布预览：未提升正式版本、未提交、未推送、未打包；Mac 编译和真实 iPhone 验证尚未完成。</w:t>
+      </w:r>
+    </w:p>
+    <w:p>
+      <w:r>
+        <w:br w:type="page"/>
+      </w:r>
+    </w:p>
+    <w:p>
+      <w:pPr>
+        <w:pStyle w:val="Heading1"/>
+      </w:pPr>
+      <w:r>
+        <w:rPr>
+          <w:rFonts w:ascii="等线" w:hAnsi="等线" w:eastAsia="等线"/>
+          <w:sz w:val="32"/>
+        </w:rPr>
+        <w:t>2026-08-18｜私人 iOS 1.0.101 婚礼模拟与日历预约（网页未发布）</w:t>
+      </w:r>
+    </w:p>
+    <w:p>
+      <w:pPr>
+        <w:spacing w:after="120" w:line="300" w:lineRule="auto"/>
+      </w:pPr>
+      <w:r>
+        <w:rPr>
+          <w:rFonts w:ascii="等线" w:hAnsi="等线" w:eastAsia="等线"/>
+          <w:sz w:val="21"/>
+        </w:rPr>
+        <w:t>私人 iOS 工程构建号提升为 1.0.101（101），共享婚礼资源同步进 PhoneWeb.bundle；网页资源只保留在本地工作区，未部署、未提交、未推送。私人版婚礼入口及所有婚礼邀请卡新增“模拟一次”按钮。模拟会完整运行人物台词、旁白、司仪、三次选择、六幕画面、背景音乐与模拟婚书，但结束时在任何持久写入之前直接返回：不收藏婚书、不写重要记忆、不改变情侣或夫妻关系、不发送婚后微信。</w:t>
+      </w:r>
+    </w:p>
+    <w:p>
+      <w:pPr>
+        <w:spacing w:after="120" w:line="300" w:lineRule="auto"/>
+      </w:pPr>
+      <w:r>
+        <w:rPr>
+          <w:rFonts w:ascii="等线" w:hAnsi="等线" w:eastAsia="等线"/>
+          <w:sz w:val="21"/>
+        </w:rPr>
+        <w:t>日历新增“预约婚礼”类型，可填写结婚日期和分钟级准确时间。保存后由情侣空间绑定角色主动发送固定格式的白色高级玻璃选择卡；用户选择现代婚礼后提前准备台词与画面，并在预约时间到达后由角色发送自然到时话语和可点击入场卡。预约时间同时进入邀请卡、倒计时、婚礼会话与最终婚书日期，避免卡片时间和记忆日期不一致。</w:t>
+      </w:r>
+    </w:p>
+    <w:p>
+      <w:pPr>
+        <w:spacing w:after="120" w:line="300" w:lineRule="auto"/>
+      </w:pPr>
+      <w:r>
+        <w:rPr>
+          <w:rFonts w:ascii="等线" w:hAnsi="等线" w:eastAsia="等线"/>
+          <w:sz w:val="21"/>
+        </w:rPr>
+        <w:t>婚礼权限改为硬绑定情侣空间：婚礼主页、模拟、自动邀请、主动重发、日历预约、样式选择、内容准备、ready 卡打开和礼成写入都只接受情侣空间当前绑定的唯一角色。普通日程仍可由其他角色提醒；其他联系人不能发婚礼卡，也不能通过旧消息 ID 或函数参数绕过。</w:t>
+      </w:r>
+    </w:p>
+    <w:p>
+      <w:pPr>
+        <w:spacing w:after="120" w:line="300" w:lineRule="auto"/>
+      </w:pPr>
+      <w:r>
+        <w:rPr>
+          <w:rFonts w:ascii="等线" w:hAnsi="等线" w:eastAsia="等线"/>
+          <w:sz w:val="21"/>
+        </w:rPr>
+        <w:t>婚礼形式选择卡保持白色高级玻璃样式。现代婚礼的第二张入场卡继续使用白色玻璃；中式婚礼未来开放时，角色发来的第二张入场卡使用红色高级玻璃主题，同样由程序固定渲染以防模型掉格式。当前版本只开放现代婚礼，中式入口及红卡视觉契约已预留，不会误启动现代流程。</w:t>
+      </w:r>
+    </w:p>
+    <w:p>
+      <w:pPr>
+        <w:spacing w:after="120" w:line="300" w:lineRule="auto"/>
+      </w:pPr>
+      <w:r>
+        <w:rPr>
+          <w:rFonts w:ascii="等线" w:hAnsi="等线" w:eastAsia="等线"/>
+          <w:sz w:val="21"/>
+        </w:rPr>
+        <w:t>自动化在 390×844 私人预览中完成全流程模拟，模拟前后婚书数组、情侣状态、角色记忆 ID、五星摘要、关系文本、消息数和婚后消息数完全一致；日历预约事件时间与邀请卡 eventAt 完全一致，非情侣角色发卡返回空。正式婚礼回归仍为一份现代婚书、一份五星记忆、夫妻关系，并在重复礼成后产生不同婚后消息。Mac 编译、签名和真实 iPhone 安装仍未执行。</w:t>
       </w:r>
     </w:p>
     <w:sectPr>

--- a/docs/maintenance/AI开发项目_项目说明文档.docx
+++ b/docs/maintenance/AI开发项目_项目说明文档.docx
@@ -9143,6 +9143,71 @@
           <w:sz w:val="21"/>
         </w:rPr>
         <w:t>自动化在 390×844 私人预览中完成全流程模拟，模拟前后婚书数组、情侣状态、角色记忆 ID、五星摘要、关系文本、消息数和婚后消息数完全一致；日历预约事件时间与邀请卡 eventAt 完全一致，非情侣角色发卡返回空。正式婚礼回归仍为一份现代婚书、一份五星记忆、夫妻关系，并在重复礼成后产生不同婚后消息。Mac 编译、签名和真实 iPhone 安装仍未执行。</w:t>
+      </w:r>
+    </w:p>
+    <w:p>
+      <w:r>
+        <w:br w:type="page"/>
+      </w:r>
+    </w:p>
+    <w:p>
+      <w:pPr>
+        <w:pStyle w:val="Heading1"/>
+      </w:pPr>
+      <w:r>
+        <w:rPr>
+          <w:rFonts w:ascii="等线" w:hAnsi="等线" w:eastAsia="等线"/>
+          <w:sz w:val="32"/>
+        </w:rPr>
+        <w:t>当前交付基线｜网页 v989／私人 iOS 1.0.110 (110)／原生桥 23（2026-08-19）</w:t>
+      </w:r>
+    </w:p>
+    <w:p>
+      <w:pPr>
+        <w:spacing w:after="120" w:line="300" w:lineRule="auto"/>
+      </w:pPr>
+      <w:r>
+        <w:rPr>
+          <w:rFonts w:ascii="等线" w:hAnsi="等线" w:eastAsia="等线"/>
+          <w:sz w:val="21"/>
+        </w:rPr>
+        <w:t>现代与中式婚礼的第一幕现在是整场唯一人物身份基准。第 2～6 幕首次生成、每幕两次自动重试和后续单幕重做均使用第一幕真实图片作为输入参考，锁定同一张脸、五官、发型、发色、发冠与礼服；不再从任意成功章节选参考。</w:t>
+      </w:r>
+    </w:p>
+    <w:p>
+      <w:pPr>
+        <w:spacing w:after="120" w:line="300" w:lineRule="auto"/>
+      </w:pPr>
+      <w:r>
+        <w:rPr>
+          <w:rFonts w:ascii="等线" w:hAnsi="等线" w:eastAsia="等线"/>
+          <w:sz w:val="21"/>
+        </w:rPr>
+        <w:t>线下约会中，已经准备完成的现代或中式婚礼新增“单独重做某一章”。用户可选择六章中的任意一章。每次重做最多三次，旧图直到新图通过动作与人物一致性复核并写入独立缓存后才覆盖；连续失败时原图与其他五章保持不变。第一章重做使用当前旧第一章自身作为参考。</w:t>
+      </w:r>
+    </w:p>
+    <w:p>
+      <w:pPr>
+        <w:spacing w:after="120" w:line="300" w:lineRule="auto"/>
+      </w:pPr>
+      <w:r>
+        <w:rPr>
+          <w:rFonts w:ascii="等线" w:hAnsi="等线" w:eastAsia="等线"/>
+          <w:sz w:val="21"/>
+        </w:rPr>
+        <w:t>整场新生成调整为严格顺序：第一章完成首次生成及必要重试后才开始第二章，以此类推。若生图接口不支持参考图片，后续章节进入重试／预设图安全回退，不再无参考随机生成并冒充同一人物。现代与中式的婚书、关系、两场独立记忆、固定旁白和角色主模型台词逻辑保持不变。</w:t>
+      </w:r>
+    </w:p>
+    <w:p>
+      <w:pPr>
+        <w:spacing w:after="120" w:line="300" w:lineRule="auto"/>
+      </w:pPr>
+      <w:r>
+        <w:rPr>
+          <w:rFonts w:ascii="等线" w:hAnsi="等线" w:eastAsia="等线"/>
+          <w:sz w:val="21"/>
+        </w:rPr>
+        <w:t>当前版本为网页 v989、私人 iOS 1.0.110 (110)、原生桥 23。共享网页与 PhoneWeb.bundle 从同一清单同步；Windows 自动测试、包结构与文档渲染通过后，仍须在 Mac 编译签名，并在真实 iPhone 验证实际生图接口的首幕参考传输、单幕三次尝试、失败保留原图和成功只覆盖所选章节。</w:t>
       </w:r>
     </w:p>
     <w:sectPr>

--- a/docs/maintenance/AI开发项目_项目说明文档.docx
+++ b/docs/maintenance/AI开发项目_项目说明文档.docx
@@ -9208,6 +9208,120 @@
           <w:sz w:val="21"/>
         </w:rPr>
         <w:t>当前版本为网页 v989、私人 iOS 1.0.110 (110)、原生桥 23。共享网页与 PhoneWeb.bundle 从同一清单同步；Windows 自动测试、包结构与文档渲染通过后，仍须在 Mac 编译签名，并在真实 iPhone 验证实际生图接口的首幕参考传输、单幕三次尝试、失败保留原图和成功只覆盖所选章节。</w:t>
+      </w:r>
+    </w:p>
+    <w:p>
+      <w:r>
+        <w:br w:type="page"/>
+      </w:r>
+    </w:p>
+    <w:p>
+      <w:pPr>
+        <w:pStyle w:val="Heading1"/>
+      </w:pPr>
+      <w:r>
+        <w:rPr>
+          <w:rFonts w:ascii="等线" w:hAnsi="等线" w:eastAsia="等线"/>
+          <w:sz w:val="32"/>
+        </w:rPr>
+        <w:t>当前交付基线｜网页 v996／私人 iOS 1.0.117 (117)／原生桥 25（2026-08-20）</w:t>
+      </w:r>
+    </w:p>
+    <w:p>
+      <w:pPr>
+        <w:spacing w:after="120" w:line="300" w:lineRule="auto"/>
+      </w:pPr>
+      <w:r>
+        <w:rPr>
+          <w:rFonts w:ascii="等线" w:hAnsi="等线" w:eastAsia="等线"/>
+          <w:sz w:val="21"/>
+        </w:rPr>
+        <w:t>本版集中修复七类问题：共同生活总结等待持久化；通话睡眠具备真实跨日时长和醒来事件锚点；启动自动任务失败静默退避；视频摄像头识别期间复用原生媒体会话；角色可选择跟随设备、北京时间或全球时区；“我去刷抖音”等自用陈述不再误触发查岗；后台通知、伴生同步和手机号账号迁到独立云。</w:t>
+      </w:r>
+    </w:p>
+    <w:p>
+      <w:pPr>
+        <w:spacing w:after="120" w:line="300" w:lineRule="auto"/>
+      </w:pPr>
+      <w:r>
+        <w:rPr>
+          <w:rFonts w:ascii="等线" w:hAnsi="等线" w:eastAsia="等线"/>
+          <w:sz w:val="21"/>
+        </w:rPr>
+        <w:t>独立云项目为 small-phone-companion-cloud（qvuahlqimcfgeoetosnl，Singapore）。它独占私人账号、伴生 RPC、后台角色任务、APNs 和两个 Edge Functions。旧业务项目 lkhlyfpssmrjkkzhuzag 没有被迁移或覆盖；邀请码项目 lovbzibismsjqvjujilz 继续只承担 phone-license。可复现的 cron 端点迁移为 202608200001。</w:t>
+      </w:r>
+    </w:p>
+    <w:p>
+      <w:pPr>
+        <w:spacing w:after="120" w:line="300" w:lineRule="auto"/>
+      </w:pPr>
+      <w:r>
+        <w:rPr>
+          <w:rFonts w:ascii="等线" w:hAnsi="等线" w:eastAsia="等线"/>
+          <w:sz w:val="21"/>
+        </w:rPr>
+        <w:t>手机号账号支持首次“创建并绑定”和既有“登录并恢复”。登录令牌仅保存在 iPhone Keychain，不返回网页脚本；账号内部以手机号映射的私有邮箱登录，不发送验证码。空云端才自动建立第一份备份；已有备份必须由用户选择保留本机上传或查看后恢复。</w:t>
+      </w:r>
+    </w:p>
+    <w:p>
+      <w:pPr>
+        <w:spacing w:after="120" w:line="300" w:lineRule="auto"/>
+      </w:pPr>
+      <w:r>
+        <w:rPr>
+          <w:rFonts w:ascii="等线" w:hAnsi="等线" w:eastAsia="等线"/>
+          <w:sz w:val="21"/>
+        </w:rPr>
+        <w:t>当前版本为网页 v996、私人 iOS 1.0.117 (117)、原生桥 25。PhoneWeb.bundle 从共享清单重建；Windows 全量回归和文档渲染通过后，仍须在 Mac 打开全新 SmallPhone_v996_SevenFixesIndependentCloud，完成编译签名，并在真实 iPhone 验证手机号首次创建、跨夜醒来、国外时区、摄像头连续识别和前台/后台/锁屏/上划退出通知。</w:t>
+      </w:r>
+    </w:p>
+    <w:p>
+      <w:pPr>
+        <w:pStyle w:val="Heading1"/>
+        <w:pageBreakBefore/>
+      </w:pPr>
+      <w:r>
+        <w:rPr>
+          <w:rFonts w:ascii="等线" w:hAnsi="等线" w:eastAsia="等线"/>
+          <w:sz w:val="32"/>
+        </w:rPr>
+        <w:t>v996 产品边界补充｜网页版不使用伴生功能（2026-08-20）</w:t>
+      </w:r>
+    </w:p>
+    <w:p>
+      <w:pPr>
+        <w:spacing w:after="120" w:line="300" w:lineRule="auto"/>
+      </w:pPr>
+      <w:r>
+        <w:rPr>
+          <w:rFonts w:ascii="等线" w:hAnsi="等线" w:eastAsia="等线"/>
+          <w:sz w:val="21"/>
+        </w:rPr>
+        <w:t>网页版与私人 App 继续复用同一份业务源码，但产品能力已硬分层。网页版当前不显示或使用伴生设备、真实 iPhone 原生控制、手机号私人云账号、APNs 后台通知、角色服务器后台队列和软件使用感知；这些能力只在私人小手机 App 的可信原生桥存在时启用。</w:t>
+      </w:r>
+    </w:p>
+    <w:p>
+      <w:pPr>
+        <w:spacing w:after="120" w:line="300" w:lineRule="auto"/>
+      </w:pPr>
+      <w:r>
+        <w:rPr>
+          <w:rFonts w:ascii="等线" w:hAnsi="等线" w:eastAsia="等线"/>
+          <w:sz w:val="21"/>
+        </w:rPr>
+        <w:t>网页版仍保留自己的普通聊天、电话、主动消息、情侣空间日常、既有查岗和其他网页功能。此次修正不是删除网页版功能，而是阻止网页接触私人伴生云和真实设备事实。即使浏览器保留旧伴生数据，角色提示词、自动背景和动作标签也不会在网页版使用它。</w:t>
+      </w:r>
+    </w:p>
+    <w:p>
+      <w:pPr>
+        <w:spacing w:after="120" w:line="300" w:lineRule="auto"/>
+      </w:pPr>
+      <w:r>
+        <w:rPr>
+          <w:rFonts w:ascii="等线" w:hAnsi="等线" w:eastAsia="等线"/>
+          <w:sz w:val="21"/>
+        </w:rPr>
+        <w:t>当前发布身份不另起版本：网页 v996、私人 iOS 1.0.117 (117)、原生桥 25。PhoneWeb.bundle 已重新从共享清单生成；Windows 全量回归 814/814 通过。Mac 编译和真实 iPhone 验证仍未完成，且不得把 Windows 静态隔离测试写成真机伴生已通过。</w:t>
       </w:r>
     </w:p>
     <w:sectPr>

--- a/docs/maintenance/AI开发项目_项目说明文档.docx
+++ b/docs/maintenance/AI开发项目_项目说明文档.docx
@@ -9322,6 +9322,178 @@
           <w:sz w:val="21"/>
         </w:rPr>
         <w:t>当前发布身份不另起版本：网页 v996、私人 iOS 1.0.117 (117)、原生桥 25。PhoneWeb.bundle 已重新从共享清单生成；Windows 全量回归 814/814 通过。Mac 编译和真实 iPhone 验证仍未完成，且不得把 Windows 静态隔离测试写成真机伴生已通过。</w:t>
+      </w:r>
+    </w:p>
+    <w:p>
+      <w:pPr>
+        <w:pStyle w:val="Heading1"/>
+        <w:pageBreakBefore/>
+      </w:pPr>
+      <w:r>
+        <w:rPr>
+          <w:rFonts w:ascii="等线" w:hAnsi="等线" w:eastAsia="等线"/>
+          <w:sz w:val="32"/>
+        </w:rPr>
+        <w:t>当前交付基线｜网页 v1001／私人 iOS 1.0.122 (122)／原生桥 25（2026-08-20）</w:t>
+      </w:r>
+    </w:p>
+    <w:p>
+      <w:pPr>
+        <w:spacing w:after="120" w:line="300" w:lineRule="auto"/>
+      </w:pPr>
+      <w:r>
+        <w:rPr>
+          <w:rFonts w:ascii="等线" w:hAnsi="等线" w:eastAsia="等线"/>
+          <w:sz w:val="21"/>
+        </w:rPr>
+        <w:t>本版依次修复主动伴生检查、每日必查、朋友圈真实评论、最新角色朋友圈置顶、角色聊天详情页与点击分工、删除角色拍一拍、明确照片朋友圈和远程操控精确定位。后台诊断确认主要故障是刷新命令高频覆盖、临时状态误作长期暂停以及查后无可见投递，不是单一时区问题。</w:t>
+      </w:r>
+    </w:p>
+    <w:p>
+      <w:pPr>
+        <w:spacing w:after="120" w:line="300" w:lineRule="auto"/>
+      </w:pPr>
+      <w:r>
+        <w:rPr>
+          <w:rFonts w:ascii="等线" w:hAnsi="等线" w:eastAsia="等线"/>
+          <w:sz w:val="21"/>
+        </w:rPr>
+        <w:t>网页和私人 App 仍共用业务源码，但真实 iPhone 伴生、APNs、手机号账号、健康与原生控制只在私人 App 可信桥中运行。原生桥协议没有新增能力，所以维持 25；手动解锁同步属于既有安全同步链路内的时机修正。</w:t>
+      </w:r>
+    </w:p>
+    <w:p>
+      <w:pPr>
+        <w:spacing w:after="120" w:line="300" w:lineRule="auto"/>
+      </w:pPr>
+      <w:r>
+        <w:rPr>
+          <w:rFonts w:ascii="等线" w:hAnsi="等线" w:eastAsia="等线"/>
+          <w:sz w:val="21"/>
+        </w:rPr>
+        <w:t>朋友圈评论不会为了界面好看生成假回复；明确要求带照片时会等待真实图片来源。聊天详情页由角色头像进入，消息气泡保留删除等操作。角色拍一拍已删除，真实手机好友群聊拍一拍仍是另一条功能。</w:t>
+      </w:r>
+    </w:p>
+    <w:p>
+      <w:pPr>
+        <w:spacing w:after="120" w:line="300" w:lineRule="auto"/>
+      </w:pPr>
+      <w:r>
+        <w:rPr>
+          <w:rFonts w:ascii="等线" w:hAnsi="等线" w:eastAsia="等线"/>
+          <w:sz w:val="21"/>
+        </w:rPr>
+        <w:t>Windows 自动回归为 849/849。下一步必须在 Mac 解压全新的 v1001 工程，编译签名后用真实 iPhone 验证后台/锁屏/上划退出场景；Windows 结果不能替代真机结论。</w:t>
+      </w:r>
+    </w:p>
+    <w:p>
+      <w:pPr>
+        <w:pStyle w:val="Heading1"/>
+        <w:pageBreakBefore/>
+      </w:pPr>
+      <w:r>
+        <w:rPr>
+          <w:rFonts w:ascii="等线" w:hAnsi="等线" w:eastAsia="等线"/>
+          <w:sz w:val="32"/>
+        </w:rPr>
+        <w:t>当前补丁基线｜网页 v1002／私人 iOS 1.0.123 (123)／原生桥 25（2026-08-20）</w:t>
+      </w:r>
+    </w:p>
+    <w:p>
+      <w:pPr>
+        <w:spacing w:after="120" w:line="300" w:lineRule="auto"/>
+      </w:pPr>
+      <w:r>
+        <w:rPr>
+          <w:rFonts w:ascii="等线" w:hAnsi="等线" w:eastAsia="等线"/>
+          <w:sz w:val="21"/>
+        </w:rPr>
+        <w:t>v1002 在 v1001 主动伴生与微信修复基础上恢复聊天入口分工，并修复共同生活屏幕时间读取完成横幅不结束、回复失败后结果丢失的问题。</w:t>
+      </w:r>
+    </w:p>
+    <w:p>
+      <w:pPr>
+        <w:spacing w:after="120" w:line="300" w:lineRule="auto"/>
+      </w:pPr>
+      <w:r>
+        <w:rPr>
+          <w:rFonts w:ascii="等线" w:hAnsi="等线" w:eastAsia="等线"/>
+          <w:sz w:val="21"/>
+        </w:rPr>
+        <w:t>三个点进入角色资料；角色头像进入聊天详情；消息气泡进入消息操作。屏幕时间读取完成后先收起横幅，再独立生成真实角色反应；失败只重试真实模型。Windows 自动回归 850/850，真机仍待验。</w:t>
+      </w:r>
+    </w:p>
+    <w:p>
+      <w:pPr>
+        <w:pStyle w:val="Heading1"/>
+        <w:pageBreakBefore/>
+      </w:pPr>
+      <w:r>
+        <w:rPr>
+          <w:rFonts w:ascii="等线" w:hAnsi="等线" w:eastAsia="等线"/>
+          <w:sz w:val="32"/>
+        </w:rPr>
+        <w:t>v1002 未提交回复回归热修（2026-08-20）</w:t>
+      </w:r>
+    </w:p>
+    <w:p>
+      <w:pPr>
+        <w:spacing w:after="120" w:line="300" w:lineRule="auto"/>
+      </w:pPr>
+      <w:r>
+        <w:rPr>
+          <w:rFonts w:ascii="等线" w:hAnsi="等线" w:eastAsia="等线"/>
+          <w:sz w:val="21"/>
+        </w:rPr>
+        <w:t>v1000 提交 42a7b1587ce53070d82d38320c79d1941c603a80 是用户确认的最后正常回复基线，也是当前 main／HEAD／origin/main。v1001／v1002 与本热修均在未提交工作区，不得写成正式发布完成。</w:t>
+      </w:r>
+    </w:p>
+    <w:p>
+      <w:pPr>
+        <w:spacing w:after="120" w:line="300" w:lineRule="auto"/>
+      </w:pPr>
+      <w:r>
+        <w:rPr>
+          <w:rFonts w:ascii="等线" w:hAnsi="等线" w:eastAsia="等线"/>
+          <w:sz w:val="21"/>
+        </w:rPr>
+        <w:t>本热修只停止共同生活真实读取失败后的跨重启自动模型重放，并修复读取已占用时手动回复误报模型失败；真实结果继续保留，朋友圈仍只接受真实模型回复。共享 app.js 与私人 PhoneWeb.bundle 已同步本热修相关代码，Windows 完整回归 850／850。Mac 编译和真实 iPhone 验证仍待完成。</w:t>
+      </w:r>
+    </w:p>
+    <w:p>
+      <w:pPr>
+        <w:pStyle w:val="Heading1"/>
+        <w:pageBreakBefore/>
+      </w:pPr>
+      <w:r>
+        <w:rPr>
+          <w:rFonts w:ascii="等线" w:hAnsi="等线" w:eastAsia="等线"/>
+          <w:sz w:val="32"/>
+        </w:rPr>
+        <w:t>当前候选基线｜网页 v1003／私人 iOS 1.0.124 (124)／原生桥 25（2026-08-20）</w:t>
+      </w:r>
+    </w:p>
+    <w:p>
+      <w:pPr>
+        <w:spacing w:after="120" w:line="300" w:lineRule="auto"/>
+      </w:pPr>
+      <w:r>
+        <w:rPr>
+          <w:rFonts w:ascii="等线" w:hAnsi="等线" w:eastAsia="等线"/>
+          <w:sz w:val="21"/>
+        </w:rPr>
+        <w:t>v1003 在 v1001／v1002 功能基础上停止共同生活真实读取失败后的跨重启自动模型重放，修复读取已占用时普通回复误报 API，并把朋友圈挂起回复恢复为真实失败与重试。</w:t>
+      </w:r>
+    </w:p>
+    <w:p>
+      <w:pPr>
+        <w:spacing w:after="120" w:line="300" w:lineRule="auto"/>
+      </w:pPr>
+      <w:r>
+        <w:rPr>
+          <w:rFonts w:ascii="等线" w:hAnsi="等线" w:eastAsia="等线"/>
+          <w:sz w:val="21"/>
+        </w:rPr>
+        <w:t>Windows 完整回归 850／850；PhoneWeb.bundle 必须从共享 manifest 重建。Mac 编译、Apple 签名、普通微信回复速度、朋友圈评论、屏幕时间完成态和旧 retryAt 真机迁移尚未验证。</w:t>
       </w:r>
     </w:p>
     <w:sectPr>

--- a/docs/maintenance/AI开发项目_项目说明文档.docx
+++ b/docs/maintenance/AI开发项目_项目说明文档.docx
@@ -9494,6 +9494,55 @@
           <w:sz w:val="21"/>
         </w:rPr>
         <w:t>Windows 完整回归 850／850；PhoneWeb.bundle 必须从共享 manifest 重建。Mac 编译、Apple 签名、普通微信回复速度、朋友圈评论、屏幕时间完成态和旧 retryAt 真机迁移尚未验证。</w:t>
+      </w:r>
+    </w:p>
+    <w:p>
+      <w:pPr>
+        <w:pStyle w:val="Heading1"/>
+        <w:pageBreakBefore/>
+      </w:pPr>
+      <w:r>
+        <w:rPr>
+          <w:rFonts w:ascii="等线" w:hAnsi="等线" w:eastAsia="等线"/>
+          <w:sz w:val="32"/>
+        </w:rPr>
+        <w:t>当前候选基线｜网页 v1006／私人 iOS 1.0.127 (127)／原生桥 25（2026-08-20）</w:t>
+      </w:r>
+    </w:p>
+    <w:p>
+      <w:pPr>
+        <w:spacing w:after="120" w:line="300" w:lineRule="auto"/>
+      </w:pPr>
+      <w:r>
+        <w:rPr>
+          <w:rFonts w:ascii="等线" w:hAnsi="等线" w:eastAsia="等线"/>
+          <w:sz w:val="21"/>
+        </w:rPr>
+        <w:t>v1006 修复独立云缺少模型线路、私人包装丢失 keepalive 和立即测试只认入队的三段后台故障；服务器现在使用当前角色线路并返回真实任务与 APNs 结果。</w:t>
+      </w:r>
+    </w:p>
+    <w:p>
+      <w:pPr>
+        <w:spacing w:after="120" w:line="300" w:lineRule="auto"/>
+      </w:pPr>
+      <w:r>
+        <w:rPr>
+          <w:rFonts w:ascii="等线" w:hAnsi="等线" w:eastAsia="等线"/>
+          <w:sz w:val="21"/>
+        </w:rPr>
+        <w:t>电话改为相关记忆与有界历史；朋友圈评论保留准确回复目标、有界上下文和一次真实模型请求，失败不伪造。Windows 完整回归 857／857；phone-role-push 已部署并通过安全在线探针。</w:t>
+      </w:r>
+    </w:p>
+    <w:p>
+      <w:pPr>
+        <w:spacing w:after="120" w:line="300" w:lineRule="auto"/>
+      </w:pPr>
+      <w:r>
+        <w:rPr>
+          <w:rFonts w:ascii="等线" w:hAnsi="等线" w:eastAsia="等线"/>
+          <w:sz w:val="21"/>
+        </w:rPr>
+        <w:t>仍待完成：在 Mac 全新解压 SmallPhone_v1006_CallMomentsBackgroundRepair，完成 Xcode 编译／签名，并在真实 iPhone 验证普通聊天、电话声音与字幕、朋友圈评论／重试，以及 App 退到后台后的真实 APNs 通知和返回 App 后的结果提示。</w:t>
       </w:r>
     </w:p>
     <w:sectPr>

--- a/docs/maintenance/AI开发项目_项目说明文档.docx
+++ b/docs/maintenance/AI开发项目_项目说明文档.docx
@@ -9543,6 +9543,67 @@
           <w:sz w:val="21"/>
         </w:rPr>
         <w:t>仍待完成：在 Mac 全新解压 SmallPhone_v1006_CallMomentsBackgroundRepair，完成 Xcode 编译／签名，并在真实 iPhone 验证普通聊天、电话声音与字幕、朋友圈评论／重试，以及 App 退到后台后的真实 APNs 通知和返回 App 后的结果提示。</w:t>
+      </w:r>
+    </w:p>
+    <w:p>
+      <w:pPr>
+        <w:pStyle w:val="Heading1"/>
+        <w:pageBreakBefore/>
+      </w:pPr>
+      <w:r>
+        <w:rPr>
+          <w:rFonts w:ascii="等线" w:hAnsi="等线" w:eastAsia="等线"/>
+          <w:sz w:val="32"/>
+        </w:rPr>
+        <w:t>当前候选基线｜网页 v1007／私人 iOS 1.0.128 (128)／原生桥 25（2026-08-20）</w:t>
+      </w:r>
+    </w:p>
+    <w:p>
+      <w:pPr>
+        <w:spacing w:after="120" w:line="300" w:lineRule="auto"/>
+      </w:pPr>
+      <w:r>
+        <w:rPr>
+          <w:rFonts w:ascii="等线" w:hAnsi="等线" w:eastAsia="等线"/>
+          <w:sz w:val="21"/>
+        </w:rPr>
+        <w:t>v1007 完成独立云 APNs 私钥修复和可观测性加固，真实 iPhone 通知已确认到达；对“通知已到但聊天无消息”增加持久化顺序、本地收件回执和 24 小时真实行补偿。</w:t>
+      </w:r>
+    </w:p>
+    <w:p>
+      <w:pPr>
+        <w:spacing w:after="120" w:line="300" w:lineRule="auto"/>
+      </w:pPr>
+      <w:r>
+        <w:rPr>
+          <w:rFonts w:ascii="等线" w:hAnsi="等线" w:eastAsia="等线"/>
+          <w:sz w:val="21"/>
+        </w:rPr>
+        <w:t>朋友圈评论使用标明说话人的最近 12 轮微信私聊上下文，并明确评论区场景；微信与朋友圈共用内心标签容错隐藏。失败始终只保留真实重试状态，不生成假回复。</w:t>
+      </w:r>
+    </w:p>
+    <w:p>
+      <w:pPr>
+        <w:spacing w:after="120" w:line="300" w:lineRule="auto"/>
+      </w:pPr>
+      <w:r>
+        <w:rPr>
+          <w:rFonts w:ascii="等线" w:hAnsi="等线" w:eastAsia="等线"/>
+          <w:sz w:val="21"/>
+        </w:rPr>
+        <w:t>iOS 专用合成层降压与轮询降耗已加入：保留玻璃颜色和渐变，但 iPhone／私人 App 不再叠加大量背景模糊层；普通状态同步不重复触发重型真实数据读取，隐藏页面不做无效时钟重绘。</w:t>
+      </w:r>
+    </w:p>
+    <w:p>
+      <w:pPr>
+        <w:spacing w:after="120" w:line="300" w:lineRule="auto"/>
+      </w:pPr>
+      <w:r>
+        <w:rPr>
+          <w:rFonts w:ascii="等线" w:hAnsi="等线" w:eastAsia="等线"/>
+          <w:sz w:val="21"/>
+        </w:rPr>
+        <w:t>Windows 完整回归 865／865 通过，私人 PhoneWeb.bundle 已重建。仍待在 Mac 全新解压 SmallPhone_v1007_BackgroundInboxMomentsStabilityRepair，完成编译／签名，并在真实 iPhone 验证后台通知入聊、朋友圈上下文、内心不泄漏、发热和半屏卡顿。</w:t>
       </w:r>
     </w:p>
     <w:sectPr>
